--- a/downloads/teacher/ai-3-week-11.docx
+++ b/downloads/teacher/ai-3-week-11.docx
@@ -2778,6 +2778,396 @@
         <w:t>Create Study Buddy diagram rubrics covering counts, readable labels, containment, order and meaningful arrow direction.</w:t>
       </w:r>
     </w:p>
+    <w:p>
+      <w:pPr>
+        <w:pStyle w:val="Heading1"/>
+      </w:pPr>
+      <w:r>
+        <w:t>07. Prepare, teach and assess</w:t>
+      </w:r>
+    </w:p>
+    <w:p>
+      <w:r>
+        <w:t>Teaching target: Explain the mechanism and terminology of image generation and provenance</w:t>
+      </w:r>
+    </w:p>
+    <w:p>
+      <w:r>
+        <w:t>Prepare the labelled worked-case picture, the matching workbook, fictional input cards and a place for individual responses. No paid AI account is required for the paper reasoning activities.</w:t>
+      </w:r>
+    </w:p>
+    <w:tbl>
+      <w:tblPr>
+        <w:tblStyle w:val="LightShading-Accent1"/>
+        <w:tblW w:type="auto" w:w="0"/>
+        <w:tblLook w:firstColumn="1" w:firstRow="1" w:lastColumn="0" w:lastRow="0" w:noHBand="0" w:noVBand="1" w:val="04A0"/>
+      </w:tblPr>
+      <w:tblGrid>
+        <w:gridCol w:w="3408"/>
+        <w:gridCol w:w="3408"/>
+        <w:gridCol w:w="3408"/>
+      </w:tblGrid>
+      <w:tr>
+        <w:trPr>
+          <w:tblHeader/>
+        </w:trPr>
+        <w:tc>
+          <w:tcPr>
+            <w:tcW w:type="dxa" w:w="3408"/>
+          </w:tcPr>
+          <w:p>
+            <w:r>
+              <w:t>Session</w:t>
+            </w:r>
+          </w:p>
+        </w:tc>
+        <w:tc>
+          <w:tcPr>
+            <w:tcW w:type="dxa" w:w="3408"/>
+          </w:tcPr>
+          <w:p>
+            <w:r>
+              <w:t>Plan</w:t>
+            </w:r>
+          </w:p>
+        </w:tc>
+        <w:tc>
+          <w:tcPr>
+            <w:tcW w:type="dxa" w:w="3408"/>
+          </w:tcPr>
+          <w:p>
+            <w:r>
+              <w:t>Resources</w:t>
+            </w:r>
+          </w:p>
+        </w:tc>
+      </w:tr>
+      <w:tr>
+        <w:tc>
+          <w:tcPr>
+            <w:tcW w:type="dxa" w:w="3408"/>
+          </w:tcPr>
+          <w:p>
+            <w:r>
+              <w:t>Session 1 · Understand · 45 min</w:t>
+            </w:r>
+          </w:p>
+        </w:tc>
+        <w:tc>
+          <w:tcPr>
+            <w:tcW w:type="dxa" w:w="3408"/>
+          </w:tcPr>
+          <w:p>
+            <w:r>
+              <w:t>0–7: recall and prerequisite; 7–15: inspect the concrete case and predict; 15–30: teacher models the worked trace; 30–40: learners explain a step using the text and visual; 40–45: check the core idea.</w:t>
+            </w:r>
+          </w:p>
+        </w:tc>
+        <w:tc>
+          <w:tcPr>
+            <w:tcW w:type="dxa" w:w="3408"/>
+          </w:tcPr>
+          <w:p>
+            <w:r>
+              <w:t>Sections 1–6; record the brief recall in the workbook.</w:t>
+            </w:r>
+          </w:p>
+        </w:tc>
+      </w:tr>
+      <w:tr>
+        <w:tc>
+          <w:tcPr>
+            <w:tcW w:type="dxa" w:w="3408"/>
+          </w:tcPr>
+          <w:p>
+            <w:r>
+              <w:t>Session 2 · Practise · 45 min</w:t>
+            </w:r>
+          </w:p>
+        </w:tc>
+        <w:tc>
+          <w:tcPr>
+            <w:tcW w:type="dxa" w:w="3408"/>
+          </w:tcPr>
+          <w:p>
+            <w:r>
+              <w:t>0–5: retrieve the procedure; 5–15: W2 completion practice; 15–23: explain and check with a partner; 23–30: each learner answers the misconception check; 30–40: targeted reteaching or a harder variation; 40–45: prepare the investigation.</w:t>
+            </w:r>
+          </w:p>
+        </w:tc>
+        <w:tc>
+          <w:tcPr>
+            <w:tcW w:type="dxa" w:w="3408"/>
+          </w:tcPr>
+          <w:p>
+            <w:r>
+              <w:t>Sections 7–10; use the matching workbook W2 and misconception check.</w:t>
+            </w:r>
+          </w:p>
+        </w:tc>
+      </w:tr>
+      <w:tr>
+        <w:tc>
+          <w:tcPr>
+            <w:tcW w:type="dxa" w:w="3408"/>
+          </w:tcPr>
+          <w:p>
+            <w:r>
+              <w:t>Session 3 · Investigate and transfer · 45 min</w:t>
+            </w:r>
+          </w:p>
+        </w:tc>
+        <w:tc>
+          <w:tcPr>
+            <w:tcW w:type="dxa" w:w="3408"/>
+          </w:tcPr>
+          <w:p>
+            <w:r>
+              <w:t>0–5: retrieve the decision rule; 5–20: investigate or trace; 20–30: start the independent case; 30–38: connect the project; 38–43: act on feedback; 43–45: plan the return check.</w:t>
+            </w:r>
+          </w:p>
+        </w:tc>
+        <w:tc>
+          <w:tcPr>
+            <w:tcW w:type="dxa" w:w="3408"/>
+          </w:tcPr>
+          <w:p>
+            <w:r>
+              <w:t>Sections 9 and 11–14. Give extra time to finish the full task set; use Section 15 when the week includes a coding lab.</w:t>
+            </w:r>
+          </w:p>
+        </w:tc>
+      </w:tr>
+    </w:tbl>
+    <w:p>
+      <w:r>
+        <w:t>Before class, solve the supported practice: A fictional poster requires exactly three labelled circles. Generated image shows four circles and one unreadable label. A caption calls it a photograph of a real lesson. Show the intermediate steps and give the conclusion with its scope.</w:t>
+      </w:r>
+    </w:p>
+    <w:p>
+      <w:r>
+        <w:t>Reasoned practice answer: Teacher explanation: It fails count and label criteria; the photograph claim is unsupported. Record it as a generated fictional illustration and revise or reject before use.</w:t>
+      </w:r>
+    </w:p>
+    <w:p>
+      <w:r>
+        <w:t>Check every learner before discussion: Use the worked case for Image generation and provenance. Proposed explanation: “The worked result establishes every future case”. Decide whether this explanation is supported. Point to the step or supplied fact that decides; explain your repair if needed.</w:t>
+      </w:r>
+    </w:p>
+    <w:p>
+      <w:r>
+        <w:t>Misconception repair: Provenance tracks production history; it does not prove the content is accurate or establish every legal permission.</w:t>
+      </w:r>
+    </w:p>
+    <w:p>
+      <w:r>
+        <w:t>Support: read the exact case aloud, enlarge the labelled picture, supply input cards and model only the first deciding step. Accept a spoken explanation or drawing; retain the reasoning goal.</w:t>
+      </w:r>
+    </w:p>
+    <w:p>
+      <w:r>
+        <w:t>Extension: Move bottles left of the beaker but keep the arrow pointing from beaker toward bottles. Require a prediction and a reason before comparing. Expected result: Position now passes; arrow direction still fails. Reason: Changing object placement does not automatically reverse an arrow’s semantic source and destination.</w:t>
+      </w:r>
+    </w:p>
+    <w:p>
+      <w:r>
+        <w:t>Independent assessment: withhold the reserved answer until the learner has attempted the new case. Record support separately from correctness.</w:t>
+      </w:r>
+    </w:p>
+    <w:tbl>
+      <w:tblPr>
+        <w:tblStyle w:val="LightShading-Accent1"/>
+        <w:tblW w:type="auto" w:w="0"/>
+        <w:tblLook w:firstColumn="1" w:firstRow="1" w:lastColumn="0" w:lastRow="0" w:noHBand="0" w:noVBand="1" w:val="04A0"/>
+      </w:tblPr>
+      <w:tblGrid>
+        <w:gridCol w:w="2556"/>
+        <w:gridCol w:w="2556"/>
+        <w:gridCol w:w="2556"/>
+        <w:gridCol w:w="2556"/>
+      </w:tblGrid>
+      <w:tr>
+        <w:trPr>
+          <w:tblHeader/>
+        </w:trPr>
+        <w:tc>
+          <w:tcPr>
+            <w:tcW w:type="dxa" w:w="2556"/>
+          </w:tcPr>
+          <w:p>
+            <w:r>
+              <w:t>Criterion</w:t>
+            </w:r>
+          </w:p>
+        </w:tc>
+        <w:tc>
+          <w:tcPr>
+            <w:tcW w:type="dxa" w:w="2556"/>
+          </w:tcPr>
+          <w:p>
+            <w:r>
+              <w:t>Not yet</w:t>
+            </w:r>
+          </w:p>
+        </w:tc>
+        <w:tc>
+          <w:tcPr>
+            <w:tcW w:type="dxa" w:w="2556"/>
+          </w:tcPr>
+          <w:p>
+            <w:r>
+              <w:t>With support</w:t>
+            </w:r>
+          </w:p>
+        </w:tc>
+        <w:tc>
+          <w:tcPr>
+            <w:tcW w:type="dxa" w:w="2556"/>
+          </w:tcPr>
+          <w:p>
+            <w:r>
+              <w:t>Independent</w:t>
+            </w:r>
+          </w:p>
+        </w:tc>
+      </w:tr>
+      <w:tr>
+        <w:tc>
+          <w:tcPr>
+            <w:tcW w:type="dxa" w:w="2556"/>
+          </w:tcPr>
+          <w:p>
+            <w:r>
+              <w:t>Explanation</w:t>
+            </w:r>
+          </w:p>
+        </w:tc>
+        <w:tc>
+          <w:tcPr>
+            <w:tcW w:type="dxa" w:w="2556"/>
+          </w:tcPr>
+          <w:p>
+            <w:r>
+              <w:t>Names an answer without a deciding fact</w:t>
+            </w:r>
+          </w:p>
+        </w:tc>
+        <w:tc>
+          <w:tcPr>
+            <w:tcW w:type="dxa" w:w="2556"/>
+          </w:tcPr>
+          <w:p>
+            <w:r>
+              <w:t>Uses a hint to link fact and decision</w:t>
+            </w:r>
+          </w:p>
+        </w:tc>
+        <w:tc>
+          <w:tcPr>
+            <w:tcW w:type="dxa" w:w="2556"/>
+          </w:tcPr>
+          <w:p>
+            <w:r>
+              <w:t>Explains the deciding fact in own words</w:t>
+            </w:r>
+          </w:p>
+        </w:tc>
+      </w:tr>
+      <w:tr>
+        <w:tc>
+          <w:tcPr>
+            <w:tcW w:type="dxa" w:w="2556"/>
+          </w:tcPr>
+          <w:p>
+            <w:r>
+              <w:t>Trace or test</w:t>
+            </w:r>
+          </w:p>
+        </w:tc>
+        <w:tc>
+          <w:tcPr>
+            <w:tcW w:type="dxa" w:w="2556"/>
+          </w:tcPr>
+          <w:p>
+            <w:r>
+              <w:t>Cannot connect input and result</w:t>
+            </w:r>
+          </w:p>
+        </w:tc>
+        <w:tc>
+          <w:tcPr>
+            <w:tcW w:type="dxa" w:w="2556"/>
+          </w:tcPr>
+          <w:p>
+            <w:r>
+              <w:t>Completes steps with prompts</w:t>
+            </w:r>
+          </w:p>
+        </w:tc>
+        <w:tc>
+          <w:tcPr>
+            <w:tcW w:type="dxa" w:w="2556"/>
+          </w:tcPr>
+          <w:p>
+            <w:r>
+              <w:t>Traces or tests a changed case accurately</w:t>
+            </w:r>
+          </w:p>
+        </w:tc>
+      </w:tr>
+      <w:tr>
+        <w:tc>
+          <w:tcPr>
+            <w:tcW w:type="dxa" w:w="2556"/>
+          </w:tcPr>
+          <w:p>
+            <w:r>
+              <w:t>Limits and revision</w:t>
+            </w:r>
+          </w:p>
+        </w:tc>
+        <w:tc>
+          <w:tcPr>
+            <w:tcW w:type="dxa" w:w="2556"/>
+          </w:tcPr>
+          <w:p>
+            <w:r>
+              <w:t>Claims more than evidence supports</w:t>
+            </w:r>
+          </w:p>
+        </w:tc>
+        <w:tc>
+          <w:tcPr>
+            <w:tcW w:type="dxa" w:w="2556"/>
+          </w:tcPr>
+          <w:p>
+            <w:r>
+              <w:t>Names a limit after a prompt</w:t>
+            </w:r>
+          </w:p>
+        </w:tc>
+        <w:tc>
+          <w:tcPr>
+            <w:tcW w:type="dxa" w:w="2556"/>
+          </w:tcPr>
+          <w:p>
+            <w:r>
+              <w:t>States a defensible limit and useful next test</w:t>
+            </w:r>
+          </w:p>
+        </w:tc>
+      </w:tr>
+    </w:tbl>
+    <w:p>
+      <w:r>
+        <w:t>Project checkpoint: Make a transparent first version. Keep a trace of how one input becomes an output; explain the rule or learned component.</w:t>
+      </w:r>
+    </w:p>
+    <w:p>
+      <w:r>
+        <w:t>Use the weekly teacher answer for topic-specific reasoning. A saved progress tick is an activity record; judge mastery from the learner’s explanation and evidence.</w:t>
+      </w:r>
+    </w:p>
     <w:sectPr>
       <w:pgSz w:w="12240" w:h="15840"/>
       <w:pgMar w:top="936" w:right="1008" w:bottom="936" w:left="1008" w:header="720" w:footer="720" w:gutter="0"/>

--- a/downloads/teacher/ai-3-week-11.docx
+++ b/downloads/teacher/ai-3-week-11.docx
@@ -3168,6 +3168,39 @@
         <w:t>Use the weekly teacher answer for topic-specific reasoning. A saved progress tick is an activity record; judge mastery from the learner’s explanation and evidence.</w:t>
       </w:r>
     </w:p>
+    <w:p>
+      <w:pPr>
+        <w:pStyle w:val="Heading1"/>
+      </w:pPr>
+      <w:r>
+        <w:t>08. Use feedback, labs and repair paths</w:t>
+      </w:r>
+    </w:p>
+    <w:p>
+      <w:r>
+        <w:t>Use the two formative questions as supported practice, not as independent mastery scores. Discuss the deciding evidence rather than accepting a guessed selection.</w:t>
+      </w:r>
+    </w:p>
+    <w:p>
+      <w:r>
+        <w:t>The feedback comes from the reviewed public worked case. Do not reveal the separately reserved independent teacher answer until the learner has attempted that case.</w:t>
+      </w:r>
+    </w:p>
+    <w:p>
+      <w:r>
+        <w:t>Ask students to predict before running code. Preserve errors and actual outputs; collect a changed test and an explanation. The branch-boundary and indexing lessons deliberately include failure cases.</w:t>
+      </w:r>
+    </w:p>
+    <w:p>
+      <w:r>
+        <w:t>Use the earlier worked-explanation links to address a specific missing building block, then return to the current question. Adapt this suggestion after observing the learner; it is not an automatic diagnosis.</w:t>
+      </w:r>
+    </w:p>
+    <w:p>
+      <w:r>
+        <w:t>Collect the completed-work portfolio as evidence. Record support separately from correctness, and assess explanation, trace/test and limitations. Progress ticks and quiz selections alone do not establish mastery.</w:t>
+      </w:r>
+    </w:p>
     <w:sectPr>
       <w:pgSz w:w="12240" w:h="15840"/>
       <w:pgMar w:top="936" w:right="1008" w:bottom="936" w:left="1008" w:header="720" w:footer="720" w:gutter="0"/>

--- a/downloads/teacher/ai-3-week-11.docx
+++ b/downloads/teacher/ai-3-week-11.docx
@@ -29,6 +29,11 @@
       </w:r>
     </w:p>
     <w:p>
+      <w:r>
+        <w:t>Prepare Visual Composition: check the target, prerequisites, resources and adaptable teaching schedule.</w:t>
+      </w:r>
+    </w:p>
+    <w:p>
       <w:pPr>
         <w:pStyle w:val="Heading3"/>
       </w:pPr>
@@ -37,8 +42,32 @@
       </w:r>
     </w:p>
     <w:p>
-      <w:r>
-        <w:t>Primary target: Explain the mechanism and terminology of image generation and provenance</w:t>
+      <w:pPr>
+        <w:spacing w:line="336" w:lineRule="auto" w:after="180"/>
+      </w:pPr>
+      <w:r>
+        <w:rPr>
+          <w:b w:val="0"/>
+        </w:rPr>
+        <w:t xml:space="preserve">Primary target: Explain the </w:t>
+      </w:r>
+      <w:r>
+        <w:rPr>
+          <w:b/>
+        </w:rPr>
+        <w:t>mechanism</w:t>
+      </w:r>
+      <w:r>
+        <w:rPr>
+          <w:b w:val="0"/>
+        </w:rPr>
+        <w:t xml:space="preserve"> and terminology of image generation and </w:t>
+      </w:r>
+      <w:r>
+        <w:rPr>
+          <w:b/>
+        </w:rPr>
+        <w:t>provenance</w:t>
       </w:r>
     </w:p>
     <w:tbl>
@@ -185,12 +214,47 @@
       </w:tr>
     </w:tbl>
     <w:p>
-      <w:r>
-        <w:t>This is a starting allocation of 135 minutes, not a validated duration. Preserve all named topics. Schedule extra time for connected examples, the full investigation, independent cases and project building. Repeated copies of a case share one recorded attempt; they are not new evidence.</w:t>
-      </w:r>
-    </w:p>
-    <w:p>
-      <w:r>
+      <w:pPr>
+        <w:spacing w:line="336" w:lineRule="auto" w:after="180"/>
+      </w:pPr>
+      <w:r>
+        <w:rPr>
+          <w:b w:val="0"/>
+        </w:rPr>
+        <w:t>This is a starting allocation of 135 minutes, not a validated duration. Preserve all named topics. Schedule extra time for connected examples, the full investigation, independent cases and project building.</w:t>
+      </w:r>
+    </w:p>
+    <w:p>
+      <w:pPr>
+        <w:spacing w:line="336" w:lineRule="auto" w:after="180"/>
+      </w:pPr>
+      <w:r>
+        <w:rPr>
+          <w:b w:val="0"/>
+        </w:rPr>
+        <w:t xml:space="preserve">Repeated copies of a case share one recorded attempt; they are not new </w:t>
+      </w:r>
+      <w:r>
+        <w:rPr>
+          <w:b/>
+        </w:rPr>
+        <w:t>evidence</w:t>
+      </w:r>
+      <w:r>
+        <w:rPr>
+          <w:b w:val="0"/>
+        </w:rPr>
+        <w:t>.</w:t>
+      </w:r>
+    </w:p>
+    <w:p>
+      <w:pPr>
+        <w:spacing w:line="336" w:lineRule="auto" w:after="180"/>
+      </w:pPr>
+      <w:r>
+        <w:rPr>
+          <w:b w:val="0"/>
+        </w:rPr>
         <w:t>Case exposure check: this source example appears in ai-3/10, ai-3/11. Reuse a familiar case for recall or modelling; verify that the case used to assess transfer has not already received feedback.</w:t>
       </w:r>
     </w:p>
@@ -211,18 +275,100 @@
       </w:r>
     </w:p>
     <w:p>
-      <w:r>
+      <w:pPr>
+        <w:spacing w:line="336" w:lineRule="auto" w:after="180"/>
+      </w:pPr>
+      <w:r>
+        <w:rPr>
+          <w:b w:val="0"/>
+        </w:rPr>
         <w:t>Without opening the old lesson, explain one key idea from Image Generation Models. Give an example and a mistake that the idea helps you avoid.</w:t>
       </w:r>
     </w:p>
     <w:p>
-      <w:r>
-        <w:t>Look for: Explain the mechanism and terminology of image generation and provenance</w:t>
-      </w:r>
-    </w:p>
-    <w:p>
-      <w:r>
-        <w:t>Reference example, not the only acceptable wording: Teacher explanation: An image generator constructs an output from learned patterns and a specification. A generated picture is not a record that the depicted event occurred. Keep a provenance record containing specification, tool/version when known, generation date, edits, permissions and intended use. Label fictional imagery. Inspect visual requirements and avoid inferring identity or event authenticity from appearance.</w:t>
+      <w:pPr>
+        <w:spacing w:line="336" w:lineRule="auto" w:after="180"/>
+      </w:pPr>
+      <w:r>
+        <w:rPr>
+          <w:b w:val="0"/>
+        </w:rPr>
+        <w:t xml:space="preserve">Look for: Explain the </w:t>
+      </w:r>
+      <w:r>
+        <w:rPr>
+          <w:b/>
+        </w:rPr>
+        <w:t>mechanism</w:t>
+      </w:r>
+      <w:r>
+        <w:rPr>
+          <w:b w:val="0"/>
+        </w:rPr>
+        <w:t xml:space="preserve"> and terminology of image generation and </w:t>
+      </w:r>
+      <w:r>
+        <w:rPr>
+          <w:b/>
+        </w:rPr>
+        <w:t>provenance</w:t>
+      </w:r>
+    </w:p>
+    <w:p>
+      <w:pPr>
+        <w:spacing w:line="336" w:lineRule="auto" w:after="180"/>
+      </w:pPr>
+      <w:r>
+        <w:rPr>
+          <w:b w:val="0"/>
+        </w:rPr>
+        <w:t xml:space="preserve">Reference example, not the only acceptable wording: Teacher explanation: An image generator constructs an </w:t>
+      </w:r>
+      <w:r>
+        <w:rPr>
+          <w:b/>
+        </w:rPr>
+        <w:t>output</w:t>
+      </w:r>
+      <w:r>
+        <w:rPr>
+          <w:b w:val="0"/>
+        </w:rPr>
+        <w:t xml:space="preserve"> from learned patterns and a specification. A generated picture is not a record that the depicted event occurred.</w:t>
+      </w:r>
+    </w:p>
+    <w:p>
+      <w:pPr>
+        <w:spacing w:line="336" w:lineRule="auto" w:after="180"/>
+      </w:pPr>
+      <w:r>
+        <w:rPr>
+          <w:b w:val="0"/>
+        </w:rPr>
+        <w:t xml:space="preserve">Keep a </w:t>
+      </w:r>
+      <w:r>
+        <w:rPr>
+          <w:b/>
+        </w:rPr>
+        <w:t>provenance</w:t>
+      </w:r>
+      <w:r>
+        <w:rPr>
+          <w:b w:val="0"/>
+        </w:rPr>
+        <w:t xml:space="preserve"> record containing specification, tool/version when known, generation date, edits, permissions and intended use. Label fictional imagery.</w:t>
+      </w:r>
+    </w:p>
+    <w:p>
+      <w:pPr>
+        <w:spacing w:line="336" w:lineRule="auto" w:after="180"/>
+      </w:pPr>
+      <w:r>
+        <w:rPr>
+          <w:b w:val="0"/>
+        </w:rPr>
+        <w:t>Inspect visual requirements and avoid inferring identity or event authenticity from appearance.</w:t>
       </w:r>
     </w:p>
     <w:p>
@@ -234,18 +380,59 @@
       </w:r>
     </w:p>
     <w:p>
-      <w:r>
-        <w:t>Without opening the old lesson, explain one key idea from Structured Output and Schemas. Give an example and a mistake that the idea helps you avoid.</w:t>
-      </w:r>
-    </w:p>
-    <w:p>
-      <w:r>
+      <w:pPr>
+        <w:spacing w:line="336" w:lineRule="auto" w:after="180"/>
+      </w:pPr>
+      <w:r>
+        <w:rPr>
+          <w:b w:val="0"/>
+        </w:rPr>
+        <w:t xml:space="preserve">Without opening the old lesson, explain one key idea from Structured </w:t>
+      </w:r>
+      <w:r>
+        <w:rPr>
+          <w:b/>
+        </w:rPr>
+        <w:t>Output</w:t>
+      </w:r>
+      <w:r>
+        <w:rPr>
+          <w:b w:val="0"/>
+        </w:rPr>
+        <w:t xml:space="preserve"> and Schemas. Give an example and a mistake that the idea helps you avoid.</w:t>
+      </w:r>
+    </w:p>
+    <w:p>
+      <w:pPr>
+        <w:spacing w:line="336" w:lineRule="auto" w:after="180"/>
+      </w:pPr>
+      <w:r>
+        <w:rPr>
+          <w:b w:val="0"/>
+        </w:rPr>
         <w:t>Look for: Separate JSON parsing, schema validation and source support checks</w:t>
       </w:r>
     </w:p>
     <w:p>
-      <w:r>
-        <w:t>Reference example, not the only acceptable wording: Teacher explanation: Parsing establishes grammatical JSON; schema checks enforce fields/types/conditional rules; semantic checks match the claims to sources and domain meaning. None alone establishes all three.</w:t>
+      <w:pPr>
+        <w:spacing w:line="336" w:lineRule="auto" w:after="180"/>
+      </w:pPr>
+      <w:r>
+        <w:rPr>
+          <w:b w:val="0"/>
+        </w:rPr>
+        <w:t>Reference example, not the only acceptable wording: Teacher explanation: Parsing establishes grammatical JSON; schema checks enforce fields/types/conditional rules; semantic checks match the claims to sources and domain meaning.</w:t>
+      </w:r>
+    </w:p>
+    <w:p>
+      <w:pPr>
+        <w:spacing w:line="336" w:lineRule="auto" w:after="180"/>
+      </w:pPr>
+      <w:r>
+        <w:rPr>
+          <w:b w:val="0"/>
+        </w:rPr>
+        <w:t>None alone establishes all three.</w:t>
       </w:r>
     </w:p>
     <w:p>
@@ -257,22 +444,57 @@
       </w:r>
     </w:p>
     <w:p>
-      <w:r>
+      <w:pPr>
+        <w:spacing w:line="336" w:lineRule="auto" w:after="180"/>
+      </w:pPr>
+      <w:r>
+        <w:rPr>
+          <w:b w:val="0"/>
+        </w:rPr>
         <w:t>Without opening the old lesson, explain one key idea from Prompt as a Contract. Give an example and a mistake that the idea helps you avoid.</w:t>
       </w:r>
     </w:p>
     <w:p>
-      <w:r>
+      <w:pPr>
+        <w:spacing w:line="336" w:lineRule="auto" w:after="180"/>
+      </w:pPr>
+      <w:r>
+        <w:rPr>
+          <w:b w:val="0"/>
+        </w:rPr>
         <w:t>Look for: Write a prompt specification with observable response criteria</w:t>
       </w:r>
     </w:p>
     <w:p>
-      <w:r>
-        <w:t>Reference example, not the only acceptable wording: Teacher explanation: Fields status,room,capacity,source_ids. Status supported or needs_review. supported requires matching current approval and current capacity for the same room; no unresolved conflict.</w:t>
-      </w:r>
-    </w:p>
-    <w:p>
-      <w:r>
+      <w:pPr>
+        <w:spacing w:line="336" w:lineRule="auto" w:after="180"/>
+      </w:pPr>
+      <w:r>
+        <w:rPr>
+          <w:b w:val="0"/>
+        </w:rPr>
+        <w:t>Reference example, not the only acceptable wording: Teacher explanation: Fields status,room,capacity,source_ids.</w:t>
+      </w:r>
+    </w:p>
+    <w:p>
+      <w:pPr>
+        <w:spacing w:line="336" w:lineRule="auto" w:after="180"/>
+      </w:pPr>
+      <w:r>
+        <w:rPr>
+          <w:b w:val="0"/>
+        </w:rPr>
+        <w:t>Status supported or needs_review. supported requires matching current approval and current capacity for the same room; no unresolved conflict.</w:t>
+      </w:r>
+    </w:p>
+    <w:p>
+      <w:pPr>
+        <w:spacing w:line="336" w:lineRule="auto" w:after="180"/>
+      </w:pPr>
+      <w:r>
+        <w:rPr>
+          <w:b w:val="0"/>
+        </w:rPr>
         <w:t>Use the student module and workbook section with this exact week title. The worked case, independent question and answers below form one aligned lesson sequence.</w:t>
       </w:r>
     </w:p>
@@ -285,7 +507,13 @@
       </w:r>
     </w:p>
     <w:p>
-      <w:r>
+      <w:pPr>
+        <w:spacing w:line="336" w:lineRule="auto" w:after="180"/>
+      </w:pPr>
+      <w:r>
+        <w:rPr>
+          <w:b w:val="0"/>
+        </w:rPr>
         <w:t>An image brief requires two trees, a bench between them and the sun upper-right. A result has all objects but the bench is left of both trees. Write a spatial test that detects this.</w:t>
       </w:r>
     </w:p>
@@ -298,8 +526,56 @@
       </w:r>
     </w:p>
     <w:p>
-      <w:r>
-        <w:t>Subject, setting, framing, relationships, and constraints shape an image request.</w:t>
+      <w:pPr>
+        <w:spacing w:line="336" w:lineRule="auto" w:after="180"/>
+      </w:pPr>
+      <w:r>
+        <w:rPr>
+          <w:b/>
+        </w:rPr>
+        <w:t>Subject</w:t>
+      </w:r>
+      <w:r>
+        <w:rPr>
+          <w:b w:val="0"/>
+        </w:rPr>
+        <w:t xml:space="preserve">, </w:t>
+      </w:r>
+      <w:r>
+        <w:rPr>
+          <w:b/>
+        </w:rPr>
+        <w:t>setting</w:t>
+      </w:r>
+      <w:r>
+        <w:rPr>
+          <w:b w:val="0"/>
+        </w:rPr>
+        <w:t xml:space="preserve">, </w:t>
+      </w:r>
+      <w:r>
+        <w:rPr>
+          <w:b/>
+        </w:rPr>
+        <w:t>framing</w:t>
+      </w:r>
+      <w:r>
+        <w:rPr>
+          <w:b w:val="0"/>
+        </w:rPr>
+        <w:t xml:space="preserve">, </w:t>
+      </w:r>
+      <w:r>
+        <w:rPr>
+          <w:b/>
+        </w:rPr>
+        <w:t>relationship</w:t>
+      </w:r>
+      <w:r>
+        <w:rPr>
+          <w:b w:val="0"/>
+        </w:rPr>
+        <w:t>s, and constraints shape an image request.</w:t>
       </w:r>
     </w:p>
     <w:tbl>
@@ -435,12 +711,38 @@
       </w:r>
     </w:p>
     <w:p>
-      <w:r>
+      <w:pPr>
+        <w:spacing w:line="336" w:lineRule="auto" w:after="180"/>
+      </w:pPr>
+      <w:r>
+        <w:rPr>
+          <w:b w:val="0"/>
+        </w:rPr>
         <w:t>Use the supplied scenario, student illustrations and blank paper. For numeric work, offer counters or a calculator after learners show the setup. Fictional records are supplied; personal data and paid accounts are unnecessary.</w:t>
       </w:r>
     </w:p>
     <w:p>
-      <w:r>
+      <w:pPr>
+        <w:pStyle w:val="Heading3"/>
+      </w:pPr>
+      <w:r>
+        <w:t>Alternative compact allocation</w:t>
+      </w:r>
+    </w:p>
+    <w:p>
+      <w:r>
+        <w:t>This compact option is not the full-week schedule. Use the main teaching cycle and allow extra sessions for the investigation, independent work and project.</w:t>
+      </w:r>
+    </w:p>
+    <w:p>
+      <w:pPr>
+        <w:spacing w:line="336" w:lineRule="auto" w:after="180"/>
+        <w:shd w:fill="F1F6F8"/>
+      </w:pPr>
+      <w:r>
+        <w:rPr>
+          <w:b w:val="0"/>
+        </w:rPr>
         <w:t>Allow 80 minutes: recall 8; explanation 12; worked demonstration 15; guided practice 20; independent assessment 15; project and reflection 10. Extend the lab into a second session when needed.</w:t>
       </w:r>
     </w:p>
@@ -453,8 +755,72 @@
       </w:r>
     </w:p>
     <w:p>
-      <w:r>
-        <w:t>Two 45-minute sessions. An image generator constructs an output from learned patterns and a specification. A generated picture is not a record that the depicted event occurred. Use the supplied constructed scenarios to make the mechanism inspectable. Collect W4 before sharing solutions. Students should name intermediate evidence and limitations; classroom pacing and learning effectiveness remain unvalidated.</w:t>
+      <w:pPr>
+        <w:spacing w:line="336" w:lineRule="auto" w:after="180"/>
+      </w:pPr>
+      <w:r>
+        <w:rPr>
+          <w:b w:val="0"/>
+        </w:rPr>
+        <w:t xml:space="preserve">Two 45-minute sessions. An image generator constructs an </w:t>
+      </w:r>
+      <w:r>
+        <w:rPr>
+          <w:b/>
+        </w:rPr>
+        <w:t>output</w:t>
+      </w:r>
+      <w:r>
+        <w:rPr>
+          <w:b w:val="0"/>
+        </w:rPr>
+        <w:t xml:space="preserve"> from learned patterns and a specification. A generated picture is not a record that the depicted event occurred.</w:t>
+      </w:r>
+    </w:p>
+    <w:p>
+      <w:pPr>
+        <w:spacing w:line="336" w:lineRule="auto" w:after="180"/>
+      </w:pPr>
+      <w:r>
+        <w:rPr>
+          <w:b w:val="0"/>
+        </w:rPr>
+        <w:t xml:space="preserve">Use the supplied constructed scenarios to make the </w:t>
+      </w:r>
+      <w:r>
+        <w:rPr>
+          <w:b/>
+        </w:rPr>
+        <w:t>mechanism</w:t>
+      </w:r>
+      <w:r>
+        <w:rPr>
+          <w:b w:val="0"/>
+        </w:rPr>
+        <w:t xml:space="preserve"> inspectable. Collect W4 before sharing solutions.</w:t>
+      </w:r>
+    </w:p>
+    <w:p>
+      <w:pPr>
+        <w:spacing w:line="336" w:lineRule="auto" w:after="180"/>
+      </w:pPr>
+      <w:r>
+        <w:rPr>
+          <w:b w:val="0"/>
+        </w:rPr>
+        <w:t xml:space="preserve">Students should name intermediate </w:t>
+      </w:r>
+      <w:r>
+        <w:rPr>
+          <w:b/>
+        </w:rPr>
+        <w:t>evidence</w:t>
+      </w:r>
+      <w:r>
+        <w:rPr>
+          <w:b w:val="0"/>
+        </w:rPr>
+        <w:t xml:space="preserve"> and limitations; classroom pacing and learning effectiveness remain unvalidated.</w:t>
       </w:r>
     </w:p>
     <w:p>
@@ -466,22 +832,81 @@
       </w:r>
     </w:p>
     <w:p>
-      <w:r>
-        <w:t>A result depends on the inputs, procedure and conditions that produced it. Preserve data roles and distinguish observed outcomes from predictions or unmeasured conditions. If the prior concept cannot be explained, use a short retrieval activity before this chapter.</w:t>
-      </w:r>
-    </w:p>
-    <w:p>
-      <w:r>
+      <w:pPr>
+        <w:spacing w:line="336" w:lineRule="auto" w:after="180"/>
+      </w:pPr>
+      <w:r>
+        <w:rPr>
+          <w:b w:val="0"/>
+        </w:rPr>
+        <w:t xml:space="preserve">A result depends on the </w:t>
+      </w:r>
+      <w:r>
+        <w:rPr>
+          <w:b/>
+        </w:rPr>
+        <w:t>input</w:t>
+      </w:r>
+      <w:r>
+        <w:rPr>
+          <w:b w:val="0"/>
+        </w:rPr>
+        <w:t xml:space="preserve">s, procedure and conditions that produced it. Preserve data roles and distinguish observed outcomes from </w:t>
+      </w:r>
+      <w:r>
+        <w:rPr>
+          <w:b/>
+        </w:rPr>
+        <w:t>prediction</w:t>
+      </w:r>
+      <w:r>
+        <w:rPr>
+          <w:b w:val="0"/>
+        </w:rPr>
+        <w:t>s or unmeasured conditions.</w:t>
+      </w:r>
+    </w:p>
+    <w:p>
+      <w:pPr>
+        <w:spacing w:line="336" w:lineRule="auto" w:after="180"/>
+      </w:pPr>
+      <w:r>
+        <w:rPr>
+          <w:b w:val="0"/>
+        </w:rPr>
+        <w:t>If the prior concept cannot be explained, use a short retrieval activity before this chapter.</w:t>
+      </w:r>
+    </w:p>
+    <w:p>
+      <w:pPr>
+        <w:spacing w:line="336" w:lineRule="auto" w:after="180"/>
+      </w:pPr>
+      <w:r>
+        <w:rPr>
+          <w:b w:val="0"/>
+        </w:rPr>
         <w:t>Lesson and workbook; paper and pencil</w:t>
       </w:r>
     </w:p>
     <w:p>
-      <w:r>
+      <w:pPr>
+        <w:spacing w:line="336" w:lineRule="auto" w:after="180"/>
+      </w:pPr>
+      <w:r>
+        <w:rPr>
+          <w:b w:val="0"/>
+        </w:rPr>
         <w:t>Calculator and optional local Python 3 for arithmetic; no live API or private data</w:t>
       </w:r>
     </w:p>
     <w:p>
-      <w:r>
+      <w:pPr>
+        <w:spacing w:line="336" w:lineRule="auto" w:after="180"/>
+      </w:pPr>
+      <w:r>
+        <w:rPr>
+          <w:b w:val="0"/>
+        </w:rPr>
         <w:t>Prepare the fresh retry separately and withhold its solution until after collection</w:t>
       </w:r>
     </w:p>
@@ -494,12 +919,24 @@
       </w:r>
     </w:p>
     <w:p>
-      <w:r>
+      <w:pPr>
+        <w:spacing w:line="336" w:lineRule="auto" w:after="180"/>
+      </w:pPr>
+      <w:r>
+        <w:rPr>
+          <w:b w:val="0"/>
+        </w:rPr>
         <w:t>By the end, I can check object counts and spatial relations as separate visual requirements.</w:t>
       </w:r>
     </w:p>
     <w:p>
-      <w:r>
+      <w:pPr>
+        <w:spacing w:line="336" w:lineRule="auto" w:after="180"/>
+      </w:pPr>
+      <w:r>
+        <w:rPr>
+          <w:b w:val="0"/>
+        </w:rPr>
         <w:t>This added worked case illustrates the week’s main idea. Retain all original and connected topics; schedule its practice within the teaching cycle.</w:t>
       </w:r>
     </w:p>
@@ -512,61 +949,191 @@
       </w:r>
     </w:p>
     <w:p>
+      <w:r>
+        <w:t>Model Visual Composition using the supplied case, labelled mechanism and reasoning. Make the scope of each conclusion explicit.</w:t>
+      </w:r>
+    </w:p>
+    <w:p>
+      <w:pPr>
+        <w:spacing w:line="336" w:lineRule="auto" w:after="180"/>
+      </w:pPr>
+      <w:r>
+        <w:rPr>
+          <w:b/>
+        </w:rPr>
+        <w:t>Input</w:t>
+      </w:r>
+      <w:r>
+        <w:rPr>
+          <w:b w:val="0"/>
+        </w:rPr>
+        <w:t xml:space="preserve"> → </w:t>
+      </w:r>
+      <w:r>
+        <w:rPr>
+          <w:b/>
+        </w:rPr>
+        <w:t>Process</w:t>
+      </w:r>
+      <w:r>
+        <w:rPr>
+          <w:b w:val="0"/>
+        </w:rPr>
+        <w:t xml:space="preserve"> → </w:t>
+      </w:r>
+      <w:r>
+        <w:rPr>
+          <w:b/>
+        </w:rPr>
+        <w:t>Output</w:t>
+      </w:r>
+    </w:p>
+    <w:p>
+      <w:pPr>
+        <w:spacing w:line="336" w:lineRule="auto" w:after="180"/>
+      </w:pPr>
+      <w:r>
+        <w:rPr>
+          <w:b w:val="0"/>
+        </w:rPr>
+        <w:t>Trace the information. At each stage, ask what changed and how you could test it.</w:t>
+      </w:r>
+    </w:p>
+    <w:p>
+      <w:pPr>
+        <w:spacing w:line="336" w:lineRule="auto" w:after="180"/>
+      </w:pPr>
+      <w:r>
+        <w:rPr>
+          <w:b w:val="0"/>
+        </w:rPr>
+        <w:t>Which stage could fail even when the other two are correct? Explain:</w:t>
+      </w:r>
+    </w:p>
+    <w:p>
+      <w:pPr>
+        <w:spacing w:line="336" w:lineRule="auto" w:after="180"/>
+      </w:pPr>
+      <w:r>
+        <w:rPr>
+          <w:b w:val="0"/>
+        </w:rPr>
+        <w:t xml:space="preserve">Predict first. Then check each step. A correct answer without visible reasoning is incomplete </w:t>
+      </w:r>
+      <w:r>
+        <w:rPr>
+          <w:b/>
+        </w:rPr>
+        <w:t>evidence</w:t>
+      </w:r>
+      <w:r>
+        <w:rPr>
+          <w:b w:val="0"/>
+        </w:rPr>
+        <w:t>.</w:t>
+      </w:r>
+    </w:p>
+    <w:p>
+      <w:pPr>
+        <w:spacing w:line="336" w:lineRule="auto" w:after="180"/>
+        <w:shd w:fill="F4F9FC"/>
+      </w:pPr>
+      <w:r>
+        <w:rPr>
+          <w:b w:val="0"/>
+        </w:rPr>
+        <w:t xml:space="preserve">1. Prompt names a robot and child but not their </w:t>
+      </w:r>
+      <w:r>
+        <w:rPr>
+          <w:b/>
+        </w:rPr>
+        <w:t>relationship</w:t>
+      </w:r>
+      <w:r>
+        <w:rPr>
+          <w:b w:val="0"/>
+        </w:rPr>
+        <w:t>.</w:t>
+      </w:r>
+    </w:p>
+    <w:p>
+      <w:pPr>
+        <w:spacing w:line="336" w:lineRule="auto" w:after="180"/>
+        <w:shd w:fill="F4F9FC"/>
+      </w:pPr>
+      <w:r>
+        <w:rPr>
+          <w:b w:val="0"/>
+        </w:rPr>
+        <w:t>2. Model may place them far apart or reverse who teaches whom.</w:t>
+      </w:r>
+    </w:p>
+    <w:p>
+      <w:pPr>
+        <w:spacing w:line="336" w:lineRule="auto" w:after="180"/>
+        <w:shd w:fill="F4F9FC"/>
+      </w:pPr>
+      <w:r>
+        <w:rPr>
+          <w:b w:val="0"/>
+        </w:rPr>
+        <w:t>3. Add action, viewpoint, spacing, and must-show constraints.</w:t>
+      </w:r>
+    </w:p>
+    <w:p>
+      <w:pPr>
+        <w:spacing w:line="336" w:lineRule="auto" w:after="180"/>
+        <w:shd w:fill="F4F9FC"/>
+      </w:pPr>
+      <w:r>
+        <w:rPr>
+          <w:b w:val="0"/>
+        </w:rPr>
+        <w:t>4. Evaluate whether composition communicates the learning idea without misleading detail.</w:t>
+      </w:r>
+    </w:p>
+    <w:p>
+      <w:pPr>
+        <w:spacing w:line="336" w:lineRule="auto" w:after="180"/>
+      </w:pPr>
+      <w:r>
+        <w:rPr>
+          <w:b w:val="0"/>
+        </w:rPr>
+        <w:t>Recalculate, retrace, or restate the reasoning in your own representation:</w:t>
+      </w:r>
+    </w:p>
+    <w:p>
+      <w:pPr>
+        <w:spacing w:line="336" w:lineRule="auto" w:after="180"/>
+        <w:shd w:fill="F5F1FB"/>
+      </w:pPr>
+      <w:r>
+        <w:rPr>
+          <w:b w:val="0"/>
+        </w:rPr>
+        <w:t xml:space="preserve">CHECK Did the </w:t>
+      </w:r>
+      <w:r>
+        <w:rPr>
+          <w:b/>
+        </w:rPr>
+        <w:t>evidence</w:t>
+      </w:r>
+      <w:r>
+        <w:rPr>
+          <w:b w:val="0"/>
+        </w:rPr>
+        <w:t xml:space="preserve"> answer the exact question? Did the total, path, or source record stay consistent?</w:t>
+      </w:r>
+    </w:p>
+    <w:p>
       <w:pPr>
         <w:pStyle w:val="Heading3"/>
       </w:pPr>
       <w:r>
-        <w:t>Explain the mechanism</w:t>
-      </w:r>
-    </w:p>
-    <w:p>
-      <w:r>
-        <w:t>Input → Process → Output</w:t>
-      </w:r>
-    </w:p>
-    <w:p>
-      <w:r>
-        <w:t>Trace the information. At each stage, ask what changed and how you could test it.</w:t>
-      </w:r>
-    </w:p>
-    <w:p>
-      <w:r>
-        <w:t>Which stage could fail even when the other two are correct? Explain:</w:t>
-      </w:r>
-    </w:p>
-    <w:p>
-      <w:r>
-        <w:t>Predict first. Then check each step. A correct answer without visible reasoning is incomplete evidence.</w:t>
-      </w:r>
-    </w:p>
-    <w:p>
-      <w:r>
-        <w:t>1. Prompt names a robot and child but not their relationship.</w:t>
-      </w:r>
-    </w:p>
-    <w:p>
-      <w:r>
-        <w:t>2. Model may place them far apart or reverse who teaches whom.</w:t>
-      </w:r>
-    </w:p>
-    <w:p>
-      <w:r>
-        <w:t>3. Add action, viewpoint, spacing, and must-show constraints.</w:t>
-      </w:r>
-    </w:p>
-    <w:p>
-      <w:r>
-        <w:t>4. Evaluate whether composition communicates the learning idea without misleading detail.</w:t>
-      </w:r>
-    </w:p>
-    <w:p>
-      <w:r>
-        <w:t>Recalculate, retrace, or restate the reasoning in your own representation:</w:t>
-      </w:r>
-    </w:p>
-    <w:p>
-      <w:r>
-        <w:t>CHECK Did the evidence answer the exact question? Did the total, path, or source record stay consistent?</w:t>
+        <w:t>Concrete teaching case</w:t>
       </w:r>
     </w:p>
     <w:p>
@@ -574,16 +1141,50 @@
         <w:pStyle w:val="Heading3"/>
       </w:pPr>
       <w:r>
-        <w:t>Concrete teaching case</w:t>
-      </w:r>
-    </w:p>
-    <w:p>
-      <w:r>
-        <w:t>Brief: large tree left, small bicycle right, open sky above. Output puts bicycle left.</w:t>
-      </w:r>
-    </w:p>
-    <w:p>
-      <w:r>
+        <w:t>The teaching case</w:t>
+      </w:r>
+    </w:p>
+    <w:p>
+      <w:pPr>
+        <w:spacing w:line="336" w:lineRule="auto" w:after="180"/>
+        <w:shd w:fill="F1F6FC"/>
+      </w:pPr>
+      <w:r>
+        <w:rPr>
+          <w:b w:val="0"/>
+        </w:rPr>
+        <w:t xml:space="preserve">Brief: large tree left, small bicycle right, open sky above. </w:t>
+      </w:r>
+      <w:r>
+        <w:rPr>
+          <w:b/>
+        </w:rPr>
+        <w:t>Output</w:t>
+      </w:r>
+      <w:r>
+        <w:rPr>
+          <w:b w:val="0"/>
+        </w:rPr>
+        <w:t xml:space="preserve"> puts bicycle left.</w:t>
+      </w:r>
+    </w:p>
+    <w:p>
+      <w:pPr>
+        <w:pStyle w:val="Heading3"/>
+      </w:pPr>
+      <w:r>
+        <w:t>The teaching case</w:t>
+      </w:r>
+    </w:p>
+    <w:p>
+      <w:pPr>
+        <w:spacing w:line="336" w:lineRule="auto" w:after="180"/>
+        <w:shd w:fill="F1F6FC"/>
+      </w:pPr>
+      <w:r>
+        <w:rPr>
+          <w:b w:val="0"/>
+        </w:rPr>
         <w:t>Create a visual checklist.</w:t>
       </w:r>
     </w:p>
@@ -596,36 +1197,196 @@
       </w:r>
     </w:p>
     <w:p>
-      <w:r>
-        <w:t>Check subjects, relative size, positions and sky separately. The position violates composition even if subjects exist.</w:t>
-      </w:r>
-    </w:p>
-    <w:p>
       <w:pPr>
         <w:pStyle w:val="Heading3"/>
       </w:pPr>
       <w:r>
+        <w:t>Why the result follows</w:t>
+      </w:r>
+    </w:p>
+    <w:p>
+      <w:pPr>
+        <w:spacing w:line="336" w:lineRule="auto" w:after="180"/>
+        <w:shd w:fill="F1F6FC"/>
+      </w:pPr>
+      <w:r>
+        <w:rPr>
+          <w:b w:val="0"/>
+        </w:rPr>
+        <w:t xml:space="preserve">Check </w:t>
+      </w:r>
+      <w:r>
+        <w:rPr>
+          <w:b/>
+        </w:rPr>
+        <w:t>subject</w:t>
+      </w:r>
+      <w:r>
+        <w:rPr>
+          <w:b w:val="0"/>
+        </w:rPr>
+        <w:t xml:space="preserve">s, relative size, positions and sky separately. The position violates composition even if </w:t>
+      </w:r>
+      <w:r>
+        <w:rPr>
+          <w:b/>
+        </w:rPr>
+        <w:t>subject</w:t>
+      </w:r>
+      <w:r>
+        <w:rPr>
+          <w:b w:val="0"/>
+        </w:rPr>
+        <w:t>s exist.</w:t>
+      </w:r>
+    </w:p>
+    <w:p>
+      <w:pPr>
+        <w:pStyle w:val="Heading3"/>
+      </w:pPr>
+      <w:r>
         <w:t>Explain the added worked example</w:t>
       </w:r>
     </w:p>
     <w:p>
-      <w:r>
-        <w:t>An image generator constructs an output from learned patterns and a specification. A generated picture is not a record that the depicted event occurred.</w:t>
-      </w:r>
-    </w:p>
-    <w:p>
-      <w:r>
-        <w:t>Begin by writing the question the procedure is intended to answer. Identify the information already supplied, the information it will produce and the information still missing. These are constructed classroom examples; they do not require live accounts, private records or an external service. Do not treat a plausible explanation as a measured outcome.</w:t>
-      </w:r>
-    </w:p>
-    <w:p>
-      <w:r>
-        <w:t>Keep a provenance record containing specification, tool/version when known, generation date, edits, permissions and intended use. Label fictional imagery. Inspect visual requirements and avoid inferring identity or event authenticity from appearance.</w:t>
-      </w:r>
-    </w:p>
-    <w:p>
-      <w:r>
-        <w:t>Before applying the procedure, write its units, denominator or decision boundary where relevant. A partner should be able to repeat each step using the same inputs. If a required input is absent or violates the stated contract, record that condition explicitly instead of quietly replacing it with a convenient value.</w:t>
+      <w:pPr>
+        <w:spacing w:line="336" w:lineRule="auto" w:after="180"/>
+      </w:pPr>
+      <w:r>
+        <w:rPr>
+          <w:b w:val="0"/>
+        </w:rPr>
+        <w:t xml:space="preserve">An image generator constructs an </w:t>
+      </w:r>
+      <w:r>
+        <w:rPr>
+          <w:b/>
+        </w:rPr>
+        <w:t>output</w:t>
+      </w:r>
+      <w:r>
+        <w:rPr>
+          <w:b w:val="0"/>
+        </w:rPr>
+        <w:t xml:space="preserve"> from learned patterns and a specification. A generated picture is not a record that the depicted event occurred.</w:t>
+      </w:r>
+    </w:p>
+    <w:p>
+      <w:pPr>
+        <w:pStyle w:val="Heading3"/>
+      </w:pPr>
+      <w:r>
+        <w:t>Explain the added worked example · 1</w:t>
+      </w:r>
+    </w:p>
+    <w:p>
+      <w:pPr>
+        <w:spacing w:line="336" w:lineRule="auto" w:after="180"/>
+      </w:pPr>
+      <w:r>
+        <w:rPr>
+          <w:b w:val="0"/>
+        </w:rPr>
+        <w:t>Begin by writing the question the procedure is intended to answer. Identify the information already supplied, the information it will produce and the information still missing.</w:t>
+      </w:r>
+    </w:p>
+    <w:p>
+      <w:pPr>
+        <w:spacing w:line="336" w:lineRule="auto" w:after="180"/>
+      </w:pPr>
+      <w:r>
+        <w:rPr>
+          <w:b w:val="0"/>
+        </w:rPr>
+        <w:t>These are constructed classroom examples; they do not require live accounts, private records or an external service. Do not treat a plausible explanation as a measured outcome.</w:t>
+      </w:r>
+    </w:p>
+    <w:p>
+      <w:pPr>
+        <w:spacing w:line="336" w:lineRule="auto" w:after="180"/>
+      </w:pPr>
+      <w:r>
+        <w:rPr>
+          <w:b w:val="0"/>
+        </w:rPr>
+        <w:t xml:space="preserve">Keep a </w:t>
+      </w:r>
+      <w:r>
+        <w:rPr>
+          <w:b/>
+        </w:rPr>
+        <w:t>provenance</w:t>
+      </w:r>
+      <w:r>
+        <w:rPr>
+          <w:b w:val="0"/>
+        </w:rPr>
+        <w:t xml:space="preserve"> record containing specification, tool/version when known, generation date, edits, permissions and intended use. Label fictional imagery.</w:t>
+      </w:r>
+    </w:p>
+    <w:p>
+      <w:pPr>
+        <w:spacing w:line="336" w:lineRule="auto" w:after="180"/>
+      </w:pPr>
+      <w:r>
+        <w:rPr>
+          <w:b w:val="0"/>
+        </w:rPr>
+        <w:t>Inspect visual requirements and avoid inferring identity or event authenticity from appearance.</w:t>
+      </w:r>
+    </w:p>
+    <w:p>
+      <w:pPr>
+        <w:pStyle w:val="Heading3"/>
+      </w:pPr>
+      <w:r>
+        <w:t>Explain the added worked example · 2</w:t>
+      </w:r>
+    </w:p>
+    <w:p>
+      <w:pPr>
+        <w:spacing w:line="336" w:lineRule="auto" w:after="180"/>
+      </w:pPr>
+      <w:r>
+        <w:rPr>
+          <w:b w:val="0"/>
+        </w:rPr>
+        <w:t xml:space="preserve">Before applying the procedure, write its units, denominator or decision boundary where relevant. A partner should be able to repeat each step using the same </w:t>
+      </w:r>
+      <w:r>
+        <w:rPr>
+          <w:b/>
+        </w:rPr>
+        <w:t>input</w:t>
+      </w:r>
+      <w:r>
+        <w:rPr>
+          <w:b w:val="0"/>
+        </w:rPr>
+        <w:t>s.</w:t>
+      </w:r>
+    </w:p>
+    <w:p>
+      <w:pPr>
+        <w:spacing w:line="336" w:lineRule="auto" w:after="180"/>
+      </w:pPr>
+      <w:r>
+        <w:rPr>
+          <w:b w:val="0"/>
+        </w:rPr>
+        <w:t xml:space="preserve">If a required </w:t>
+      </w:r>
+      <w:r>
+        <w:rPr>
+          <w:b/>
+        </w:rPr>
+        <w:t>input</w:t>
+      </w:r>
+      <w:r>
+        <w:rPr>
+          <w:b w:val="0"/>
+        </w:rPr>
+        <w:t xml:space="preserve"> is absent or violates the stated contract, record that condition explicitly instead of quietly replacing it with a convenient value.</w:t>
       </w:r>
     </w:p>
     <w:p>
@@ -747,23 +1508,125 @@
       </w:r>
     </w:p>
     <w:p>
-      <w:r>
-        <w:t>Use the complete worked example below before asking learners to complete W2. Reveal a small part, invite a prediction, then explain the deciding step. These teacher notes contain solutions; do not reveal the independent case answer during modelling.</w:t>
-      </w:r>
-    </w:p>
-    <w:p>
-      <w:r>
+      <w:pPr>
+        <w:spacing w:line="336" w:lineRule="auto" w:after="180"/>
+      </w:pPr>
+      <w:r>
+        <w:rPr>
+          <w:b w:val="0"/>
+        </w:rPr>
+        <w:t xml:space="preserve">Use the complete worked example below before asking learners to complete W2. Reveal a small part, invite a </w:t>
+      </w:r>
+      <w:r>
+        <w:rPr>
+          <w:b/>
+        </w:rPr>
+        <w:t>prediction</w:t>
+      </w:r>
+      <w:r>
+        <w:rPr>
+          <w:b w:val="0"/>
+        </w:rPr>
+        <w:t>, then explain the deciding step.</w:t>
+      </w:r>
+    </w:p>
+    <w:p>
+      <w:pPr>
+        <w:spacing w:line="336" w:lineRule="auto" w:after="180"/>
+      </w:pPr>
+      <w:r>
+        <w:rPr>
+          <w:b w:val="0"/>
+        </w:rPr>
+        <w:t>These teacher notes contain solutions; do not reveal the independent case answer during modelling.</w:t>
+      </w:r>
+    </w:p>
+    <w:p>
+      <w:pPr>
+        <w:spacing w:line="336" w:lineRule="auto" w:after="180"/>
+      </w:pPr>
+      <w:r>
+        <w:rPr>
+          <w:b w:val="0"/>
+        </w:rPr>
         <w:t>A fictional poster requires exactly three labelled circles. Generated image shows four circles and one unreadable label. A caption calls it a photograph of a real lesson.</w:t>
       </w:r>
     </w:p>
     <w:p>
-      <w:r>
+      <w:pPr>
+        <w:spacing w:line="336" w:lineRule="auto" w:after="180"/>
+      </w:pPr>
+      <w:r>
+        <w:rPr>
+          <w:b w:val="0"/>
+        </w:rPr>
         <w:t>It fails count and label criteria; the photograph claim is unsupported. Record it as a generated fictional illustration and revise or reject before use.</w:t>
       </w:r>
     </w:p>
     <w:p>
-      <w:r>
-        <w:t>Compare the intermediate evidence with the final statement. Explain why each number or decision follows from the stated inputs. The conclusion belongs to this scenario and procedure; changing the inputs, evaluation population or authority can change what it establishes. Retain the raw record so a later revision can be compared honestly.</w:t>
+      <w:pPr>
+        <w:pStyle w:val="Heading3"/>
+      </w:pPr>
+      <w:r>
+        <w:t>Model the reasoning aloud · 3</w:t>
+      </w:r>
+    </w:p>
+    <w:p>
+      <w:pPr>
+        <w:spacing w:line="336" w:lineRule="auto" w:after="180"/>
+      </w:pPr>
+      <w:r>
+        <w:rPr>
+          <w:b w:val="0"/>
+        </w:rPr>
+        <w:t xml:space="preserve">Compare the intermediate </w:t>
+      </w:r>
+      <w:r>
+        <w:rPr>
+          <w:b/>
+        </w:rPr>
+        <w:t>evidence</w:t>
+      </w:r>
+      <w:r>
+        <w:rPr>
+          <w:b w:val="0"/>
+        </w:rPr>
+        <w:t xml:space="preserve"> with the final statement. Explain why each number or decision follows from the stated </w:t>
+      </w:r>
+      <w:r>
+        <w:rPr>
+          <w:b/>
+        </w:rPr>
+        <w:t>input</w:t>
+      </w:r>
+      <w:r>
+        <w:rPr>
+          <w:b w:val="0"/>
+        </w:rPr>
+        <w:t>s.</w:t>
+      </w:r>
+    </w:p>
+    <w:p>
+      <w:pPr>
+        <w:spacing w:line="336" w:lineRule="auto" w:after="180"/>
+      </w:pPr>
+      <w:r>
+        <w:rPr>
+          <w:b w:val="0"/>
+        </w:rPr>
+        <w:t xml:space="preserve">The conclusion belongs to this scenario and procedure; changing the </w:t>
+      </w:r>
+      <w:r>
+        <w:rPr>
+          <w:b/>
+        </w:rPr>
+        <w:t>input</w:t>
+      </w:r>
+      <w:r>
+        <w:rPr>
+          <w:b w:val="0"/>
+        </w:rPr>
+        <w:t>s, evaluation population or authority can change what it establishes. Retain the raw record so a later revision can be compared honestly.</w:t>
       </w:r>
     </w:p>
     <w:tbl>
@@ -869,7 +1732,13 @@
       </w:tr>
     </w:tbl>
     <w:p>
-      <w:r>
+      <w:pPr>
+        <w:spacing w:line="336" w:lineRule="auto" w:after="180"/>
+      </w:pPr>
+      <w:r>
+        <w:rPr>
+          <w:b w:val="0"/>
+        </w:rPr>
         <w:t>Use the diagram and verbal explanation together. Ask learners to match a sentence to a specific visual step; do not assign learners fixed visual or auditory learning styles.</w:t>
       </w:r>
     </w:p>
@@ -882,7 +1751,13 @@
       </w:r>
     </w:p>
     <w:p>
-      <w:r>
+      <w:pPr>
+        <w:spacing w:line="336" w:lineRule="auto" w:after="180"/>
+      </w:pPr>
+      <w:r>
+        <w:rPr>
+          <w:b w:val="0"/>
+        </w:rPr>
         <w:t>A fictional Study Buddy requests a science-poster layout, then audits a supplied drawing description.</w:t>
       </w:r>
     </w:p>
@@ -895,12 +1770,42 @@
       </w:r>
     </w:p>
     <w:p>
-      <w:r>
+      <w:pPr>
+        <w:pStyle w:val="Heading3"/>
+      </w:pPr>
+      <w:r>
+        <w:t>Supplied facts</w:t>
+      </w:r>
+    </w:p>
+    <w:p>
+      <w:pPr>
+        <w:spacing w:line="336" w:lineRule="auto" w:after="180"/>
+        <w:shd w:fill="F1F6FC"/>
+      </w:pPr>
+      <w:r>
+        <w:rPr>
+          <w:b w:val="0"/>
+        </w:rPr>
         <w:t>Brief: exactly two labelled bottles left of one beaker; one arrow from bottles toward beaker.</w:t>
       </w:r>
     </w:p>
     <w:p>
-      <w:r>
+      <w:pPr>
+        <w:pStyle w:val="Heading3"/>
+      </w:pPr>
+      <w:r>
+        <w:t>Supplied facts</w:t>
+      </w:r>
+    </w:p>
+    <w:p>
+      <w:pPr>
+        <w:spacing w:line="336" w:lineRule="auto" w:after="180"/>
+        <w:shd w:fill="F1F6FC"/>
+      </w:pPr>
+      <w:r>
+        <w:rPr>
+          <w:b w:val="0"/>
+        </w:rPr>
         <w:t>Supplied drawing description: two labelled bottles are right of a beaker; an arrow points from beaker toward bottles.</w:t>
       </w:r>
     </w:p>
@@ -1086,20 +1991,74 @@
       </w:r>
     </w:p>
     <w:p>
-      <w:r>
-        <w:t>Having every requested object is not the same as conveying the requested relationship. Position and arrow direction can change a scientific explanation while object counts remain correct. Audit the provided description honestly: no actual image was supplied, so this evaluation concerns its stated layout rather than a claimed visual inspection.</w:t>
-      </w:r>
-    </w:p>
-    <w:p>
       <w:pPr>
         <w:pStyle w:val="Heading3"/>
       </w:pPr>
       <w:r>
+        <w:t>Why the result follows</w:t>
+      </w:r>
+    </w:p>
+    <w:p>
+      <w:pPr>
+        <w:spacing w:line="336" w:lineRule="auto" w:after="180"/>
+        <w:shd w:fill="F1F6FC"/>
+      </w:pPr>
+      <w:r>
+        <w:rPr>
+          <w:b w:val="0"/>
+        </w:rPr>
+        <w:t xml:space="preserve">Having every requested object is not the same as conveying the requested </w:t>
+      </w:r>
+      <w:r>
+        <w:rPr>
+          <w:b/>
+        </w:rPr>
+        <w:t>relationship</w:t>
+      </w:r>
+      <w:r>
+        <w:rPr>
+          <w:b w:val="0"/>
+        </w:rPr>
+        <w:t>. Position and arrow direction can change a scientific explanation while object counts remain correct.</w:t>
+      </w:r>
+    </w:p>
+    <w:p>
+      <w:pPr>
+        <w:spacing w:line="336" w:lineRule="auto" w:after="180"/>
+        <w:shd w:fill="F1F6FC"/>
+      </w:pPr>
+      <w:r>
+        <w:rPr>
+          <w:b w:val="0"/>
+        </w:rPr>
+        <w:t>Audit the provided description honestly: no actual image was supplied, so this evaluation concerns its stated layout rather than a claimed visual inspection.</w:t>
+      </w:r>
+    </w:p>
+    <w:p>
+      <w:pPr>
+        <w:pStyle w:val="Heading3"/>
+      </w:pPr>
+      <w:r>
         <w:t>What this example does not establish</w:t>
       </w:r>
     </w:p>
     <w:p>
-      <w:r>
+      <w:pPr>
+        <w:pStyle w:val="Heading3"/>
+      </w:pPr>
+      <w:r>
+        <w:t>Keep the stated limit</w:t>
+      </w:r>
+    </w:p>
+    <w:p>
+      <w:pPr>
+        <w:spacing w:line="336" w:lineRule="auto" w:after="180"/>
+        <w:shd w:fill="FFF5E6"/>
+      </w:pPr>
+      <w:r>
+        <w:rPr>
+          <w:b w:val="0"/>
+        </w:rPr>
         <w:t>A compliant layout does not by itself verify the chemistry or procedure represented; content needs source checking.</w:t>
       </w:r>
     </w:p>
@@ -1112,17 +2071,68 @@
       </w:r>
     </w:p>
     <w:p>
-      <w:r>
+      <w:pPr>
+        <w:pStyle w:val="Heading3"/>
+      </w:pPr>
+      <w:r>
+        <w:t>Change one thing</w:t>
+      </w:r>
+    </w:p>
+    <w:p>
+      <w:pPr>
+        <w:spacing w:line="336" w:lineRule="auto" w:after="180"/>
+        <w:shd w:fill="F5F1FB"/>
+      </w:pPr>
+      <w:r>
+        <w:rPr>
+          <w:b w:val="0"/>
+        </w:rPr>
         <w:t>Change: Move bottles left of the beaker but keep the arrow pointing from beaker toward bottles.</w:t>
       </w:r>
     </w:p>
     <w:p>
-      <w:r>
-        <w:t>Prediction: Position now passes; arrow direction still fails.</w:t>
-      </w:r>
-    </w:p>
-    <w:p>
-      <w:r>
+      <w:pPr>
+        <w:pStyle w:val="Heading3"/>
+      </w:pPr>
+      <w:r>
+        <w:t>Predicted result</w:t>
+      </w:r>
+    </w:p>
+    <w:p>
+      <w:pPr>
+        <w:spacing w:line="336" w:lineRule="auto" w:after="180"/>
+        <w:shd w:fill="F1F6FC"/>
+      </w:pPr>
+      <w:r>
+        <w:rPr>
+          <w:b/>
+        </w:rPr>
+        <w:t>Prediction</w:t>
+      </w:r>
+      <w:r>
+        <w:rPr>
+          <w:b w:val="0"/>
+        </w:rPr>
+        <w:t>: Position now passes; arrow direction still fails.</w:t>
+      </w:r>
+    </w:p>
+    <w:p>
+      <w:pPr>
+        <w:pStyle w:val="Heading3"/>
+      </w:pPr>
+      <w:r>
+        <w:t>Why the result follows</w:t>
+      </w:r>
+    </w:p>
+    <w:p>
+      <w:pPr>
+        <w:spacing w:line="336" w:lineRule="auto" w:after="180"/>
+        <w:shd w:fill="F1F6FC"/>
+      </w:pPr>
+      <w:r>
+        <w:rPr>
+          <w:b w:val="0"/>
+        </w:rPr>
         <w:t>Reason: Changing object placement does not automatically reverse an arrow’s semantic source and destination.</w:t>
       </w:r>
     </w:p>
@@ -1135,8 +2145,57 @@
       </w:r>
     </w:p>
     <w:p>
-      <w:r>
-        <w:t>Cover the result. Ask learners to name the inputs and predict the next step. Uncover one step, connect the icon to the actual procedure, and explain its evidence. Then change the supplied condition and compare. The picture is a representation; it does not document execution of a real AI model.</w:t>
+      <w:pPr>
+        <w:pStyle w:val="Heading3"/>
+      </w:pPr>
+      <w:r>
+        <w:t>Ask while showing the picture · 4</w:t>
+      </w:r>
+    </w:p>
+    <w:p>
+      <w:pPr>
+        <w:spacing w:line="336" w:lineRule="auto" w:after="180"/>
+      </w:pPr>
+      <w:r>
+        <w:rPr>
+          <w:b w:val="0"/>
+        </w:rPr>
+        <w:t xml:space="preserve">Cover the result. Ask learners to name the </w:t>
+      </w:r>
+      <w:r>
+        <w:rPr>
+          <w:b/>
+        </w:rPr>
+        <w:t>input</w:t>
+      </w:r>
+      <w:r>
+        <w:rPr>
+          <w:b w:val="0"/>
+        </w:rPr>
+        <w:t xml:space="preserve">s and predict the next step. Uncover one step, connect the icon to the actual procedure, and explain its </w:t>
+      </w:r>
+      <w:r>
+        <w:rPr>
+          <w:b/>
+        </w:rPr>
+        <w:t>evidence</w:t>
+      </w:r>
+      <w:r>
+        <w:rPr>
+          <w:b w:val="0"/>
+        </w:rPr>
+        <w:t>. Then change the supplied condition and compare.</w:t>
+      </w:r>
+    </w:p>
+    <w:p>
+      <w:pPr>
+        <w:spacing w:line="336" w:lineRule="auto" w:after="180"/>
+      </w:pPr>
+      <w:r>
+        <w:rPr>
+          <w:b w:val="0"/>
+        </w:rPr>
+        <w:t>The picture is a representation; it does not document execution of a real AI model.</w:t>
       </w:r>
     </w:p>
     <w:p>
@@ -1148,11 +2207,16 @@
       </w:r>
     </w:p>
     <w:p>
+      <w:r>
+        <w:t>Demonstrate Visual Composition, reduce support deliberately and check individual reasoning before discussing answers.</w:t>
+      </w:r>
+    </w:p>
+    <w:p>
       <w:pPr>
         <w:pStyle w:val="Heading3"/>
       </w:pPr>
       <w:r>
-        <w:t>Demonstrate and guide practice</w:t>
+        <w:t>Board sequence</w:t>
       </w:r>
     </w:p>
     <w:p>
@@ -1160,26 +2224,126 @@
         <w:pStyle w:val="Heading3"/>
       </w:pPr>
       <w:r>
-        <w:t>Board sequence</w:t>
-      </w:r>
-    </w:p>
-    <w:p>
-      <w:r>
-        <w:t>Write the given facts: Brief: large tree left, small bicycle right, open sky above. Output puts bicycle left.</w:t>
-      </w:r>
-    </w:p>
-    <w:p>
-      <w:r>
+        <w:t>1. Put the facts on the board</w:t>
+      </w:r>
+    </w:p>
+    <w:p>
+      <w:pPr>
+        <w:spacing w:line="336" w:lineRule="auto" w:after="180"/>
+        <w:shd w:fill="F4F9FC"/>
+      </w:pPr>
+      <w:r>
+        <w:rPr>
+          <w:b w:val="0"/>
+        </w:rPr>
+        <w:t xml:space="preserve">Write the given facts: Brief: large tree left, small bicycle right, open sky above. </w:t>
+      </w:r>
+      <w:r>
+        <w:rPr>
+          <w:b/>
+        </w:rPr>
+        <w:t>Output</w:t>
+      </w:r>
+      <w:r>
+        <w:rPr>
+          <w:b w:val="0"/>
+        </w:rPr>
+        <w:t xml:space="preserve"> puts bicycle left.</w:t>
+      </w:r>
+    </w:p>
+    <w:p>
+      <w:pPr>
+        <w:pStyle w:val="Heading3"/>
+      </w:pPr>
+      <w:r>
+        <w:t>2. State the decision to explain</w:t>
+      </w:r>
+    </w:p>
+    <w:p>
+      <w:pPr>
+        <w:spacing w:line="336" w:lineRule="auto" w:after="180"/>
+        <w:shd w:fill="F4F9FC"/>
+      </w:pPr>
+      <w:r>
+        <w:rPr>
+          <w:b w:val="0"/>
+        </w:rPr>
         <w:t>Write the question to explain: Create a visual checklist.</w:t>
       </w:r>
     </w:p>
     <w:p>
-      <w:r>
-        <w:t>Reveal after predictions: Check subjects, relative size, positions and sky separately. The position violates composition even if subjects exist.</w:t>
-      </w:r>
-    </w:p>
-    <w:p>
-      <w:r>
+      <w:pPr>
+        <w:pStyle w:val="Heading3"/>
+      </w:pPr>
+      <w:r>
+        <w:t>3. Reveal the worked reasoning</w:t>
+      </w:r>
+    </w:p>
+    <w:p>
+      <w:pPr>
+        <w:spacing w:line="336" w:lineRule="auto" w:after="180"/>
+        <w:shd w:fill="F1F6FC"/>
+      </w:pPr>
+      <w:r>
+        <w:rPr>
+          <w:b w:val="0"/>
+        </w:rPr>
+        <w:t xml:space="preserve">Reveal after </w:t>
+      </w:r>
+      <w:r>
+        <w:rPr>
+          <w:b/>
+        </w:rPr>
+        <w:t>prediction</w:t>
+      </w:r>
+      <w:r>
+        <w:rPr>
+          <w:b w:val="0"/>
+        </w:rPr>
+        <w:t xml:space="preserve">s: Check </w:t>
+      </w:r>
+      <w:r>
+        <w:rPr>
+          <w:b/>
+        </w:rPr>
+        <w:t>subject</w:t>
+      </w:r>
+      <w:r>
+        <w:rPr>
+          <w:b w:val="0"/>
+        </w:rPr>
+        <w:t xml:space="preserve">s, relative size, positions and sky separately. The position violates composition even if </w:t>
+      </w:r>
+      <w:r>
+        <w:rPr>
+          <w:b/>
+        </w:rPr>
+        <w:t>subject</w:t>
+      </w:r>
+      <w:r>
+        <w:rPr>
+          <w:b w:val="0"/>
+        </w:rPr>
+        <w:t>s exist.</w:t>
+      </w:r>
+    </w:p>
+    <w:p>
+      <w:pPr>
+        <w:pStyle w:val="Heading3"/>
+      </w:pPr>
+      <w:r>
+        <w:t>Hold back the independent task</w:t>
+      </w:r>
+    </w:p>
+    <w:p>
+      <w:pPr>
+        <w:spacing w:line="336" w:lineRule="auto" w:after="180"/>
+        <w:shd w:fill="FFF5E6"/>
+      </w:pPr>
+      <w:r>
+        <w:rPr>
+          <w:b w:val="0"/>
+        </w:rPr>
         <w:t>Keep for an independent attempt: A poster puts pale yellow labels on white and hides the main object behind decorations. Suggest two revisions and how to check them.</w:t>
       </w:r>
     </w:p>
@@ -1192,23 +2356,77 @@
       </w:r>
     </w:p>
     <w:p>
-      <w:r>
+      <w:pPr>
+        <w:pStyle w:val="Heading3"/>
+      </w:pPr>
+      <w:r>
+        <w:t>Ask the class</w:t>
+      </w:r>
+    </w:p>
+    <w:p>
+      <w:pPr>
+        <w:spacing w:line="336" w:lineRule="auto" w:after="180"/>
+        <w:shd w:fill="F5F1FB"/>
+      </w:pPr>
+      <w:r>
+        <w:rPr>
+          <w:b w:val="0"/>
+        </w:rPr>
         <w:t>Ask: Which facts are given, and which would we have to assume? Learners mark relevant details before discussing answers.</w:t>
       </w:r>
     </w:p>
     <w:p>
-      <w:r>
+      <w:pPr>
+        <w:pStyle w:val="Heading3"/>
+      </w:pPr>
+      <w:r>
+        <w:t>Language to model</w:t>
+      </w:r>
+    </w:p>
+    <w:p>
+      <w:pPr>
+        <w:spacing w:line="336" w:lineRule="auto" w:after="180"/>
+        <w:shd w:fill="F1F6F8"/>
+      </w:pPr>
+      <w:r>
+        <w:rPr>
+          <w:b w:val="0"/>
+        </w:rPr>
         <w:t>Say: Predict first. Show the rule, information path or calculation that would produce the result. A correct guess is not yet an explanation.</w:t>
       </w:r>
     </w:p>
     <w:p>
-      <w:r>
+      <w:pPr>
+        <w:spacing w:line="336" w:lineRule="auto" w:after="180"/>
+      </w:pPr>
+      <w:r>
+        <w:rPr>
+          <w:b w:val="0"/>
+        </w:rPr>
         <w:t>Reveal reasoning one step at a time. Explain why a tempting alternative fails. Write units and denominators for arithmetic, trace conditions for decisions, and identify supporting sources for claims.</w:t>
       </w:r>
     </w:p>
     <w:p>
-      <w:r>
-        <w:t>In pairs, one learner solves while the other checks evidence; exchange roles. Remove the worked answer before independent assessment.</w:t>
+      <w:pPr>
+        <w:spacing w:line="336" w:lineRule="auto" w:after="180"/>
+      </w:pPr>
+      <w:r>
+        <w:rPr>
+          <w:b w:val="0"/>
+        </w:rPr>
+        <w:t xml:space="preserve">In pairs, one learner solves while the other checks </w:t>
+      </w:r>
+      <w:r>
+        <w:rPr>
+          <w:b/>
+        </w:rPr>
+        <w:t>evidence</w:t>
+      </w:r>
+      <w:r>
+        <w:rPr>
+          <w:b w:val="0"/>
+        </w:rPr>
+        <w:t>; exchange roles. Remove the worked answer before independent assessment.</w:t>
       </w:r>
     </w:p>
     <w:p>
@@ -1220,8 +2438,72 @@
       </w:r>
     </w:p>
     <w:p>
-      <w:r>
-        <w:t>Guided: It fails count and label criteria; the photograph claim is unsupported. Record it as a generated fictional illustration and revise or reject before use. Qualification: Provenance tracks production history; it does not prove the content is accurate or establish every legal permission. Exit: accept a concrete variation with its predicted outcome and a stated condition that would challenge the mechanism; reject a claim resting on unmeasured evidence.</w:t>
+      <w:pPr>
+        <w:spacing w:line="336" w:lineRule="auto" w:after="180"/>
+      </w:pPr>
+      <w:r>
+        <w:rPr>
+          <w:b w:val="0"/>
+        </w:rPr>
+        <w:t>Guided: It fails count and label criteria; the photograph claim is unsupported. Record it as a generated fictional illustration and revise or reject before use.</w:t>
+      </w:r>
+    </w:p>
+    <w:p>
+      <w:pPr>
+        <w:spacing w:line="336" w:lineRule="auto" w:after="180"/>
+      </w:pPr>
+      <w:r>
+        <w:rPr>
+          <w:b w:val="0"/>
+        </w:rPr>
+        <w:t xml:space="preserve">Qualification: </w:t>
+      </w:r>
+      <w:r>
+        <w:rPr>
+          <w:b/>
+        </w:rPr>
+        <w:t>Provenance</w:t>
+      </w:r>
+      <w:r>
+        <w:rPr>
+          <w:b w:val="0"/>
+        </w:rPr>
+        <w:t xml:space="preserve"> tracks production history; it does not prove the content is accurate or establish every legal permission.</w:t>
+      </w:r>
+    </w:p>
+    <w:p>
+      <w:pPr>
+        <w:spacing w:line="336" w:lineRule="auto" w:after="180"/>
+      </w:pPr>
+      <w:r>
+        <w:rPr>
+          <w:b w:val="0"/>
+        </w:rPr>
+        <w:t xml:space="preserve">Exit: accept a concrete variation with its predicted outcome and a stated condition that would challenge the </w:t>
+      </w:r>
+      <w:r>
+        <w:rPr>
+          <w:b/>
+        </w:rPr>
+        <w:t>mechanism</w:t>
+      </w:r>
+      <w:r>
+        <w:rPr>
+          <w:b w:val="0"/>
+        </w:rPr>
+        <w:t xml:space="preserve">; reject a claim resting on unmeasured </w:t>
+      </w:r>
+      <w:r>
+        <w:rPr>
+          <w:b/>
+        </w:rPr>
+        <w:t>evidence</w:t>
+      </w:r>
+      <w:r>
+        <w:rPr>
+          <w:b w:val="0"/>
+        </w:rPr>
+        <w:t>.</w:t>
       </w:r>
     </w:p>
     <w:p>
@@ -1453,18 +2735,89 @@
       </w:r>
     </w:p>
     <w:p>
-      <w:r>
-        <w:t>Completion task: A fictional poster requires exactly three labelled circles. Generated image shows four circles and one unreadable label. A caption calls it a photograph of a real lesson. Show the intermediate steps and give the conclusion with its scope.</w:t>
-      </w:r>
-    </w:p>
-    <w:p>
-      <w:r>
+      <w:pPr>
+        <w:pStyle w:val="Heading3"/>
+      </w:pPr>
+      <w:r>
+        <w:t>Completion practice</w:t>
+      </w:r>
+    </w:p>
+    <w:p>
+      <w:pPr>
+        <w:spacing w:line="336" w:lineRule="auto" w:after="180"/>
+        <w:shd w:fill="F5F1FB"/>
+      </w:pPr>
+      <w:r>
+        <w:rPr>
+          <w:b w:val="0"/>
+        </w:rPr>
+        <w:t>Completion task: A fictional poster requires exactly three labelled circles. Generated image shows four circles and one unreadable label. A caption calls it a photograph of a real lesson.</w:t>
+      </w:r>
+    </w:p>
+    <w:p>
+      <w:pPr>
+        <w:spacing w:line="336" w:lineRule="auto" w:after="180"/>
+        <w:shd w:fill="F5F1FB"/>
+      </w:pPr>
+      <w:r>
+        <w:rPr>
+          <w:b w:val="0"/>
+        </w:rPr>
+        <w:t>Show the intermediate steps and give the conclusion with its scope.</w:t>
+      </w:r>
+    </w:p>
+    <w:p>
+      <w:pPr>
+        <w:pStyle w:val="Heading3"/>
+      </w:pPr>
+      <w:r>
+        <w:t>Reasoning to listen for</w:t>
+      </w:r>
+    </w:p>
+    <w:p>
+      <w:pPr>
+        <w:spacing w:line="336" w:lineRule="auto" w:after="180"/>
+        <w:shd w:fill="F1F6FC"/>
+      </w:pPr>
+      <w:r>
+        <w:rPr>
+          <w:b w:val="0"/>
+        </w:rPr>
         <w:t>Teacher check: Teacher explanation: It fails count and label criteria; the photograph claim is unsupported. Record it as a generated fictional illustration and revise or reject before use.</w:t>
       </w:r>
     </w:p>
     <w:p>
-      <w:r>
-        <w:t>Start by identifying the given inputs together. Leave the intermediate steps blank. If needed, model one step, then withdraw that help on the next step. Move to a full trace only when the partial trace is understood. For partners, alternate explainer and checker; collect a response from every learner before discussion.</w:t>
+      <w:pPr>
+        <w:spacing w:line="336" w:lineRule="auto" w:after="180"/>
+      </w:pPr>
+      <w:r>
+        <w:rPr>
+          <w:b w:val="0"/>
+        </w:rPr>
+        <w:t xml:space="preserve">Start by identifying the given </w:t>
+      </w:r>
+      <w:r>
+        <w:rPr>
+          <w:b/>
+        </w:rPr>
+        <w:t>input</w:t>
+      </w:r>
+      <w:r>
+        <w:rPr>
+          <w:b w:val="0"/>
+        </w:rPr>
+        <w:t>s together. Leave the intermediate steps blank. If needed, model one step, then withdraw that help on the next step. Move to a full trace only when the partial trace is understood.</w:t>
+      </w:r>
+    </w:p>
+    <w:p>
+      <w:pPr>
+        <w:spacing w:line="336" w:lineRule="auto" w:after="180"/>
+      </w:pPr>
+      <w:r>
+        <w:rPr>
+          <w:b w:val="0"/>
+        </w:rPr>
+        <w:t>For partners, alternate explainer and checker; collect a response from every learner before discussion.</w:t>
       </w:r>
     </w:p>
     <w:p>
@@ -1476,18 +2829,37 @@
       </w:r>
     </w:p>
     <w:p>
-      <w:r>
-        <w:t>Use the worked case for Image generation and provenance. Proposed explanation: “The worked result establishes every future case”. Decide whether this explanation is supported. Point to the step or supplied fact that decides; explain your repair if needed.</w:t>
-      </w:r>
-    </w:p>
-    <w:p>
-      <w:r>
-        <w:t>Expected correction: Provenance tracks production history; it does not prove the content is accurate or establish every legal permission.</w:t>
-      </w:r>
-    </w:p>
-    <w:p>
-      <w:r>
-        <w:t>Collect explanations, not only yes/no votes. If a misunderstanding is common, re-model the relevant step for the class. If it affects a few learners, give a short targeted group explanation while others solve a more demanding variation.</w:t>
+      <w:pPr>
+        <w:spacing w:line="336" w:lineRule="auto" w:after="180"/>
+      </w:pPr>
+      <w:r>
+        <w:rPr>
+          <w:b w:val="0"/>
+        </w:rPr>
+        <w:t xml:space="preserve">Use the worked case for Image generation and </w:t>
+      </w:r>
+      <w:r>
+        <w:rPr>
+          <w:b/>
+        </w:rPr>
+        <w:t>provenance</w:t>
+      </w:r>
+      <w:r>
+        <w:rPr>
+          <w:b w:val="0"/>
+        </w:rPr>
+        <w:t>. Proposed explanation: “The worked result establishes every future case”. Decide whether this explanation is supported.</w:t>
+      </w:r>
+    </w:p>
+    <w:p>
+      <w:pPr>
+        <w:spacing w:line="336" w:lineRule="auto" w:after="180"/>
+      </w:pPr>
+      <w:r>
+        <w:rPr>
+          <w:b w:val="0"/>
+        </w:rPr>
+        <w:t>Point to the step or supplied fact that decides; explain your repair if needed.</w:t>
       </w:r>
     </w:p>
     <w:p>
@@ -1495,11 +2867,72 @@
         <w:pStyle w:val="Heading3"/>
       </w:pPr>
       <w:r>
+        <w:t>Expected repair</w:t>
+      </w:r>
+    </w:p>
+    <w:p>
+      <w:pPr>
+        <w:spacing w:line="336" w:lineRule="auto" w:after="180"/>
+        <w:shd w:fill="F1F6FC"/>
+      </w:pPr>
+      <w:r>
+        <w:rPr>
+          <w:b w:val="0"/>
+        </w:rPr>
+        <w:t xml:space="preserve">Expected correction: </w:t>
+      </w:r>
+      <w:r>
+        <w:rPr>
+          <w:b/>
+        </w:rPr>
+        <w:t>Provenance</w:t>
+      </w:r>
+      <w:r>
+        <w:rPr>
+          <w:b w:val="0"/>
+        </w:rPr>
+        <w:t xml:space="preserve"> tracks production history; it does not prove the content is accurate or establish every legal permission.</w:t>
+      </w:r>
+    </w:p>
+    <w:p>
+      <w:pPr>
+        <w:spacing w:line="336" w:lineRule="auto" w:after="180"/>
+      </w:pPr>
+      <w:r>
+        <w:rPr>
+          <w:b w:val="0"/>
+        </w:rPr>
+        <w:t>Collect explanations, not only yes/no votes. If a misunderstanding is common, re-model the relevant step for the class.</w:t>
+      </w:r>
+    </w:p>
+    <w:p>
+      <w:pPr>
+        <w:spacing w:line="336" w:lineRule="auto" w:after="180"/>
+      </w:pPr>
+      <w:r>
+        <w:rPr>
+          <w:b w:val="0"/>
+        </w:rPr>
+        <w:t>If it affects a few learners, give a short targeted group explanation while others solve a more demanding variation.</w:t>
+      </w:r>
+    </w:p>
+    <w:p>
+      <w:pPr>
+        <w:pStyle w:val="Heading3"/>
+      </w:pPr>
+      <w:r>
         <w:t>Pictorial practice question</w:t>
       </w:r>
     </w:p>
     <w:p>
-      <w:r>
+      <w:pPr>
+        <w:spacing w:line="336" w:lineRule="auto" w:after="180"/>
+        <w:shd w:fill="F5F1FB"/>
+      </w:pPr>
+      <w:r>
+        <w:rPr>
+          <w:b w:val="0"/>
+        </w:rPr>
         <w:t>Which checks pass after that single change, and what still needs repair?</w:t>
       </w:r>
     </w:p>
@@ -1512,18 +2945,60 @@
       </w:r>
     </w:p>
     <w:p>
-      <w:r>
+      <w:pPr>
+        <w:spacing w:line="336" w:lineRule="auto" w:after="180"/>
+      </w:pPr>
+      <w:r>
+        <w:rPr>
+          <w:b w:val="0"/>
+        </w:rPr>
         <w:t>Counts and left-of position pass. Direction still fails: arrow must originate at bottles and point toward beaker.</w:t>
       </w:r>
     </w:p>
     <w:p>
-      <w:r>
+      <w:pPr>
+        <w:spacing w:line="336" w:lineRule="auto" w:after="180"/>
+      </w:pPr>
+      <w:r>
+        <w:rPr>
+          <w:b w:val="0"/>
+        </w:rPr>
         <w:t>Changed-case reasoning: Position now passes; arrow direction still fails. Changing object placement does not automatically reverse an arrow’s semantic source and destination.</w:t>
       </w:r>
     </w:p>
     <w:p>
-      <w:r>
-        <w:t>Collect each learner’s explanation before discussion. Use the first missing connection between input, deciding step and result to choose support. This question is worked-case practice, not fresh mastery evidence.</w:t>
+      <w:pPr>
+        <w:spacing w:line="336" w:lineRule="auto" w:after="180"/>
+      </w:pPr>
+      <w:r>
+        <w:rPr>
+          <w:b w:val="0"/>
+        </w:rPr>
+        <w:t xml:space="preserve">Collect each learner’s explanation before discussion. Use the first missing connection between </w:t>
+      </w:r>
+      <w:r>
+        <w:rPr>
+          <w:b/>
+        </w:rPr>
+        <w:t>input</w:t>
+      </w:r>
+      <w:r>
+        <w:rPr>
+          <w:b w:val="0"/>
+        </w:rPr>
+        <w:t xml:space="preserve">, deciding step and result to choose support. This question is worked-case practice, not fresh mastery </w:t>
+      </w:r>
+      <w:r>
+        <w:rPr>
+          <w:b/>
+        </w:rPr>
+        <w:t>evidence</w:t>
+      </w:r>
+      <w:r>
+        <w:rPr>
+          <w:b w:val="0"/>
+        </w:rPr>
+        <w:t>.</w:t>
       </w:r>
     </w:p>
     <w:p>
@@ -1535,54 +3010,117 @@
       </w:r>
     </w:p>
     <w:p>
+      <w:r>
+        <w:t>Run the Visual Composition investigation and use the first unsupported step to choose a teaching response.</w:t>
+      </w:r>
+    </w:p>
+    <w:p>
+      <w:pPr>
+        <w:spacing w:line="336" w:lineRule="auto" w:after="180"/>
+      </w:pPr>
+      <w:r>
+        <w:rPr>
+          <w:b w:val="0"/>
+        </w:rPr>
+        <w:t>Words You Can Use to Reason</w:t>
+      </w:r>
+    </w:p>
+    <w:p>
+      <w:pPr>
+        <w:spacing w:line="336" w:lineRule="auto" w:after="180"/>
+      </w:pPr>
+      <w:r>
+        <w:rPr>
+          <w:b w:val="0"/>
+        </w:rPr>
+        <w:t>A definition matters when you can recognize the idea, use it, and contrast it with a near-miss.</w:t>
+      </w:r>
+    </w:p>
+    <w:p>
+      <w:pPr>
+        <w:spacing w:line="336" w:lineRule="auto" w:after="180"/>
+      </w:pPr>
+      <w:r>
+        <w:rPr>
+          <w:b w:val="0"/>
+        </w:rPr>
+        <w:t>Predict → Test → Record → Explain</w:t>
+      </w:r>
+    </w:p>
+    <w:p>
+      <w:pPr>
+        <w:spacing w:line="336" w:lineRule="auto" w:after="180"/>
+      </w:pPr>
+      <w:r>
+        <w:rPr>
+          <w:b w:val="0"/>
+        </w:rPr>
+        <w:t>Keep expected and actual results separate. Surprises are useful data when recorded honestly.</w:t>
+      </w:r>
+    </w:p>
+    <w:p>
+      <w:pPr>
+        <w:spacing w:line="336" w:lineRule="auto" w:after="180"/>
+      </w:pPr>
+      <w:r>
+        <w:rPr>
+          <w:b w:val="0"/>
+        </w:rPr>
+        <w:t xml:space="preserve">Repair three prompts by changing one missing composition element; sketch expected </w:t>
+      </w:r>
+      <w:r>
+        <w:rPr>
+          <w:b/>
+        </w:rPr>
+        <w:t>framing</w:t>
+      </w:r>
+      <w:r>
+        <w:rPr>
+          <w:b w:val="0"/>
+        </w:rPr>
+        <w:t xml:space="preserve"> before generation and compare.</w:t>
+      </w:r>
+    </w:p>
+    <w:p>
+      <w:pPr>
+        <w:spacing w:line="336" w:lineRule="auto" w:after="180"/>
+        <w:shd w:fill="F5F1FB"/>
+      </w:pPr>
+      <w:r>
+        <w:rPr>
+          <w:b w:val="0"/>
+        </w:rPr>
+        <w:t>What did the hardest test teach you that the normal test did not?</w:t>
+      </w:r>
+    </w:p>
+    <w:p>
       <w:pPr>
         <w:pStyle w:val="Heading3"/>
       </w:pPr>
       <w:r>
-        <w:t>Run the weekly evidence lab</w:t>
-      </w:r>
-    </w:p>
-    <w:p>
-      <w:r>
-        <w:t>Words You Can Use to Reason</w:t>
-      </w:r>
-    </w:p>
-    <w:p>
-      <w:r>
-        <w:t>A definition matters when you can recognize the idea, use it, and contrast it with a near-miss.</w:t>
-      </w:r>
-    </w:p>
-    <w:p>
-      <w:r>
-        <w:t>Predict → Test → Record → Explain</w:t>
-      </w:r>
-    </w:p>
-    <w:p>
-      <w:r>
-        <w:t>Keep expected and actual results separate. Surprises are useful data when recorded honestly.</w:t>
-      </w:r>
-    </w:p>
-    <w:p>
-      <w:r>
-        <w:t>Repair three prompts by changing one missing composition element; sketch expected framing before generation and compare.</w:t>
-      </w:r>
-    </w:p>
-    <w:p>
-      <w:r>
-        <w:t>What did the hardest test teach you that the normal test did not?</w:t>
-      </w:r>
-    </w:p>
-    <w:p>
-      <w:pPr>
-        <w:pStyle w:val="Heading3"/>
-      </w:pPr>
-      <w:r>
         <w:t>Make the lab runnable</w:t>
       </w:r>
     </w:p>
     <w:p>
-      <w:r>
-        <w:t>Use the concrete case as the shared normal case and the independent question as a second case. Each pair creates a boundary or missing-information case and predicts its result before testing. Keep the expected result separate from an observed mistake.</w:t>
+      <w:pPr>
+        <w:spacing w:line="336" w:lineRule="auto" w:after="180"/>
+      </w:pPr>
+      <w:r>
+        <w:rPr>
+          <w:b w:val="0"/>
+        </w:rPr>
+        <w:t>Use the concrete case as the shared normal case and the independent question as a second case. Each pair creates a boundary or missing-information case and predicts its result before testing.</w:t>
+      </w:r>
+    </w:p>
+    <w:p>
+      <w:pPr>
+        <w:spacing w:line="336" w:lineRule="auto" w:after="180"/>
+      </w:pPr>
+      <w:r>
+        <w:rPr>
+          <w:b w:val="0"/>
+        </w:rPr>
+        <w:t>Keep the expected result separate from an observed mistake.</w:t>
       </w:r>
     </w:p>
     <w:tbl>
@@ -1740,8 +3278,25 @@
       </w:r>
     </w:p>
     <w:p>
-      <w:r>
-        <w:t>For guessing, return to given facts and request a trace. For vocabulary without application, use one example and one non-example. For arithmetic errors, check the setup before the calculation. Finish with a different uncoached case before recording mastery.</w:t>
+      <w:pPr>
+        <w:spacing w:line="336" w:lineRule="auto" w:after="180"/>
+      </w:pPr>
+      <w:r>
+        <w:rPr>
+          <w:b w:val="0"/>
+        </w:rPr>
+        <w:t>For guessing, return to given facts and request a trace. For vocabulary without application, use one example and one non-example. For arithmetic errors, check the setup before the calculation.</w:t>
+      </w:r>
+    </w:p>
+    <w:p>
+      <w:pPr>
+        <w:spacing w:line="336" w:lineRule="auto" w:after="180"/>
+      </w:pPr>
+      <w:r>
+        <w:rPr>
+          <w:b w:val="0"/>
+        </w:rPr>
+        <w:t>Finish with a different uncoached case before recording mastery.</w:t>
       </w:r>
     </w:p>
     <w:p>
@@ -1753,18 +3308,84 @@
       </w:r>
     </w:p>
     <w:p>
-      <w:r>
-        <w:t>The worked result establishes every future case: Provenance tracks production history; it does not prove the content is accurate or establish every legal permission.</w:t>
-      </w:r>
-    </w:p>
-    <w:p>
-      <w:r>
-        <w:t>A missing input may be replaced without recording the change: A replacement changes the evidence or contract. Record the change and its justification; do not silently turn unknown into a measured value.</w:t>
-      </w:r>
-    </w:p>
-    <w:p>
-      <w:r>
-        <w:t>Repeating an assessed case is new independent evidence: A replay checks consistency. An example used for feedback or revision cannot later be described as untouched final evaluation.</w:t>
+      <w:pPr>
+        <w:spacing w:line="336" w:lineRule="auto" w:after="180"/>
+      </w:pPr>
+      <w:r>
+        <w:rPr>
+          <w:b w:val="0"/>
+        </w:rPr>
+        <w:t xml:space="preserve">The worked result establishes every future case: </w:t>
+      </w:r>
+      <w:r>
+        <w:rPr>
+          <w:b/>
+        </w:rPr>
+        <w:t>Provenance</w:t>
+      </w:r>
+      <w:r>
+        <w:rPr>
+          <w:b w:val="0"/>
+        </w:rPr>
+        <w:t xml:space="preserve"> tracks production history; it does not prove the content is accurate or establish every legal permission.</w:t>
+      </w:r>
+    </w:p>
+    <w:p>
+      <w:pPr>
+        <w:spacing w:line="336" w:lineRule="auto" w:after="180"/>
+      </w:pPr>
+      <w:r>
+        <w:rPr>
+          <w:b w:val="0"/>
+        </w:rPr>
+        <w:t xml:space="preserve">A missing </w:t>
+      </w:r>
+      <w:r>
+        <w:rPr>
+          <w:b/>
+        </w:rPr>
+        <w:t>input</w:t>
+      </w:r>
+      <w:r>
+        <w:rPr>
+          <w:b w:val="0"/>
+        </w:rPr>
+        <w:t xml:space="preserve"> may be replaced without recording the change: A replacement changes the </w:t>
+      </w:r>
+      <w:r>
+        <w:rPr>
+          <w:b/>
+        </w:rPr>
+        <w:t>evidence</w:t>
+      </w:r>
+      <w:r>
+        <w:rPr>
+          <w:b w:val="0"/>
+        </w:rPr>
+        <w:t xml:space="preserve"> or contract. Record the change and its justification; do not silently turn unknown into a measured value.</w:t>
+      </w:r>
+    </w:p>
+    <w:p>
+      <w:pPr>
+        <w:spacing w:line="336" w:lineRule="auto" w:after="180"/>
+      </w:pPr>
+      <w:r>
+        <w:rPr>
+          <w:b w:val="0"/>
+        </w:rPr>
+        <w:t xml:space="preserve">Repeating an assessed case is new independent </w:t>
+      </w:r>
+      <w:r>
+        <w:rPr>
+          <w:b/>
+        </w:rPr>
+        <w:t>evidence</w:t>
+      </w:r>
+      <w:r>
+        <w:rPr>
+          <w:b w:val="0"/>
+        </w:rPr>
+        <w:t>: A replay checks consistency. An example used for feedback or revision cannot later be described as untouched final evaluation.</w:t>
       </w:r>
     </w:p>
     <w:p>
@@ -1922,8 +3543,25 @@
       </w:tr>
     </w:tbl>
     <w:p>
-      <w:r>
-        <w:t>Offer an oral explanation, drawing, enlarged visual or fewer examples when that removes a reading/writing barrier. Keep the same reasoning goal. Stretch secure learners by changing a boundary or assumption and asking them to defend the effect, not simply by assigning more of the same questions.</w:t>
+      <w:pPr>
+        <w:spacing w:line="336" w:lineRule="auto" w:after="180"/>
+      </w:pPr>
+      <w:r>
+        <w:rPr>
+          <w:b w:val="0"/>
+        </w:rPr>
+        <w:t>Offer an oral explanation, drawing, enlarged visual or fewer examples when that removes a reading/writing barrier. Keep the same reasoning goal.</w:t>
+      </w:r>
+    </w:p>
+    <w:p>
+      <w:pPr>
+        <w:spacing w:line="336" w:lineRule="auto" w:after="180"/>
+      </w:pPr>
+      <w:r>
+        <w:rPr>
+          <w:b w:val="0"/>
+        </w:rPr>
+        <w:t>Stretch secure learners by changing a boundary or assumption and asking them to defend the effect, not simply by assigning more of the same questions.</w:t>
       </w:r>
     </w:p>
     <w:p>
@@ -1935,11 +3573,16 @@
       </w:r>
     </w:p>
     <w:p>
+      <w:r>
+        <w:t>Use the Visual Composition questions, teacher keys and criteria after the relevant attempts. Previously discussed cases are practice; protect the separately selected independent task.</w:t>
+      </w:r>
+    </w:p>
+    <w:p>
       <w:pPr>
         <w:pStyle w:val="Heading3"/>
       </w:pPr>
       <w:r>
-        <w:t>Assess and explain the answers</w:t>
+        <w:t>Worked case answer</w:t>
       </w:r>
     </w:p>
     <w:p>
@@ -1947,12 +3590,43 @@
         <w:pStyle w:val="Heading3"/>
       </w:pPr>
       <w:r>
-        <w:t>Worked case answer</w:t>
-      </w:r>
-    </w:p>
-    <w:p>
-      <w:r>
-        <w:t>Check subjects, relative size, positions and sky separately. The position violates composition even if subjects exist.</w:t>
+        <w:t>Teacher key · Worked case answer</w:t>
+      </w:r>
+    </w:p>
+    <w:p>
+      <w:pPr>
+        <w:spacing w:line="336" w:lineRule="auto" w:after="180"/>
+        <w:shd w:fill="F1F6FC"/>
+      </w:pPr>
+      <w:r>
+        <w:rPr>
+          <w:b w:val="0"/>
+        </w:rPr>
+        <w:t xml:space="preserve">Check </w:t>
+      </w:r>
+      <w:r>
+        <w:rPr>
+          <w:b/>
+        </w:rPr>
+        <w:t>subject</w:t>
+      </w:r>
+      <w:r>
+        <w:rPr>
+          <w:b w:val="0"/>
+        </w:rPr>
+        <w:t xml:space="preserve">s, relative size, positions and sky separately. The position violates composition even if </w:t>
+      </w:r>
+      <w:r>
+        <w:rPr>
+          <w:b/>
+        </w:rPr>
+        <w:t>subject</w:t>
+      </w:r>
+      <w:r>
+        <w:rPr>
+          <w:b w:val="0"/>
+        </w:rPr>
+        <w:t>s exist.</w:t>
       </w:r>
     </w:p>
     <w:p>
@@ -1964,7 +3638,22 @@
       </w:r>
     </w:p>
     <w:p>
-      <w:r>
+      <w:pPr>
+        <w:pStyle w:val="Heading3"/>
+      </w:pPr>
+      <w:r>
+        <w:t>Independent question · withhold the key</w:t>
+      </w:r>
+    </w:p>
+    <w:p>
+      <w:pPr>
+        <w:spacing w:line="336" w:lineRule="auto" w:after="180"/>
+        <w:shd w:fill="F5F1FB"/>
+      </w:pPr>
+      <w:r>
+        <w:rPr>
+          <w:b w:val="0"/>
+        </w:rPr>
         <w:t>A poster puts pale yellow labels on white and hides the main object behind decorations. Suggest two revisions and how to check them.</w:t>
       </w:r>
     </w:p>
@@ -1977,7 +3666,22 @@
       </w:r>
     </w:p>
     <w:p>
-      <w:r>
+      <w:pPr>
+        <w:pStyle w:val="Heading3"/>
+      </w:pPr>
+      <w:r>
+        <w:t>Teacher key · Expected independent answer</w:t>
+      </w:r>
+    </w:p>
+    <w:p>
+      <w:pPr>
+        <w:spacing w:line="336" w:lineRule="auto" w:after="180"/>
+        <w:shd w:fill="F1F6FC"/>
+      </w:pPr>
+      <w:r>
+        <w:rPr>
+          <w:b w:val="0"/>
+        </w:rPr>
         <w:t>Increase text contrast and make the main object larger or less obstructed. Check readability and hierarchy at the size learners will actually view.</w:t>
       </w:r>
     </w:p>
@@ -2216,8 +3920,25 @@
       </w:tr>
     </w:tbl>
     <w:p>
-      <w:r>
-        <w:t>Use 6/8 as a classroom checkpoint, with 2 required for both Result and Reasoning. This is a proposed teaching rule, not a validated certification threshold. Do not count a coached answer as independent mastery; correct unsafe or unsupported claims regardless of total.</w:t>
+      <w:pPr>
+        <w:spacing w:line="336" w:lineRule="auto" w:after="180"/>
+      </w:pPr>
+      <w:r>
+        <w:rPr>
+          <w:b w:val="0"/>
+        </w:rPr>
+        <w:t>Use 6/8 as a classroom checkpoint, with 2 required for both Result and Reasoning. This is a proposed teaching rule, not a validated certification threshold.</w:t>
+      </w:r>
+    </w:p>
+    <w:p>
+      <w:pPr>
+        <w:spacing w:line="336" w:lineRule="auto" w:after="180"/>
+      </w:pPr>
+      <w:r>
+        <w:rPr>
+          <w:b w:val="0"/>
+        </w:rPr>
+        <w:t>Do not count a coached answer as independent mastery; correct unsafe or unsupported claims regardless of total.</w:t>
       </w:r>
     </w:p>
     <w:p>
@@ -2229,8 +3950,26 @@
       </w:r>
     </w:p>
     <w:p>
-      <w:r>
-        <w:t>Ask the learner to find the evidence that challenges this claim: “Adding more decoration automatically improves visual communication.” Keep the first attempt and an uncoached retry separate.</w:t>
+      <w:pPr>
+        <w:spacing w:line="336" w:lineRule="auto" w:after="180"/>
+      </w:pPr>
+      <w:r>
+        <w:rPr>
+          <w:b w:val="0"/>
+        </w:rPr>
+        <w:t xml:space="preserve">Ask the learner to find the </w:t>
+      </w:r>
+      <w:r>
+        <w:rPr>
+          <w:b/>
+        </w:rPr>
+        <w:t>evidence</w:t>
+      </w:r>
+      <w:r>
+        <w:rPr>
+          <w:b w:val="0"/>
+        </w:rPr>
+        <w:t xml:space="preserve"> that challenges this claim: “Adding more decoration automatically improves visual communication.” Keep the first attempt and an uncoached retry separate.</w:t>
       </w:r>
     </w:p>
     <w:p>
@@ -2242,15 +3981,42 @@
       </w:r>
     </w:p>
     <w:p>
-      <w:r>
-        <w:t>Verify count=2 trees and the bench's horizontal position lies between the trees, with the sun in the agreed upper-right region. Presence alone passes an incomplete rubric. Use labelled coordinates or a simple layout sketch to make the relation checkable.</w:t>
-      </w:r>
-    </w:p>
-    <w:p>
       <w:pPr>
         <w:pStyle w:val="Heading3"/>
       </w:pPr>
       <w:r>
+        <w:t>Teacher key · Original transfer answer</w:t>
+      </w:r>
+    </w:p>
+    <w:p>
+      <w:pPr>
+        <w:spacing w:line="336" w:lineRule="auto" w:after="180"/>
+        <w:shd w:fill="F1F6FC"/>
+      </w:pPr>
+      <w:r>
+        <w:rPr>
+          <w:b w:val="0"/>
+        </w:rPr>
+        <w:t>Verify count=2 trees and the bench's horizontal position lies between the trees, with the sun in the agreed upper-right region. Presence alone passes an incomplete rubric.</w:t>
+      </w:r>
+    </w:p>
+    <w:p>
+      <w:pPr>
+        <w:spacing w:line="336" w:lineRule="auto" w:after="180"/>
+        <w:shd w:fill="F1F6FC"/>
+      </w:pPr>
+      <w:r>
+        <w:rPr>
+          <w:b w:val="0"/>
+        </w:rPr>
+        <w:t>Use labelled coordinates or a simple layout sketch to make the relation checkable.</w:t>
+      </w:r>
+    </w:p>
+    <w:p>
+      <w:pPr>
+        <w:pStyle w:val="Heading3"/>
+      </w:pPr>
+      <w:r>
         <w:t>Explanations for the additional workbook examples</w:t>
       </w:r>
     </w:p>
@@ -2263,30 +4029,186 @@
       </w:r>
     </w:p>
     <w:p>
-      <w:r>
-        <w:t>Explain the weekly mechanism in your own words. Use the worked scenario to name its input, decision rule and output.</w:t>
-      </w:r>
-    </w:p>
-    <w:p>
-      <w:r>
-        <w:t>Teacher explanation: An image generator constructs an output from learned patterns and a specification. A generated picture is not a record that the depicted event occurred. Keep a provenance record containing specification, tool/version when known, generation date, edits, permissions and intended use. Label fictional imagery. Inspect visual requirements and avoid inferring identity or event authenticity from appearance.</w:t>
-      </w:r>
-    </w:p>
-    <w:p>
       <w:pPr>
         <w:pStyle w:val="Heading3"/>
       </w:pPr>
       <w:r>
+        <w:t>Workbook question · W1</w:t>
+      </w:r>
+    </w:p>
+    <w:p>
+      <w:pPr>
+        <w:spacing w:line="336" w:lineRule="auto" w:after="180"/>
+        <w:shd w:fill="F5F1FB"/>
+      </w:pPr>
+      <w:r>
+        <w:rPr>
+          <w:b w:val="0"/>
+        </w:rPr>
+        <w:t xml:space="preserve">Explain the weekly </w:t>
+      </w:r>
+      <w:r>
+        <w:rPr>
+          <w:b/>
+        </w:rPr>
+        <w:t>mechanism</w:t>
+      </w:r>
+      <w:r>
+        <w:rPr>
+          <w:b w:val="0"/>
+        </w:rPr>
+        <w:t xml:space="preserve"> in your own words. Use the worked scenario to name its </w:t>
+      </w:r>
+      <w:r>
+        <w:rPr>
+          <w:b/>
+        </w:rPr>
+        <w:t>input</w:t>
+      </w:r>
+      <w:r>
+        <w:rPr>
+          <w:b w:val="0"/>
+        </w:rPr>
+        <w:t xml:space="preserve">, decision rule and </w:t>
+      </w:r>
+      <w:r>
+        <w:rPr>
+          <w:b/>
+        </w:rPr>
+        <w:t>output</w:t>
+      </w:r>
+      <w:r>
+        <w:rPr>
+          <w:b w:val="0"/>
+        </w:rPr>
+        <w:t>.</w:t>
+      </w:r>
+    </w:p>
+    <w:p>
+      <w:pPr>
+        <w:pStyle w:val="Heading3"/>
+      </w:pPr>
+      <w:r>
+        <w:t>Teacher reasoning · W1</w:t>
+      </w:r>
+    </w:p>
+    <w:p>
+      <w:pPr>
+        <w:spacing w:line="336" w:lineRule="auto" w:after="180"/>
+        <w:shd w:fill="F1F6FC"/>
+      </w:pPr>
+      <w:r>
+        <w:rPr>
+          <w:b w:val="0"/>
+        </w:rPr>
+        <w:t xml:space="preserve">Teacher explanation: An image generator constructs an </w:t>
+      </w:r>
+      <w:r>
+        <w:rPr>
+          <w:b/>
+        </w:rPr>
+        <w:t>output</w:t>
+      </w:r>
+      <w:r>
+        <w:rPr>
+          <w:b w:val="0"/>
+        </w:rPr>
+        <w:t xml:space="preserve"> from learned patterns and a specification. A generated picture is not a record that the depicted event occurred.</w:t>
+      </w:r>
+    </w:p>
+    <w:p>
+      <w:pPr>
+        <w:spacing w:line="336" w:lineRule="auto" w:after="180"/>
+        <w:shd w:fill="F1F6FC"/>
+      </w:pPr>
+      <w:r>
+        <w:rPr>
+          <w:b w:val="0"/>
+        </w:rPr>
+        <w:t xml:space="preserve">Keep a </w:t>
+      </w:r>
+      <w:r>
+        <w:rPr>
+          <w:b/>
+        </w:rPr>
+        <w:t>provenance</w:t>
+      </w:r>
+      <w:r>
+        <w:rPr>
+          <w:b w:val="0"/>
+        </w:rPr>
+        <w:t xml:space="preserve"> record containing specification, tool/version when known, generation date, edits, permissions and intended use. Label fictional imagery.</w:t>
+      </w:r>
+    </w:p>
+    <w:p>
+      <w:pPr>
+        <w:spacing w:line="336" w:lineRule="auto" w:after="180"/>
+        <w:shd w:fill="F1F6FC"/>
+      </w:pPr>
+      <w:r>
+        <w:rPr>
+          <w:b w:val="0"/>
+        </w:rPr>
+        <w:t>Inspect visual requirements and avoid inferring identity or event authenticity from appearance.</w:t>
+      </w:r>
+    </w:p>
+    <w:p>
+      <w:pPr>
+        <w:pStyle w:val="Heading3"/>
+      </w:pPr>
+      <w:r>
         <w:t>W2 Trace the worked case</w:t>
       </w:r>
     </w:p>
     <w:p>
-      <w:r>
-        <w:t>A fictional poster requires exactly three labelled circles. Generated image shows four circles and one unreadable label. A caption calls it a photograph of a real lesson. Show the intermediate steps and give the conclusion with its scope.</w:t>
-      </w:r>
-    </w:p>
-    <w:p>
-      <w:r>
+      <w:pPr>
+        <w:pStyle w:val="Heading3"/>
+      </w:pPr>
+      <w:r>
+        <w:t>Workbook question · W2</w:t>
+      </w:r>
+    </w:p>
+    <w:p>
+      <w:pPr>
+        <w:spacing w:line="336" w:lineRule="auto" w:after="180"/>
+        <w:shd w:fill="F5F1FB"/>
+      </w:pPr>
+      <w:r>
+        <w:rPr>
+          <w:b w:val="0"/>
+        </w:rPr>
+        <w:t>A fictional poster requires exactly three labelled circles. Generated image shows four circles and one unreadable label. A caption calls it a photograph of a real lesson.</w:t>
+      </w:r>
+    </w:p>
+    <w:p>
+      <w:pPr>
+        <w:spacing w:line="336" w:lineRule="auto" w:after="180"/>
+        <w:shd w:fill="F5F1FB"/>
+      </w:pPr>
+      <w:r>
+        <w:rPr>
+          <w:b w:val="0"/>
+        </w:rPr>
+        <w:t>Show the intermediate steps and give the conclusion with its scope.</w:t>
+      </w:r>
+    </w:p>
+    <w:p>
+      <w:pPr>
+        <w:pStyle w:val="Heading3"/>
+      </w:pPr>
+      <w:r>
+        <w:t>Teacher reasoning · W2</w:t>
+      </w:r>
+    </w:p>
+    <w:p>
+      <w:pPr>
+        <w:spacing w:line="336" w:lineRule="auto" w:after="180"/>
+        <w:shd w:fill="F1F6FC"/>
+      </w:pPr>
+      <w:r>
+        <w:rPr>
+          <w:b w:val="0"/>
+        </w:rPr>
         <w:t>Teacher explanation: It fails count and label criteria; the photograph claim is unsupported. Record it as a generated fictional illustration and revise or reject before use.</w:t>
       </w:r>
     </w:p>
@@ -2299,75 +4221,423 @@
       </w:r>
     </w:p>
     <w:p>
-      <w:r>
-        <w:t>A report omits this qualification: Provenance tracks production history; it does not prove the content is accurate or establish every legal permission. Explain how omitting it could change a reader's interpretation, and write an accurate replacement.</w:t>
-      </w:r>
-    </w:p>
-    <w:p>
-      <w:r>
-        <w:t>Teacher explanation: Provenance tracks production history; it does not prove the content is accurate or establish every legal permission. State the observed result separately from the unverified or out-of-scope claim; preserve the original evidence rather than inventing a missing fact.</w:t>
-      </w:r>
-    </w:p>
-    <w:p>
       <w:pPr>
         <w:pStyle w:val="Heading3"/>
       </w:pPr>
       <w:r>
+        <w:t>Workbook question · W3</w:t>
+      </w:r>
+    </w:p>
+    <w:p>
+      <w:pPr>
+        <w:spacing w:line="336" w:lineRule="auto" w:after="180"/>
+        <w:shd w:fill="F5F1FB"/>
+      </w:pPr>
+      <w:r>
+        <w:rPr>
+          <w:b w:val="0"/>
+        </w:rPr>
+        <w:t xml:space="preserve">A report omits this qualification: </w:t>
+      </w:r>
+      <w:r>
+        <w:rPr>
+          <w:b/>
+        </w:rPr>
+        <w:t>Provenance</w:t>
+      </w:r>
+      <w:r>
+        <w:rPr>
+          <w:b w:val="0"/>
+        </w:rPr>
+        <w:t xml:space="preserve"> tracks production history; it does not prove the content is accurate or establish every legal permission.</w:t>
+      </w:r>
+    </w:p>
+    <w:p>
+      <w:pPr>
+        <w:spacing w:line="336" w:lineRule="auto" w:after="180"/>
+        <w:shd w:fill="F5F1FB"/>
+      </w:pPr>
+      <w:r>
+        <w:rPr>
+          <w:b w:val="0"/>
+        </w:rPr>
+        <w:t>Explain how omitting it could change a reader's interpretation, and write an accurate replacement.</w:t>
+      </w:r>
+    </w:p>
+    <w:p>
+      <w:pPr>
+        <w:pStyle w:val="Heading3"/>
+      </w:pPr>
+      <w:r>
+        <w:t>Teacher reasoning · W3</w:t>
+      </w:r>
+    </w:p>
+    <w:p>
+      <w:pPr>
+        <w:spacing w:line="336" w:lineRule="auto" w:after="180"/>
+        <w:shd w:fill="F1F6FC"/>
+      </w:pPr>
+      <w:r>
+        <w:rPr>
+          <w:b w:val="0"/>
+        </w:rPr>
+        <w:t xml:space="preserve">Teacher explanation: </w:t>
+      </w:r>
+      <w:r>
+        <w:rPr>
+          <w:b/>
+        </w:rPr>
+        <w:t>Provenance</w:t>
+      </w:r>
+      <w:r>
+        <w:rPr>
+          <w:b w:val="0"/>
+        </w:rPr>
+        <w:t xml:space="preserve"> tracks production history; it does not prove the content is accurate or establish every legal permission.</w:t>
+      </w:r>
+    </w:p>
+    <w:p>
+      <w:pPr>
+        <w:spacing w:line="336" w:lineRule="auto" w:after="180"/>
+        <w:shd w:fill="F1F6FC"/>
+      </w:pPr>
+      <w:r>
+        <w:rPr>
+          <w:b w:val="0"/>
+        </w:rPr>
+        <w:t xml:space="preserve">State the observed result separately from the unverified or out-of-scope claim; preserve the original </w:t>
+      </w:r>
+      <w:r>
+        <w:rPr>
+          <w:b/>
+        </w:rPr>
+        <w:t>evidence</w:t>
+      </w:r>
+      <w:r>
+        <w:rPr>
+          <w:b w:val="0"/>
+        </w:rPr>
+        <w:t xml:space="preserve"> rather than inventing a missing fact.</w:t>
+      </w:r>
+    </w:p>
+    <w:p>
+      <w:pPr>
+        <w:pStyle w:val="Heading3"/>
+      </w:pPr>
+      <w:r>
         <w:t>W4 Apply a new case independently</w:t>
       </w:r>
     </w:p>
     <w:p>
-      <w:r>
-        <w:t>A generated diagram requires two arrows and labels input/output. It has two arrows but swapped labels. Metadata records generation, yet the caption says experimental observation. Audit.</w:t>
-      </w:r>
-    </w:p>
-    <w:p>
-      <w:r>
-        <w:t>Teacher explanation: Arrow count passes; label semantics fail. Metadata supports generation provenance, not observed-event authenticity; replace the caption and correct labels.</w:t>
-      </w:r>
-    </w:p>
-    <w:p>
       <w:pPr>
         <w:pStyle w:val="Heading3"/>
       </w:pPr>
       <w:r>
+        <w:t>Workbook question · W4</w:t>
+      </w:r>
+    </w:p>
+    <w:p>
+      <w:pPr>
+        <w:spacing w:line="336" w:lineRule="auto" w:after="180"/>
+        <w:shd w:fill="F5F1FB"/>
+      </w:pPr>
+      <w:r>
+        <w:rPr>
+          <w:b w:val="0"/>
+        </w:rPr>
+        <w:t xml:space="preserve">A generated diagram requires two arrows and labels </w:t>
+      </w:r>
+      <w:r>
+        <w:rPr>
+          <w:b/>
+        </w:rPr>
+        <w:t>input</w:t>
+      </w:r>
+      <w:r>
+        <w:rPr>
+          <w:b w:val="0"/>
+        </w:rPr>
+        <w:t>/</w:t>
+      </w:r>
+      <w:r>
+        <w:rPr>
+          <w:b/>
+        </w:rPr>
+        <w:t>output</w:t>
+      </w:r>
+      <w:r>
+        <w:rPr>
+          <w:b w:val="0"/>
+        </w:rPr>
+        <w:t xml:space="preserve">. It has two arrows but swapped labels. Metadata records generation, yet the caption says experimental </w:t>
+      </w:r>
+      <w:r>
+        <w:rPr>
+          <w:b/>
+        </w:rPr>
+        <w:t>observation</w:t>
+      </w:r>
+      <w:r>
+        <w:rPr>
+          <w:b w:val="0"/>
+        </w:rPr>
+        <w:t>. Audit.</w:t>
+      </w:r>
+    </w:p>
+    <w:p>
+      <w:pPr>
+        <w:pStyle w:val="Heading3"/>
+      </w:pPr>
+      <w:r>
+        <w:t>Teacher reasoning · W4</w:t>
+      </w:r>
+    </w:p>
+    <w:p>
+      <w:pPr>
+        <w:spacing w:line="336" w:lineRule="auto" w:after="180"/>
+        <w:shd w:fill="F1F6FC"/>
+      </w:pPr>
+      <w:r>
+        <w:rPr>
+          <w:b w:val="0"/>
+        </w:rPr>
+        <w:t xml:space="preserve">Teacher explanation: Arrow count passes; label semantics fail. Metadata supports generation </w:t>
+      </w:r>
+      <w:r>
+        <w:rPr>
+          <w:b/>
+        </w:rPr>
+        <w:t>provenance</w:t>
+      </w:r>
+      <w:r>
+        <w:rPr>
+          <w:b w:val="0"/>
+        </w:rPr>
+        <w:t>, not observed-event authenticity; replace the caption and correct labels.</w:t>
+      </w:r>
+    </w:p>
+    <w:p>
+      <w:pPr>
+        <w:pStyle w:val="Heading3"/>
+      </w:pPr>
+      <w:r>
         <w:t>W5 Design a revealing follow-up</w:t>
       </w:r>
     </w:p>
     <w:p>
-      <w:r>
-        <w:t>For the worked scenario, propose one additional case that could reveal a failure, describe its expected outcome before running it, and explain what would need to remain fixed for a fair comparison. Do not reuse W4 as a new final test after receiving feedback.</w:t>
-      </w:r>
-    </w:p>
-    <w:p>
-      <w:r>
-        <w:t>Teacher explanation: Accept a concrete variant of the worked input or a missing/conflicting/boundary condition, with an expectation derived from the declared procedure. Require preserved settings, original outputs and data roles. Provenance tracks production history; it does not prove the content is accurate or establish every legal permission. The new case should test this particular mechanism rather than merely restate the original result.</w:t>
-      </w:r>
-    </w:p>
-    <w:p>
       <w:pPr>
         <w:pStyle w:val="Heading3"/>
       </w:pPr>
       <w:r>
+        <w:t>Workbook question · W5</w:t>
+      </w:r>
+    </w:p>
+    <w:p>
+      <w:pPr>
+        <w:spacing w:line="336" w:lineRule="auto" w:after="180"/>
+        <w:shd w:fill="F5F1FB"/>
+      </w:pPr>
+      <w:r>
+        <w:rPr>
+          <w:b w:val="0"/>
+        </w:rPr>
+        <w:t>For the worked scenario, propose one additional case that could reveal a failure, describe its expected outcome before running it, and explain what would need to remain fixed for a fair comparison.</w:t>
+      </w:r>
+    </w:p>
+    <w:p>
+      <w:pPr>
+        <w:spacing w:line="336" w:lineRule="auto" w:after="180"/>
+        <w:shd w:fill="F5F1FB"/>
+      </w:pPr>
+      <w:r>
+        <w:rPr>
+          <w:b w:val="0"/>
+        </w:rPr>
+        <w:t>Do not reuse W4 as a new final test after receiving feedback.</w:t>
+      </w:r>
+    </w:p>
+    <w:p>
+      <w:pPr>
+        <w:pStyle w:val="Heading3"/>
+      </w:pPr>
+      <w:r>
+        <w:t>Teacher reasoning · W5</w:t>
+      </w:r>
+    </w:p>
+    <w:p>
+      <w:pPr>
+        <w:spacing w:line="336" w:lineRule="auto" w:after="180"/>
+        <w:shd w:fill="F1F6FC"/>
+      </w:pPr>
+      <w:r>
+        <w:rPr>
+          <w:b w:val="0"/>
+        </w:rPr>
+        <w:t xml:space="preserve">Teacher explanation: Accept a concrete variant of the worked </w:t>
+      </w:r>
+      <w:r>
+        <w:rPr>
+          <w:b/>
+        </w:rPr>
+        <w:t>input</w:t>
+      </w:r>
+      <w:r>
+        <w:rPr>
+          <w:b w:val="0"/>
+        </w:rPr>
+        <w:t xml:space="preserve"> or a missing/conflicting/boundary condition, with an expectation derived from the declared procedure.</w:t>
+      </w:r>
+    </w:p>
+    <w:p>
+      <w:pPr>
+        <w:spacing w:line="336" w:lineRule="auto" w:after="180"/>
+        <w:shd w:fill="F1F6FC"/>
+      </w:pPr>
+      <w:r>
+        <w:rPr>
+          <w:b w:val="0"/>
+        </w:rPr>
+        <w:t xml:space="preserve">Require preserved </w:t>
+      </w:r>
+      <w:r>
+        <w:rPr>
+          <w:b/>
+        </w:rPr>
+        <w:t>setting</w:t>
+      </w:r>
+      <w:r>
+        <w:rPr>
+          <w:b w:val="0"/>
+        </w:rPr>
+        <w:t xml:space="preserve">s, original </w:t>
+      </w:r>
+      <w:r>
+        <w:rPr>
+          <w:b/>
+        </w:rPr>
+        <w:t>output</w:t>
+      </w:r>
+      <w:r>
+        <w:rPr>
+          <w:b w:val="0"/>
+        </w:rPr>
+        <w:t xml:space="preserve">s and data roles. </w:t>
+      </w:r>
+      <w:r>
+        <w:rPr>
+          <w:b/>
+        </w:rPr>
+        <w:t>Provenance</w:t>
+      </w:r>
+      <w:r>
+        <w:rPr>
+          <w:b w:val="0"/>
+        </w:rPr>
+        <w:t xml:space="preserve"> tracks production history; it does not prove the content is accurate or establish every legal permission.</w:t>
+      </w:r>
+    </w:p>
+    <w:p>
+      <w:pPr>
+        <w:spacing w:line="336" w:lineRule="auto" w:after="180"/>
+        <w:shd w:fill="F1F6FC"/>
+      </w:pPr>
+      <w:r>
+        <w:rPr>
+          <w:b w:val="0"/>
+        </w:rPr>
+        <w:t xml:space="preserve">The new case should test this particular </w:t>
+      </w:r>
+      <w:r>
+        <w:rPr>
+          <w:b/>
+        </w:rPr>
+        <w:t>mechanism</w:t>
+      </w:r>
+      <w:r>
+        <w:rPr>
+          <w:b w:val="0"/>
+        </w:rPr>
+        <w:t xml:space="preserve"> rather than merely restate the original result.</w:t>
+      </w:r>
+    </w:p>
+    <w:p>
+      <w:pPr>
+        <w:pStyle w:val="Heading3"/>
+      </w:pPr>
+      <w:r>
         <w:t>Assess independent transfer</w:t>
       </w:r>
     </w:p>
     <w:p>
-      <w:r>
-        <w:t>Selected case: A supplied drawing description says three stars are above a triangle, while a circle crosses the edge of a rectangle. The brief requires three stars above the triangle and the circle fully inside the rectangle. Evaluate this description.</w:t>
-      </w:r>
-    </w:p>
-    <w:p>
       <w:pPr>
         <w:pStyle w:val="Heading3"/>
       </w:pPr>
       <w:r>
+        <w:t>Independent question · withhold the key</w:t>
+      </w:r>
+    </w:p>
+    <w:p>
+      <w:pPr>
+        <w:spacing w:line="336" w:lineRule="auto" w:after="180"/>
+        <w:shd w:fill="F5F1FB"/>
+      </w:pPr>
+      <w:r>
+        <w:rPr>
+          <w:b w:val="0"/>
+        </w:rPr>
+        <w:t>Selected case: A supplied drawing description says three stars are above a triangle, while a circle crosses the edge of a rectangle. The brief requires three stars above the triangle and the circle fully inside the rectangle.</w:t>
+      </w:r>
+    </w:p>
+    <w:p>
+      <w:pPr>
+        <w:spacing w:line="336" w:lineRule="auto" w:after="180"/>
+        <w:shd w:fill="F5F1FB"/>
+      </w:pPr>
+      <w:r>
+        <w:rPr>
+          <w:b w:val="0"/>
+        </w:rPr>
+        <w:t>Evaluate this description.</w:t>
+      </w:r>
+    </w:p>
+    <w:p>
+      <w:pPr>
+        <w:pStyle w:val="Heading3"/>
+      </w:pPr>
+      <w:r>
         <w:t>Selected case answer</w:t>
       </w:r>
     </w:p>
     <w:p>
-      <w:r>
-        <w:t>The supplied star count and above relation pass. Full containment fails because the circle crosses the rectangle edge. Check spatial relations as well as object presence. This evaluates the supplied description, not an unseen image.</w:t>
+      <w:pPr>
+        <w:pStyle w:val="Heading3"/>
+      </w:pPr>
+      <w:r>
+        <w:t>Teacher key · Selected case answer</w:t>
+      </w:r>
+    </w:p>
+    <w:p>
+      <w:pPr>
+        <w:spacing w:line="336" w:lineRule="auto" w:after="180"/>
+        <w:shd w:fill="F1F6FC"/>
+      </w:pPr>
+      <w:r>
+        <w:rPr>
+          <w:b w:val="0"/>
+        </w:rPr>
+        <w:t>The supplied star count and above relation pass. Full containment fails because the circle crosses the rectangle edge. Check spatial relations as well as object presence.</w:t>
+      </w:r>
+    </w:p>
+    <w:p>
+      <w:pPr>
+        <w:spacing w:line="336" w:lineRule="auto" w:after="180"/>
+        <w:shd w:fill="F1F6FC"/>
+      </w:pPr>
+      <w:r>
+        <w:rPr>
+          <w:b w:val="0"/>
+        </w:rPr>
+        <w:t>This evaluates the supplied description, not an unseen image.</w:t>
       </w:r>
     </w:p>
     <w:tbl>
@@ -2473,21 +4743,77 @@
       </w:tr>
     </w:tbl>
     <w:p>
-      <w:r>
-        <w:t>Record each dimension as not yet, with support, or independent. Accept a valid alternative procedure with a defensible trace. Do not penalise an honestly recorded model failure if the learner correctly explains its evidence and limits.</w:t>
-      </w:r>
-    </w:p>
-    <w:p>
       <w:pPr>
         <w:pStyle w:val="Heading3"/>
       </w:pPr>
       <w:r>
+        <w:t>Teacher key · Selected case answer</w:t>
+      </w:r>
+    </w:p>
+    <w:p>
+      <w:pPr>
+        <w:spacing w:line="336" w:lineRule="auto" w:after="180"/>
+        <w:shd w:fill="F1F6FC"/>
+      </w:pPr>
+      <w:r>
+        <w:rPr>
+          <w:b w:val="0"/>
+        </w:rPr>
+        <w:t>Record each dimension as not yet, with support, or independent. Accept a valid alternative procedure with a defensible trace.</w:t>
+      </w:r>
+    </w:p>
+    <w:p>
+      <w:pPr>
+        <w:spacing w:line="336" w:lineRule="auto" w:after="180"/>
+        <w:shd w:fill="F1F6FC"/>
+      </w:pPr>
+      <w:r>
+        <w:rPr>
+          <w:b w:val="0"/>
+        </w:rPr>
+        <w:t xml:space="preserve">Do not penalise an honestly recorded model failure if the learner correctly explains its </w:t>
+      </w:r>
+      <w:r>
+        <w:rPr>
+          <w:b/>
+        </w:rPr>
+        <w:t>evidence</w:t>
+      </w:r>
+      <w:r>
+        <w:rPr>
+          <w:b w:val="0"/>
+        </w:rPr>
+        <w:t xml:space="preserve"> and limits.</w:t>
+      </w:r>
+    </w:p>
+    <w:p>
+      <w:pPr>
+        <w:pStyle w:val="Heading3"/>
+      </w:pPr>
+      <w:r>
         <w:t>Feedback that the learner uses</w:t>
       </w:r>
     </w:p>
     <w:p>
-      <w:r>
-        <w:t>Name the earliest unsupported step and give one action to repair it. Have the learner make that repair now and explain why. Then assess the relevant skill on a fresh, fully specified case. Confirm it was not previously practised with feedback; solve and check the new case before assigning it. A follow-up design prompt is a starting brief, not automatically an equivalent test.</w:t>
+      <w:pPr>
+        <w:spacing w:line="336" w:lineRule="auto" w:after="180"/>
+      </w:pPr>
+      <w:r>
+        <w:rPr>
+          <w:b w:val="0"/>
+        </w:rPr>
+        <w:t>Name the earliest unsupported step and give one action to repair it. Have the learner make that repair now and explain why. Then assess the relevant skill on a fresh, fully specified case.</w:t>
+      </w:r>
+    </w:p>
+    <w:p>
+      <w:pPr>
+        <w:spacing w:line="336" w:lineRule="auto" w:after="180"/>
+      </w:pPr>
+      <w:r>
+        <w:rPr>
+          <w:b w:val="0"/>
+        </w:rPr>
+        <w:t>Confirm it was not previously practised with feedback; solve and check the new case before assigning it. A follow-up design prompt is a starting brief, not automatically an equivalent test.</w:t>
       </w:r>
     </w:p>
     <w:p>
@@ -2499,11 +4825,74 @@
       </w:r>
     </w:p>
     <w:p>
+      <w:r>
+        <w:t>Connect Visual Composition to Verified Study Buddy, adapt support and plan a later changed-case check.</w:t>
+      </w:r>
+    </w:p>
+    <w:p>
       <w:pPr>
         <w:pStyle w:val="Heading3"/>
       </w:pPr>
       <w:r>
-        <w:t>Connect and extend learning</w:t>
+        <w:t>Verified Study Buddy</w:t>
+      </w:r>
+    </w:p>
+    <w:p>
+      <w:pPr>
+        <w:spacing w:line="336" w:lineRule="auto" w:after="180"/>
+      </w:pPr>
+      <w:r>
+        <w:rPr>
+          <w:b w:val="0"/>
+        </w:rPr>
+        <w:t xml:space="preserve">Create age-fit explanatory visuals with labeled purpose and no invented documentary </w:t>
+      </w:r>
+      <w:r>
+        <w:rPr>
+          <w:b/>
+        </w:rPr>
+        <w:t>evidence</w:t>
+      </w:r>
+      <w:r>
+        <w:rPr>
+          <w:b w:val="0"/>
+        </w:rPr>
+        <w:t>.</w:t>
+      </w:r>
+    </w:p>
+    <w:p>
+      <w:pPr>
+        <w:spacing w:line="336" w:lineRule="auto" w:after="180"/>
+      </w:pPr>
+      <w:r>
+        <w:rPr>
+          <w:b w:val="0"/>
+        </w:rPr>
+        <w:t xml:space="preserve">Keep the decision, </w:t>
+      </w:r>
+      <w:r>
+        <w:rPr>
+          <w:b/>
+        </w:rPr>
+        <w:t>input</w:t>
+      </w:r>
+      <w:r>
+        <w:rPr>
+          <w:b w:val="0"/>
+        </w:rPr>
+        <w:t xml:space="preserve">, result, explanation and remaining limitation in the project </w:t>
+      </w:r>
+      <w:r>
+        <w:rPr>
+          <w:b/>
+        </w:rPr>
+        <w:t>evidence</w:t>
+      </w:r>
+      <w:r>
+        <w:rPr>
+          <w:b w:val="0"/>
+        </w:rPr>
+        <w:t xml:space="preserve"> record. Retrieve this record next week rather than restarting the project.</w:t>
       </w:r>
     </w:p>
     <w:p>
@@ -2511,17 +4900,54 @@
         <w:pStyle w:val="Heading3"/>
       </w:pPr>
       <w:r>
-        <w:t>Verified Study Buddy</w:t>
-      </w:r>
-    </w:p>
-    <w:p>
-      <w:r>
-        <w:t>Create age-fit explanatory visuals with labeled purpose and no invented documentary evidence.</w:t>
-      </w:r>
-    </w:p>
-    <w:p>
-      <w:r>
-        <w:t>Keep the decision, input, result, explanation and remaining limitation in the project evidence record. Retrieve this record next week rather than restarting the project.</w:t>
+        <w:t>Support and stretch</w:t>
+      </w:r>
+    </w:p>
+    <w:p>
+      <w:pPr>
+        <w:spacing w:line="336" w:lineRule="auto" w:after="180"/>
+      </w:pPr>
+      <w:r>
+        <w:rPr>
+          <w:b w:val="0"/>
+        </w:rPr>
+        <w:t xml:space="preserve">Provide one short approved passage; separate instruction, </w:t>
+      </w:r>
+      <w:r>
+        <w:rPr>
+          <w:b/>
+        </w:rPr>
+        <w:t>input</w:t>
+      </w:r>
+      <w:r>
+        <w:rPr>
+          <w:b w:val="0"/>
+        </w:rPr>
+        <w:t xml:space="preserve">, </w:t>
+      </w:r>
+      <w:r>
+        <w:rPr>
+          <w:b/>
+        </w:rPr>
+        <w:t>output</w:t>
+      </w:r>
+      <w:r>
+        <w:rPr>
+          <w:b w:val="0"/>
+        </w:rPr>
+        <w:t xml:space="preserve"> and </w:t>
+      </w:r>
+      <w:r>
+        <w:rPr>
+          <w:b/>
+        </w:rPr>
+        <w:t>evidence</w:t>
+      </w:r>
+      <w:r>
+        <w:rPr>
+          <w:b w:val="0"/>
+        </w:rPr>
+        <w:t>. Stretch: introduce an unsupported claim or conflicting source and validate claim by claim with a fallback.</w:t>
       </w:r>
     </w:p>
     <w:p>
@@ -2529,12 +4955,30 @@
         <w:pStyle w:val="Heading3"/>
       </w:pPr>
       <w:r>
-        <w:t>Support and stretch</w:t>
-      </w:r>
-    </w:p>
-    <w:p>
-      <w:r>
-        <w:t>Provide one short approved passage; separate instruction, input, output and evidence. Stretch: introduce an unsupported claim or conflicting source and validate claim by claim with a fallback.</w:t>
+        <w:t>Exit reflection</w:t>
+      </w:r>
+    </w:p>
+    <w:p>
+      <w:pPr>
+        <w:spacing w:line="336" w:lineRule="auto" w:after="180"/>
+      </w:pPr>
+      <w:r>
+        <w:rPr>
+          <w:b w:val="0"/>
+        </w:rPr>
+        <w:t xml:space="preserve">Ask for one decision the learner can now justify and one situation requiring more </w:t>
+      </w:r>
+      <w:r>
+        <w:rPr>
+          <w:b/>
+        </w:rPr>
+        <w:t>evidence</w:t>
+      </w:r>
+      <w:r>
+        <w:rPr>
+          <w:b w:val="0"/>
+        </w:rPr>
+        <w:t xml:space="preserve"> or human review. Confidence ratings are separate from correct independent performance.</w:t>
       </w:r>
     </w:p>
     <w:p>
@@ -2542,12 +4986,30 @@
         <w:pStyle w:val="Heading3"/>
       </w:pPr>
       <w:r>
-        <w:t>Exit reflection</w:t>
-      </w:r>
-    </w:p>
-    <w:p>
-      <w:r>
-        <w:t>Ask for one decision the learner can now justify and one situation requiring more evidence or human review. Confidence ratings are separate from correct independent performance.</w:t>
+        <w:t>Bridge to the next week</w:t>
+      </w:r>
+    </w:p>
+    <w:p>
+      <w:pPr>
+        <w:spacing w:line="336" w:lineRule="auto" w:after="180"/>
+      </w:pPr>
+      <w:r>
+        <w:rPr>
+          <w:b w:val="0"/>
+        </w:rPr>
+        <w:t xml:space="preserve">Next: Week 12: Speech and Audio Systems. Retrieve today’s </w:t>
+      </w:r>
+      <w:r>
+        <w:rPr>
+          <w:b/>
+        </w:rPr>
+        <w:t>evidence</w:t>
+      </w:r>
+      <w:r>
+        <w:rPr>
+          <w:b w:val="0"/>
+        </w:rPr>
+        <w:t xml:space="preserve"> and identify what carries forward and what is new.</w:t>
       </w:r>
     </w:p>
     <w:p>
@@ -2555,12 +5017,145 @@
         <w:pStyle w:val="Heading3"/>
       </w:pPr>
       <w:r>
-        <w:t>Bridge to the next week</w:t>
-      </w:r>
-    </w:p>
-    <w:p>
-      <w:r>
-        <w:t>Next: Week 12: Speech and Audio Systems. Retrieve today’s evidence and identify what carries forward and what is new.</w:t>
+        <w:t>Support and fresh reassessment</w:t>
+      </w:r>
+    </w:p>
+    <w:p>
+      <w:pPr>
+        <w:spacing w:line="336" w:lineRule="auto" w:after="180"/>
+      </w:pPr>
+      <w:r>
+        <w:rPr>
+          <w:b w:val="0"/>
+        </w:rPr>
+        <w:t xml:space="preserve">Provide an </w:t>
+      </w:r>
+      <w:r>
+        <w:rPr>
+          <w:b/>
+        </w:rPr>
+        <w:t>input</w:t>
+      </w:r>
+      <w:r>
+        <w:rPr>
+          <w:b w:val="0"/>
+        </w:rPr>
+        <w:t>/procedure/result/limit frame and a calculator when needed. Ask students to identify the first step before completing the whole trace.</w:t>
+      </w:r>
+    </w:p>
+    <w:p>
+      <w:pPr>
+        <w:spacing w:line="336" w:lineRule="auto" w:after="180"/>
+      </w:pPr>
+      <w:r>
+        <w:rPr>
+          <w:b w:val="0"/>
+        </w:rPr>
+        <w:t xml:space="preserve">Extension: compare two concrete variants of this </w:t>
+      </w:r>
+      <w:r>
+        <w:rPr>
+          <w:b/>
+        </w:rPr>
+        <w:t>mechanism</w:t>
+      </w:r>
+      <w:r>
+        <w:rPr>
+          <w:b w:val="0"/>
+        </w:rPr>
+        <w:t xml:space="preserve"> while holding unrelated conditions fixed; report both successful and unsuccessful outcomes.</w:t>
+      </w:r>
+    </w:p>
+    <w:p>
+      <w:pPr>
+        <w:spacing w:line="336" w:lineRule="auto" w:after="180"/>
+      </w:pPr>
+      <w:r>
+        <w:rPr>
+          <w:b w:val="0"/>
+        </w:rPr>
+        <w:t xml:space="preserve">W4: Arrow count passes; label semantics fail. Metadata supports generation </w:t>
+      </w:r>
+      <w:r>
+        <w:rPr>
+          <w:b/>
+        </w:rPr>
+        <w:t>provenance</w:t>
+      </w:r>
+      <w:r>
+        <w:rPr>
+          <w:b w:val="0"/>
+        </w:rPr>
+        <w:t>, not observed-event authenticity; replace the caption and correct labels. Require intermediate reasoning and the stated scope.</w:t>
+      </w:r>
+    </w:p>
+    <w:p>
+      <w:pPr>
+        <w:spacing w:line="336" w:lineRule="auto" w:after="180"/>
+      </w:pPr>
+      <w:r>
+        <w:rPr>
+          <w:b w:val="0"/>
+        </w:rPr>
+        <w:t xml:space="preserve">Fresh retry: A generated map has three required labels but omits one and is captioned survey </w:t>
+      </w:r>
+      <w:r>
+        <w:rPr>
+          <w:b/>
+        </w:rPr>
+        <w:t>evidence</w:t>
+      </w:r>
+      <w:r>
+        <w:rPr>
+          <w:b w:val="0"/>
+        </w:rPr>
+        <w:t>. Expected reasoning: Completeness fails; generation cannot establish surveyed geography.</w:t>
+      </w:r>
+    </w:p>
+    <w:p>
+      <w:pPr>
+        <w:spacing w:line="336" w:lineRule="auto" w:after="180"/>
+      </w:pPr>
+      <w:r>
+        <w:rPr>
+          <w:b w:val="0"/>
+        </w:rPr>
+        <w:t>Use verified map data for geographical claims. If students need support, record it and reassess with another new case rather than awarding independence to a copied answer.</w:t>
+      </w:r>
+    </w:p>
+    <w:p>
+      <w:pPr>
+        <w:spacing w:line="336" w:lineRule="auto" w:after="180"/>
+      </w:pPr>
+      <w:r>
+        <w:rPr>
+          <w:b w:val="0"/>
+        </w:rPr>
+        <w:t xml:space="preserve">Next connection: Speech pipelines and multimodal </w:t>
+      </w:r>
+      <w:r>
+        <w:rPr>
+          <w:b/>
+        </w:rPr>
+        <w:t>evidence</w:t>
+      </w:r>
+      <w:r>
+        <w:rPr>
+          <w:b w:val="0"/>
+        </w:rPr>
+        <w:t xml:space="preserve">. Preserve the current case record and retrieve its </w:t>
+      </w:r>
+      <w:r>
+        <w:rPr>
+          <w:b/>
+        </w:rPr>
+        <w:t>evidence</w:t>
+      </w:r>
+      <w:r>
+        <w:rPr>
+          <w:b w:val="0"/>
+        </w:rPr>
+        <w:t xml:space="preserve"> boundary before moving on.</w:t>
       </w:r>
     </w:p>
     <w:p>
@@ -2568,40 +5163,40 @@
         <w:pStyle w:val="Heading3"/>
       </w:pPr>
       <w:r>
-        <w:t>Support and fresh reassessment</w:t>
-      </w:r>
-    </w:p>
-    <w:p>
-      <w:r>
-        <w:t>Provide an input/procedure/result/limit frame and a calculator when needed. Ask students to identify the first step before completing the whole trace. Extension: compare two concrete variants of this mechanism while holding unrelated conditions fixed; report both successful and unsuccessful outcomes.</w:t>
-      </w:r>
-    </w:p>
-    <w:p>
-      <w:r>
-        <w:t>W4: Arrow count passes; label semantics fail. Metadata supports generation provenance, not observed-event authenticity; replace the caption and correct labels. Require intermediate reasoning and the stated scope. Fresh retry: A generated map has three required labels but omits one and is captioned survey evidence. Expected reasoning: Completeness fails; generation cannot establish surveyed geography. Use verified map data for geographical claims. If students need support, record it and reassess with another new case rather than awarding independence to a copied answer.</w:t>
-      </w:r>
-    </w:p>
-    <w:p>
-      <w:r>
-        <w:t>Next connection: Speech pipelines and multimodal evidence. Preserve the current case record and retrieve its evidence boundary before moving on.</w:t>
-      </w:r>
-    </w:p>
-    <w:p>
-      <w:pPr>
-        <w:pStyle w:val="Heading3"/>
-      </w:pPr>
-      <w:r>
         <w:t>Plan the delayed return</w:t>
       </w:r>
     </w:p>
     <w:p>
-      <w:r>
+      <w:pPr>
+        <w:spacing w:line="336" w:lineRule="auto" w:after="180"/>
+      </w:pPr>
+      <w:r>
+        <w:rPr>
+          <w:b w:val="0"/>
+        </w:rPr>
         <w:t>Suggested return points in this level: ai-3/12, ai-3/14, ai-3/17. Use actual classroom dates, adjusting for holidays and gaps. One, three and six teaching weeks are scheduling choices, not a claimed optimal spacing.</w:t>
       </w:r>
     </w:p>
     <w:p>
-      <w:r>
-        <w:t>At a delayed check, ask for the idea from memory and a changed application. Compare with the earlier independent response and record support used. For a new level, revisit the previous capstone before checking the new prerequisites.</w:t>
+      <w:pPr>
+        <w:spacing w:line="336" w:lineRule="auto" w:after="180"/>
+      </w:pPr>
+      <w:r>
+        <w:rPr>
+          <w:b w:val="0"/>
+        </w:rPr>
+        <w:t>At a delayed check, ask for the idea from memory and a changed application. Compare with the earlier independent response and record support used.</w:t>
+      </w:r>
+    </w:p>
+    <w:p>
+      <w:pPr>
+        <w:spacing w:line="336" w:lineRule="auto" w:after="180"/>
+      </w:pPr>
+      <w:r>
+        <w:rPr>
+          <w:b w:val="0"/>
+        </w:rPr>
+        <w:t>For a new level, revisit the previous capstone before checking the new prerequisites.</w:t>
       </w:r>
     </w:p>
     <w:tbl>
@@ -2761,8 +5356,26 @@
       </w:tr>
     </w:tbl>
     <w:p>
-      <w:r>
-        <w:t>Use the evidence to choose reteaching or the next step. A completed page, confidence rating or attractive project does not by itself demonstrate understanding.</w:t>
+      <w:pPr>
+        <w:spacing w:line="336" w:lineRule="auto" w:after="180"/>
+      </w:pPr>
+      <w:r>
+        <w:rPr>
+          <w:b w:val="0"/>
+        </w:rPr>
+        <w:t xml:space="preserve">Use the </w:t>
+      </w:r>
+      <w:r>
+        <w:rPr>
+          <w:b/>
+        </w:rPr>
+        <w:t>evidence</w:t>
+      </w:r>
+      <w:r>
+        <w:rPr>
+          <w:b w:val="0"/>
+        </w:rPr>
+        <w:t xml:space="preserve"> to choose reteaching or the next step. A completed page, confidence rating or attractive project does not by itself demonstrate understanding.</w:t>
       </w:r>
     </w:p>
     <w:p>
@@ -2774,7 +5387,13 @@
       </w:r>
     </w:p>
     <w:p>
-      <w:r>
+      <w:pPr>
+        <w:spacing w:line="336" w:lineRule="auto" w:after="180"/>
+      </w:pPr>
+      <w:r>
+        <w:rPr>
+          <w:b w:val="0"/>
+        </w:rPr>
         <w:t>Create Study Buddy diagram rubrics covering counts, readable labels, containment, order and meaningful arrow direction.</w:t>
       </w:r>
     </w:p>
@@ -2788,12 +5407,68 @@
     </w:p>
     <w:p>
       <w:r>
-        <w:t>Teaching target: Explain the mechanism and terminology of image generation and provenance</w:t>
-      </w:r>
-    </w:p>
-    <w:p>
-      <w:r>
-        <w:t>Prepare the labelled worked-case picture, the matching workbook, fictional input cards and a place for individual responses. No paid AI account is required for the paper reasoning activities.</w:t>
+        <w:t>Use this preparation summary alongside the detailed Visual Composition lesson; it is a checklist rather than a replacement for the full sequence.</w:t>
+      </w:r>
+    </w:p>
+    <w:p>
+      <w:pPr>
+        <w:pStyle w:val="Heading3"/>
+      </w:pPr>
+      <w:r>
+        <w:t>Teaching target</w:t>
+      </w:r>
+    </w:p>
+    <w:p>
+      <w:pPr>
+        <w:spacing w:line="336" w:lineRule="auto" w:after="180"/>
+        <w:shd w:fill="EDF7F3"/>
+      </w:pPr>
+      <w:r>
+        <w:rPr>
+          <w:b w:val="0"/>
+        </w:rPr>
+        <w:t xml:space="preserve">Teaching target: Explain the </w:t>
+      </w:r>
+      <w:r>
+        <w:rPr>
+          <w:b/>
+        </w:rPr>
+        <w:t>mechanism</w:t>
+      </w:r>
+      <w:r>
+        <w:rPr>
+          <w:b w:val="0"/>
+        </w:rPr>
+        <w:t xml:space="preserve"> and terminology of image generation and </w:t>
+      </w:r>
+      <w:r>
+        <w:rPr>
+          <w:b/>
+        </w:rPr>
+        <w:t>provenance</w:t>
+      </w:r>
+    </w:p>
+    <w:p>
+      <w:pPr>
+        <w:spacing w:line="336" w:lineRule="auto" w:after="180"/>
+      </w:pPr>
+      <w:r>
+        <w:rPr>
+          <w:b w:val="0"/>
+        </w:rPr>
+        <w:t xml:space="preserve">Prepare the labelled worked-case picture, the matching workbook, fictional </w:t>
+      </w:r>
+      <w:r>
+        <w:rPr>
+          <w:b/>
+        </w:rPr>
+        <w:t>input</w:t>
+      </w:r>
+      <w:r>
+        <w:rPr>
+          <w:b w:val="0"/>
+        </w:rPr>
+        <w:t xml:space="preserve"> cards and a place for individual responses. No paid AI account is required for the paper reasoning activities.</w:t>
       </w:r>
     </w:p>
     <w:tbl>
@@ -2940,37 +5615,206 @@
       </w:tr>
     </w:tbl>
     <w:p>
-      <w:r>
-        <w:t>Before class, solve the supported practice: A fictional poster requires exactly three labelled circles. Generated image shows four circles and one unreadable label. A caption calls it a photograph of a real lesson. Show the intermediate steps and give the conclusion with its scope.</w:t>
-      </w:r>
-    </w:p>
-    <w:p>
-      <w:r>
+      <w:pPr>
+        <w:spacing w:line="336" w:lineRule="auto" w:after="180"/>
+      </w:pPr>
+      <w:r>
+        <w:rPr>
+          <w:b w:val="0"/>
+        </w:rPr>
+        <w:t>Before class, solve the supported practice: A fictional poster requires exactly three labelled circles. Generated image shows four circles and one unreadable label. A caption calls it a photograph of a real lesson.</w:t>
+      </w:r>
+    </w:p>
+    <w:p>
+      <w:pPr>
+        <w:spacing w:line="336" w:lineRule="auto" w:after="180"/>
+      </w:pPr>
+      <w:r>
+        <w:rPr>
+          <w:b w:val="0"/>
+        </w:rPr>
+        <w:t>Show the intermediate steps and give the conclusion with its scope.</w:t>
+      </w:r>
+    </w:p>
+    <w:p>
+      <w:pPr>
+        <w:pStyle w:val="Heading3"/>
+      </w:pPr>
+      <w:r>
+        <w:t>Supported practice answer</w:t>
+      </w:r>
+    </w:p>
+    <w:p>
+      <w:pPr>
+        <w:spacing w:line="336" w:lineRule="auto" w:after="180"/>
+        <w:shd w:fill="F1F6FC"/>
+      </w:pPr>
+      <w:r>
+        <w:rPr>
+          <w:b w:val="0"/>
+        </w:rPr>
         <w:t>Reasoned practice answer: Teacher explanation: It fails count and label criteria; the photograph claim is unsupported. Record it as a generated fictional illustration and revise or reject before use.</w:t>
       </w:r>
     </w:p>
     <w:p>
-      <w:r>
-        <w:t>Check every learner before discussion: Use the worked case for Image generation and provenance. Proposed explanation: “The worked result establishes every future case”. Decide whether this explanation is supported. Point to the step or supplied fact that decides; explain your repair if needed.</w:t>
-      </w:r>
-    </w:p>
-    <w:p>
-      <w:r>
-        <w:t>Misconception repair: Provenance tracks production history; it does not prove the content is accurate or establish every legal permission.</w:t>
-      </w:r>
-    </w:p>
-    <w:p>
-      <w:r>
-        <w:t>Support: read the exact case aloud, enlarge the labelled picture, supply input cards and model only the first deciding step. Accept a spoken explanation or drawing; retain the reasoning goal.</w:t>
-      </w:r>
-    </w:p>
-    <w:p>
-      <w:r>
-        <w:t>Extension: Move bottles left of the beaker but keep the arrow pointing from beaker toward bottles. Require a prediction and a reason before comparing. Expected result: Position now passes; arrow direction still fails. Reason: Changing object placement does not automatically reverse an arrow’s semantic source and destination.</w:t>
-      </w:r>
-    </w:p>
-    <w:p>
-      <w:r>
+      <w:pPr>
+        <w:spacing w:line="336" w:lineRule="auto" w:after="180"/>
+      </w:pPr>
+      <w:r>
+        <w:rPr>
+          <w:b w:val="0"/>
+        </w:rPr>
+        <w:t xml:space="preserve">Check every learner before discussion: Use the worked case for Image generation and </w:t>
+      </w:r>
+      <w:r>
+        <w:rPr>
+          <w:b/>
+        </w:rPr>
+        <w:t>provenance</w:t>
+      </w:r>
+      <w:r>
+        <w:rPr>
+          <w:b w:val="0"/>
+        </w:rPr>
+        <w:t>. Proposed explanation: “The worked result establishes every future case”. Decide whether this explanation is supported.</w:t>
+      </w:r>
+    </w:p>
+    <w:p>
+      <w:pPr>
+        <w:spacing w:line="336" w:lineRule="auto" w:after="180"/>
+      </w:pPr>
+      <w:r>
+        <w:rPr>
+          <w:b w:val="0"/>
+        </w:rPr>
+        <w:t>Point to the step or supplied fact that decides; explain your repair if needed.</w:t>
+      </w:r>
+    </w:p>
+    <w:p>
+      <w:pPr>
+        <w:pStyle w:val="Heading3"/>
+      </w:pPr>
+      <w:r>
+        <w:t>Repair the misconception</w:t>
+      </w:r>
+    </w:p>
+    <w:p>
+      <w:pPr>
+        <w:spacing w:line="336" w:lineRule="auto" w:after="180"/>
+        <w:shd w:fill="FFF5E6"/>
+      </w:pPr>
+      <w:r>
+        <w:rPr>
+          <w:b w:val="0"/>
+        </w:rPr>
+        <w:t xml:space="preserve">Misconception repair: </w:t>
+      </w:r>
+      <w:r>
+        <w:rPr>
+          <w:b/>
+        </w:rPr>
+        <w:t>Provenance</w:t>
+      </w:r>
+      <w:r>
+        <w:rPr>
+          <w:b w:val="0"/>
+        </w:rPr>
+        <w:t xml:space="preserve"> tracks production history; it does not prove the content is accurate or establish every legal permission.</w:t>
+      </w:r>
+    </w:p>
+    <w:p>
+      <w:pPr>
+        <w:pStyle w:val="Heading3"/>
+      </w:pPr>
+      <w:r>
+        <w:t>Support without giving away the answer</w:t>
+      </w:r>
+    </w:p>
+    <w:p>
+      <w:pPr>
+        <w:spacing w:line="336" w:lineRule="auto" w:after="180"/>
+        <w:shd w:fill="F1F6F8"/>
+      </w:pPr>
+      <w:r>
+        <w:rPr>
+          <w:b w:val="0"/>
+        </w:rPr>
+        <w:t xml:space="preserve">Support: read the exact case aloud, enlarge the labelled picture, supply </w:t>
+      </w:r>
+      <w:r>
+        <w:rPr>
+          <w:b/>
+        </w:rPr>
+        <w:t>input</w:t>
+      </w:r>
+      <w:r>
+        <w:rPr>
+          <w:b w:val="0"/>
+        </w:rPr>
+        <w:t xml:space="preserve"> cards and model only the first deciding step. Accept a spoken explanation or drawing; retain the reasoning goal.</w:t>
+      </w:r>
+    </w:p>
+    <w:p>
+      <w:pPr>
+        <w:pStyle w:val="Heading3"/>
+      </w:pPr>
+      <w:r>
+        <w:t>Extend the reasoning</w:t>
+      </w:r>
+    </w:p>
+    <w:p>
+      <w:pPr>
+        <w:spacing w:line="336" w:lineRule="auto" w:after="180"/>
+        <w:shd w:fill="F5F1FB"/>
+      </w:pPr>
+      <w:r>
+        <w:rPr>
+          <w:b w:val="0"/>
+        </w:rPr>
+        <w:t xml:space="preserve">Extension: Move bottles left of the beaker but keep the arrow pointing from beaker toward bottles. Require a </w:t>
+      </w:r>
+      <w:r>
+        <w:rPr>
+          <w:b/>
+        </w:rPr>
+        <w:t>prediction</w:t>
+      </w:r>
+      <w:r>
+        <w:rPr>
+          <w:b w:val="0"/>
+        </w:rPr>
+        <w:t xml:space="preserve"> and a reason before comparing. Expected result: Position now passes; arrow direction still fails.</w:t>
+      </w:r>
+    </w:p>
+    <w:p>
+      <w:pPr>
+        <w:spacing w:line="336" w:lineRule="auto" w:after="180"/>
+        <w:shd w:fill="F5F1FB"/>
+      </w:pPr>
+      <w:r>
+        <w:rPr>
+          <w:b w:val="0"/>
+        </w:rPr>
+        <w:t>Reason: Changing object placement does not automatically reverse an arrow’s semantic source and destination.</w:t>
+      </w:r>
+    </w:p>
+    <w:p>
+      <w:pPr>
+        <w:pStyle w:val="Heading3"/>
+      </w:pPr>
+      <w:r>
+        <w:t>Protect the independent attempt</w:t>
+      </w:r>
+    </w:p>
+    <w:p>
+      <w:pPr>
+        <w:spacing w:line="336" w:lineRule="auto" w:after="180"/>
+        <w:shd w:fill="FFF5E6"/>
+      </w:pPr>
+      <w:r>
+        <w:rPr>
+          <w:b w:val="0"/>
+        </w:rPr>
         <w:t>Independent assessment: withhold the reserved answer until the learner has attempted the new case. Record support separately from correctness.</w:t>
       </w:r>
     </w:p>
@@ -3159,13 +6003,70 @@
       </w:tr>
     </w:tbl>
     <w:p>
-      <w:r>
-        <w:t>Project checkpoint: Make a transparent first version. Keep a trace of how one input becomes an output; explain the rule or learned component.</w:t>
-      </w:r>
-    </w:p>
-    <w:p>
-      <w:r>
-        <w:t>Use the weekly teacher answer for topic-specific reasoning. A saved progress tick is an activity record; judge mastery from the learner’s explanation and evidence.</w:t>
+      <w:pPr>
+        <w:pStyle w:val="Heading3"/>
+      </w:pPr>
+      <w:r>
+        <w:t>Project checkpoint</w:t>
+      </w:r>
+    </w:p>
+    <w:p>
+      <w:pPr>
+        <w:spacing w:line="336" w:lineRule="auto" w:after="180"/>
+        <w:shd w:fill="EDF7F3"/>
+      </w:pPr>
+      <w:r>
+        <w:rPr>
+          <w:b w:val="0"/>
+        </w:rPr>
+        <w:t xml:space="preserve">Project checkpoint: Make a transparent first version. Keep a trace of how one </w:t>
+      </w:r>
+      <w:r>
+        <w:rPr>
+          <w:b/>
+        </w:rPr>
+        <w:t>input</w:t>
+      </w:r>
+      <w:r>
+        <w:rPr>
+          <w:b w:val="0"/>
+        </w:rPr>
+        <w:t xml:space="preserve"> becomes an </w:t>
+      </w:r>
+      <w:r>
+        <w:rPr>
+          <w:b/>
+        </w:rPr>
+        <w:t>output</w:t>
+      </w:r>
+      <w:r>
+        <w:rPr>
+          <w:b w:val="0"/>
+        </w:rPr>
+        <w:t>; explain the rule or learned component.</w:t>
+      </w:r>
+    </w:p>
+    <w:p>
+      <w:pPr>
+        <w:spacing w:line="336" w:lineRule="auto" w:after="180"/>
+      </w:pPr>
+      <w:r>
+        <w:rPr>
+          <w:b w:val="0"/>
+        </w:rPr>
+        <w:t xml:space="preserve">Use the weekly teacher answer for topic-specific reasoning. A saved progress tick is an activity record; judge mastery from the learner’s explanation and </w:t>
+      </w:r>
+      <w:r>
+        <w:rPr>
+          <w:b/>
+        </w:rPr>
+        <w:t>evidence</w:t>
+      </w:r>
+      <w:r>
+        <w:rPr>
+          <w:b w:val="0"/>
+        </w:rPr>
+        <w:t>.</w:t>
       </w:r>
     </w:p>
     <w:p>
@@ -3178,27 +6079,939 @@
     </w:p>
     <w:p>
       <w:r>
-        <w:t>Use the two formative questions as supported practice, not as independent mastery scores. Discuss the deciding evidence rather than accepting a guessed selection.</w:t>
-      </w:r>
-    </w:p>
-    <w:p>
-      <w:r>
+        <w:t>Use feedback, earlier review and portfolios purposefully. Apply the coding routine only when this lesson has an executable lab.</w:t>
+      </w:r>
+    </w:p>
+    <w:p>
+      <w:pPr>
+        <w:spacing w:line="336" w:lineRule="auto" w:after="180"/>
+      </w:pPr>
+      <w:r>
+        <w:rPr>
+          <w:b w:val="0"/>
+        </w:rPr>
+        <w:t xml:space="preserve">Use the two formative questions as supported practice, not as independent mastery scores. Discuss the deciding </w:t>
+      </w:r>
+      <w:r>
+        <w:rPr>
+          <w:b/>
+        </w:rPr>
+        <w:t>evidence</w:t>
+      </w:r>
+      <w:r>
+        <w:rPr>
+          <w:b w:val="0"/>
+        </w:rPr>
+        <w:t xml:space="preserve"> rather than accepting a guessed selection.</w:t>
+      </w:r>
+    </w:p>
+    <w:p>
+      <w:pPr>
+        <w:spacing w:line="336" w:lineRule="auto" w:after="180"/>
+      </w:pPr>
+      <w:r>
+        <w:rPr>
+          <w:b w:val="0"/>
+        </w:rPr>
         <w:t>The feedback comes from the reviewed public worked case. Do not reveal the separately reserved independent teacher answer until the learner has attempted that case.</w:t>
       </w:r>
     </w:p>
     <w:p>
-      <w:r>
-        <w:t>Ask students to predict before running code. Preserve errors and actual outputs; collect a changed test and an explanation. The branch-boundary and indexing lessons deliberately include failure cases.</w:t>
-      </w:r>
-    </w:p>
-    <w:p>
-      <w:r>
+      <w:pPr>
+        <w:pStyle w:val="Heading3"/>
+      </w:pPr>
+      <w:r>
+        <w:t>For later coding lessons</w:t>
+      </w:r>
+    </w:p>
+    <w:p>
+      <w:r>
+        <w:t>This week has no code block. Use this routine when a later lesson includes an executable lab.</w:t>
+      </w:r>
+    </w:p>
+    <w:p>
+      <w:pPr>
+        <w:spacing w:line="336" w:lineRule="auto" w:after="180"/>
+        <w:shd w:fill="F1F6F8"/>
+      </w:pPr>
+      <w:r>
+        <w:rPr>
+          <w:b w:val="0"/>
+        </w:rPr>
+        <w:t xml:space="preserve">Ask students to predict before running code. Preserve errors and actual </w:t>
+      </w:r>
+      <w:r>
+        <w:rPr>
+          <w:b/>
+        </w:rPr>
+        <w:t>output</w:t>
+      </w:r>
+      <w:r>
+        <w:rPr>
+          <w:b w:val="0"/>
+        </w:rPr>
+        <w:t>s; collect a changed test and an explanation. The branch-boundary and indexing lessons deliberately include failure cases.</w:t>
+      </w:r>
+    </w:p>
+    <w:p>
+      <w:pPr>
+        <w:spacing w:line="336" w:lineRule="auto" w:after="180"/>
+      </w:pPr>
+      <w:r>
+        <w:rPr>
+          <w:b w:val="0"/>
+        </w:rPr>
         <w:t>Use the earlier worked-explanation links to address a specific missing building block, then return to the current question. Adapt this suggestion after observing the learner; it is not an automatic diagnosis.</w:t>
       </w:r>
     </w:p>
     <w:p>
-      <w:r>
-        <w:t>Collect the completed-work portfolio as evidence. Record support separately from correctness, and assess explanation, trace/test and limitations. Progress ticks and quiz selections alone do not establish mastery.</w:t>
+      <w:pPr>
+        <w:spacing w:line="336" w:lineRule="auto" w:after="180"/>
+      </w:pPr>
+      <w:r>
+        <w:rPr>
+          <w:b w:val="0"/>
+        </w:rPr>
+        <w:t xml:space="preserve">Collect the completed-work portfolio as </w:t>
+      </w:r>
+      <w:r>
+        <w:rPr>
+          <w:b/>
+        </w:rPr>
+        <w:t>evidence</w:t>
+      </w:r>
+      <w:r>
+        <w:rPr>
+          <w:b w:val="0"/>
+        </w:rPr>
+        <w:t>. Record support separately from correctness, and assess explanation, trace/test and limitations. Progress ticks and quiz selections alone do not establish mastery.</w:t>
+      </w:r>
+    </w:p>
+    <w:p>
+      <w:pPr>
+        <w:pStyle w:val="Heading1"/>
+      </w:pPr>
+      <w:r>
+        <w:t>09. Visual concept journey</w:t>
+      </w:r>
+    </w:p>
+    <w:p>
+      <w:r>
+        <w:t>Show one Visual Composition graphic at a time, request a prediction and discuss its trace before the independent assessment.</w:t>
+      </w:r>
+    </w:p>
+    <w:p>
+      <w:pPr>
+        <w:spacing w:line="336" w:lineRule="auto" w:after="180"/>
+      </w:pPr>
+      <w:r>
+        <w:rPr>
+          <w:b w:val="0"/>
+        </w:rPr>
+        <w:t xml:space="preserve">Use one picture at a time. Hide a worked result before asking for a </w:t>
+      </w:r>
+      <w:r>
+        <w:rPr>
+          <w:b/>
+        </w:rPr>
+        <w:t>prediction</w:t>
+      </w:r>
+      <w:r>
+        <w:rPr>
+          <w:b w:val="0"/>
+        </w:rPr>
+        <w:t>, then reveal it for feedback. These are supported teaching cases; retain the separate independent assessment for a fresh first attempt.</w:t>
+      </w:r>
+    </w:p>
+    <w:p>
+      <w:pPr>
+        <w:pStyle w:val="Heading3"/>
+      </w:pPr>
+      <w:r>
+        <w:t>01. Visual Composition: the case</w:t>
+      </w:r>
+    </w:p>
+    <w:p>
+      <w:r>
+        <w:drawing>
+          <wp:inline xmlns:a="http://schemas.openxmlformats.org/drawingml/2006/main" xmlns:pic="http://schemas.openxmlformats.org/drawingml/2006/picture">
+            <wp:extent cx="5486400" cy="2990088"/>
+            <wp:docPr id="2" name="Picture 2" descr="A fictional Study Buddy requests a science-poster layout, then audits a supplied drawing description. Supplied facts: Brief: exactly two labelled bottles left of one beaker; one arrow from bottles toward beaker. Supplied drawing description: two labelled bottles are right of a beaker; an arrow points from beaker toward bottles."/>
+            <wp:cNvGraphicFramePr>
+              <a:graphicFrameLocks noChangeAspect="1"/>
+            </wp:cNvGraphicFramePr>
+            <a:graphic>
+              <a:graphicData uri="http://schemas.openxmlformats.org/drawingml/2006/picture">
+                <pic:pic>
+                  <pic:nvPicPr>
+                    <pic:cNvPr id="0" name="academy-story-ai-3-11-01.png"/>
+                    <pic:cNvPicPr/>
+                  </pic:nvPicPr>
+                  <pic:blipFill>
+                    <a:blip r:embed="rId10"/>
+                    <a:stretch>
+                      <a:fillRect/>
+                    </a:stretch>
+                  </pic:blipFill>
+                  <pic:spPr>
+                    <a:xfrm>
+                      <a:off x="0" y="0"/>
+                      <a:ext cx="5486400" cy="2990088"/>
+                    </a:xfrm>
+                    <a:prstGeom prst="rect"/>
+                  </pic:spPr>
+                </pic:pic>
+              </a:graphicData>
+            </a:graphic>
+          </wp:inline>
+        </w:drawing>
+      </w:r>
+    </w:p>
+    <w:p>
+      <w:pPr>
+        <w:spacing w:line="336" w:lineRule="auto" w:after="180"/>
+      </w:pPr>
+      <w:r>
+        <w:rPr>
+          <w:b w:val="0"/>
+        </w:rPr>
+        <w:t>A fictional Study Buddy requests a science-poster layout, then audits a supplied drawing description. Supplied facts: Brief: exactly two labelled bottles left of one beaker; one arrow from bottles toward beaker.</w:t>
+      </w:r>
+    </w:p>
+    <w:p>
+      <w:pPr>
+        <w:spacing w:line="336" w:lineRule="auto" w:after="180"/>
+      </w:pPr>
+      <w:r>
+        <w:rPr>
+          <w:b w:val="0"/>
+        </w:rPr>
+        <w:t>Supplied drawing description: two labelled bottles are right of a beaker; an arrow points from beaker toward bottles.</w:t>
+      </w:r>
+    </w:p>
+    <w:p>
+      <w:pPr>
+        <w:spacing w:line="336" w:lineRule="auto" w:after="180"/>
+        <w:shd w:fill="F5F1FB"/>
+      </w:pPr>
+      <w:r>
+        <w:rPr>
+          <w:b w:val="0"/>
+        </w:rPr>
+        <w:t>Point to the given fact that matters most. Explain why it matters.</w:t>
+      </w:r>
+    </w:p>
+    <w:p>
+      <w:pPr>
+        <w:pStyle w:val="Heading3"/>
+      </w:pPr>
+      <w:r>
+        <w:t>Discuss while showing the picture</w:t>
+      </w:r>
+    </w:p>
+    <w:p>
+      <w:pPr>
+        <w:spacing w:line="336" w:lineRule="auto" w:after="180"/>
+        <w:shd w:fill="F1F6F8"/>
+      </w:pPr>
+      <w:r>
+        <w:rPr>
+          <w:b w:val="0"/>
+        </w:rPr>
+        <w:t>Teacher prompt: Point to the given fact that matters most. Explain why it matters. Ask learners to describe one label or arrow in ordinary words. Use the adjacent transcript if the image is difficult to see.</w:t>
+      </w:r>
+    </w:p>
+    <w:p>
+      <w:pPr>
+        <w:pStyle w:val="Heading3"/>
+      </w:pPr>
+      <w:r>
+        <w:t>02. Follow the deciding steps</w:t>
+      </w:r>
+    </w:p>
+    <w:p>
+      <w:r>
+        <w:drawing>
+          <wp:inline xmlns:a="http://schemas.openxmlformats.org/drawingml/2006/main" xmlns:pic="http://schemas.openxmlformats.org/drawingml/2006/picture">
+            <wp:extent cx="5486400" cy="4005072"/>
+            <wp:docPr id="3" name="Picture 3" descr="Count objects: Two bottles and one beaker satisfy the count requirement. → Check position: Bottles on the right fail the required left-of relation. → Check direction: Arrow from beaker to bottles reverses the required flow. → Repair brief: Specify bottles-left, beaker-right, arrow left-to-right; verify the revised output."/>
+            <wp:cNvGraphicFramePr>
+              <a:graphicFrameLocks noChangeAspect="1"/>
+            </wp:cNvGraphicFramePr>
+            <a:graphic>
+              <a:graphicData uri="http://schemas.openxmlformats.org/drawingml/2006/picture">
+                <pic:pic>
+                  <pic:nvPicPr>
+                    <pic:cNvPr id="0" name="academy-story-ai-3-11-02.png"/>
+                    <pic:cNvPicPr/>
+                  </pic:nvPicPr>
+                  <pic:blipFill>
+                    <a:blip r:embed="rId11"/>
+                    <a:stretch>
+                      <a:fillRect/>
+                    </a:stretch>
+                  </pic:blipFill>
+                  <pic:spPr>
+                    <a:xfrm>
+                      <a:off x="0" y="0"/>
+                      <a:ext cx="5486400" cy="4005072"/>
+                    </a:xfrm>
+                    <a:prstGeom prst="rect"/>
+                  </pic:spPr>
+                </pic:pic>
+              </a:graphicData>
+            </a:graphic>
+          </wp:inline>
+        </w:drawing>
+      </w:r>
+    </w:p>
+    <w:p>
+      <w:pPr>
+        <w:spacing w:line="336" w:lineRule="auto" w:after="180"/>
+      </w:pPr>
+      <w:r>
+        <w:rPr>
+          <w:b w:val="0"/>
+        </w:rPr>
+        <w:t xml:space="preserve">Count objects: Two bottles and one beaker satisfy the count requirement. → Check position: Bottles on the right fail the required left-of relation. → Check direction: Arrow from beaker to bottles reverses the required flow. → Repair brief: Specify bottles-left, beaker-right, arrow left-to-right; verify the revised </w:t>
+      </w:r>
+      <w:r>
+        <w:rPr>
+          <w:b/>
+        </w:rPr>
+        <w:t>output</w:t>
+      </w:r>
+      <w:r>
+        <w:rPr>
+          <w:b w:val="0"/>
+        </w:rPr>
+        <w:t>.</w:t>
+      </w:r>
+    </w:p>
+    <w:p>
+      <w:pPr>
+        <w:spacing w:line="336" w:lineRule="auto" w:after="180"/>
+        <w:shd w:fill="F5F1FB"/>
+      </w:pPr>
+      <w:r>
+        <w:rPr>
+          <w:b w:val="0"/>
+        </w:rPr>
+        <w:t xml:space="preserve">Point to each numbered stage and explain which recorded </w:t>
+      </w:r>
+      <w:r>
+        <w:rPr>
+          <w:b/>
+        </w:rPr>
+        <w:t>input</w:t>
+      </w:r>
+      <w:r>
+        <w:rPr>
+          <w:b w:val="0"/>
+        </w:rPr>
+        <w:t xml:space="preserve"> it uses.</w:t>
+      </w:r>
+    </w:p>
+    <w:p>
+      <w:pPr>
+        <w:pStyle w:val="Heading3"/>
+      </w:pPr>
+      <w:r>
+        <w:t>Discuss while showing the picture</w:t>
+      </w:r>
+    </w:p>
+    <w:p>
+      <w:pPr>
+        <w:spacing w:line="336" w:lineRule="auto" w:after="180"/>
+        <w:shd w:fill="F1F6F8"/>
+      </w:pPr>
+      <w:r>
+        <w:rPr>
+          <w:b w:val="0"/>
+        </w:rPr>
+        <w:t xml:space="preserve">Teacher prompt: Point to each numbered stage and explain which recorded </w:t>
+      </w:r>
+      <w:r>
+        <w:rPr>
+          <w:b/>
+        </w:rPr>
+        <w:t>input</w:t>
+      </w:r>
+      <w:r>
+        <w:rPr>
+          <w:b w:val="0"/>
+        </w:rPr>
+        <w:t xml:space="preserve"> it uses. Ask learners to describe one label or arrow in ordinary words. Use the adjacent transcript if the image is difficult to see.</w:t>
+      </w:r>
+    </w:p>
+    <w:p>
+      <w:pPr>
+        <w:pStyle w:val="Heading3"/>
+      </w:pPr>
+      <w:r>
+        <w:t>03. Image generation and provenance — evidence trace</w:t>
+      </w:r>
+    </w:p>
+    <w:p>
+      <w:r>
+        <w:drawing>
+          <wp:inline xmlns:a="http://schemas.openxmlformats.org/drawingml/2006/main" xmlns:pic="http://schemas.openxmlformats.org/drawingml/2006/picture">
+            <wp:extent cx="5486400" cy="2843784"/>
+            <wp:docPr id="4" name="Picture 4" descr="Image generation and provenance — evidence trace. A fictional poster requires exactly three labelled circles. Generated image shows four circles and one unreadable label. A caption calls it a photograph of a real lesson. | Keep a provenance record containing specification, tool/version when known, generation date, edits, permissions and intended use. | It fails count and label criteria; the photograph claim is unsupported. Record it as a generated fictional illustration and revise or reject before use."/>
+            <wp:cNvGraphicFramePr>
+              <a:graphicFrameLocks noChangeAspect="1"/>
+            </wp:cNvGraphicFramePr>
+            <a:graphic>
+              <a:graphicData uri="http://schemas.openxmlformats.org/drawingml/2006/picture">
+                <pic:pic>
+                  <pic:nvPicPr>
+                    <pic:cNvPr id="0" name="academy-story-ai-3-11-03.png"/>
+                    <pic:cNvPicPr/>
+                  </pic:nvPicPr>
+                  <pic:blipFill>
+                    <a:blip r:embed="rId12"/>
+                    <a:stretch>
+                      <a:fillRect/>
+                    </a:stretch>
+                  </pic:blipFill>
+                  <pic:spPr>
+                    <a:xfrm>
+                      <a:off x="0" y="0"/>
+                      <a:ext cx="5486400" cy="2843784"/>
+                    </a:xfrm>
+                    <a:prstGeom prst="rect"/>
+                  </pic:spPr>
+                </pic:pic>
+              </a:graphicData>
+            </a:graphic>
+          </wp:inline>
+        </w:drawing>
+      </w:r>
+    </w:p>
+    <w:p>
+      <w:pPr>
+        <w:spacing w:line="336" w:lineRule="auto" w:after="180"/>
+      </w:pPr>
+      <w:r>
+        <w:rPr>
+          <w:b w:val="0"/>
+        </w:rPr>
+        <w:t xml:space="preserve">Image generation and </w:t>
+      </w:r>
+      <w:r>
+        <w:rPr>
+          <w:b/>
+        </w:rPr>
+        <w:t>provenance</w:t>
+      </w:r>
+      <w:r>
+        <w:rPr>
+          <w:b w:val="0"/>
+        </w:rPr>
+        <w:t xml:space="preserve"> — </w:t>
+      </w:r>
+      <w:r>
+        <w:rPr>
+          <w:b/>
+        </w:rPr>
+        <w:t>evidence</w:t>
+      </w:r>
+      <w:r>
+        <w:rPr>
+          <w:b w:val="0"/>
+        </w:rPr>
+        <w:t xml:space="preserve"> trace. A fictional poster requires exactly three labelled circles. Generated image shows four circles and one unreadable label.</w:t>
+      </w:r>
+    </w:p>
+    <w:p>
+      <w:pPr>
+        <w:spacing w:line="336" w:lineRule="auto" w:after="180"/>
+      </w:pPr>
+      <w:r>
+        <w:rPr>
+          <w:b w:val="0"/>
+        </w:rPr>
+        <w:t xml:space="preserve">A caption calls it a photograph of a real lesson. | Keep a </w:t>
+      </w:r>
+      <w:r>
+        <w:rPr>
+          <w:b/>
+        </w:rPr>
+        <w:t>provenance</w:t>
+      </w:r>
+      <w:r>
+        <w:rPr>
+          <w:b w:val="0"/>
+        </w:rPr>
+        <w:t xml:space="preserve"> record containing specification, tool/version when known, generation date, edits, permissions and intended use. | It fails count and label criteria; the photograph claim is unsupported.</w:t>
+      </w:r>
+    </w:p>
+    <w:p>
+      <w:pPr>
+        <w:spacing w:line="336" w:lineRule="auto" w:after="180"/>
+      </w:pPr>
+      <w:r>
+        <w:rPr>
+          <w:b w:val="0"/>
+        </w:rPr>
+        <w:t>Record it as a generated fictional illustration and revise or reject before use.</w:t>
+      </w:r>
+    </w:p>
+    <w:p>
+      <w:pPr>
+        <w:spacing w:line="336" w:lineRule="auto" w:after="180"/>
+        <w:shd w:fill="F5F1FB"/>
+      </w:pPr>
+      <w:r>
+        <w:rPr>
+          <w:b w:val="0"/>
+        </w:rPr>
+        <w:t xml:space="preserve">Read the labels and values. Explain the </w:t>
+      </w:r>
+      <w:r>
+        <w:rPr>
+          <w:b/>
+        </w:rPr>
+        <w:t>relationship</w:t>
+      </w:r>
+      <w:r>
+        <w:rPr>
+          <w:b w:val="0"/>
+        </w:rPr>
+        <w:t xml:space="preserve"> the model shows.</w:t>
+      </w:r>
+    </w:p>
+    <w:p>
+      <w:pPr>
+        <w:pStyle w:val="Heading3"/>
+      </w:pPr>
+      <w:r>
+        <w:t>Discuss while showing the picture</w:t>
+      </w:r>
+    </w:p>
+    <w:p>
+      <w:pPr>
+        <w:spacing w:line="336" w:lineRule="auto" w:after="180"/>
+        <w:shd w:fill="F1F6F8"/>
+      </w:pPr>
+      <w:r>
+        <w:rPr>
+          <w:b w:val="0"/>
+        </w:rPr>
+        <w:t xml:space="preserve">Teacher prompt: Read the labels and values. Explain the </w:t>
+      </w:r>
+      <w:r>
+        <w:rPr>
+          <w:b/>
+        </w:rPr>
+        <w:t>relationship</w:t>
+      </w:r>
+      <w:r>
+        <w:rPr>
+          <w:b w:val="0"/>
+        </w:rPr>
+        <w:t xml:space="preserve"> the model shows. Ask learners to describe one label or arrow in ordinary words. Use the adjacent transcript if the image is difficult to see.</w:t>
+      </w:r>
+    </w:p>
+    <w:p>
+      <w:pPr>
+        <w:pStyle w:val="Heading3"/>
+      </w:pPr>
+      <w:r>
+        <w:t>04. Change one thing. Trace what follows.</w:t>
+      </w:r>
+    </w:p>
+    <w:p>
+      <w:r>
+        <w:drawing>
+          <wp:inline xmlns:a="http://schemas.openxmlformats.org/drawingml/2006/main" xmlns:pic="http://schemas.openxmlformats.org/drawingml/2006/picture">
+            <wp:extent cx="5486400" cy="3179064"/>
+            <wp:docPr id="5" name="Picture 5" descr="Original case: Specify bottles-left, beaker-right, arrow left-to-right; verify the revised output. Changed condition: Move bottles left of the beaker but keep the arrow pointing from beaker toward bottles. Expected result: Position now passes; arrow direction still fails. Reason: Changing object placement does not automatically reverse an arrow’s semantic source and destination."/>
+            <wp:cNvGraphicFramePr>
+              <a:graphicFrameLocks noChangeAspect="1"/>
+            </wp:cNvGraphicFramePr>
+            <a:graphic>
+              <a:graphicData uri="http://schemas.openxmlformats.org/drawingml/2006/picture">
+                <pic:pic>
+                  <pic:nvPicPr>
+                    <pic:cNvPr id="0" name="academy-story-ai-3-11-04.png"/>
+                    <pic:cNvPicPr/>
+                  </pic:nvPicPr>
+                  <pic:blipFill>
+                    <a:blip r:embed="rId13"/>
+                    <a:stretch>
+                      <a:fillRect/>
+                    </a:stretch>
+                  </pic:blipFill>
+                  <pic:spPr>
+                    <a:xfrm>
+                      <a:off x="0" y="0"/>
+                      <a:ext cx="5486400" cy="3179064"/>
+                    </a:xfrm>
+                    <a:prstGeom prst="rect"/>
+                  </pic:spPr>
+                </pic:pic>
+              </a:graphicData>
+            </a:graphic>
+          </wp:inline>
+        </w:drawing>
+      </w:r>
+    </w:p>
+    <w:p>
+      <w:pPr>
+        <w:spacing w:line="336" w:lineRule="auto" w:after="180"/>
+      </w:pPr>
+      <w:r>
+        <w:rPr>
+          <w:b w:val="0"/>
+        </w:rPr>
+        <w:t xml:space="preserve">Original case: Specify bottles-left, beaker-right, arrow left-to-right; verify the revised </w:t>
+      </w:r>
+      <w:r>
+        <w:rPr>
+          <w:b/>
+        </w:rPr>
+        <w:t>output</w:t>
+      </w:r>
+      <w:r>
+        <w:rPr>
+          <w:b w:val="0"/>
+        </w:rPr>
+        <w:t>. Changed condition: Move bottles left of the beaker but keep the arrow pointing from beaker toward bottles.</w:t>
+      </w:r>
+    </w:p>
+    <w:p>
+      <w:pPr>
+        <w:spacing w:line="336" w:lineRule="auto" w:after="180"/>
+      </w:pPr>
+      <w:r>
+        <w:rPr>
+          <w:b w:val="0"/>
+        </w:rPr>
+        <w:t>Expected result: Position now passes; arrow direction still fails. Reason: Changing object placement does not automatically reverse an arrow’s semantic source and destination.</w:t>
+      </w:r>
+    </w:p>
+    <w:p>
+      <w:pPr>
+        <w:spacing w:line="336" w:lineRule="auto" w:after="180"/>
+        <w:shd w:fill="F5F1FB"/>
+      </w:pPr>
+      <w:r>
+        <w:rPr>
+          <w:b w:val="0"/>
+        </w:rPr>
+        <w:t>Predict before checking the worked changed-case result. Name what changed and what the supplied facts allow you to conclude.</w:t>
+      </w:r>
+    </w:p>
+    <w:p>
+      <w:pPr>
+        <w:pStyle w:val="Heading3"/>
+      </w:pPr>
+      <w:r>
+        <w:t>Discuss while showing the picture</w:t>
+      </w:r>
+    </w:p>
+    <w:p>
+      <w:pPr>
+        <w:spacing w:line="336" w:lineRule="auto" w:after="180"/>
+        <w:shd w:fill="F1F6F8"/>
+      </w:pPr>
+      <w:r>
+        <w:rPr>
+          <w:b w:val="0"/>
+        </w:rPr>
+        <w:t>Teacher prompt: Predict before checking the worked changed-case result. Name what changed and what the supplied facts allow you to conclude. Ask learners to describe one label or arrow in ordinary words.</w:t>
+      </w:r>
+    </w:p>
+    <w:p>
+      <w:pPr>
+        <w:spacing w:line="336" w:lineRule="auto" w:after="180"/>
+        <w:shd w:fill="F1F6F8"/>
+      </w:pPr>
+      <w:r>
+        <w:rPr>
+          <w:b w:val="0"/>
+        </w:rPr>
+        <w:t>Use the adjacent transcript if the image is difficult to see. Changed-case reasoning: Changing object placement does not automatically reverse an arrow’s semantic source and destination.</w:t>
+      </w:r>
+    </w:p>
+    <w:p>
+      <w:pPr>
+        <w:pStyle w:val="Heading3"/>
+      </w:pPr>
+      <w:r>
+        <w:t>05. Connect the explanation to its limit</w:t>
+      </w:r>
+    </w:p>
+    <w:p>
+      <w:r>
+        <w:drawing>
+          <wp:inline xmlns:a="http://schemas.openxmlformats.org/drawingml/2006/main" xmlns:pic="http://schemas.openxmlformats.org/drawingml/2006/picture">
+            <wp:extent cx="5486400" cy="2834640"/>
+            <wp:docPr id="6" name="Picture 6" descr="Having every requested object is not the same as conveying the requested relationship. Position and arrow direction can change a scientific explanation while object counts remain correct. Audit the provided description honestly: no actual image was supplied, so this evaluation concerns its stated layout rather than a claimed visual inspection. Limit: A compliant layout does not by itself verify the chemistry or procedure represented; content needs source checking."/>
+            <wp:cNvGraphicFramePr>
+              <a:graphicFrameLocks noChangeAspect="1"/>
+            </wp:cNvGraphicFramePr>
+            <a:graphic>
+              <a:graphicData uri="http://schemas.openxmlformats.org/drawingml/2006/picture">
+                <pic:pic>
+                  <pic:nvPicPr>
+                    <pic:cNvPr id="0" name="academy-story-ai-3-11-05.png"/>
+                    <pic:cNvPicPr/>
+                  </pic:nvPicPr>
+                  <pic:blipFill>
+                    <a:blip r:embed="rId14"/>
+                    <a:stretch>
+                      <a:fillRect/>
+                    </a:stretch>
+                  </pic:blipFill>
+                  <pic:spPr>
+                    <a:xfrm>
+                      <a:off x="0" y="0"/>
+                      <a:ext cx="5486400" cy="2834640"/>
+                    </a:xfrm>
+                    <a:prstGeom prst="rect"/>
+                  </pic:spPr>
+                </pic:pic>
+              </a:graphicData>
+            </a:graphic>
+          </wp:inline>
+        </w:drawing>
+      </w:r>
+    </w:p>
+    <w:p>
+      <w:pPr>
+        <w:spacing w:line="336" w:lineRule="auto" w:after="180"/>
+      </w:pPr>
+      <w:r>
+        <w:rPr>
+          <w:b w:val="0"/>
+        </w:rPr>
+        <w:t xml:space="preserve">Having every requested object is not the same as conveying the requested </w:t>
+      </w:r>
+      <w:r>
+        <w:rPr>
+          <w:b/>
+        </w:rPr>
+        <w:t>relationship</w:t>
+      </w:r>
+      <w:r>
+        <w:rPr>
+          <w:b w:val="0"/>
+        </w:rPr>
+        <w:t>. Position and arrow direction can change a scientific explanation while object counts remain correct.</w:t>
+      </w:r>
+    </w:p>
+    <w:p>
+      <w:pPr>
+        <w:spacing w:line="336" w:lineRule="auto" w:after="180"/>
+      </w:pPr>
+      <w:r>
+        <w:rPr>
+          <w:b w:val="0"/>
+        </w:rPr>
+        <w:t>Audit the provided description honestly: no actual image was supplied, so this evaluation concerns its stated layout rather than a claimed visual inspection.</w:t>
+      </w:r>
+    </w:p>
+    <w:p>
+      <w:pPr>
+        <w:spacing w:line="336" w:lineRule="auto" w:after="180"/>
+      </w:pPr>
+      <w:r>
+        <w:rPr>
+          <w:b w:val="0"/>
+        </w:rPr>
+        <w:t>Limit: A compliant layout does not by itself verify the chemistry or procedure represented; content needs source checking.</w:t>
+      </w:r>
+    </w:p>
+    <w:p>
+      <w:pPr>
+        <w:spacing w:line="336" w:lineRule="auto" w:after="180"/>
+        <w:shd w:fill="F5F1FB"/>
+      </w:pPr>
+      <w:r>
+        <w:rPr>
+          <w:b w:val="0"/>
+        </w:rPr>
+        <w:t>Explain the case, then point to a limit on the claim.</w:t>
+      </w:r>
+    </w:p>
+    <w:p>
+      <w:pPr>
+        <w:pStyle w:val="Heading3"/>
+      </w:pPr>
+      <w:r>
+        <w:t>Discuss while showing the picture</w:t>
+      </w:r>
+    </w:p>
+    <w:p>
+      <w:pPr>
+        <w:spacing w:line="336" w:lineRule="auto" w:after="180"/>
+        <w:shd w:fill="F1F6F8"/>
+      </w:pPr>
+      <w:r>
+        <w:rPr>
+          <w:b w:val="0"/>
+        </w:rPr>
+        <w:t>Teacher prompt: Explain the case, then point to a limit on the claim. Ask learners to describe one label or arrow in ordinary words. Use the adjacent transcript if the image is difficult to see.</w:t>
+      </w:r>
+    </w:p>
+    <w:p>
+      <w:pPr>
+        <w:spacing w:line="336" w:lineRule="auto" w:after="180"/>
+        <w:shd w:fill="F1F6F8"/>
+      </w:pPr>
+      <w:r>
+        <w:rPr>
+          <w:b w:val="0"/>
+        </w:rPr>
+        <w:t>Keep the stated scope: A compliant layout does not by itself verify the chemistry or procedure represented; content needs source checking.</w:t>
+      </w:r>
+    </w:p>
+    <w:p>
+      <w:pPr>
+        <w:pStyle w:val="Heading3"/>
+      </w:pPr>
+      <w:r>
+        <w:t>06. Make the idea visible in your project</w:t>
+      </w:r>
+    </w:p>
+    <w:p>
+      <w:r>
+        <w:drawing>
+          <wp:inline xmlns:a="http://schemas.openxmlformats.org/drawingml/2006/main" xmlns:pic="http://schemas.openxmlformats.org/drawingml/2006/picture">
+            <wp:extent cx="5486400" cy="3380232"/>
+            <wp:docPr id="7" name="Picture 7" descr="Create Study Buddy diagram rubrics covering counts, readable labels, containment, order and meaningful arrow direction. Draw your input, deciding step, result and limit. Supported question: Which checks pass after that single change, and what still needs repair?"/>
+            <wp:cNvGraphicFramePr>
+              <a:graphicFrameLocks noChangeAspect="1"/>
+            </wp:cNvGraphicFramePr>
+            <a:graphic>
+              <a:graphicData uri="http://schemas.openxmlformats.org/drawingml/2006/picture">
+                <pic:pic>
+                  <pic:nvPicPr>
+                    <pic:cNvPr id="0" name="academy-story-ai-3-11-06.png"/>
+                    <pic:cNvPicPr/>
+                  </pic:nvPicPr>
+                  <pic:blipFill>
+                    <a:blip r:embed="rId15"/>
+                    <a:stretch>
+                      <a:fillRect/>
+                    </a:stretch>
+                  </pic:blipFill>
+                  <pic:spPr>
+                    <a:xfrm>
+                      <a:off x="0" y="0"/>
+                      <a:ext cx="5486400" cy="3380232"/>
+                    </a:xfrm>
+                    <a:prstGeom prst="rect"/>
+                  </pic:spPr>
+                </pic:pic>
+              </a:graphicData>
+            </a:graphic>
+          </wp:inline>
+        </w:drawing>
+      </w:r>
+    </w:p>
+    <w:p>
+      <w:pPr>
+        <w:spacing w:line="336" w:lineRule="auto" w:after="180"/>
+      </w:pPr>
+      <w:r>
+        <w:rPr>
+          <w:b w:val="0"/>
+        </w:rPr>
+        <w:t xml:space="preserve">Create Study Buddy diagram rubrics covering counts, readable labels, containment, order and meaningful arrow direction. Draw your </w:t>
+      </w:r>
+      <w:r>
+        <w:rPr>
+          <w:b/>
+        </w:rPr>
+        <w:t>input</w:t>
+      </w:r>
+      <w:r>
+        <w:rPr>
+          <w:b w:val="0"/>
+        </w:rPr>
+        <w:t>, deciding step, result and limit.</w:t>
+      </w:r>
+    </w:p>
+    <w:p>
+      <w:pPr>
+        <w:spacing w:line="336" w:lineRule="auto" w:after="180"/>
+      </w:pPr>
+      <w:r>
+        <w:rPr>
+          <w:b w:val="0"/>
+        </w:rPr>
+        <w:t>Supported question: Which checks pass after that single change, and what still needs repair?</w:t>
+      </w:r>
+    </w:p>
+    <w:p>
+      <w:pPr>
+        <w:spacing w:line="336" w:lineRule="auto" w:after="180"/>
+        <w:shd w:fill="F5F1FB"/>
+      </w:pPr>
+      <w:r>
+        <w:rPr>
+          <w:b w:val="0"/>
+        </w:rPr>
+        <w:t xml:space="preserve">Draw your project trace and justify the deciding step using </w:t>
+      </w:r>
+      <w:r>
+        <w:rPr>
+          <w:b/>
+        </w:rPr>
+        <w:t>evidence</w:t>
+      </w:r>
+      <w:r>
+        <w:rPr>
+          <w:b w:val="0"/>
+        </w:rPr>
+        <w:t>.</w:t>
+      </w:r>
+    </w:p>
+    <w:p>
+      <w:pPr>
+        <w:pStyle w:val="Heading3"/>
+      </w:pPr>
+      <w:r>
+        <w:t>Discuss while showing the picture</w:t>
+      </w:r>
+    </w:p>
+    <w:p>
+      <w:pPr>
+        <w:spacing w:line="336" w:lineRule="auto" w:after="180"/>
+        <w:shd w:fill="F1F6F8"/>
+      </w:pPr>
+      <w:r>
+        <w:rPr>
+          <w:b w:val="0"/>
+        </w:rPr>
+        <w:t xml:space="preserve">Teacher prompt: Draw your project trace and justify the deciding step using </w:t>
+      </w:r>
+      <w:r>
+        <w:rPr>
+          <w:b/>
+        </w:rPr>
+        <w:t>evidence</w:t>
+      </w:r>
+      <w:r>
+        <w:rPr>
+          <w:b w:val="0"/>
+        </w:rPr>
+        <w:t>. Ask learners to describe one label or arrow in ordinary words. Use the adjacent transcript if the image is difficult to see.</w:t>
+      </w:r>
+    </w:p>
+    <w:p>
+      <w:pPr>
+        <w:spacing w:line="336" w:lineRule="auto" w:after="180"/>
+        <w:shd w:fill="F1F6F8"/>
+      </w:pPr>
+      <w:r>
+        <w:rPr>
+          <w:b w:val="0"/>
+        </w:rPr>
+        <w:t>Supported practice key: Counts and left-of position pass. Direction still fails: arrow must originate at bottles and point toward beaker.</w:t>
       </w:r>
     </w:p>
     <w:sectPr>

--- a/downloads/teacher/ai-3-week-11.docx
+++ b/downloads/teacher/ai-3-week-11.docx
@@ -207,7 +207,7 @@
           </w:tcPr>
           <w:p>
             <w:r>
-              <w:t>Sections 9 and 11–14. Give extra time to finish the full task set; use Section 15 when the week includes a coding lab.</w:t>
+              <w:t>Use “Run the investigation”, “Connect your project”, “Show what you know”, “Study a complete case” and “Try a new case independently”. Give extra time for the full task set. If this week has a coding lab, use its named section; section numbers can change when extra explanations are included.</w:t>
             </w:r>
           </w:p>
         </w:tc>
@@ -5608,7 +5608,7 @@
           </w:tcPr>
           <w:p>
             <w:r>
-              <w:t>Sections 9 and 11–14. Give extra time to finish the full task set; use Section 15 when the week includes a coding lab.</w:t>
+              <w:t>Use “Run the investigation”, “Connect your project”, “Show what you know”, “Study a complete case” and “Try a new case independently”. Give extra time for the full task set. If this week has a coding lab, use its named section; section numbers can change when extra explanations are included.</w:t>
             </w:r>
           </w:p>
         </w:tc>

--- a/downloads/teacher/ai-3-week-11.docx
+++ b/downloads/teacher/ai-3-week-11.docx
@@ -25,20 +25,38 @@
         <w:pStyle w:val="Heading1"/>
       </w:pPr>
       <w:r>
-        <w:t>01. Visual Composition</w:t>
-      </w:r>
-    </w:p>
-    <w:p>
-      <w:r>
-        <w:t>Prepare Visual Composition: check the target, prerequisites, resources and adaptable teaching schedule.</w:t>
-      </w:r>
-    </w:p>
-    <w:p>
-      <w:pPr>
-        <w:pStyle w:val="Heading3"/>
-      </w:pPr>
-      <w:r>
-        <w:t>Teach the learning cycle</w:t>
+        <w:t>Teach spatial meaning with a disclosed reconstruction.</w:t>
+      </w:r>
+    </w:p>
+    <w:p>
+      <w:r>
+        <w:t>Supply prompt cards and a criterion checklist, preserve provenance review and assess the fresh spatial description.</w:t>
+      </w:r>
+    </w:p>
+    <w:p>
+      <w:r>
+        <w:t>Ask which relation changed and whether the evidence came from a description, reconstruction or original output.</w:t>
+      </w:r>
+    </w:p>
+    <w:p>
+      <w:pPr>
+        <w:pStyle w:val="Heading1"/>
+      </w:pPr>
+      <w:r>
+        <w:t>01. Prepare this connected week</w:t>
+      </w:r>
+    </w:p>
+    <w:p>
+      <w:r>
+        <w:t>Use one main plan and keep practice separate from the independent first attempt.</w:t>
+      </w:r>
+    </w:p>
+    <w:p>
+      <w:pPr>
+        <w:pStyle w:val="Heading2"/>
+      </w:pPr>
+      <w:r>
+        <w:t>Learning goal and precision</w:t>
       </w:r>
     </w:p>
     <w:p>
@@ -49,25 +67,143 @@
         <w:rPr>
           <w:b w:val="0"/>
         </w:rPr>
-        <w:t xml:space="preserve">Primary target: Explain the </w:t>
+        <w:t>Primary target: Check object counts, spatial relations and arrow meaning separately</w:t>
+      </w:r>
+    </w:p>
+    <w:p>
+      <w:pPr>
+        <w:spacing w:line="336" w:lineRule="auto" w:after="180"/>
+      </w:pPr>
+      <w:r>
+        <w:rPr>
+          <w:b w:val="0"/>
+        </w:rPr>
+        <w:t xml:space="preserve">Two 45-minute sessions. An image generator constructs an </w:t>
       </w:r>
       <w:r>
         <w:rPr>
           <w:b/>
         </w:rPr>
+        <w:t>output</w:t>
+      </w:r>
+      <w:r>
+        <w:rPr>
+          <w:b w:val="0"/>
+        </w:rPr>
+        <w:t xml:space="preserve"> from learned patterns and a specification. A generated picture is not a record that the depicted event occurred.</w:t>
+      </w:r>
+    </w:p>
+    <w:p>
+      <w:pPr>
+        <w:spacing w:line="336" w:lineRule="auto" w:after="180"/>
+      </w:pPr>
+      <w:r>
+        <w:rPr>
+          <w:b w:val="0"/>
+        </w:rPr>
+        <w:t xml:space="preserve">Use the supplied constructed scenarios to make the </w:t>
+      </w:r>
+      <w:r>
+        <w:rPr>
+          <w:b/>
+        </w:rPr>
         <w:t>mechanism</w:t>
       </w:r>
       <w:r>
         <w:rPr>
           <w:b w:val="0"/>
         </w:rPr>
-        <w:t xml:space="preserve"> and terminology of image generation and </w:t>
+        <w:t xml:space="preserve"> inspectable. Collect W4 before sharing solutions.</w:t>
+      </w:r>
+    </w:p>
+    <w:p>
+      <w:pPr>
+        <w:spacing w:line="336" w:lineRule="auto" w:after="180"/>
+      </w:pPr>
+      <w:r>
+        <w:rPr>
+          <w:b w:val="0"/>
+        </w:rPr>
+        <w:t xml:space="preserve">Students should name intermediate </w:t>
       </w:r>
       <w:r>
         <w:rPr>
           <w:b/>
         </w:rPr>
-        <w:t>provenance</w:t>
+        <w:t>evidence</w:t>
+      </w:r>
+      <w:r>
+        <w:rPr>
+          <w:b w:val="0"/>
+        </w:rPr>
+        <w:t xml:space="preserve"> and limitations; classroom pacing and learning effectiveness remain unvalidated.</w:t>
+      </w:r>
+    </w:p>
+    <w:p>
+      <w:pPr>
+        <w:spacing w:line="336" w:lineRule="auto" w:after="180"/>
+      </w:pPr>
+      <w:r>
+        <w:rPr>
+          <w:b w:val="0"/>
+        </w:rPr>
+        <w:t>By the end, I can check object counts and spatial relations as separate visual requirements.</w:t>
+      </w:r>
+    </w:p>
+    <w:p>
+      <w:pPr>
+        <w:pStyle w:val="Heading2"/>
+      </w:pPr>
+      <w:r>
+        <w:t>What to prepare</w:t>
+      </w:r>
+    </w:p>
+    <w:p>
+      <w:pPr>
+        <w:pStyle w:val="ListBullet"/>
+      </w:pPr>
+      <w:r>
+        <w:t>Use the supplied scenario, student illustrations and blank paper. For numeric work, offer counters or a calculator after learners show the setup. Fictional records are supplied; personal data and paid accounts are unnecessary.</w:t>
+      </w:r>
+    </w:p>
+    <w:p>
+      <w:pPr>
+        <w:pStyle w:val="ListBullet"/>
+      </w:pPr>
+      <w:r>
+        <w:t>Case exposure check: this source example appears in ai-3/10, ai-3/11. Reuse a familiar case for recall or modelling; verify that the case used to assess transfer has not already received feedback.</w:t>
+      </w:r>
+    </w:p>
+    <w:p>
+      <w:pPr>
+        <w:pStyle w:val="ListBullet"/>
+      </w:pPr>
+      <w:r>
+        <w:t>Lesson and workbook; paper and pencil</w:t>
+      </w:r>
+    </w:p>
+    <w:p>
+      <w:pPr>
+        <w:pStyle w:val="ListBullet"/>
+      </w:pPr>
+      <w:r>
+        <w:t>Calculator and optional local Python 3 for arithmetic; no live API or private data</w:t>
+      </w:r>
+    </w:p>
+    <w:p>
+      <w:pPr>
+        <w:pStyle w:val="ListBullet"/>
+      </w:pPr>
+      <w:r>
+        <w:t>Prepare the fresh retry separately and withhold its solution until after collection</w:t>
+      </w:r>
+    </w:p>
+    <w:p>
+      <w:pPr>
+        <w:pStyle w:val="Heading2"/>
+      </w:pPr>
+      <w:r>
+        <w:t>Main teaching plan</w:t>
       </w:r>
     </w:p>
     <w:tbl>
@@ -249,13 +385,226 @@
     </w:p>
     <w:p>
       <w:pPr>
+        <w:pStyle w:val="Heading2"/>
+      </w:pPr>
+      <w:r>
+        <w:t>Opening retrieval and readiness</w:t>
+      </w:r>
+    </w:p>
+    <w:p>
+      <w:pPr>
         <w:spacing w:line="336" w:lineRule="auto" w:after="180"/>
       </w:pPr>
       <w:r>
         <w:rPr>
           <w:b w:val="0"/>
         </w:rPr>
-        <w:t>Case exposure check: this source example appears in ai-3/10, ai-3/11. Reuse a familiar case for recall or modelling; verify that the case used to assess transfer has not already received feedback.</w:t>
+        <w:t>Without opening the old lesson, explain one key idea from Image Generation Models. Give an example and a mistake that the idea helps you avoid.</w:t>
+      </w:r>
+    </w:p>
+    <w:p>
+      <w:pPr>
+        <w:spacing w:line="336" w:lineRule="auto" w:after="180"/>
+      </w:pPr>
+      <w:r>
+        <w:rPr>
+          <w:b w:val="0"/>
+        </w:rPr>
+        <w:t xml:space="preserve">Look for: Explain the </w:t>
+      </w:r>
+      <w:r>
+        <w:rPr>
+          <w:b/>
+        </w:rPr>
+        <w:t>mechanism</w:t>
+      </w:r>
+      <w:r>
+        <w:rPr>
+          <w:b w:val="0"/>
+        </w:rPr>
+        <w:t xml:space="preserve"> and terminology of image generation and </w:t>
+      </w:r>
+      <w:r>
+        <w:rPr>
+          <w:b/>
+        </w:rPr>
+        <w:t>provenance</w:t>
+      </w:r>
+    </w:p>
+    <w:p>
+      <w:pPr>
+        <w:spacing w:line="336" w:lineRule="auto" w:after="180"/>
+      </w:pPr>
+      <w:r>
+        <w:rPr>
+          <w:b w:val="0"/>
+        </w:rPr>
+        <w:t xml:space="preserve">Reference example, not the only acceptable wording: Teacher explanation: An image generator constructs an </w:t>
+      </w:r>
+      <w:r>
+        <w:rPr>
+          <w:b/>
+        </w:rPr>
+        <w:t>output</w:t>
+      </w:r>
+      <w:r>
+        <w:rPr>
+          <w:b w:val="0"/>
+        </w:rPr>
+        <w:t xml:space="preserve"> from learned patterns and a specification. A generated picture is not a record that the depicted event occurred.</w:t>
+      </w:r>
+    </w:p>
+    <w:p>
+      <w:pPr>
+        <w:spacing w:line="336" w:lineRule="auto" w:after="180"/>
+      </w:pPr>
+      <w:r>
+        <w:rPr>
+          <w:b w:val="0"/>
+        </w:rPr>
+        <w:t xml:space="preserve">Keep a </w:t>
+      </w:r>
+      <w:r>
+        <w:rPr>
+          <w:b/>
+        </w:rPr>
+        <w:t>provenance</w:t>
+      </w:r>
+      <w:r>
+        <w:rPr>
+          <w:b w:val="0"/>
+        </w:rPr>
+        <w:t xml:space="preserve"> record containing specification, tool/version when known, generation date, edits, permissions and intended use. Label fictional imagery.</w:t>
+      </w:r>
+    </w:p>
+    <w:p>
+      <w:pPr>
+        <w:spacing w:line="336" w:lineRule="auto" w:after="180"/>
+      </w:pPr>
+      <w:r>
+        <w:rPr>
+          <w:b w:val="0"/>
+        </w:rPr>
+        <w:t>Inspect visual requirements and avoid inferring identity or event authenticity from appearance.</w:t>
+      </w:r>
+    </w:p>
+    <w:p>
+      <w:pPr>
+        <w:spacing w:line="336" w:lineRule="auto" w:after="180"/>
+      </w:pPr>
+      <w:r>
+        <w:rPr>
+          <w:b w:val="0"/>
+        </w:rPr>
+        <w:t xml:space="preserve">Without opening the old lesson, explain one key idea from Structured </w:t>
+      </w:r>
+      <w:r>
+        <w:rPr>
+          <w:b/>
+        </w:rPr>
+        <w:t>Output</w:t>
+      </w:r>
+      <w:r>
+        <w:rPr>
+          <w:b w:val="0"/>
+        </w:rPr>
+        <w:t xml:space="preserve"> and Schemas. Give an example and a mistake that the idea helps you avoid.</w:t>
+      </w:r>
+    </w:p>
+    <w:p>
+      <w:pPr>
+        <w:spacing w:line="336" w:lineRule="auto" w:after="180"/>
+      </w:pPr>
+      <w:r>
+        <w:rPr>
+          <w:b w:val="0"/>
+        </w:rPr>
+        <w:t>Look for: Separate JSON parsing, schema validation and source support checks</w:t>
+      </w:r>
+    </w:p>
+    <w:p>
+      <w:pPr>
+        <w:spacing w:line="336" w:lineRule="auto" w:after="180"/>
+      </w:pPr>
+      <w:r>
+        <w:rPr>
+          <w:b w:val="0"/>
+        </w:rPr>
+        <w:t>Reference example, not the only acceptable wording: Teacher explanation: Parsing establishes grammatical JSON; schema checks enforce fields/types/conditional rules; semantic checks match the claims to sources and domain meaning.</w:t>
+      </w:r>
+    </w:p>
+    <w:p>
+      <w:pPr>
+        <w:spacing w:line="336" w:lineRule="auto" w:after="180"/>
+      </w:pPr>
+      <w:r>
+        <w:rPr>
+          <w:b w:val="0"/>
+        </w:rPr>
+        <w:t>None alone establishes all three.</w:t>
+      </w:r>
+    </w:p>
+    <w:p>
+      <w:pPr>
+        <w:spacing w:line="336" w:lineRule="auto" w:after="180"/>
+      </w:pPr>
+      <w:r>
+        <w:rPr>
+          <w:b w:val="0"/>
+        </w:rPr>
+        <w:t>Without opening the old lesson, explain one key idea from Prompt as a Contract. Give an example and a mistake that the idea helps you avoid.</w:t>
+      </w:r>
+    </w:p>
+    <w:p>
+      <w:pPr>
+        <w:spacing w:line="336" w:lineRule="auto" w:after="180"/>
+      </w:pPr>
+      <w:r>
+        <w:rPr>
+          <w:b w:val="0"/>
+        </w:rPr>
+        <w:t>Look for: Write a prompt specification with observable response criteria</w:t>
+      </w:r>
+    </w:p>
+    <w:p>
+      <w:pPr>
+        <w:spacing w:line="336" w:lineRule="auto" w:after="180"/>
+      </w:pPr>
+      <w:r>
+        <w:rPr>
+          <w:b w:val="0"/>
+        </w:rPr>
+        <w:t>Reference example, not the only acceptable wording: Teacher explanation: Fields status,room,capacity,source_ids.</w:t>
+      </w:r>
+    </w:p>
+    <w:p>
+      <w:pPr>
+        <w:spacing w:line="336" w:lineRule="auto" w:after="180"/>
+      </w:pPr>
+      <w:r>
+        <w:rPr>
+          <w:b w:val="0"/>
+        </w:rPr>
+        <w:t>Status supported or needs_review. supported requires matching current approval and current capacity for the same room; no unresolved conflict.</w:t>
+      </w:r>
+    </w:p>
+    <w:p>
+      <w:pPr>
+        <w:spacing w:line="336" w:lineRule="auto" w:after="180"/>
+      </w:pPr>
+      <w:r>
+        <w:rPr>
+          <w:b w:val="0"/>
+        </w:rPr>
+        <w:t>Count the specified objects, inspect label meaning and legibility, check each requested relation, and preserve the known production history. A generated or constructed illustration is not a record that the depicted event occurred.</w:t>
+      </w:r>
+    </w:p>
+    <w:p>
+      <w:pPr>
+        <w:pStyle w:val="Heading2"/>
+      </w:pPr>
+      <w:r>
+        <w:t>Earlier wording, alternatives and picture transcripts · reference / check after trying</w:t>
       </w:r>
     </w:p>
     <w:p>
@@ -263,6 +612,14 @@
         <w:pStyle w:val="Heading3"/>
       </w:pPr>
       <w:r>
+        <w:t>Teach the learning cycle</w:t>
+      </w:r>
+    </w:p>
+    <w:p>
+      <w:pPr>
+        <w:pStyle w:val="Heading3"/>
+      </w:pPr>
+      <w:r>
         <w:t>Retrieval answer guidance</w:t>
       </w:r>
     </w:p>
@@ -276,103 +633,6 @@
     </w:p>
     <w:p>
       <w:pPr>
-        <w:spacing w:line="336" w:lineRule="auto" w:after="180"/>
-      </w:pPr>
-      <w:r>
-        <w:rPr>
-          <w:b w:val="0"/>
-        </w:rPr>
-        <w:t>Without opening the old lesson, explain one key idea from Image Generation Models. Give an example and a mistake that the idea helps you avoid.</w:t>
-      </w:r>
-    </w:p>
-    <w:p>
-      <w:pPr>
-        <w:spacing w:line="336" w:lineRule="auto" w:after="180"/>
-      </w:pPr>
-      <w:r>
-        <w:rPr>
-          <w:b w:val="0"/>
-        </w:rPr>
-        <w:t xml:space="preserve">Look for: Explain the </w:t>
-      </w:r>
-      <w:r>
-        <w:rPr>
-          <w:b/>
-        </w:rPr>
-        <w:t>mechanism</w:t>
-      </w:r>
-      <w:r>
-        <w:rPr>
-          <w:b w:val="0"/>
-        </w:rPr>
-        <w:t xml:space="preserve"> and terminology of image generation and </w:t>
-      </w:r>
-      <w:r>
-        <w:rPr>
-          <w:b/>
-        </w:rPr>
-        <w:t>provenance</w:t>
-      </w:r>
-    </w:p>
-    <w:p>
-      <w:pPr>
-        <w:spacing w:line="336" w:lineRule="auto" w:after="180"/>
-      </w:pPr>
-      <w:r>
-        <w:rPr>
-          <w:b w:val="0"/>
-        </w:rPr>
-        <w:t xml:space="preserve">Reference example, not the only acceptable wording: Teacher explanation: An image generator constructs an </w:t>
-      </w:r>
-      <w:r>
-        <w:rPr>
-          <w:b/>
-        </w:rPr>
-        <w:t>output</w:t>
-      </w:r>
-      <w:r>
-        <w:rPr>
-          <w:b w:val="0"/>
-        </w:rPr>
-        <w:t xml:space="preserve"> from learned patterns and a specification. A generated picture is not a record that the depicted event occurred.</w:t>
-      </w:r>
-    </w:p>
-    <w:p>
-      <w:pPr>
-        <w:spacing w:line="336" w:lineRule="auto" w:after="180"/>
-      </w:pPr>
-      <w:r>
-        <w:rPr>
-          <w:b w:val="0"/>
-        </w:rPr>
-        <w:t xml:space="preserve">Keep a </w:t>
-      </w:r>
-      <w:r>
-        <w:rPr>
-          <w:b/>
-        </w:rPr>
-        <w:t>provenance</w:t>
-      </w:r>
-      <w:r>
-        <w:rPr>
-          <w:b w:val="0"/>
-        </w:rPr>
-        <w:t xml:space="preserve"> record containing specification, tool/version when known, generation date, edits, permissions and intended use. Label fictional imagery.</w:t>
-      </w:r>
-    </w:p>
-    <w:p>
-      <w:pPr>
-        <w:spacing w:line="336" w:lineRule="auto" w:after="180"/>
-      </w:pPr>
-      <w:r>
-        <w:rPr>
-          <w:b w:val="0"/>
-        </w:rPr>
-        <w:t>Inspect visual requirements and avoid inferring identity or event authenticity from appearance.</w:t>
-      </w:r>
-    </w:p>
-    <w:p>
-      <w:pPr>
         <w:pStyle w:val="Heading3"/>
       </w:pPr>
       <w:r>
@@ -381,110 +641,10 @@
     </w:p>
     <w:p>
       <w:pPr>
-        <w:spacing w:line="336" w:lineRule="auto" w:after="180"/>
-      </w:pPr>
-      <w:r>
-        <w:rPr>
-          <w:b w:val="0"/>
-        </w:rPr>
-        <w:t xml:space="preserve">Without opening the old lesson, explain one key idea from Structured </w:t>
-      </w:r>
-      <w:r>
-        <w:rPr>
-          <w:b/>
-        </w:rPr>
-        <w:t>Output</w:t>
-      </w:r>
-      <w:r>
-        <w:rPr>
-          <w:b w:val="0"/>
-        </w:rPr>
-        <w:t xml:space="preserve"> and Schemas. Give an example and a mistake that the idea helps you avoid.</w:t>
-      </w:r>
-    </w:p>
-    <w:p>
-      <w:pPr>
-        <w:spacing w:line="336" w:lineRule="auto" w:after="180"/>
-      </w:pPr>
-      <w:r>
-        <w:rPr>
-          <w:b w:val="0"/>
-        </w:rPr>
-        <w:t>Look for: Separate JSON parsing, schema validation and source support checks</w:t>
-      </w:r>
-    </w:p>
-    <w:p>
-      <w:pPr>
-        <w:spacing w:line="336" w:lineRule="auto" w:after="180"/>
-      </w:pPr>
-      <w:r>
-        <w:rPr>
-          <w:b w:val="0"/>
-        </w:rPr>
-        <w:t>Reference example, not the only acceptable wording: Teacher explanation: Parsing establishes grammatical JSON; schema checks enforce fields/types/conditional rules; semantic checks match the claims to sources and domain meaning.</w:t>
-      </w:r>
-    </w:p>
-    <w:p>
-      <w:pPr>
-        <w:spacing w:line="336" w:lineRule="auto" w:after="180"/>
-      </w:pPr>
-      <w:r>
-        <w:rPr>
-          <w:b w:val="0"/>
-        </w:rPr>
-        <w:t>None alone establishes all three.</w:t>
-      </w:r>
-    </w:p>
-    <w:p>
-      <w:pPr>
         <w:pStyle w:val="Heading3"/>
       </w:pPr>
       <w:r>
         <w:t>Prompt as a Contract</w:t>
-      </w:r>
-    </w:p>
-    <w:p>
-      <w:pPr>
-        <w:spacing w:line="336" w:lineRule="auto" w:after="180"/>
-      </w:pPr>
-      <w:r>
-        <w:rPr>
-          <w:b w:val="0"/>
-        </w:rPr>
-        <w:t>Without opening the old lesson, explain one key idea from Prompt as a Contract. Give an example and a mistake that the idea helps you avoid.</w:t>
-      </w:r>
-    </w:p>
-    <w:p>
-      <w:pPr>
-        <w:spacing w:line="336" w:lineRule="auto" w:after="180"/>
-      </w:pPr>
-      <w:r>
-        <w:rPr>
-          <w:b w:val="0"/>
-        </w:rPr>
-        <w:t>Look for: Write a prompt specification with observable response criteria</w:t>
-      </w:r>
-    </w:p>
-    <w:p>
-      <w:pPr>
-        <w:spacing w:line="336" w:lineRule="auto" w:after="180"/>
-      </w:pPr>
-      <w:r>
-        <w:rPr>
-          <w:b w:val="0"/>
-        </w:rPr>
-        <w:t>Reference example, not the only acceptable wording: Teacher explanation: Fields status,room,capacity,source_ids.</w:t>
-      </w:r>
-    </w:p>
-    <w:p>
-      <w:pPr>
-        <w:spacing w:line="336" w:lineRule="auto" w:after="180"/>
-      </w:pPr>
-      <w:r>
-        <w:rPr>
-          <w:b w:val="0"/>
-        </w:rPr>
-        <w:t>Status supported or needs_review. supported requires matching current approval and current capacity for the same room; no unresolved conflict.</w:t>
       </w:r>
     </w:p>
     <w:p>
@@ -711,6 +871,11 @@
       </w:r>
     </w:p>
     <w:p>
+      <w:r>
+        <w:t>This compact option is not the full-week schedule. Use the main teaching cycle and allow extra sessions for the investigation, independent work and project.</w:t>
+      </w:r>
+    </w:p>
+    <w:p>
       <w:pPr>
         <w:spacing w:line="336" w:lineRule="auto" w:after="180"/>
       </w:pPr>
@@ -718,7 +883,7 @@
         <w:rPr>
           <w:b w:val="0"/>
         </w:rPr>
-        <w:t>Use the supplied scenario, student illustrations and blank paper. For numeric work, offer counters or a calculator after learners show the setup. Fictional records are supplied; personal data and paid accounts are unnecessary.</w:t>
+        <w:t>Allow 80 minutes: recall 8; explanation 12; worked demonstration 15; guided practice 20; independent assessment 15; project and reflection 10. Extend the lab into a second session when needed.</w:t>
       </w:r>
     </w:p>
     <w:p>
@@ -726,32 +891,55 @@
         <w:pStyle w:val="Heading3"/>
       </w:pPr>
       <w:r>
-        <w:t>Alternative compact allocation</w:t>
-      </w:r>
-    </w:p>
-    <w:p>
-      <w:r>
-        <w:t>This compact option is not the full-week schedule. Use the main teaching cycle and allow extra sessions for the investigation, independent work and project.</w:t>
+        <w:t>Preparation for the connected explanation</w:t>
+      </w:r>
+    </w:p>
+    <w:p>
+      <w:pPr>
+        <w:pStyle w:val="Heading3"/>
+      </w:pPr>
+      <w:r>
+        <w:t>Readiness answer</w:t>
+      </w:r>
+    </w:p>
+    <w:p>
+      <w:pPr>
+        <w:pStyle w:val="Heading3"/>
+      </w:pPr>
+      <w:r>
+        <w:t>End goal for the pictorial case</w:t>
       </w:r>
     </w:p>
     <w:p>
       <w:pPr>
         <w:spacing w:line="336" w:lineRule="auto" w:after="180"/>
-        <w:shd w:fill="F1F6F8"/>
-      </w:pPr>
-      <w:r>
-        <w:rPr>
-          <w:b w:val="0"/>
-        </w:rPr>
-        <w:t>Allow 80 minutes: recall 8; explanation 12; worked demonstration 15; guided practice 20; independent assessment 15; project and reflection 10. Extend the lab into a second session when needed.</w:t>
-      </w:r>
-    </w:p>
-    <w:p>
-      <w:pPr>
-        <w:pStyle w:val="Heading3"/>
-      </w:pPr>
-      <w:r>
-        <w:t>Preparation for the connected explanation</w:t>
+      </w:pPr>
+      <w:r>
+        <w:rPr>
+          <w:b w:val="0"/>
+        </w:rPr>
+        <w:t>This added worked case illustrates the week’s main idea. Retain all original and connected topics; schedule its practice within the teaching cycle.</w:t>
+      </w:r>
+    </w:p>
+    <w:p>
+      <w:pPr>
+        <w:pStyle w:val="Heading1"/>
+      </w:pPr>
+      <w:r>
+        <w:t>02. Teach relationship checks before accepting an object list</w:t>
+      </w:r>
+    </w:p>
+    <w:p>
+      <w:r>
+        <w:t>Use the complete brief and reconstructed layouts without implying a chemistry demonstration.</w:t>
+      </w:r>
+    </w:p>
+    <w:p>
+      <w:pPr>
+        <w:pStyle w:val="Heading2"/>
+      </w:pPr>
+      <w:r>
+        <w:t>State the current checks and decisions</w:t>
       </w:r>
     </w:p>
     <w:p>
@@ -762,639 +950,7 @@
         <w:rPr>
           <w:b w:val="0"/>
         </w:rPr>
-        <w:t xml:space="preserve">Two 45-minute sessions. An image generator constructs an </w:t>
-      </w:r>
-      <w:r>
-        <w:rPr>
-          <w:b/>
-        </w:rPr>
-        <w:t>output</w:t>
-      </w:r>
-      <w:r>
-        <w:rPr>
-          <w:b w:val="0"/>
-        </w:rPr>
-        <w:t xml:space="preserve"> from learned patterns and a specification. A generated picture is not a record that the depicted event occurred.</w:t>
-      </w:r>
-    </w:p>
-    <w:p>
-      <w:pPr>
-        <w:spacing w:line="336" w:lineRule="auto" w:after="180"/>
-      </w:pPr>
-      <w:r>
-        <w:rPr>
-          <w:b w:val="0"/>
-        </w:rPr>
-        <w:t xml:space="preserve">Use the supplied constructed scenarios to make the </w:t>
-      </w:r>
-      <w:r>
-        <w:rPr>
-          <w:b/>
-        </w:rPr>
-        <w:t>mechanism</w:t>
-      </w:r>
-      <w:r>
-        <w:rPr>
-          <w:b w:val="0"/>
-        </w:rPr>
-        <w:t xml:space="preserve"> inspectable. Collect W4 before sharing solutions.</w:t>
-      </w:r>
-    </w:p>
-    <w:p>
-      <w:pPr>
-        <w:spacing w:line="336" w:lineRule="auto" w:after="180"/>
-      </w:pPr>
-      <w:r>
-        <w:rPr>
-          <w:b w:val="0"/>
-        </w:rPr>
-        <w:t xml:space="preserve">Students should name intermediate </w:t>
-      </w:r>
-      <w:r>
-        <w:rPr>
-          <w:b/>
-        </w:rPr>
-        <w:t>evidence</w:t>
-      </w:r>
-      <w:r>
-        <w:rPr>
-          <w:b w:val="0"/>
-        </w:rPr>
-        <w:t xml:space="preserve"> and limitations; classroom pacing and learning effectiveness remain unvalidated.</w:t>
-      </w:r>
-    </w:p>
-    <w:p>
-      <w:pPr>
-        <w:pStyle w:val="Heading3"/>
-      </w:pPr>
-      <w:r>
-        <w:t>Readiness answer</w:t>
-      </w:r>
-    </w:p>
-    <w:p>
-      <w:pPr>
-        <w:spacing w:line="336" w:lineRule="auto" w:after="180"/>
-      </w:pPr>
-      <w:r>
-        <w:rPr>
-          <w:b w:val="0"/>
-        </w:rPr>
-        <w:t xml:space="preserve">A result depends on the </w:t>
-      </w:r>
-      <w:r>
-        <w:rPr>
-          <w:b/>
-        </w:rPr>
-        <w:t>input</w:t>
-      </w:r>
-      <w:r>
-        <w:rPr>
-          <w:b w:val="0"/>
-        </w:rPr>
-        <w:t xml:space="preserve">s, procedure and conditions that produced it. Preserve data roles and distinguish observed outcomes from </w:t>
-      </w:r>
-      <w:r>
-        <w:rPr>
-          <w:b/>
-        </w:rPr>
-        <w:t>prediction</w:t>
-      </w:r>
-      <w:r>
-        <w:rPr>
-          <w:b w:val="0"/>
-        </w:rPr>
-        <w:t>s or unmeasured conditions.</w:t>
-      </w:r>
-    </w:p>
-    <w:p>
-      <w:pPr>
-        <w:spacing w:line="336" w:lineRule="auto" w:after="180"/>
-      </w:pPr>
-      <w:r>
-        <w:rPr>
-          <w:b w:val="0"/>
-        </w:rPr>
-        <w:t>If the prior concept cannot be explained, use a short retrieval activity before this chapter.</w:t>
-      </w:r>
-    </w:p>
-    <w:p>
-      <w:pPr>
-        <w:spacing w:line="336" w:lineRule="auto" w:after="180"/>
-      </w:pPr>
-      <w:r>
-        <w:rPr>
-          <w:b w:val="0"/>
-        </w:rPr>
-        <w:t>Lesson and workbook; paper and pencil</w:t>
-      </w:r>
-    </w:p>
-    <w:p>
-      <w:pPr>
-        <w:spacing w:line="336" w:lineRule="auto" w:after="180"/>
-      </w:pPr>
-      <w:r>
-        <w:rPr>
-          <w:b w:val="0"/>
-        </w:rPr>
-        <w:t>Calculator and optional local Python 3 for arithmetic; no live API or private data</w:t>
-      </w:r>
-    </w:p>
-    <w:p>
-      <w:pPr>
-        <w:spacing w:line="336" w:lineRule="auto" w:after="180"/>
-      </w:pPr>
-      <w:r>
-        <w:rPr>
-          <w:b w:val="0"/>
-        </w:rPr>
-        <w:t>Prepare the fresh retry separately and withhold its solution until after collection</w:t>
-      </w:r>
-    </w:p>
-    <w:p>
-      <w:pPr>
-        <w:pStyle w:val="Heading3"/>
-      </w:pPr>
-      <w:r>
-        <w:t>End goal for the pictorial case</w:t>
-      </w:r>
-    </w:p>
-    <w:p>
-      <w:pPr>
-        <w:spacing w:line="336" w:lineRule="auto" w:after="180"/>
-      </w:pPr>
-      <w:r>
-        <w:rPr>
-          <w:b w:val="0"/>
-        </w:rPr>
-        <w:t>By the end, I can check object counts and spatial relations as separate visual requirements.</w:t>
-      </w:r>
-    </w:p>
-    <w:p>
-      <w:pPr>
-        <w:spacing w:line="336" w:lineRule="auto" w:after="180"/>
-      </w:pPr>
-      <w:r>
-        <w:rPr>
-          <w:b w:val="0"/>
-        </w:rPr>
-        <w:t>This added worked case illustrates the week’s main idea. Retain all original and connected topics; schedule its practice within the teaching cycle.</w:t>
-      </w:r>
-    </w:p>
-    <w:p>
-      <w:pPr>
-        <w:pStyle w:val="Heading1"/>
-      </w:pPr>
-      <w:r>
-        <w:t>02. Explain the mechanism</w:t>
-      </w:r>
-    </w:p>
-    <w:p>
-      <w:r>
-        <w:t>Model Visual Composition using the supplied case, labelled mechanism and reasoning. Make the scope of each conclusion explicit.</w:t>
-      </w:r>
-    </w:p>
-    <w:p>
-      <w:pPr>
-        <w:spacing w:line="336" w:lineRule="auto" w:after="180"/>
-      </w:pPr>
-      <w:r>
-        <w:rPr>
-          <w:b/>
-        </w:rPr>
-        <w:t>Input</w:t>
-      </w:r>
-      <w:r>
-        <w:rPr>
-          <w:b w:val="0"/>
-        </w:rPr>
-        <w:t xml:space="preserve"> → </w:t>
-      </w:r>
-      <w:r>
-        <w:rPr>
-          <w:b/>
-        </w:rPr>
-        <w:t>Process</w:t>
-      </w:r>
-      <w:r>
-        <w:rPr>
-          <w:b w:val="0"/>
-        </w:rPr>
-        <w:t xml:space="preserve"> → </w:t>
-      </w:r>
-      <w:r>
-        <w:rPr>
-          <w:b/>
-        </w:rPr>
-        <w:t>Output</w:t>
-      </w:r>
-    </w:p>
-    <w:p>
-      <w:pPr>
-        <w:spacing w:line="336" w:lineRule="auto" w:after="180"/>
-      </w:pPr>
-      <w:r>
-        <w:rPr>
-          <w:b w:val="0"/>
-        </w:rPr>
-        <w:t>Trace the information. At each stage, ask what changed and how you could test it.</w:t>
-      </w:r>
-    </w:p>
-    <w:p>
-      <w:pPr>
-        <w:spacing w:line="336" w:lineRule="auto" w:after="180"/>
-      </w:pPr>
-      <w:r>
-        <w:rPr>
-          <w:b w:val="0"/>
-        </w:rPr>
-        <w:t>Which stage could fail even when the other two are correct? Explain:</w:t>
-      </w:r>
-    </w:p>
-    <w:p>
-      <w:pPr>
-        <w:spacing w:line="336" w:lineRule="auto" w:after="180"/>
-      </w:pPr>
-      <w:r>
-        <w:rPr>
-          <w:b w:val="0"/>
-        </w:rPr>
-        <w:t xml:space="preserve">Predict first. Then check each step. A correct answer without visible reasoning is incomplete </w:t>
-      </w:r>
-      <w:r>
-        <w:rPr>
-          <w:b/>
-        </w:rPr>
-        <w:t>evidence</w:t>
-      </w:r>
-      <w:r>
-        <w:rPr>
-          <w:b w:val="0"/>
-        </w:rPr>
-        <w:t>.</w:t>
-      </w:r>
-    </w:p>
-    <w:p>
-      <w:pPr>
-        <w:spacing w:line="336" w:lineRule="auto" w:after="180"/>
-        <w:shd w:fill="F4F9FC"/>
-      </w:pPr>
-      <w:r>
-        <w:rPr>
-          <w:b w:val="0"/>
-        </w:rPr>
-        <w:t xml:space="preserve">1. Prompt names a robot and child but not their </w:t>
-      </w:r>
-      <w:r>
-        <w:rPr>
-          <w:b/>
-        </w:rPr>
-        <w:t>relationship</w:t>
-      </w:r>
-      <w:r>
-        <w:rPr>
-          <w:b w:val="0"/>
-        </w:rPr>
-        <w:t>.</w:t>
-      </w:r>
-    </w:p>
-    <w:p>
-      <w:pPr>
-        <w:spacing w:line="336" w:lineRule="auto" w:after="180"/>
-        <w:shd w:fill="F4F9FC"/>
-      </w:pPr>
-      <w:r>
-        <w:rPr>
-          <w:b w:val="0"/>
-        </w:rPr>
-        <w:t>2. Model may place them far apart or reverse who teaches whom.</w:t>
-      </w:r>
-    </w:p>
-    <w:p>
-      <w:pPr>
-        <w:spacing w:line="336" w:lineRule="auto" w:after="180"/>
-        <w:shd w:fill="F4F9FC"/>
-      </w:pPr>
-      <w:r>
-        <w:rPr>
-          <w:b w:val="0"/>
-        </w:rPr>
-        <w:t>3. Add action, viewpoint, spacing, and must-show constraints.</w:t>
-      </w:r>
-    </w:p>
-    <w:p>
-      <w:pPr>
-        <w:spacing w:line="336" w:lineRule="auto" w:after="180"/>
-        <w:shd w:fill="F4F9FC"/>
-      </w:pPr>
-      <w:r>
-        <w:rPr>
-          <w:b w:val="0"/>
-        </w:rPr>
-        <w:t>4. Evaluate whether composition communicates the learning idea without misleading detail.</w:t>
-      </w:r>
-    </w:p>
-    <w:p>
-      <w:pPr>
-        <w:spacing w:line="336" w:lineRule="auto" w:after="180"/>
-      </w:pPr>
-      <w:r>
-        <w:rPr>
-          <w:b w:val="0"/>
-        </w:rPr>
-        <w:t>Recalculate, retrace, or restate the reasoning in your own representation:</w:t>
-      </w:r>
-    </w:p>
-    <w:p>
-      <w:pPr>
-        <w:spacing w:line="336" w:lineRule="auto" w:after="180"/>
-        <w:shd w:fill="F5F1FB"/>
-      </w:pPr>
-      <w:r>
-        <w:rPr>
-          <w:b w:val="0"/>
-        </w:rPr>
-        <w:t xml:space="preserve">CHECK Did the </w:t>
-      </w:r>
-      <w:r>
-        <w:rPr>
-          <w:b/>
-        </w:rPr>
-        <w:t>evidence</w:t>
-      </w:r>
-      <w:r>
-        <w:rPr>
-          <w:b w:val="0"/>
-        </w:rPr>
-        <w:t xml:space="preserve"> answer the exact question? Did the total, path, or source record stay consistent?</w:t>
-      </w:r>
-    </w:p>
-    <w:p>
-      <w:pPr>
-        <w:pStyle w:val="Heading3"/>
-      </w:pPr>
-      <w:r>
-        <w:t>Concrete teaching case</w:t>
-      </w:r>
-    </w:p>
-    <w:p>
-      <w:pPr>
-        <w:pStyle w:val="Heading3"/>
-      </w:pPr>
-      <w:r>
-        <w:t>The teaching case</w:t>
-      </w:r>
-    </w:p>
-    <w:p>
-      <w:pPr>
-        <w:spacing w:line="336" w:lineRule="auto" w:after="180"/>
-        <w:shd w:fill="F1F6FC"/>
-      </w:pPr>
-      <w:r>
-        <w:rPr>
-          <w:b w:val="0"/>
-        </w:rPr>
-        <w:t xml:space="preserve">Brief: large tree left, small bicycle right, open sky above. </w:t>
-      </w:r>
-      <w:r>
-        <w:rPr>
-          <w:b/>
-        </w:rPr>
-        <w:t>Output</w:t>
-      </w:r>
-      <w:r>
-        <w:rPr>
-          <w:b w:val="0"/>
-        </w:rPr>
-        <w:t xml:space="preserve"> puts bicycle left.</w:t>
-      </w:r>
-    </w:p>
-    <w:p>
-      <w:pPr>
-        <w:pStyle w:val="Heading3"/>
-      </w:pPr>
-      <w:r>
-        <w:t>The teaching case</w:t>
-      </w:r>
-    </w:p>
-    <w:p>
-      <w:pPr>
-        <w:spacing w:line="336" w:lineRule="auto" w:after="180"/>
-        <w:shd w:fill="F1F6FC"/>
-      </w:pPr>
-      <w:r>
-        <w:rPr>
-          <w:b w:val="0"/>
-        </w:rPr>
-        <w:t>Create a visual checklist.</w:t>
-      </w:r>
-    </w:p>
-    <w:p>
-      <w:pPr>
-        <w:pStyle w:val="Heading3"/>
-      </w:pPr>
-      <w:r>
-        <w:t>Exact explanation to model</w:t>
-      </w:r>
-    </w:p>
-    <w:p>
-      <w:pPr>
-        <w:pStyle w:val="Heading3"/>
-      </w:pPr>
-      <w:r>
-        <w:t>Why the result follows</w:t>
-      </w:r>
-    </w:p>
-    <w:p>
-      <w:pPr>
-        <w:spacing w:line="336" w:lineRule="auto" w:after="180"/>
-        <w:shd w:fill="F1F6FC"/>
-      </w:pPr>
-      <w:r>
-        <w:rPr>
-          <w:b w:val="0"/>
-        </w:rPr>
-        <w:t xml:space="preserve">Check </w:t>
-      </w:r>
-      <w:r>
-        <w:rPr>
-          <w:b/>
-        </w:rPr>
-        <w:t>subject</w:t>
-      </w:r>
-      <w:r>
-        <w:rPr>
-          <w:b w:val="0"/>
-        </w:rPr>
-        <w:t xml:space="preserve">s, relative size, positions and sky separately. The position violates composition even if </w:t>
-      </w:r>
-      <w:r>
-        <w:rPr>
-          <w:b/>
-        </w:rPr>
-        <w:t>subject</w:t>
-      </w:r>
-      <w:r>
-        <w:rPr>
-          <w:b w:val="0"/>
-        </w:rPr>
-        <w:t>s exist.</w:t>
-      </w:r>
-    </w:p>
-    <w:p>
-      <w:pPr>
-        <w:pStyle w:val="Heading3"/>
-      </w:pPr>
-      <w:r>
-        <w:t>Explain the added worked example</w:t>
-      </w:r>
-    </w:p>
-    <w:p>
-      <w:pPr>
-        <w:spacing w:line="336" w:lineRule="auto" w:after="180"/>
-      </w:pPr>
-      <w:r>
-        <w:rPr>
-          <w:b w:val="0"/>
-        </w:rPr>
-        <w:t xml:space="preserve">An image generator constructs an </w:t>
-      </w:r>
-      <w:r>
-        <w:rPr>
-          <w:b/>
-        </w:rPr>
-        <w:t>output</w:t>
-      </w:r>
-      <w:r>
-        <w:rPr>
-          <w:b w:val="0"/>
-        </w:rPr>
-        <w:t xml:space="preserve"> from learned patterns and a specification. A generated picture is not a record that the depicted event occurred.</w:t>
-      </w:r>
-    </w:p>
-    <w:p>
-      <w:pPr>
-        <w:pStyle w:val="Heading3"/>
-      </w:pPr>
-      <w:r>
-        <w:t>Explain the added worked example · 1</w:t>
-      </w:r>
-    </w:p>
-    <w:p>
-      <w:pPr>
-        <w:spacing w:line="336" w:lineRule="auto" w:after="180"/>
-      </w:pPr>
-      <w:r>
-        <w:rPr>
-          <w:b w:val="0"/>
-        </w:rPr>
-        <w:t>Begin by writing the question the procedure is intended to answer. Identify the information already supplied, the information it will produce and the information still missing.</w:t>
-      </w:r>
-    </w:p>
-    <w:p>
-      <w:pPr>
-        <w:spacing w:line="336" w:lineRule="auto" w:after="180"/>
-      </w:pPr>
-      <w:r>
-        <w:rPr>
-          <w:b w:val="0"/>
-        </w:rPr>
-        <w:t>These are constructed classroom examples; they do not require live accounts, private records or an external service. Do not treat a plausible explanation as a measured outcome.</w:t>
-      </w:r>
-    </w:p>
-    <w:p>
-      <w:pPr>
-        <w:spacing w:line="336" w:lineRule="auto" w:after="180"/>
-      </w:pPr>
-      <w:r>
-        <w:rPr>
-          <w:b w:val="0"/>
-        </w:rPr>
-        <w:t xml:space="preserve">Keep a </w:t>
-      </w:r>
-      <w:r>
-        <w:rPr>
-          <w:b/>
-        </w:rPr>
-        <w:t>provenance</w:t>
-      </w:r>
-      <w:r>
-        <w:rPr>
-          <w:b w:val="0"/>
-        </w:rPr>
-        <w:t xml:space="preserve"> record containing specification, tool/version when known, generation date, edits, permissions and intended use. Label fictional imagery.</w:t>
-      </w:r>
-    </w:p>
-    <w:p>
-      <w:pPr>
-        <w:spacing w:line="336" w:lineRule="auto" w:after="180"/>
-      </w:pPr>
-      <w:r>
-        <w:rPr>
-          <w:b w:val="0"/>
-        </w:rPr>
-        <w:t>Inspect visual requirements and avoid inferring identity or event authenticity from appearance.</w:t>
-      </w:r>
-    </w:p>
-    <w:p>
-      <w:pPr>
-        <w:pStyle w:val="Heading3"/>
-      </w:pPr>
-      <w:r>
-        <w:t>Explain the added worked example · 2</w:t>
-      </w:r>
-    </w:p>
-    <w:p>
-      <w:pPr>
-        <w:spacing w:line="336" w:lineRule="auto" w:after="180"/>
-      </w:pPr>
-      <w:r>
-        <w:rPr>
-          <w:b w:val="0"/>
-        </w:rPr>
-        <w:t xml:space="preserve">Before applying the procedure, write its units, denominator or decision boundary where relevant. A partner should be able to repeat each step using the same </w:t>
-      </w:r>
-      <w:r>
-        <w:rPr>
-          <w:b/>
-        </w:rPr>
-        <w:t>input</w:t>
-      </w:r>
-      <w:r>
-        <w:rPr>
-          <w:b w:val="0"/>
-        </w:rPr>
-        <w:t>s.</w:t>
-      </w:r>
-    </w:p>
-    <w:p>
-      <w:pPr>
-        <w:spacing w:line="336" w:lineRule="auto" w:after="180"/>
-      </w:pPr>
-      <w:r>
-        <w:rPr>
-          <w:b w:val="0"/>
-        </w:rPr>
-        <w:t xml:space="preserve">If a required </w:t>
-      </w:r>
-      <w:r>
-        <w:rPr>
-          <w:b/>
-        </w:rPr>
-        <w:t>input</w:t>
-      </w:r>
-      <w:r>
-        <w:rPr>
-          <w:b w:val="0"/>
-        </w:rPr>
-        <w:t xml:space="preserve"> is absent or violates the stated contract, record that condition explicitly instead of quietly replacing it with a convenient value.</w:t>
-      </w:r>
-    </w:p>
-    <w:p>
-      <w:pPr>
-        <w:pStyle w:val="Heading3"/>
-      </w:pPr>
-      <w:r>
-        <w:t>Key terms</w:t>
+        <w:t>Current composition focus: original count/labels pass, position/flow fail. Move-bottles-only fixes position while preserving wrong semantic endpoints. The native image is a reconstruction, not the absent original output. A left-to-right arrow can still be wrong if it starts at the wrong object. Keep the old poster/provenance examples as related review.</w:t>
       </w:r>
     </w:p>
     <w:tbl>
@@ -1417,7 +973,7 @@
           </w:tcPr>
           <w:p>
             <w:r>
-              <w:t>Term</w:t>
+              <w:t>Check</w:t>
             </w:r>
           </w:p>
         </w:tc>
@@ -1427,7 +983,7 @@
           </w:tcPr>
           <w:p>
             <w:r>
-              <w:t>Meaning</w:t>
+              <w:t>Evidence required by the brief</w:t>
             </w:r>
           </w:p>
         </w:tc>
@@ -1439,7 +995,7 @@
           </w:tcPr>
           <w:p>
             <w:r>
-              <w:t>Provenance</w:t>
+              <w:t>Count</w:t>
             </w:r>
           </w:p>
         </w:tc>
@@ -1449,7 +1005,7 @@
           </w:tcPr>
           <w:p>
             <w:r>
-              <w:t>Recorded origin and transformation history</w:t>
+              <w:t>Exactly two bottles and one beaker</w:t>
             </w:r>
           </w:p>
         </w:tc>
@@ -1461,7 +1017,7 @@
           </w:tcPr>
           <w:p>
             <w:r>
-              <w:t>Visual criterion</w:t>
+              <w:t>Labels</w:t>
             </w:r>
           </w:p>
         </w:tc>
@@ -1471,7 +1027,7 @@
           </w:tcPr>
           <w:p>
             <w:r>
-              <w:t>A stated requirement checked against an image</w:t>
+              <w:t>B1 and B2 identify the bottles legibly</w:t>
             </w:r>
           </w:p>
         </w:tc>
@@ -1483,7 +1039,7 @@
           </w:tcPr>
           <w:p>
             <w:r>
-              <w:t>Authenticity claim</w:t>
+              <w:t>Position</w:t>
             </w:r>
           </w:p>
         </w:tc>
@@ -1493,173 +1049,7 @@
           </w:tcPr>
           <w:p>
             <w:r>
-              <w:t>A claim about the source or reality of depicted content</w:t>
-            </w:r>
-          </w:p>
-        </w:tc>
-      </w:tr>
-    </w:tbl>
-    <w:p>
-      <w:pPr>
-        <w:pStyle w:val="Heading3"/>
-      </w:pPr>
-      <w:r>
-        <w:t>Model the reasoning aloud</w:t>
-      </w:r>
-    </w:p>
-    <w:p>
-      <w:pPr>
-        <w:spacing w:line="336" w:lineRule="auto" w:after="180"/>
-      </w:pPr>
-      <w:r>
-        <w:rPr>
-          <w:b w:val="0"/>
-        </w:rPr>
-        <w:t xml:space="preserve">Use the complete worked example below before asking learners to complete W2. Reveal a small part, invite a </w:t>
-      </w:r>
-      <w:r>
-        <w:rPr>
-          <w:b/>
-        </w:rPr>
-        <w:t>prediction</w:t>
-      </w:r>
-      <w:r>
-        <w:rPr>
-          <w:b w:val="0"/>
-        </w:rPr>
-        <w:t>, then explain the deciding step.</w:t>
-      </w:r>
-    </w:p>
-    <w:p>
-      <w:pPr>
-        <w:spacing w:line="336" w:lineRule="auto" w:after="180"/>
-      </w:pPr>
-      <w:r>
-        <w:rPr>
-          <w:b w:val="0"/>
-        </w:rPr>
-        <w:t>These teacher notes contain solutions; do not reveal the independent case answer during modelling.</w:t>
-      </w:r>
-    </w:p>
-    <w:p>
-      <w:pPr>
-        <w:spacing w:line="336" w:lineRule="auto" w:after="180"/>
-      </w:pPr>
-      <w:r>
-        <w:rPr>
-          <w:b w:val="0"/>
-        </w:rPr>
-        <w:t>A fictional poster requires exactly three labelled circles. Generated image shows four circles and one unreadable label. A caption calls it a photograph of a real lesson.</w:t>
-      </w:r>
-    </w:p>
-    <w:p>
-      <w:pPr>
-        <w:spacing w:line="336" w:lineRule="auto" w:after="180"/>
-      </w:pPr>
-      <w:r>
-        <w:rPr>
-          <w:b w:val="0"/>
-        </w:rPr>
-        <w:t>It fails count and label criteria; the photograph claim is unsupported. Record it as a generated fictional illustration and revise or reject before use.</w:t>
-      </w:r>
-    </w:p>
-    <w:p>
-      <w:pPr>
-        <w:pStyle w:val="Heading3"/>
-      </w:pPr>
-      <w:r>
-        <w:t>Model the reasoning aloud · 3</w:t>
-      </w:r>
-    </w:p>
-    <w:p>
-      <w:pPr>
-        <w:spacing w:line="336" w:lineRule="auto" w:after="180"/>
-      </w:pPr>
-      <w:r>
-        <w:rPr>
-          <w:b w:val="0"/>
-        </w:rPr>
-        <w:t xml:space="preserve">Compare the intermediate </w:t>
-      </w:r>
-      <w:r>
-        <w:rPr>
-          <w:b/>
-        </w:rPr>
-        <w:t>evidence</w:t>
-      </w:r>
-      <w:r>
-        <w:rPr>
-          <w:b w:val="0"/>
-        </w:rPr>
-        <w:t xml:space="preserve"> with the final statement. Explain why each number or decision follows from the stated </w:t>
-      </w:r>
-      <w:r>
-        <w:rPr>
-          <w:b/>
-        </w:rPr>
-        <w:t>input</w:t>
-      </w:r>
-      <w:r>
-        <w:rPr>
-          <w:b w:val="0"/>
-        </w:rPr>
-        <w:t>s.</w:t>
-      </w:r>
-    </w:p>
-    <w:p>
-      <w:pPr>
-        <w:spacing w:line="336" w:lineRule="auto" w:after="180"/>
-      </w:pPr>
-      <w:r>
-        <w:rPr>
-          <w:b w:val="0"/>
-        </w:rPr>
-        <w:t xml:space="preserve">The conclusion belongs to this scenario and procedure; changing the </w:t>
-      </w:r>
-      <w:r>
-        <w:rPr>
-          <w:b/>
-        </w:rPr>
-        <w:t>input</w:t>
-      </w:r>
-      <w:r>
-        <w:rPr>
-          <w:b w:val="0"/>
-        </w:rPr>
-        <w:t>s, evaluation population or authority can change what it establishes. Retain the raw record so a later revision can be compared honestly.</w:t>
-      </w:r>
-    </w:p>
-    <w:tbl>
-      <w:tblPr>
-        <w:tblStyle w:val="LightShading-Accent1"/>
-        <w:tblW w:type="auto" w:w="0"/>
-        <w:tblLook w:firstColumn="1" w:firstRow="1" w:lastColumn="0" w:lastRow="0" w:noHBand="0" w:noVBand="1" w:val="04A0"/>
-      </w:tblPr>
-      <w:tblGrid>
-        <w:gridCol w:w="5112"/>
-        <w:gridCol w:w="5112"/>
-      </w:tblGrid>
-      <w:tr>
-        <w:trPr>
-          <w:tblHeader/>
-        </w:trPr>
-        <w:tc>
-          <w:tcPr>
-            <w:tcW w:type="dxa" w:w="5112"/>
-          </w:tcPr>
-          <w:p>
-            <w:r>
-              <w:t>Thinking move</w:t>
-            </w:r>
-          </w:p>
-        </w:tc>
-        <w:tc>
-          <w:tcPr>
-            <w:tcW w:type="dxa" w:w="5112"/>
-          </w:tcPr>
-          <w:p>
-            <w:r>
-              <w:t>Teacher prompt</w:t>
+              <w:t>Both bottles are left of the beaker</w:t>
             </w:r>
           </w:p>
         </w:tc>
@@ -1671,7 +1061,7 @@
           </w:tcPr>
           <w:p>
             <w:r>
-              <w:t>Plan</w:t>
+              <w:t>Flow</w:t>
             </w:r>
           </w:p>
         </w:tc>
@@ -1681,7 +1071,7 @@
           </w:tcPr>
           <w:p>
             <w:r>
-              <w:t>What is given? What is the question? Which procedure fits these facts?</w:t>
+              <w:t>Exactly one arrow starts at the bottle pair and points toward the beaker</w:t>
             </w:r>
           </w:p>
         </w:tc>
@@ -1693,7 +1083,7 @@
           </w:tcPr>
           <w:p>
             <w:r>
-              <w:t>Do</w:t>
+              <w:t>Scope</w:t>
             </w:r>
           </w:p>
         </w:tc>
@@ -1703,29 +1093,7 @@
           </w:tcPr>
           <w:p>
             <w:r>
-              <w:t>Point to each input and intermediate step in the worked trace. Name the rule that allows the next step.</w:t>
-            </w:r>
-          </w:p>
-        </w:tc>
-      </w:tr>
-      <w:tr>
-        <w:tc>
-          <w:tcPr>
-            <w:tcW w:type="dxa" w:w="5112"/>
-          </w:tcPr>
-          <w:p>
-            <w:r>
-              <w:t>Check</w:t>
-            </w:r>
-          </w:p>
-        </w:tc>
-        <w:tc>
-          <w:tcPr>
-            <w:tcW w:type="dxa" w:w="5112"/>
-          </w:tcPr>
-          <w:p>
-            <w:r>
-              <w:t>Does the output answer the question? Which assumption or limitation prevents a larger claim?</w:t>
+              <w:t>A layout reconstruction is not an original generator output or chemistry observation</w:t>
             </w:r>
           </w:p>
         </w:tc>
@@ -1733,21 +1101,21 @@
     </w:tbl>
     <w:p>
       <w:pPr>
+        <w:pStyle w:val="Heading2"/>
+      </w:pPr>
+      <w:r>
+        <w:t>Read the main written case</w:t>
+      </w:r>
+    </w:p>
+    <w:p>
+      <w:pPr>
         <w:spacing w:line="336" w:lineRule="auto" w:after="180"/>
       </w:pPr>
       <w:r>
         <w:rPr>
           <w:b w:val="0"/>
         </w:rPr>
-        <w:t>Use the diagram and verbal explanation together. Ask learners to match a sentence to a specific visual step; do not assign learners fixed visual or auditory learning styles.</w:t>
-      </w:r>
-    </w:p>
-    <w:p>
-      <w:pPr>
-        <w:pStyle w:val="Heading3"/>
-      </w:pPr>
-      <w:r>
-        <w:t>A pictorial worked case: Visual Composition</w:t>
+        <w:t>A fictional Study Buddy requests a science-poster layout, then audits a supplied drawing description.</w:t>
       </w:r>
     </w:p>
     <w:p>
@@ -1758,63 +1126,34 @@
         <w:rPr>
           <w:b w:val="0"/>
         </w:rPr>
-        <w:t>A fictional Study Buddy requests a science-poster layout, then audits a supplied drawing description.</w:t>
-      </w:r>
-    </w:p>
-    <w:p>
-      <w:pPr>
-        <w:pStyle w:val="Heading3"/>
-      </w:pPr>
-      <w:r>
-        <w:t>The facts we will use</w:t>
-      </w:r>
-    </w:p>
-    <w:p>
-      <w:pPr>
-        <w:pStyle w:val="Heading3"/>
-      </w:pPr>
-      <w:r>
-        <w:t>Supplied facts</w:t>
+        <w:t>Brief: exactly two labelled bottles left of one beaker; one arrow from bottles toward beaker.</w:t>
       </w:r>
     </w:p>
     <w:p>
       <w:pPr>
         <w:spacing w:line="336" w:lineRule="auto" w:after="180"/>
-        <w:shd w:fill="F1F6FC"/>
-      </w:pPr>
-      <w:r>
-        <w:rPr>
-          <w:b w:val="0"/>
-        </w:rPr>
-        <w:t>Brief: exactly two labelled bottles left of one beaker; one arrow from bottles toward beaker.</w:t>
-      </w:r>
-    </w:p>
-    <w:p>
-      <w:pPr>
-        <w:pStyle w:val="Heading3"/>
-      </w:pPr>
-      <w:r>
-        <w:t>Supplied facts</w:t>
-      </w:r>
-    </w:p>
-    <w:p>
-      <w:pPr>
-        <w:spacing w:line="336" w:lineRule="auto" w:after="180"/>
-        <w:shd w:fill="F1F6FC"/>
       </w:pPr>
       <w:r>
         <w:rPr>
           <w:b w:val="0"/>
         </w:rPr>
         <w:t>Supplied drawing description: two labelled bottles are right of a beaker; an arrow points from beaker toward bottles.</w:t>
+      </w:r>
+    </w:p>
+    <w:p>
+      <w:pPr>
+        <w:pStyle w:val="Heading2"/>
+      </w:pPr>
+      <w:r>
+        <w:t>Inspect the three reconstructed layouts</w:t>
       </w:r>
     </w:p>
     <w:p>
       <w:r>
         <w:drawing>
           <wp:inline xmlns:a="http://schemas.openxmlformats.org/drawingml/2006/main" xmlns:pic="http://schemas.openxmlformats.org/drawingml/2006/picture">
-            <wp:extent cx="5191636" cy="5943599"/>
-            <wp:docPr id="1" name="Picture 1" descr="Visual Composition. Count objects: Two bottles and one beaker satisfy the count requirement.. Check position: Bottles on the right fail the required left-of relation.. Check direction: Arrow from beaker to bottles reverses the required flow.. Repair brief: Specify bottles-left, beaker-right, arrow left-to-right; verify the revised output."/>
+            <wp:extent cx="4000500" cy="3200400"/>
+            <wp:docPr id="1" name="Picture 1" descr="Three constructed bottle and beaker layouts illustrate the written case. Original has beaker left, two bottles right and arrow beaker to bottles. Moving bottles left fixes position but keeps the arrow from beaker to bottles. Proposed complete repair keeps bottles left and reverses flow to bottles toward beaker. These are classroom reconstructions, not model outputs or chemistry evidence."/>
             <wp:cNvGraphicFramePr>
               <a:graphicFrameLocks noChangeAspect="1"/>
             </wp:cNvGraphicFramePr>
@@ -1822,7 +1161,7 @@
               <a:graphicData uri="http://schemas.openxmlformats.org/drawingml/2006/picture">
                 <pic:pic>
                   <pic:nvPicPr>
-                    <pic:cNvPr id="0" name="academy-visual-ai-3-11.png"/>
+                    <pic:cNvPr id="0" name="ai-3-11-spatial-layout-audit.png"/>
                     <pic:cNvPicPr/>
                   </pic:nvPicPr>
                   <pic:blipFill>
@@ -1834,7 +1173,51 @@
                   <pic:spPr>
                     <a:xfrm>
                       <a:off x="0" y="0"/>
-                      <a:ext cx="5191636" cy="5943599"/>
+                      <a:ext cx="4000500" cy="3200400"/>
+                    </a:xfrm>
+                    <a:prstGeom prst="rect"/>
+                  </pic:spPr>
+                </pic:pic>
+              </a:graphicData>
+            </a:graphic>
+          </wp:inline>
+        </w:drawing>
+      </w:r>
+    </w:p>
+    <w:p>
+      <w:pPr>
+        <w:pStyle w:val="Heading2"/>
+      </w:pPr>
+      <w:r>
+        <w:t>Trace the deciding relations</w:t>
+      </w:r>
+    </w:p>
+    <w:p>
+      <w:r>
+        <w:drawing>
+          <wp:inline xmlns:a="http://schemas.openxmlformats.org/drawingml/2006/main" xmlns:pic="http://schemas.openxmlformats.org/drawingml/2006/picture">
+            <wp:extent cx="5486400" cy="4005072"/>
+            <wp:docPr id="2" name="Picture 2" descr="Count objects: Two bottles and one beaker satisfy the count requirement. → Check position: Bottles on the right fail the required left-of relation. → Check direction: Arrow from beaker to bottles reverses the required flow. → Repair brief: Specify bottles-left, beaker-right, arrow left-to-right; verify the revised output."/>
+            <wp:cNvGraphicFramePr>
+              <a:graphicFrameLocks noChangeAspect="1"/>
+            </wp:cNvGraphicFramePr>
+            <a:graphic>
+              <a:graphicData uri="http://schemas.openxmlformats.org/drawingml/2006/picture">
+                <pic:pic>
+                  <pic:nvPicPr>
+                    <pic:cNvPr id="0" name="academy-story-ai-3-11-02.png"/>
+                    <pic:cNvPicPr/>
+                  </pic:nvPicPr>
+                  <pic:blipFill>
+                    <a:blip r:embed="rId10"/>
+                    <a:stretch>
+                      <a:fillRect/>
+                    </a:stretch>
+                  </pic:blipFill>
+                  <pic:spPr>
+                    <a:xfrm>
+                      <a:off x="0" y="0"/>
+                      <a:ext cx="5486400" cy="4005072"/>
                     </a:xfrm>
                     <a:prstGeom prst="rect"/>
                   </pic:spPr>
@@ -1984,9 +1367,959 @@
     </w:p>
     <w:p>
       <w:pPr>
+        <w:spacing w:line="336" w:lineRule="auto" w:after="180"/>
+      </w:pPr>
+      <w:r>
+        <w:rPr>
+          <w:b w:val="0"/>
+        </w:rPr>
+        <w:t xml:space="preserve">Having every requested object is not the same as conveying the requested </w:t>
+      </w:r>
+      <w:r>
+        <w:rPr>
+          <w:b/>
+        </w:rPr>
+        <w:t>relationship</w:t>
+      </w:r>
+      <w:r>
+        <w:rPr>
+          <w:b w:val="0"/>
+        </w:rPr>
+        <w:t>. Position and arrow direction can change a scientific explanation while object counts remain correct.</w:t>
+      </w:r>
+    </w:p>
+    <w:p>
+      <w:pPr>
+        <w:spacing w:line="336" w:lineRule="auto" w:after="180"/>
+      </w:pPr>
+      <w:r>
+        <w:rPr>
+          <w:b w:val="0"/>
+        </w:rPr>
+        <w:t>Audit the provided description honestly: no actual image was supplied, so this evaluation concerns its stated layout rather than a claimed visual inspection.</w:t>
+      </w:r>
+    </w:p>
+    <w:p>
+      <w:pPr>
+        <w:pStyle w:val="Heading2"/>
+      </w:pPr>
+      <w:r>
+        <w:t>Predict and explain moving bottles only</w:t>
+      </w:r>
+    </w:p>
+    <w:p>
+      <w:pPr>
+        <w:spacing w:line="336" w:lineRule="auto" w:after="180"/>
+      </w:pPr>
+      <w:r>
+        <w:rPr>
+          <w:b w:val="0"/>
+        </w:rPr>
+        <w:t>Change: Move bottles left of the beaker but keep the arrow pointing from beaker toward bottles.</w:t>
+      </w:r>
+    </w:p>
+    <w:p>
+      <w:pPr>
+        <w:spacing w:line="336" w:lineRule="auto" w:after="180"/>
+      </w:pPr>
+      <w:r>
+        <w:rPr>
+          <w:b/>
+        </w:rPr>
+        <w:t>Prediction</w:t>
+      </w:r>
+      <w:r>
+        <w:rPr>
+          <w:b w:val="0"/>
+        </w:rPr>
+        <w:t>: Position now passes; arrow direction still fails.</w:t>
+      </w:r>
+    </w:p>
+    <w:p>
+      <w:pPr>
+        <w:spacing w:line="336" w:lineRule="auto" w:after="180"/>
+      </w:pPr>
+      <w:r>
+        <w:rPr>
+          <w:b w:val="0"/>
+        </w:rPr>
+        <w:t>Reason: Changing object placement does not automatically reverse an arrow’s semantic source and destination.</w:t>
+      </w:r>
+    </w:p>
+    <w:p>
+      <w:pPr>
+        <w:pStyle w:val="Heading2"/>
+      </w:pPr>
+      <w:r>
+        <w:t>State the factual-content limit</w:t>
+      </w:r>
+    </w:p>
+    <w:p>
+      <w:pPr>
+        <w:spacing w:line="336" w:lineRule="auto" w:after="180"/>
+      </w:pPr>
+      <w:r>
+        <w:rPr>
+          <w:b w:val="0"/>
+        </w:rPr>
+        <w:t>A compliant layout does not by itself verify the chemistry or procedure represented; content needs source checking.</w:t>
+      </w:r>
+    </w:p>
+    <w:p>
+      <w:pPr>
+        <w:spacing w:line="336" w:lineRule="auto" w:after="180"/>
+      </w:pPr>
+      <w:r>
+        <w:rPr>
+          <w:b w:val="0"/>
+        </w:rPr>
+        <w:t xml:space="preserve">Cover the result. Ask learners to name the </w:t>
+      </w:r>
+      <w:r>
+        <w:rPr>
+          <w:b/>
+        </w:rPr>
+        <w:t>input</w:t>
+      </w:r>
+      <w:r>
+        <w:rPr>
+          <w:b w:val="0"/>
+        </w:rPr>
+        <w:t xml:space="preserve">s and predict the next step. Uncover one step, connect the icon to the actual procedure, and explain its </w:t>
+      </w:r>
+      <w:r>
+        <w:rPr>
+          <w:b/>
+        </w:rPr>
+        <w:t>evidence</w:t>
+      </w:r>
+      <w:r>
+        <w:rPr>
+          <w:b w:val="0"/>
+        </w:rPr>
+        <w:t>. Then change the supplied condition and compare.</w:t>
+      </w:r>
+    </w:p>
+    <w:p>
+      <w:pPr>
+        <w:spacing w:line="336" w:lineRule="auto" w:after="180"/>
+      </w:pPr>
+      <w:r>
+        <w:rPr>
+          <w:b w:val="0"/>
+        </w:rPr>
+        <w:t>The picture is a representation; it does not document execution of a real AI model.</w:t>
+      </w:r>
+    </w:p>
+    <w:p>
+      <w:pPr>
+        <w:pStyle w:val="Heading2"/>
+      </w:pPr>
+      <w:r>
+        <w:t>Earlier wording, alternatives and picture transcripts · reference / check after trying</w:t>
+      </w:r>
+    </w:p>
+    <w:p>
+      <w:pPr>
+        <w:spacing w:line="336" w:lineRule="auto" w:after="180"/>
+      </w:pPr>
+      <w:r>
+        <w:rPr>
+          <w:b w:val="0"/>
+        </w:rPr>
+        <w:t>Explain the mechanism</w:t>
+      </w:r>
+    </w:p>
+    <w:p>
+      <w:pPr>
+        <w:spacing w:line="336" w:lineRule="auto" w:after="180"/>
+      </w:pPr>
+      <w:r>
+        <w:rPr>
+          <w:b/>
+        </w:rPr>
+        <w:t>Input</w:t>
+      </w:r>
+      <w:r>
+        <w:rPr>
+          <w:b w:val="0"/>
+        </w:rPr>
+        <w:t xml:space="preserve"> → </w:t>
+      </w:r>
+      <w:r>
+        <w:rPr>
+          <w:b/>
+        </w:rPr>
+        <w:t>Process</w:t>
+      </w:r>
+      <w:r>
+        <w:rPr>
+          <w:b w:val="0"/>
+        </w:rPr>
+        <w:t xml:space="preserve"> → </w:t>
+      </w:r>
+      <w:r>
+        <w:rPr>
+          <w:b/>
+        </w:rPr>
+        <w:t>Output</w:t>
+      </w:r>
+    </w:p>
+    <w:p>
+      <w:pPr>
+        <w:spacing w:line="336" w:lineRule="auto" w:after="180"/>
+      </w:pPr>
+      <w:r>
+        <w:rPr>
+          <w:b w:val="0"/>
+        </w:rPr>
+        <w:t>Trace the information. At each stage, ask what changed and how you could test it.</w:t>
+      </w:r>
+    </w:p>
+    <w:p>
+      <w:pPr>
+        <w:spacing w:line="336" w:lineRule="auto" w:after="180"/>
+      </w:pPr>
+      <w:r>
+        <w:rPr>
+          <w:b w:val="0"/>
+        </w:rPr>
+        <w:t>Which stage could fail even when the other two are correct? Explain:</w:t>
+      </w:r>
+    </w:p>
+    <w:p>
+      <w:pPr>
+        <w:spacing w:line="336" w:lineRule="auto" w:after="180"/>
+      </w:pPr>
+      <w:r>
+        <w:rPr>
+          <w:b w:val="0"/>
+        </w:rPr>
+        <w:t xml:space="preserve">Predict first. Then check each step. A correct answer without visible reasoning is incomplete </w:t>
+      </w:r>
+      <w:r>
+        <w:rPr>
+          <w:b/>
+        </w:rPr>
+        <w:t>evidence</w:t>
+      </w:r>
+      <w:r>
+        <w:rPr>
+          <w:b w:val="0"/>
+        </w:rPr>
+        <w:t>.</w:t>
+      </w:r>
+    </w:p>
+    <w:p>
+      <w:pPr>
+        <w:spacing w:line="336" w:lineRule="auto" w:after="180"/>
+      </w:pPr>
+      <w:r>
+        <w:rPr>
+          <w:b w:val="0"/>
+        </w:rPr>
+        <w:t xml:space="preserve">1. Prompt names a robot and child but not their </w:t>
+      </w:r>
+      <w:r>
+        <w:rPr>
+          <w:b/>
+        </w:rPr>
+        <w:t>relationship</w:t>
+      </w:r>
+      <w:r>
+        <w:rPr>
+          <w:b w:val="0"/>
+        </w:rPr>
+        <w:t>.</w:t>
+      </w:r>
+    </w:p>
+    <w:p>
+      <w:pPr>
+        <w:spacing w:line="336" w:lineRule="auto" w:after="180"/>
+      </w:pPr>
+      <w:r>
+        <w:rPr>
+          <w:b w:val="0"/>
+        </w:rPr>
+        <w:t>2. Model may place them far apart or reverse who teaches whom.</w:t>
+      </w:r>
+    </w:p>
+    <w:p>
+      <w:pPr>
+        <w:spacing w:line="336" w:lineRule="auto" w:after="180"/>
+      </w:pPr>
+      <w:r>
+        <w:rPr>
+          <w:b w:val="0"/>
+        </w:rPr>
+        <w:t>3. Add action, viewpoint, spacing, and must-show constraints.</w:t>
+      </w:r>
+    </w:p>
+    <w:p>
+      <w:pPr>
+        <w:spacing w:line="336" w:lineRule="auto" w:after="180"/>
+      </w:pPr>
+      <w:r>
+        <w:rPr>
+          <w:b w:val="0"/>
+        </w:rPr>
+        <w:t>4. Evaluate whether composition communicates the learning idea without misleading detail.</w:t>
+      </w:r>
+    </w:p>
+    <w:p>
+      <w:pPr>
+        <w:spacing w:line="336" w:lineRule="auto" w:after="180"/>
+      </w:pPr>
+      <w:r>
+        <w:rPr>
+          <w:b w:val="0"/>
+        </w:rPr>
+        <w:t>Recalculate, retrace, or restate the reasoning in your own representation:</w:t>
+      </w:r>
+    </w:p>
+    <w:p>
+      <w:pPr>
+        <w:spacing w:line="336" w:lineRule="auto" w:after="180"/>
+      </w:pPr>
+      <w:r>
+        <w:rPr>
+          <w:b w:val="0"/>
+        </w:rPr>
+        <w:t xml:space="preserve">CHECK Did the </w:t>
+      </w:r>
+      <w:r>
+        <w:rPr>
+          <w:b/>
+        </w:rPr>
+        <w:t>evidence</w:t>
+      </w:r>
+      <w:r>
+        <w:rPr>
+          <w:b w:val="0"/>
+        </w:rPr>
+        <w:t xml:space="preserve"> answer the exact question? Did the total, path, or source record stay consistent?</w:t>
+      </w:r>
+    </w:p>
+    <w:p>
+      <w:pPr>
         <w:pStyle w:val="Heading3"/>
       </w:pPr>
       <w:r>
+        <w:t>Concrete teaching case</w:t>
+      </w:r>
+    </w:p>
+    <w:p>
+      <w:pPr>
+        <w:spacing w:line="336" w:lineRule="auto" w:after="180"/>
+      </w:pPr>
+      <w:r>
+        <w:rPr>
+          <w:b w:val="0"/>
+        </w:rPr>
+        <w:t xml:space="preserve">Brief: large tree left, small bicycle right, open sky above. </w:t>
+      </w:r>
+      <w:r>
+        <w:rPr>
+          <w:b/>
+        </w:rPr>
+        <w:t>Output</w:t>
+      </w:r>
+      <w:r>
+        <w:rPr>
+          <w:b w:val="0"/>
+        </w:rPr>
+        <w:t xml:space="preserve"> puts bicycle left.</w:t>
+      </w:r>
+    </w:p>
+    <w:p>
+      <w:pPr>
+        <w:spacing w:line="336" w:lineRule="auto" w:after="180"/>
+      </w:pPr>
+      <w:r>
+        <w:rPr>
+          <w:b w:val="0"/>
+        </w:rPr>
+        <w:t>Create a visual checklist.</w:t>
+      </w:r>
+    </w:p>
+    <w:p>
+      <w:pPr>
+        <w:pStyle w:val="Heading3"/>
+      </w:pPr>
+      <w:r>
+        <w:t>Exact explanation to model</w:t>
+      </w:r>
+    </w:p>
+    <w:p>
+      <w:pPr>
+        <w:spacing w:line="336" w:lineRule="auto" w:after="180"/>
+      </w:pPr>
+      <w:r>
+        <w:rPr>
+          <w:b w:val="0"/>
+        </w:rPr>
+        <w:t xml:space="preserve">Check </w:t>
+      </w:r>
+      <w:r>
+        <w:rPr>
+          <w:b/>
+        </w:rPr>
+        <w:t>subject</w:t>
+      </w:r>
+      <w:r>
+        <w:rPr>
+          <w:b w:val="0"/>
+        </w:rPr>
+        <w:t xml:space="preserve">s, relative size, positions and sky separately. The position violates composition even if </w:t>
+      </w:r>
+      <w:r>
+        <w:rPr>
+          <w:b/>
+        </w:rPr>
+        <w:t>subject</w:t>
+      </w:r>
+      <w:r>
+        <w:rPr>
+          <w:b w:val="0"/>
+        </w:rPr>
+        <w:t>s exist.</w:t>
+      </w:r>
+    </w:p>
+    <w:p>
+      <w:pPr>
+        <w:pStyle w:val="Heading3"/>
+      </w:pPr>
+      <w:r>
+        <w:t>Explain the added worked example</w:t>
+      </w:r>
+    </w:p>
+    <w:p>
+      <w:pPr>
+        <w:spacing w:line="336" w:lineRule="auto" w:after="180"/>
+      </w:pPr>
+      <w:r>
+        <w:rPr>
+          <w:b w:val="0"/>
+        </w:rPr>
+        <w:t xml:space="preserve">An image generator constructs an </w:t>
+      </w:r>
+      <w:r>
+        <w:rPr>
+          <w:b/>
+        </w:rPr>
+        <w:t>output</w:t>
+      </w:r>
+      <w:r>
+        <w:rPr>
+          <w:b w:val="0"/>
+        </w:rPr>
+        <w:t xml:space="preserve"> from learned patterns and a specification. A generated picture is not a record that the depicted event occurred.</w:t>
+      </w:r>
+    </w:p>
+    <w:p>
+      <w:pPr>
+        <w:spacing w:line="336" w:lineRule="auto" w:after="180"/>
+      </w:pPr>
+      <w:r>
+        <w:rPr>
+          <w:b w:val="0"/>
+        </w:rPr>
+        <w:t>Begin by writing the question the procedure is intended to answer. Identify the information already supplied, the information it will produce and the information still missing.</w:t>
+      </w:r>
+    </w:p>
+    <w:p>
+      <w:pPr>
+        <w:spacing w:line="336" w:lineRule="auto" w:after="180"/>
+      </w:pPr>
+      <w:r>
+        <w:rPr>
+          <w:b w:val="0"/>
+        </w:rPr>
+        <w:t>These are constructed classroom examples; they do not require live accounts, private records or an external service. Do not treat a plausible explanation as a measured outcome.</w:t>
+      </w:r>
+    </w:p>
+    <w:p>
+      <w:pPr>
+        <w:spacing w:line="336" w:lineRule="auto" w:after="180"/>
+      </w:pPr>
+      <w:r>
+        <w:rPr>
+          <w:b w:val="0"/>
+        </w:rPr>
+        <w:t xml:space="preserve">Keep a </w:t>
+      </w:r>
+      <w:r>
+        <w:rPr>
+          <w:b/>
+        </w:rPr>
+        <w:t>provenance</w:t>
+      </w:r>
+      <w:r>
+        <w:rPr>
+          <w:b w:val="0"/>
+        </w:rPr>
+        <w:t xml:space="preserve"> record containing specification, tool/version when known, generation date, edits, permissions and intended use. Label fictional imagery.</w:t>
+      </w:r>
+    </w:p>
+    <w:p>
+      <w:pPr>
+        <w:spacing w:line="336" w:lineRule="auto" w:after="180"/>
+      </w:pPr>
+      <w:r>
+        <w:rPr>
+          <w:b w:val="0"/>
+        </w:rPr>
+        <w:t>Inspect visual requirements and avoid inferring identity or event authenticity from appearance.</w:t>
+      </w:r>
+    </w:p>
+    <w:p>
+      <w:pPr>
+        <w:spacing w:line="336" w:lineRule="auto" w:after="180"/>
+      </w:pPr>
+      <w:r>
+        <w:rPr>
+          <w:b w:val="0"/>
+        </w:rPr>
+        <w:t xml:space="preserve">Before applying the procedure, write its units, denominator or decision boundary where relevant. A partner should be able to repeat each step using the same </w:t>
+      </w:r>
+      <w:r>
+        <w:rPr>
+          <w:b/>
+        </w:rPr>
+        <w:t>input</w:t>
+      </w:r>
+      <w:r>
+        <w:rPr>
+          <w:b w:val="0"/>
+        </w:rPr>
+        <w:t>s.</w:t>
+      </w:r>
+    </w:p>
+    <w:p>
+      <w:pPr>
+        <w:spacing w:line="336" w:lineRule="auto" w:after="180"/>
+      </w:pPr>
+      <w:r>
+        <w:rPr>
+          <w:b w:val="0"/>
+        </w:rPr>
+        <w:t xml:space="preserve">If a required </w:t>
+      </w:r>
+      <w:r>
+        <w:rPr>
+          <w:b/>
+        </w:rPr>
+        <w:t>input</w:t>
+      </w:r>
+      <w:r>
+        <w:rPr>
+          <w:b w:val="0"/>
+        </w:rPr>
+        <w:t xml:space="preserve"> is absent or violates the stated contract, record that condition explicitly instead of quietly replacing it with a convenient value.</w:t>
+      </w:r>
+    </w:p>
+    <w:p>
+      <w:pPr>
+        <w:pStyle w:val="Heading3"/>
+      </w:pPr>
+      <w:r>
+        <w:t>Key terms</w:t>
+      </w:r>
+    </w:p>
+    <w:tbl>
+      <w:tblPr>
+        <w:tblStyle w:val="LightShading-Accent1"/>
+        <w:tblW w:type="auto" w:w="0"/>
+        <w:tblLook w:firstColumn="1" w:firstRow="1" w:lastColumn="0" w:lastRow="0" w:noHBand="0" w:noVBand="1" w:val="04A0"/>
+      </w:tblPr>
+      <w:tblGrid>
+        <w:gridCol w:w="5112"/>
+        <w:gridCol w:w="5112"/>
+      </w:tblGrid>
+      <w:tr>
+        <w:trPr>
+          <w:tblHeader/>
+        </w:trPr>
+        <w:tc>
+          <w:tcPr>
+            <w:tcW w:type="dxa" w:w="5112"/>
+          </w:tcPr>
+          <w:p>
+            <w:r>
+              <w:t>Term</w:t>
+            </w:r>
+          </w:p>
+        </w:tc>
+        <w:tc>
+          <w:tcPr>
+            <w:tcW w:type="dxa" w:w="5112"/>
+          </w:tcPr>
+          <w:p>
+            <w:r>
+              <w:t>Meaning</w:t>
+            </w:r>
+          </w:p>
+        </w:tc>
+      </w:tr>
+      <w:tr>
+        <w:tc>
+          <w:tcPr>
+            <w:tcW w:type="dxa" w:w="5112"/>
+          </w:tcPr>
+          <w:p>
+            <w:r>
+              <w:t>Provenance</w:t>
+            </w:r>
+          </w:p>
+        </w:tc>
+        <w:tc>
+          <w:tcPr>
+            <w:tcW w:type="dxa" w:w="5112"/>
+          </w:tcPr>
+          <w:p>
+            <w:r>
+              <w:t>Recorded origin and transformation history</w:t>
+            </w:r>
+          </w:p>
+        </w:tc>
+      </w:tr>
+      <w:tr>
+        <w:tc>
+          <w:tcPr>
+            <w:tcW w:type="dxa" w:w="5112"/>
+          </w:tcPr>
+          <w:p>
+            <w:r>
+              <w:t>Visual criterion</w:t>
+            </w:r>
+          </w:p>
+        </w:tc>
+        <w:tc>
+          <w:tcPr>
+            <w:tcW w:type="dxa" w:w="5112"/>
+          </w:tcPr>
+          <w:p>
+            <w:r>
+              <w:t>A stated requirement checked against an image</w:t>
+            </w:r>
+          </w:p>
+        </w:tc>
+      </w:tr>
+      <w:tr>
+        <w:tc>
+          <w:tcPr>
+            <w:tcW w:type="dxa" w:w="5112"/>
+          </w:tcPr>
+          <w:p>
+            <w:r>
+              <w:t>Authenticity claim</w:t>
+            </w:r>
+          </w:p>
+        </w:tc>
+        <w:tc>
+          <w:tcPr>
+            <w:tcW w:type="dxa" w:w="5112"/>
+          </w:tcPr>
+          <w:p>
+            <w:r>
+              <w:t>A claim about the source or reality of depicted content</w:t>
+            </w:r>
+          </w:p>
+        </w:tc>
+      </w:tr>
+    </w:tbl>
+    <w:p>
+      <w:pPr>
+        <w:pStyle w:val="Heading3"/>
+      </w:pPr>
+      <w:r>
+        <w:t>Model the reasoning aloud</w:t>
+      </w:r>
+    </w:p>
+    <w:p>
+      <w:pPr>
+        <w:spacing w:line="336" w:lineRule="auto" w:after="180"/>
+      </w:pPr>
+      <w:r>
+        <w:rPr>
+          <w:b w:val="0"/>
+        </w:rPr>
+        <w:t xml:space="preserve">Use the complete worked example below before asking learners to complete W2. Reveal a small part, invite a </w:t>
+      </w:r>
+      <w:r>
+        <w:rPr>
+          <w:b/>
+        </w:rPr>
+        <w:t>prediction</w:t>
+      </w:r>
+      <w:r>
+        <w:rPr>
+          <w:b w:val="0"/>
+        </w:rPr>
+        <w:t>, then explain the deciding step.</w:t>
+      </w:r>
+    </w:p>
+    <w:p>
+      <w:pPr>
+        <w:spacing w:line="336" w:lineRule="auto" w:after="180"/>
+      </w:pPr>
+      <w:r>
+        <w:rPr>
+          <w:b w:val="0"/>
+        </w:rPr>
+        <w:t>These teacher notes contain solutions; do not reveal the independent case answer during modelling.</w:t>
+      </w:r>
+    </w:p>
+    <w:p>
+      <w:pPr>
+        <w:spacing w:line="336" w:lineRule="auto" w:after="180"/>
+      </w:pPr>
+      <w:r>
+        <w:rPr>
+          <w:b w:val="0"/>
+        </w:rPr>
+        <w:t>A fictional poster requires exactly three labelled circles. Generated image shows four circles and one unreadable label. A caption calls it a photograph of a real lesson.</w:t>
+      </w:r>
+    </w:p>
+    <w:p>
+      <w:pPr>
+        <w:spacing w:line="336" w:lineRule="auto" w:after="180"/>
+      </w:pPr>
+      <w:r>
+        <w:rPr>
+          <w:b w:val="0"/>
+        </w:rPr>
+        <w:t>It fails count and label criteria; the photograph claim is unsupported. Record it as a generated fictional illustration and revise or reject before use.</w:t>
+      </w:r>
+    </w:p>
+    <w:p>
+      <w:pPr>
+        <w:spacing w:line="336" w:lineRule="auto" w:after="180"/>
+      </w:pPr>
+      <w:r>
+        <w:rPr>
+          <w:b w:val="0"/>
+        </w:rPr>
+        <w:t xml:space="preserve">Compare the intermediate </w:t>
+      </w:r>
+      <w:r>
+        <w:rPr>
+          <w:b/>
+        </w:rPr>
+        <w:t>evidence</w:t>
+      </w:r>
+      <w:r>
+        <w:rPr>
+          <w:b w:val="0"/>
+        </w:rPr>
+        <w:t xml:space="preserve"> with the final statement. Explain why each number or decision follows from the stated </w:t>
+      </w:r>
+      <w:r>
+        <w:rPr>
+          <w:b/>
+        </w:rPr>
+        <w:t>input</w:t>
+      </w:r>
+      <w:r>
+        <w:rPr>
+          <w:b w:val="0"/>
+        </w:rPr>
+        <w:t>s.</w:t>
+      </w:r>
+    </w:p>
+    <w:p>
+      <w:pPr>
+        <w:spacing w:line="336" w:lineRule="auto" w:after="180"/>
+      </w:pPr>
+      <w:r>
+        <w:rPr>
+          <w:b w:val="0"/>
+        </w:rPr>
+        <w:t xml:space="preserve">The conclusion belongs to this scenario and procedure; changing the </w:t>
+      </w:r>
+      <w:r>
+        <w:rPr>
+          <w:b/>
+        </w:rPr>
+        <w:t>input</w:t>
+      </w:r>
+      <w:r>
+        <w:rPr>
+          <w:b w:val="0"/>
+        </w:rPr>
+        <w:t>s, evaluation population or authority can change what it establishes. Retain the raw record so a later revision can be compared honestly.</w:t>
+      </w:r>
+    </w:p>
+    <w:tbl>
+      <w:tblPr>
+        <w:tblStyle w:val="LightShading-Accent1"/>
+        <w:tblW w:type="auto" w:w="0"/>
+        <w:tblLook w:firstColumn="1" w:firstRow="1" w:lastColumn="0" w:lastRow="0" w:noHBand="0" w:noVBand="1" w:val="04A0"/>
+      </w:tblPr>
+      <w:tblGrid>
+        <w:gridCol w:w="5112"/>
+        <w:gridCol w:w="5112"/>
+      </w:tblGrid>
+      <w:tr>
+        <w:trPr>
+          <w:tblHeader/>
+        </w:trPr>
+        <w:tc>
+          <w:tcPr>
+            <w:tcW w:type="dxa" w:w="5112"/>
+          </w:tcPr>
+          <w:p>
+            <w:r>
+              <w:t>Thinking move</w:t>
+            </w:r>
+          </w:p>
+        </w:tc>
+        <w:tc>
+          <w:tcPr>
+            <w:tcW w:type="dxa" w:w="5112"/>
+          </w:tcPr>
+          <w:p>
+            <w:r>
+              <w:t>Teacher prompt</w:t>
+            </w:r>
+          </w:p>
+        </w:tc>
+      </w:tr>
+      <w:tr>
+        <w:tc>
+          <w:tcPr>
+            <w:tcW w:type="dxa" w:w="5112"/>
+          </w:tcPr>
+          <w:p>
+            <w:r>
+              <w:t>Plan</w:t>
+            </w:r>
+          </w:p>
+        </w:tc>
+        <w:tc>
+          <w:tcPr>
+            <w:tcW w:type="dxa" w:w="5112"/>
+          </w:tcPr>
+          <w:p>
+            <w:r>
+              <w:t>What is given? What is the question? Which procedure fits these facts?</w:t>
+            </w:r>
+          </w:p>
+        </w:tc>
+      </w:tr>
+      <w:tr>
+        <w:tc>
+          <w:tcPr>
+            <w:tcW w:type="dxa" w:w="5112"/>
+          </w:tcPr>
+          <w:p>
+            <w:r>
+              <w:t>Do</w:t>
+            </w:r>
+          </w:p>
+        </w:tc>
+        <w:tc>
+          <w:tcPr>
+            <w:tcW w:type="dxa" w:w="5112"/>
+          </w:tcPr>
+          <w:p>
+            <w:r>
+              <w:t>Point to each input and intermediate step in the worked trace. Name the rule that allows the next step.</w:t>
+            </w:r>
+          </w:p>
+        </w:tc>
+      </w:tr>
+      <w:tr>
+        <w:tc>
+          <w:tcPr>
+            <w:tcW w:type="dxa" w:w="5112"/>
+          </w:tcPr>
+          <w:p>
+            <w:r>
+              <w:t>Check</w:t>
+            </w:r>
+          </w:p>
+        </w:tc>
+        <w:tc>
+          <w:tcPr>
+            <w:tcW w:type="dxa" w:w="5112"/>
+          </w:tcPr>
+          <w:p>
+            <w:r>
+              <w:t>Does the output answer the question? Which assumption or limitation prevents a larger claim?</w:t>
+            </w:r>
+          </w:p>
+        </w:tc>
+      </w:tr>
+    </w:tbl>
+    <w:p>
+      <w:pPr>
+        <w:spacing w:line="336" w:lineRule="auto" w:after="180"/>
+      </w:pPr>
+      <w:r>
+        <w:rPr>
+          <w:b w:val="0"/>
+        </w:rPr>
+        <w:t>Use the diagram and verbal explanation together. Ask learners to match a sentence to a specific visual step; do not assign learners fixed visual or auditory learning styles.</w:t>
+      </w:r>
+    </w:p>
+    <w:p>
+      <w:pPr>
+        <w:pStyle w:val="Heading3"/>
+      </w:pPr>
+      <w:r>
+        <w:t>A pictorial worked case: Visual Composition</w:t>
+      </w:r>
+    </w:p>
+    <w:p>
+      <w:pPr>
+        <w:pStyle w:val="Heading3"/>
+      </w:pPr>
+      <w:r>
+        <w:t>The facts we will use</w:t>
+      </w:r>
+    </w:p>
+    <w:p>
+      <w:r>
+        <w:drawing>
+          <wp:inline xmlns:a="http://schemas.openxmlformats.org/drawingml/2006/main" xmlns:pic="http://schemas.openxmlformats.org/drawingml/2006/picture">
+            <wp:extent cx="5191636" cy="5943599"/>
+            <wp:docPr id="3" name="Picture 3" descr="Visual Composition. Count objects: Two bottles and one beaker satisfy the count requirement.. Check position: Bottles on the right fail the required left-of relation.. Check direction: Arrow from beaker to bottles reverses the required flow.. Repair brief: Specify bottles-left, beaker-right, arrow left-to-right; verify the revised output."/>
+            <wp:cNvGraphicFramePr>
+              <a:graphicFrameLocks noChangeAspect="1"/>
+            </wp:cNvGraphicFramePr>
+            <a:graphic>
+              <a:graphicData uri="http://schemas.openxmlformats.org/drawingml/2006/picture">
+                <pic:pic>
+                  <pic:nvPicPr>
+                    <pic:cNvPr id="0" name="academy-visual-ai-3-11.png"/>
+                    <pic:cNvPicPr/>
+                  </pic:nvPicPr>
+                  <pic:blipFill>
+                    <a:blip r:embed="rId11"/>
+                    <a:stretch>
+                      <a:fillRect/>
+                    </a:stretch>
+                  </pic:blipFill>
+                  <pic:spPr>
+                    <a:xfrm>
+                      <a:off x="0" y="0"/>
+                      <a:ext cx="5191636" cy="5943599"/>
+                    </a:xfrm>
+                    <a:prstGeom prst="rect"/>
+                  </pic:spPr>
+                </pic:pic>
+              </a:graphicData>
+            </a:graphic>
+          </wp:inline>
+        </w:drawing>
+      </w:r>
+    </w:p>
+    <w:p>
+      <w:pPr>
+        <w:pStyle w:val="Heading3"/>
+      </w:pPr>
+      <w:r>
         <w:t>Why this result follows</w:t>
       </w:r>
     </w:p>
@@ -1995,43 +2328,202 @@
         <w:pStyle w:val="Heading3"/>
       </w:pPr>
       <w:r>
-        <w:t>Why the result follows</w:t>
+        <w:t>What this example does not establish</w:t>
+      </w:r>
+    </w:p>
+    <w:p>
+      <w:pPr>
+        <w:pStyle w:val="Heading3"/>
+      </w:pPr>
+      <w:r>
+        <w:t>Change one thing in the pictured case</w:t>
+      </w:r>
+    </w:p>
+    <w:p>
+      <w:pPr>
+        <w:pStyle w:val="Heading3"/>
+      </w:pPr>
+      <w:r>
+        <w:t>Ask while showing the picture</w:t>
+      </w:r>
+    </w:p>
+    <w:p>
+      <w:pPr>
+        <w:pStyle w:val="Heading1"/>
+      </w:pPr>
+      <w:r>
+        <w:t>03. Guide spatial reasoning, then remove help</w:t>
+      </w:r>
+    </w:p>
+    <w:p>
+      <w:r>
+        <w:t>Collect criterion-level evidence from every learner.</w:t>
+      </w:r>
+    </w:p>
+    <w:p>
+      <w:pPr>
+        <w:pStyle w:val="Heading2"/>
+      </w:pPr>
+      <w:r>
+        <w:t>Current completion task and key</w:t>
       </w:r>
     </w:p>
     <w:p>
       <w:pPr>
         <w:spacing w:line="336" w:lineRule="auto" w:after="180"/>
-        <w:shd w:fill="F1F6FC"/>
-      </w:pPr>
-      <w:r>
-        <w:rPr>
-          <w:b w:val="0"/>
-        </w:rPr>
-        <w:t xml:space="preserve">Having every requested object is not the same as conveying the requested </w:t>
+      </w:pPr>
+      <w:r>
+        <w:rPr>
+          <w:b w:val="0"/>
+        </w:rPr>
+        <w:t>For the main original and move-bottles-only descriptions, judge count, bottle labels, left-of position and semantic arrow flow separately. Give the passing evidence and the remaining repair. State whether you inspected an original model image or a classroom reconstruction.</w:t>
+      </w:r>
+    </w:p>
+    <w:p>
+      <w:pPr>
+        <w:spacing w:line="336" w:lineRule="auto" w:after="180"/>
+      </w:pPr>
+      <w:r>
+        <w:rPr>
+          <w:b w:val="0"/>
+        </w:rPr>
+        <w:t>Original: counts and bottle labels pass; position fails; flow beaker→bottles fails. Moving bottles left preserves count/labels and fixes position but not semantic flow. Reverse the flow to bottles→beaker for a complete proposed layout. These are supplied descriptions and native reconstructions, not actual generator outputs or verified chemistry.</w:t>
+      </w:r>
+    </w:p>
+    <w:p>
+      <w:pPr>
+        <w:pStyle w:val="Heading2"/>
+      </w:pPr>
+      <w:r>
+        <w:t>Current individual check</w:t>
+      </w:r>
+    </w:p>
+    <w:p>
+      <w:pPr>
+        <w:spacing w:line="336" w:lineRule="auto" w:after="180"/>
+      </w:pPr>
+      <w:r>
+        <w:rPr>
+          <w:b w:val="0"/>
+        </w:rPr>
+        <w:t>The supplied layout has every requested object, but the arrow starts at the wrong object. Does correct object presence establish the required meaning? Explain.</w:t>
+      </w:r>
+    </w:p>
+    <w:p>
+      <w:pPr>
+        <w:spacing w:line="336" w:lineRule="auto" w:after="180"/>
+      </w:pPr>
+      <w:r>
+        <w:rPr>
+          <w:b w:val="0"/>
+        </w:rPr>
+        <w:t>Expected correction: object presence does not establish the required source/destination relationship. Name the wrong endpoint and preserve the correct count.</w:t>
+      </w:r>
+    </w:p>
+    <w:p>
+      <w:pPr>
+        <w:pStyle w:val="Heading2"/>
+      </w:pPr>
+      <w:r>
+        <w:t>Pictorial changed-case reasoning</w:t>
+      </w:r>
+    </w:p>
+    <w:p>
+      <w:pPr>
+        <w:spacing w:line="336" w:lineRule="auto" w:after="180"/>
+      </w:pPr>
+      <w:r>
+        <w:rPr>
+          <w:b w:val="0"/>
+        </w:rPr>
+        <w:t>Which checks pass after that single change, and what still needs repair?</w:t>
+      </w:r>
+    </w:p>
+    <w:p>
+      <w:pPr>
+        <w:spacing w:line="336" w:lineRule="auto" w:after="180"/>
+      </w:pPr>
+      <w:r>
+        <w:rPr>
+          <w:b w:val="0"/>
+        </w:rPr>
+        <w:t>Counts and left-of position pass. Direction still fails: arrow must originate at bottles and point toward beaker.</w:t>
+      </w:r>
+    </w:p>
+    <w:p>
+      <w:pPr>
+        <w:spacing w:line="336" w:lineRule="auto" w:after="180"/>
+      </w:pPr>
+      <w:r>
+        <w:rPr>
+          <w:b w:val="0"/>
+        </w:rPr>
+        <w:t>Changed-case reasoning: Position now passes; arrow direction still fails. Changing object placement does not automatically reverse an arrow’s semantic source and destination.</w:t>
+      </w:r>
+    </w:p>
+    <w:p>
+      <w:pPr>
+        <w:spacing w:line="336" w:lineRule="auto" w:after="180"/>
+      </w:pPr>
+      <w:r>
+        <w:rPr>
+          <w:b w:val="0"/>
+        </w:rPr>
+        <w:t xml:space="preserve">Collect each learner’s explanation before discussion. Use the first missing connection between </w:t>
       </w:r>
       <w:r>
         <w:rPr>
           <w:b/>
         </w:rPr>
-        <w:t>relationship</w:t>
-      </w:r>
-      <w:r>
-        <w:rPr>
-          <w:b w:val="0"/>
-        </w:rPr>
-        <w:t>. Position and arrow direction can change a scientific explanation while object counts remain correct.</w:t>
+        <w:t>input</w:t>
+      </w:r>
+      <w:r>
+        <w:rPr>
+          <w:b w:val="0"/>
+        </w:rPr>
+        <w:t xml:space="preserve">, deciding step and result to choose support. This question is worked-case practice, not fresh mastery </w:t>
+      </w:r>
+      <w:r>
+        <w:rPr>
+          <w:b/>
+        </w:rPr>
+        <w:t>evidence</w:t>
+      </w:r>
+      <w:r>
+        <w:rPr>
+          <w:b w:val="0"/>
+        </w:rPr>
+        <w:t>.</w:t>
+      </w:r>
+    </w:p>
+    <w:p>
+      <w:pPr>
+        <w:pStyle w:val="Heading2"/>
+      </w:pPr>
+      <w:r>
+        <w:t>Keep each learner explaining</w:t>
       </w:r>
     </w:p>
     <w:p>
       <w:pPr>
         <w:spacing w:line="336" w:lineRule="auto" w:after="180"/>
-        <w:shd w:fill="F1F6FC"/>
-      </w:pPr>
-      <w:r>
-        <w:rPr>
-          <w:b w:val="0"/>
-        </w:rPr>
-        <w:t>Audit the provided description honestly: no actual image was supplied, so this evaluation concerns its stated layout rather than a claimed visual inspection.</w:t>
+      </w:pPr>
+      <w:r>
+        <w:rPr>
+          <w:b w:val="0"/>
+        </w:rPr>
+        <w:t>Say: Predict first. Show the rule, information path or calculation that would produce the result. A correct guess is not yet an explanation.</w:t>
+      </w:r>
+    </w:p>
+    <w:p>
+      <w:pPr>
+        <w:spacing w:line="336" w:lineRule="auto" w:after="180"/>
+      </w:pPr>
+      <w:r>
+        <w:rPr>
+          <w:b w:val="0"/>
+        </w:rPr>
+        <w:t>Reveal reasoning one step at a time. Explain why a tempting alternative fails. Write units and denominators for arithmetic, trace conditions for decisions, and identify supporting sources for claims.</w:t>
       </w:r>
     </w:p>
     <w:p>
@@ -2039,7 +2531,26 @@
         <w:pStyle w:val="Heading3"/>
       </w:pPr>
       <w:r>
-        <w:t>What this example does not establish</w:t>
+        <w:t>Model these guided questions</w:t>
+      </w:r>
+    </w:p>
+    <w:p>
+      <w:pPr>
+        <w:pStyle w:val="Heading2"/>
+      </w:pPr>
+      <w:r>
+        <w:t>Earlier wording, alternatives and picture transcripts · reference / check after trying</w:t>
+      </w:r>
+    </w:p>
+    <w:p>
+      <w:pPr>
+        <w:spacing w:line="336" w:lineRule="auto" w:after="180"/>
+      </w:pPr>
+      <w:r>
+        <w:rPr>
+          <w:b w:val="0"/>
+        </w:rPr>
+        <w:t>Demonstrate and guide practice</w:t>
       </w:r>
     </w:p>
     <w:p>
@@ -2047,19 +2558,99 @@
         <w:pStyle w:val="Heading3"/>
       </w:pPr>
       <w:r>
-        <w:t>Keep the stated limit</w:t>
+        <w:t>Board sequence</w:t>
       </w:r>
     </w:p>
     <w:p>
       <w:pPr>
         <w:spacing w:line="336" w:lineRule="auto" w:after="180"/>
-        <w:shd w:fill="FFF5E6"/>
-      </w:pPr>
-      <w:r>
-        <w:rPr>
-          <w:b w:val="0"/>
-        </w:rPr>
-        <w:t>A compliant layout does not by itself verify the chemistry or procedure represented; content needs source checking.</w:t>
+      </w:pPr>
+      <w:r>
+        <w:rPr>
+          <w:b w:val="0"/>
+        </w:rPr>
+        <w:t xml:space="preserve">Write the given facts: Brief: large tree left, small bicycle right, open sky above. </w:t>
+      </w:r>
+      <w:r>
+        <w:rPr>
+          <w:b/>
+        </w:rPr>
+        <w:t>Output</w:t>
+      </w:r>
+      <w:r>
+        <w:rPr>
+          <w:b w:val="0"/>
+        </w:rPr>
+        <w:t xml:space="preserve"> puts bicycle left.</w:t>
+      </w:r>
+    </w:p>
+    <w:p>
+      <w:pPr>
+        <w:spacing w:line="336" w:lineRule="auto" w:after="180"/>
+      </w:pPr>
+      <w:r>
+        <w:rPr>
+          <w:b w:val="0"/>
+        </w:rPr>
+        <w:t>Write the question to explain: Create a visual checklist.</w:t>
+      </w:r>
+    </w:p>
+    <w:p>
+      <w:pPr>
+        <w:spacing w:line="336" w:lineRule="auto" w:after="180"/>
+      </w:pPr>
+      <w:r>
+        <w:rPr>
+          <w:b w:val="0"/>
+        </w:rPr>
+        <w:t xml:space="preserve">Reveal after </w:t>
+      </w:r>
+      <w:r>
+        <w:rPr>
+          <w:b/>
+        </w:rPr>
+        <w:t>prediction</w:t>
+      </w:r>
+      <w:r>
+        <w:rPr>
+          <w:b w:val="0"/>
+        </w:rPr>
+        <w:t xml:space="preserve">s: Check </w:t>
+      </w:r>
+      <w:r>
+        <w:rPr>
+          <w:b/>
+        </w:rPr>
+        <w:t>subject</w:t>
+      </w:r>
+      <w:r>
+        <w:rPr>
+          <w:b w:val="0"/>
+        </w:rPr>
+        <w:t xml:space="preserve">s, relative size, positions and sky separately. The position violates composition even if </w:t>
+      </w:r>
+      <w:r>
+        <w:rPr>
+          <w:b/>
+        </w:rPr>
+        <w:t>subject</w:t>
+      </w:r>
+      <w:r>
+        <w:rPr>
+          <w:b w:val="0"/>
+        </w:rPr>
+        <w:t>s exist.</w:t>
+      </w:r>
+    </w:p>
+    <w:p>
+      <w:pPr>
+        <w:spacing w:line="336" w:lineRule="auto" w:after="180"/>
+      </w:pPr>
+      <w:r>
+        <w:rPr>
+          <w:b w:val="0"/>
+        </w:rPr>
+        <w:t>Use the earlier changed question as optional later practice. Reserve Audit a new spatial description independently for the first independent attempt before hints or feedback.</w:t>
       </w:r>
     </w:p>
     <w:p>
@@ -2067,374 +2658,41 @@
         <w:pStyle w:val="Heading3"/>
       </w:pPr>
       <w:r>
-        <w:t>Change one thing in the pictured case</w:t>
-      </w:r>
-    </w:p>
-    <w:p>
-      <w:pPr>
-        <w:pStyle w:val="Heading3"/>
-      </w:pPr>
-      <w:r>
-        <w:t>Change one thing</w:t>
+        <w:t>Classroom dialogue</w:t>
       </w:r>
     </w:p>
     <w:p>
       <w:pPr>
         <w:spacing w:line="336" w:lineRule="auto" w:after="180"/>
-        <w:shd w:fill="F5F1FB"/>
-      </w:pPr>
-      <w:r>
-        <w:rPr>
-          <w:b w:val="0"/>
-        </w:rPr>
-        <w:t>Change: Move bottles left of the beaker but keep the arrow pointing from beaker toward bottles.</w:t>
-      </w:r>
-    </w:p>
-    <w:p>
-      <w:pPr>
-        <w:pStyle w:val="Heading3"/>
-      </w:pPr>
-      <w:r>
-        <w:t>Predicted result</w:t>
+      </w:pPr>
+      <w:r>
+        <w:rPr>
+          <w:b w:val="0"/>
+        </w:rPr>
+        <w:t>Ask: Which facts are given, and which would we have to assume? Learners mark relevant details before discussing answers.</w:t>
       </w:r>
     </w:p>
     <w:p>
       <w:pPr>
         <w:spacing w:line="336" w:lineRule="auto" w:after="180"/>
-        <w:shd w:fill="F1F6FC"/>
-      </w:pPr>
+      </w:pPr>
+      <w:r>
+        <w:rPr>
+          <w:b w:val="0"/>
+        </w:rPr>
+        <w:t xml:space="preserve">In pairs, one learner solves while the other checks </w:t>
+      </w:r>
       <w:r>
         <w:rPr>
           <w:b/>
         </w:rPr>
-        <w:t>Prediction</w:t>
-      </w:r>
-      <w:r>
-        <w:rPr>
-          <w:b w:val="0"/>
-        </w:rPr>
-        <w:t>: Position now passes; arrow direction still fails.</w:t>
-      </w:r>
-    </w:p>
-    <w:p>
-      <w:pPr>
-        <w:pStyle w:val="Heading3"/>
-      </w:pPr>
-      <w:r>
-        <w:t>Why the result follows</w:t>
-      </w:r>
-    </w:p>
-    <w:p>
-      <w:pPr>
-        <w:spacing w:line="336" w:lineRule="auto" w:after="180"/>
-        <w:shd w:fill="F1F6FC"/>
-      </w:pPr>
-      <w:r>
-        <w:rPr>
-          <w:b w:val="0"/>
-        </w:rPr>
-        <w:t>Reason: Changing object placement does not automatically reverse an arrow’s semantic source and destination.</w:t>
-      </w:r>
-    </w:p>
-    <w:p>
-      <w:pPr>
-        <w:pStyle w:val="Heading3"/>
-      </w:pPr>
-      <w:r>
-        <w:t>Ask while showing the picture</w:t>
-      </w:r>
-    </w:p>
-    <w:p>
-      <w:pPr>
-        <w:pStyle w:val="Heading3"/>
-      </w:pPr>
-      <w:r>
-        <w:t>Ask while showing the picture · 4</w:t>
-      </w:r>
-    </w:p>
-    <w:p>
-      <w:pPr>
-        <w:spacing w:line="336" w:lineRule="auto" w:after="180"/>
-      </w:pPr>
-      <w:r>
-        <w:rPr>
-          <w:b w:val="0"/>
-        </w:rPr>
-        <w:t xml:space="preserve">Cover the result. Ask learners to name the </w:t>
-      </w:r>
-      <w:r>
-        <w:rPr>
-          <w:b/>
-        </w:rPr>
-        <w:t>input</w:t>
-      </w:r>
-      <w:r>
-        <w:rPr>
-          <w:b w:val="0"/>
-        </w:rPr>
-        <w:t xml:space="preserve">s and predict the next step. Uncover one step, connect the icon to the actual procedure, and explain its </w:t>
-      </w:r>
-      <w:r>
-        <w:rPr>
-          <w:b/>
-        </w:rPr>
         <w:t>evidence</w:t>
       </w:r>
       <w:r>
         <w:rPr>
           <w:b w:val="0"/>
         </w:rPr>
-        <w:t>. Then change the supplied condition and compare.</w:t>
-      </w:r>
-    </w:p>
-    <w:p>
-      <w:pPr>
-        <w:spacing w:line="336" w:lineRule="auto" w:after="180"/>
-      </w:pPr>
-      <w:r>
-        <w:rPr>
-          <w:b w:val="0"/>
-        </w:rPr>
-        <w:t>The picture is a representation; it does not document execution of a real AI model.</w:t>
-      </w:r>
-    </w:p>
-    <w:p>
-      <w:pPr>
-        <w:pStyle w:val="Heading1"/>
-      </w:pPr>
-      <w:r>
-        <w:t>03. Demonstrate and guide practice</w:t>
-      </w:r>
-    </w:p>
-    <w:p>
-      <w:r>
-        <w:t>Demonstrate Visual Composition, reduce support deliberately and check individual reasoning before discussing answers.</w:t>
-      </w:r>
-    </w:p>
-    <w:p>
-      <w:pPr>
-        <w:pStyle w:val="Heading3"/>
-      </w:pPr>
-      <w:r>
-        <w:t>Board sequence</w:t>
-      </w:r>
-    </w:p>
-    <w:p>
-      <w:pPr>
-        <w:pStyle w:val="Heading3"/>
-      </w:pPr>
-      <w:r>
-        <w:t>1. Put the facts on the board</w:t>
-      </w:r>
-    </w:p>
-    <w:p>
-      <w:pPr>
-        <w:spacing w:line="336" w:lineRule="auto" w:after="180"/>
-        <w:shd w:fill="F4F9FC"/>
-      </w:pPr>
-      <w:r>
-        <w:rPr>
-          <w:b w:val="0"/>
-        </w:rPr>
-        <w:t xml:space="preserve">Write the given facts: Brief: large tree left, small bicycle right, open sky above. </w:t>
-      </w:r>
-      <w:r>
-        <w:rPr>
-          <w:b/>
-        </w:rPr>
-        <w:t>Output</w:t>
-      </w:r>
-      <w:r>
-        <w:rPr>
-          <w:b w:val="0"/>
-        </w:rPr>
-        <w:t xml:space="preserve"> puts bicycle left.</w:t>
-      </w:r>
-    </w:p>
-    <w:p>
-      <w:pPr>
-        <w:pStyle w:val="Heading3"/>
-      </w:pPr>
-      <w:r>
-        <w:t>2. State the decision to explain</w:t>
-      </w:r>
-    </w:p>
-    <w:p>
-      <w:pPr>
-        <w:spacing w:line="336" w:lineRule="auto" w:after="180"/>
-        <w:shd w:fill="F4F9FC"/>
-      </w:pPr>
-      <w:r>
-        <w:rPr>
-          <w:b w:val="0"/>
-        </w:rPr>
-        <w:t>Write the question to explain: Create a visual checklist.</w:t>
-      </w:r>
-    </w:p>
-    <w:p>
-      <w:pPr>
-        <w:pStyle w:val="Heading3"/>
-      </w:pPr>
-      <w:r>
-        <w:t>3. Reveal the worked reasoning</w:t>
-      </w:r>
-    </w:p>
-    <w:p>
-      <w:pPr>
-        <w:spacing w:line="336" w:lineRule="auto" w:after="180"/>
-        <w:shd w:fill="F1F6FC"/>
-      </w:pPr>
-      <w:r>
-        <w:rPr>
-          <w:b w:val="0"/>
-        </w:rPr>
-        <w:t xml:space="preserve">Reveal after </w:t>
-      </w:r>
-      <w:r>
-        <w:rPr>
-          <w:b/>
-        </w:rPr>
-        <w:t>prediction</w:t>
-      </w:r>
-      <w:r>
-        <w:rPr>
-          <w:b w:val="0"/>
-        </w:rPr>
-        <w:t xml:space="preserve">s: Check </w:t>
-      </w:r>
-      <w:r>
-        <w:rPr>
-          <w:b/>
-        </w:rPr>
-        <w:t>subject</w:t>
-      </w:r>
-      <w:r>
-        <w:rPr>
-          <w:b w:val="0"/>
-        </w:rPr>
-        <w:t xml:space="preserve">s, relative size, positions and sky separately. The position violates composition even if </w:t>
-      </w:r>
-      <w:r>
-        <w:rPr>
-          <w:b/>
-        </w:rPr>
-        <w:t>subject</w:t>
-      </w:r>
-      <w:r>
-        <w:rPr>
-          <w:b w:val="0"/>
-        </w:rPr>
-        <w:t>s exist.</w:t>
-      </w:r>
-    </w:p>
-    <w:p>
-      <w:pPr>
-        <w:pStyle w:val="Heading3"/>
-      </w:pPr>
-      <w:r>
-        <w:t>Hold back the independent task</w:t>
-      </w:r>
-    </w:p>
-    <w:p>
-      <w:pPr>
-        <w:spacing w:line="336" w:lineRule="auto" w:after="180"/>
-        <w:shd w:fill="FFF5E6"/>
-      </w:pPr>
-      <w:r>
-        <w:rPr>
-          <w:b w:val="0"/>
-        </w:rPr>
-        <w:t>Keep for an independent attempt: A poster puts pale yellow labels on white and hides the main object behind decorations. Suggest two revisions and how to check them.</w:t>
-      </w:r>
-    </w:p>
-    <w:p>
-      <w:pPr>
-        <w:pStyle w:val="Heading3"/>
-      </w:pPr>
-      <w:r>
-        <w:t>Classroom dialogue</w:t>
-      </w:r>
-    </w:p>
-    <w:p>
-      <w:pPr>
-        <w:pStyle w:val="Heading3"/>
-      </w:pPr>
-      <w:r>
-        <w:t>Ask the class</w:t>
-      </w:r>
-    </w:p>
-    <w:p>
-      <w:pPr>
-        <w:spacing w:line="336" w:lineRule="auto" w:after="180"/>
-        <w:shd w:fill="F5F1FB"/>
-      </w:pPr>
-      <w:r>
-        <w:rPr>
-          <w:b w:val="0"/>
-        </w:rPr>
-        <w:t>Ask: Which facts are given, and which would we have to assume? Learners mark relevant details before discussing answers.</w:t>
-      </w:r>
-    </w:p>
-    <w:p>
-      <w:pPr>
-        <w:pStyle w:val="Heading3"/>
-      </w:pPr>
-      <w:r>
-        <w:t>Language to model</w:t>
-      </w:r>
-    </w:p>
-    <w:p>
-      <w:pPr>
-        <w:spacing w:line="336" w:lineRule="auto" w:after="180"/>
-        <w:shd w:fill="F1F6F8"/>
-      </w:pPr>
-      <w:r>
-        <w:rPr>
-          <w:b w:val="0"/>
-        </w:rPr>
-        <w:t>Say: Predict first. Show the rule, information path or calculation that would produce the result. A correct guess is not yet an explanation.</w:t>
-      </w:r>
-    </w:p>
-    <w:p>
-      <w:pPr>
-        <w:spacing w:line="336" w:lineRule="auto" w:after="180"/>
-      </w:pPr>
-      <w:r>
-        <w:rPr>
-          <w:b w:val="0"/>
-        </w:rPr>
-        <w:t>Reveal reasoning one step at a time. Explain why a tempting alternative fails. Write units and denominators for arithmetic, trace conditions for decisions, and identify supporting sources for claims.</w:t>
-      </w:r>
-    </w:p>
-    <w:p>
-      <w:pPr>
-        <w:spacing w:line="336" w:lineRule="auto" w:after="180"/>
-      </w:pPr>
-      <w:r>
-        <w:rPr>
-          <w:b w:val="0"/>
-        </w:rPr>
-        <w:t xml:space="preserve">In pairs, one learner solves while the other checks </w:t>
-      </w:r>
-      <w:r>
-        <w:rPr>
-          <w:b/>
-        </w:rPr>
-        <w:t>evidence</w:t>
-      </w:r>
-      <w:r>
-        <w:rPr>
-          <w:b w:val="0"/>
-        </w:rPr>
         <w:t>; exchange roles. Remove the worked answer before independent assessment.</w:t>
-      </w:r>
-    </w:p>
-    <w:p>
-      <w:pPr>
-        <w:pStyle w:val="Heading3"/>
-      </w:pPr>
-      <w:r>
-        <w:t>Model these guided questions</w:t>
       </w:r>
     </w:p>
     <w:p>
@@ -2736,34 +2994,156 @@
     </w:p>
     <w:p>
       <w:pPr>
+        <w:spacing w:line="336" w:lineRule="auto" w:after="180"/>
+      </w:pPr>
+      <w:r>
+        <w:rPr>
+          <w:b w:val="0"/>
+        </w:rPr>
+        <w:t>Completion task: A fictional poster requires exactly three labelled circles. Generated image shows four circles and one unreadable label. A caption calls it a photograph of a real lesson.</w:t>
+      </w:r>
+    </w:p>
+    <w:p>
+      <w:pPr>
+        <w:spacing w:line="336" w:lineRule="auto" w:after="180"/>
+      </w:pPr>
+      <w:r>
+        <w:rPr>
+          <w:b w:val="0"/>
+        </w:rPr>
+        <w:t>Show the intermediate steps and give the conclusion with its scope.</w:t>
+      </w:r>
+    </w:p>
+    <w:p>
+      <w:pPr>
+        <w:spacing w:line="336" w:lineRule="auto" w:after="180"/>
+      </w:pPr>
+      <w:r>
+        <w:rPr>
+          <w:b w:val="0"/>
+        </w:rPr>
+        <w:t>Teacher check: Teacher explanation: It fails count and label criteria; the photograph claim is unsupported. Record it as a generated fictional illustration and revise or reject before use.</w:t>
+      </w:r>
+    </w:p>
+    <w:p>
+      <w:pPr>
+        <w:spacing w:line="336" w:lineRule="auto" w:after="180"/>
+      </w:pPr>
+      <w:r>
+        <w:rPr>
+          <w:b w:val="0"/>
+        </w:rPr>
+        <w:t xml:space="preserve">Start by identifying the given </w:t>
+      </w:r>
+      <w:r>
+        <w:rPr>
+          <w:b/>
+        </w:rPr>
+        <w:t>input</w:t>
+      </w:r>
+      <w:r>
+        <w:rPr>
+          <w:b w:val="0"/>
+        </w:rPr>
+        <w:t>s together. Leave the intermediate steps blank. If needed, model one step, then withdraw that help on the next step. Move to a full trace only when the partial trace is understood.</w:t>
+      </w:r>
+    </w:p>
+    <w:p>
+      <w:pPr>
+        <w:spacing w:line="336" w:lineRule="auto" w:after="180"/>
+      </w:pPr>
+      <w:r>
+        <w:rPr>
+          <w:b w:val="0"/>
+        </w:rPr>
+        <w:t>For partners, alternate explainer and checker; collect a response from every learner before discussion.</w:t>
+      </w:r>
+    </w:p>
+    <w:p>
+      <w:pPr>
         <w:pStyle w:val="Heading3"/>
       </w:pPr>
       <w:r>
-        <w:t>Completion practice</w:t>
+        <w:t>Individual reasoning check</w:t>
       </w:r>
     </w:p>
     <w:p>
       <w:pPr>
         <w:spacing w:line="336" w:lineRule="auto" w:after="180"/>
-        <w:shd w:fill="F5F1FB"/>
-      </w:pPr>
-      <w:r>
-        <w:rPr>
-          <w:b w:val="0"/>
-        </w:rPr>
-        <w:t>Completion task: A fictional poster requires exactly three labelled circles. Generated image shows four circles and one unreadable label. A caption calls it a photograph of a real lesson.</w:t>
+      </w:pPr>
+      <w:r>
+        <w:rPr>
+          <w:b w:val="0"/>
+        </w:rPr>
+        <w:t xml:space="preserve">Use the worked case for Image generation and </w:t>
+      </w:r>
+      <w:r>
+        <w:rPr>
+          <w:b/>
+        </w:rPr>
+        <w:t>provenance</w:t>
+      </w:r>
+      <w:r>
+        <w:rPr>
+          <w:b w:val="0"/>
+        </w:rPr>
+        <w:t>. Proposed explanation: “The worked result establishes every future case”. Decide whether this explanation is supported.</w:t>
       </w:r>
     </w:p>
     <w:p>
       <w:pPr>
         <w:spacing w:line="336" w:lineRule="auto" w:after="180"/>
-        <w:shd w:fill="F5F1FB"/>
-      </w:pPr>
-      <w:r>
-        <w:rPr>
-          <w:b w:val="0"/>
-        </w:rPr>
-        <w:t>Show the intermediate steps and give the conclusion with its scope.</w:t>
+      </w:pPr>
+      <w:r>
+        <w:rPr>
+          <w:b w:val="0"/>
+        </w:rPr>
+        <w:t>Point to the step or supplied fact that decides; explain your repair if needed.</w:t>
+      </w:r>
+    </w:p>
+    <w:p>
+      <w:pPr>
+        <w:spacing w:line="336" w:lineRule="auto" w:after="180"/>
+      </w:pPr>
+      <w:r>
+        <w:rPr>
+          <w:b w:val="0"/>
+        </w:rPr>
+        <w:t xml:space="preserve">Expected correction: </w:t>
+      </w:r>
+      <w:r>
+        <w:rPr>
+          <w:b/>
+        </w:rPr>
+        <w:t>Provenance</w:t>
+      </w:r>
+      <w:r>
+        <w:rPr>
+          <w:b w:val="0"/>
+        </w:rPr>
+        <w:t xml:space="preserve"> tracks production history; it does not prove the content is accurate or establish every legal permission.</w:t>
+      </w:r>
+    </w:p>
+    <w:p>
+      <w:pPr>
+        <w:spacing w:line="336" w:lineRule="auto" w:after="180"/>
+      </w:pPr>
+      <w:r>
+        <w:rPr>
+          <w:b w:val="0"/>
+        </w:rPr>
+        <w:t>Collect explanations, not only yes/no votes. If a misunderstanding is common, re-model the relevant step for the class.</w:t>
+      </w:r>
+    </w:p>
+    <w:p>
+      <w:pPr>
+        <w:spacing w:line="336" w:lineRule="auto" w:after="180"/>
+      </w:pPr>
+      <w:r>
+        <w:rPr>
+          <w:b w:val="0"/>
+        </w:rPr>
+        <w:t>If it affects a few learners, give a short targeted group explanation while others solve a more demanding variation.</w:t>
       </w:r>
     </w:p>
     <w:p>
@@ -2771,19 +3151,47 @@
         <w:pStyle w:val="Heading3"/>
       </w:pPr>
       <w:r>
-        <w:t>Reasoning to listen for</w:t>
+        <w:t>Pictorial practice question</w:t>
+      </w:r>
+    </w:p>
+    <w:p>
+      <w:pPr>
+        <w:pStyle w:val="Heading3"/>
+      </w:pPr>
+      <w:r>
+        <w:t>Reasoned teacher answer</w:t>
+      </w:r>
+    </w:p>
+    <w:p>
+      <w:pPr>
+        <w:pStyle w:val="Heading1"/>
+      </w:pPr>
+      <w:r>
+        <w:t>04. Run the supplied composition-card investigation</w:t>
+      </w:r>
+    </w:p>
+    <w:p>
+      <w:r>
+        <w:t>Keep current spatial checks separate from earlier provenance review.</w:t>
+      </w:r>
+    </w:p>
+    <w:p>
+      <w:pPr>
+        <w:pStyle w:val="Heading2"/>
+      </w:pPr>
+      <w:r>
+        <w:t>Current investigation and answer guidance</w:t>
       </w:r>
     </w:p>
     <w:p>
       <w:pPr>
         <w:spacing w:line="336" w:lineRule="auto" w:after="180"/>
-        <w:shd w:fill="F1F6FC"/>
-      </w:pPr>
-      <w:r>
-        <w:rPr>
-          <w:b w:val="0"/>
-        </w:rPr>
-        <w:t>Teacher check: Teacher explanation: It fails count and label criteria; the photograph claim is unsupported. Record it as a generated fictional illustration and revise or reject before use.</w:t>
+      </w:pPr>
+      <w:r>
+        <w:rPr>
+          <w:b w:val="0"/>
+        </w:rPr>
+        <w:t>Prompt cards: A adds bottles-left/beaker-right; B adds bottles→beaker flow; C specifies exactly two bottles. Original counts and labels pass, while position and semantic flow fail. Moving bottles alone fixes position but not flow. The full proposed repair changes arrow endpoints; no actual revised generator result is supplied. Keep native reconstructions distinct from original outputs and verify chemistry separately.</w:t>
       </w:r>
     </w:p>
     <w:p>
@@ -2794,333 +3202,55 @@
         <w:rPr>
           <w:b w:val="0"/>
         </w:rPr>
-        <w:t xml:space="preserve">Start by identifying the given </w:t>
-      </w:r>
-      <w:r>
-        <w:rPr>
-          <w:b/>
-        </w:rPr>
-        <w:t>input</w:t>
-      </w:r>
-      <w:r>
-        <w:rPr>
-          <w:b w:val="0"/>
-        </w:rPr>
-        <w:t>s together. Leave the intermediate steps blank. If needed, model one step, then withdraw that help on the next step. Move to a full trace only when the partial trace is understood.</w:t>
-      </w:r>
-    </w:p>
-    <w:p>
-      <w:pPr>
-        <w:spacing w:line="336" w:lineRule="auto" w:after="180"/>
-      </w:pPr>
-      <w:r>
-        <w:rPr>
-          <w:b w:val="0"/>
-        </w:rPr>
-        <w:t>For partners, alternate explainer and checker; collect a response from every learner before discussion.</w:t>
-      </w:r>
-    </w:p>
-    <w:p>
-      <w:pPr>
-        <w:pStyle w:val="Heading3"/>
-      </w:pPr>
-      <w:r>
-        <w:t>Individual reasoning check</w:t>
-      </w:r>
-    </w:p>
-    <w:p>
-      <w:pPr>
-        <w:spacing w:line="336" w:lineRule="auto" w:after="180"/>
-      </w:pPr>
-      <w:r>
-        <w:rPr>
-          <w:b w:val="0"/>
-        </w:rPr>
-        <w:t xml:space="preserve">Use the worked case for Image generation and </w:t>
-      </w:r>
-      <w:r>
-        <w:rPr>
-          <w:b/>
-        </w:rPr>
-        <w:t>provenance</w:t>
-      </w:r>
-      <w:r>
-        <w:rPr>
-          <w:b w:val="0"/>
-        </w:rPr>
-        <w:t>. Proposed explanation: “The worked result establishes every future case”. Decide whether this explanation is supported.</w:t>
-      </w:r>
-    </w:p>
-    <w:p>
-      <w:pPr>
-        <w:spacing w:line="336" w:lineRule="auto" w:after="180"/>
-      </w:pPr>
-      <w:r>
-        <w:rPr>
-          <w:b w:val="0"/>
-        </w:rPr>
-        <w:t>Point to the step or supplied fact that decides; explain your repair if needed.</w:t>
-      </w:r>
-    </w:p>
-    <w:p>
-      <w:pPr>
-        <w:pStyle w:val="Heading3"/>
-      </w:pPr>
-      <w:r>
-        <w:t>Expected repair</w:t>
-      </w:r>
-    </w:p>
-    <w:p>
-      <w:pPr>
-        <w:spacing w:line="336" w:lineRule="auto" w:after="180"/>
-        <w:shd w:fill="F1F6FC"/>
-      </w:pPr>
-      <w:r>
-        <w:rPr>
-          <w:b w:val="0"/>
-        </w:rPr>
-        <w:t xml:space="preserve">Expected correction: </w:t>
-      </w:r>
-      <w:r>
-        <w:rPr>
-          <w:b/>
-        </w:rPr>
-        <w:t>Provenance</w:t>
-      </w:r>
-      <w:r>
-        <w:rPr>
-          <w:b w:val="0"/>
-        </w:rPr>
-        <w:t xml:space="preserve"> tracks production history; it does not prove the content is accurate or establish every legal permission.</w:t>
-      </w:r>
-    </w:p>
-    <w:p>
-      <w:pPr>
-        <w:spacing w:line="336" w:lineRule="auto" w:after="180"/>
-      </w:pPr>
-      <w:r>
-        <w:rPr>
-          <w:b w:val="0"/>
-        </w:rPr>
-        <w:t>Collect explanations, not only yes/no votes. If a misunderstanding is common, re-model the relevant step for the class.</w:t>
-      </w:r>
-    </w:p>
-    <w:p>
-      <w:pPr>
-        <w:spacing w:line="336" w:lineRule="auto" w:after="180"/>
-      </w:pPr>
-      <w:r>
-        <w:rPr>
-          <w:b w:val="0"/>
-        </w:rPr>
-        <w:t>If it affects a few learners, give a short targeted group explanation while others solve a more demanding variation.</w:t>
-      </w:r>
-    </w:p>
-    <w:p>
-      <w:pPr>
-        <w:pStyle w:val="Heading3"/>
-      </w:pPr>
-      <w:r>
-        <w:t>Pictorial practice question</w:t>
-      </w:r>
-    </w:p>
-    <w:p>
-      <w:pPr>
-        <w:spacing w:line="336" w:lineRule="auto" w:after="180"/>
-        <w:shd w:fill="F5F1FB"/>
-      </w:pPr>
-      <w:r>
-        <w:rPr>
-          <w:b w:val="0"/>
-        </w:rPr>
-        <w:t>Which checks pass after that single change, and what still needs repair?</w:t>
-      </w:r>
-    </w:p>
-    <w:p>
-      <w:pPr>
-        <w:pStyle w:val="Heading3"/>
-      </w:pPr>
-      <w:r>
-        <w:t>Reasoned teacher answer</w:t>
-      </w:r>
-    </w:p>
-    <w:p>
-      <w:pPr>
-        <w:spacing w:line="336" w:lineRule="auto" w:after="180"/>
-      </w:pPr>
-      <w:r>
-        <w:rPr>
-          <w:b w:val="0"/>
-        </w:rPr>
-        <w:t>Counts and left-of position pass. Direction still fails: arrow must originate at bottles and point toward beaker.</w:t>
-      </w:r>
-    </w:p>
-    <w:p>
-      <w:pPr>
-        <w:spacing w:line="336" w:lineRule="auto" w:after="180"/>
-      </w:pPr>
-      <w:r>
-        <w:rPr>
-          <w:b w:val="0"/>
-        </w:rPr>
-        <w:t>Changed-case reasoning: Position now passes; arrow direction still fails. Changing object placement does not automatically reverse an arrow’s semantic source and destination.</w:t>
-      </w:r>
-    </w:p>
-    <w:p>
-      <w:pPr>
-        <w:spacing w:line="336" w:lineRule="auto" w:after="180"/>
-      </w:pPr>
-      <w:r>
-        <w:rPr>
-          <w:b w:val="0"/>
-        </w:rPr>
-        <w:t xml:space="preserve">Collect each learner’s explanation before discussion. Use the first missing connection between </w:t>
-      </w:r>
-      <w:r>
-        <w:rPr>
-          <w:b/>
-        </w:rPr>
-        <w:t>input</w:t>
-      </w:r>
-      <w:r>
-        <w:rPr>
-          <w:b w:val="0"/>
-        </w:rPr>
-        <w:t xml:space="preserve">, deciding step and result to choose support. This question is worked-case practice, not fresh mastery </w:t>
-      </w:r>
-      <w:r>
-        <w:rPr>
-          <w:b/>
-        </w:rPr>
-        <w:t>evidence</w:t>
-      </w:r>
-      <w:r>
-        <w:rPr>
-          <w:b w:val="0"/>
-        </w:rPr>
-        <w:t>.</w:t>
-      </w:r>
-    </w:p>
-    <w:p>
-      <w:pPr>
-        <w:pStyle w:val="Heading1"/>
-      </w:pPr>
-      <w:r>
-        <w:t>04. Run the weekly evidence lab</w:t>
-      </w:r>
-    </w:p>
-    <w:p>
-      <w:r>
-        <w:t>Run the Visual Composition investigation and use the first unsupported step to choose a teaching response.</w:t>
-      </w:r>
-    </w:p>
-    <w:p>
-      <w:pPr>
-        <w:spacing w:line="336" w:lineRule="auto" w:after="180"/>
-      </w:pPr>
-      <w:r>
-        <w:rPr>
-          <w:b w:val="0"/>
-        </w:rPr>
-        <w:t>Words You Can Use to Reason</w:t>
-      </w:r>
-    </w:p>
-    <w:p>
-      <w:pPr>
-        <w:spacing w:line="336" w:lineRule="auto" w:after="180"/>
-      </w:pPr>
-      <w:r>
-        <w:rPr>
-          <w:b w:val="0"/>
-        </w:rPr>
-        <w:t>A definition matters when you can recognize the idea, use it, and contrast it with a near-miss.</w:t>
-      </w:r>
-    </w:p>
-    <w:p>
-      <w:pPr>
-        <w:spacing w:line="336" w:lineRule="auto" w:after="180"/>
-      </w:pPr>
-      <w:r>
-        <w:rPr>
-          <w:b w:val="0"/>
-        </w:rPr>
+        <w:t>In the selected independent task, star count and the above relation pass; the circle crossing the rectangle edge fails full containment.</w:t>
+      </w:r>
+    </w:p>
+    <w:p>
+      <w:pPr>
+        <w:pStyle w:val="Heading2"/>
+      </w:pPr>
+      <w:r>
+        <w:t>Predict, sketch and inspect</w:t>
+      </w:r>
+    </w:p>
+    <w:p>
+      <w:pPr>
+        <w:pStyle w:val="ListNumber"/>
+      </w:pPr>
+      <w:r>
         <w:t>Predict → Test → Record → Explain</w:t>
       </w:r>
     </w:p>
     <w:p>
       <w:pPr>
-        <w:spacing w:line="336" w:lineRule="auto" w:after="180"/>
-      </w:pPr>
-      <w:r>
-        <w:rPr>
-          <w:b w:val="0"/>
-        </w:rPr>
+        <w:pStyle w:val="ListNumber"/>
+      </w:pPr>
+      <w:r>
         <w:t>Keep expected and actual results separate. Surprises are useful data when recorded honestly.</w:t>
       </w:r>
     </w:p>
     <w:p>
       <w:pPr>
-        <w:spacing w:line="336" w:lineRule="auto" w:after="180"/>
-      </w:pPr>
-      <w:r>
-        <w:rPr>
-          <w:b w:val="0"/>
-        </w:rPr>
-        <w:t xml:space="preserve">Repair three prompts by changing one missing composition element; sketch expected </w:t>
-      </w:r>
-      <w:r>
-        <w:rPr>
-          <w:b/>
-        </w:rPr>
-        <w:t>framing</w:t>
-      </w:r>
-      <w:r>
-        <w:rPr>
-          <w:b w:val="0"/>
-        </w:rPr>
-        <w:t xml:space="preserve"> before generation and compare.</w:t>
-      </w:r>
-    </w:p>
-    <w:p>
-      <w:pPr>
-        <w:spacing w:line="336" w:lineRule="auto" w:after="180"/>
-        <w:shd w:fill="F5F1FB"/>
-      </w:pPr>
-      <w:r>
-        <w:rPr>
-          <w:b w:val="0"/>
-        </w:rPr>
+        <w:pStyle w:val="ListNumber"/>
+      </w:pPr>
+      <w:r>
+        <w:t>Use the supplied A/B/C prompt cards. Repair position, semantic arrow endpoints and exact count respectively, preserving other stated conditions. Sketch expected results and peer-check the composition criteria. No actual image generation or improved model result is supplied.</w:t>
+      </w:r>
+    </w:p>
+    <w:p>
+      <w:pPr>
+        <w:pStyle w:val="ListNumber"/>
+      </w:pPr>
+      <w:r>
         <w:t>What did the hardest test teach you that the normal test did not?</w:t>
       </w:r>
     </w:p>
     <w:p>
       <w:pPr>
-        <w:pStyle w:val="Heading3"/>
-      </w:pPr>
-      <w:r>
-        <w:t>Make the lab runnable</w:t>
-      </w:r>
-    </w:p>
-    <w:p>
-      <w:pPr>
-        <w:spacing w:line="336" w:lineRule="auto" w:after="180"/>
-      </w:pPr>
-      <w:r>
-        <w:rPr>
-          <w:b w:val="0"/>
-        </w:rPr>
-        <w:t>Use the concrete case as the shared normal case and the independent question as a second case. Each pair creates a boundary or missing-information case and predicts its result before testing.</w:t>
-      </w:r>
-    </w:p>
-    <w:p>
-      <w:pPr>
-        <w:spacing w:line="336" w:lineRule="auto" w:after="180"/>
-      </w:pPr>
-      <w:r>
-        <w:rPr>
-          <w:b w:val="0"/>
-        </w:rPr>
-        <w:t>Keep the expected result separate from an observed mistake.</w:t>
+        <w:pStyle w:val="Heading2"/>
+      </w:pPr>
+      <w:r>
+        <w:t>Keep an evidence record</w:t>
       </w:r>
     </w:p>
     <w:tbl>
@@ -3271,10 +3401,10 @@
     </w:tbl>
     <w:p>
       <w:pPr>
-        <w:pStyle w:val="Heading3"/>
-      </w:pPr>
-      <w:r>
-        <w:t>Diagnose and reteach</w:t>
+        <w:pStyle w:val="Heading2"/>
+      </w:pPr>
+      <w:r>
+        <w:t>Current misconception support</w:t>
       </w:r>
     </w:p>
     <w:p>
@@ -3285,115 +3415,15 @@
         <w:rPr>
           <w:b w:val="0"/>
         </w:rPr>
-        <w:t>For guessing, return to given facts and request a trace. For vocabulary without application, use one example and one non-example. For arithmetic errors, check the setup before the calculation.</w:t>
-      </w:r>
-    </w:p>
-    <w:p>
-      <w:pPr>
-        <w:spacing w:line="336" w:lineRule="auto" w:after="180"/>
-      </w:pPr>
-      <w:r>
-        <w:rPr>
-          <w:b w:val="0"/>
-        </w:rPr>
-        <w:t>Finish with a different uncoached case before recording mastery.</w:t>
-      </w:r>
-    </w:p>
-    <w:p>
-      <w:pPr>
-        <w:pStyle w:val="Heading3"/>
-      </w:pPr>
-      <w:r>
-        <w:t>Address these additional misconceptions</w:t>
-      </w:r>
-    </w:p>
-    <w:p>
-      <w:pPr>
-        <w:spacing w:line="336" w:lineRule="auto" w:after="180"/>
-      </w:pPr>
-      <w:r>
-        <w:rPr>
-          <w:b w:val="0"/>
-        </w:rPr>
-        <w:t xml:space="preserve">The worked result establishes every future case: </w:t>
-      </w:r>
-      <w:r>
-        <w:rPr>
-          <w:b/>
-        </w:rPr>
-        <w:t>Provenance</w:t>
-      </w:r>
-      <w:r>
-        <w:rPr>
-          <w:b w:val="0"/>
-        </w:rPr>
-        <w:t xml:space="preserve"> tracks production history; it does not prove the content is accurate or establish every legal permission.</w:t>
-      </w:r>
-    </w:p>
-    <w:p>
-      <w:pPr>
-        <w:spacing w:line="336" w:lineRule="auto" w:after="180"/>
-      </w:pPr>
-      <w:r>
-        <w:rPr>
-          <w:b w:val="0"/>
-        </w:rPr>
-        <w:t xml:space="preserve">A missing </w:t>
-      </w:r>
-      <w:r>
-        <w:rPr>
-          <w:b/>
-        </w:rPr>
-        <w:t>input</w:t>
-      </w:r>
-      <w:r>
-        <w:rPr>
-          <w:b w:val="0"/>
-        </w:rPr>
-        <w:t xml:space="preserve"> may be replaced without recording the change: A replacement changes the </w:t>
-      </w:r>
-      <w:r>
-        <w:rPr>
-          <w:b/>
-        </w:rPr>
-        <w:t>evidence</w:t>
-      </w:r>
-      <w:r>
-        <w:rPr>
-          <w:b w:val="0"/>
-        </w:rPr>
-        <w:t xml:space="preserve"> or contract. Record the change and its justification; do not silently turn unknown into a measured value.</w:t>
-      </w:r>
-    </w:p>
-    <w:p>
-      <w:pPr>
-        <w:spacing w:line="336" w:lineRule="auto" w:after="180"/>
-      </w:pPr>
-      <w:r>
-        <w:rPr>
-          <w:b w:val="0"/>
-        </w:rPr>
-        <w:t xml:space="preserve">Repeating an assessed case is new independent </w:t>
-      </w:r>
-      <w:r>
-        <w:rPr>
-          <w:b/>
-        </w:rPr>
-        <w:t>evidence</w:t>
-      </w:r>
-      <w:r>
-        <w:rPr>
-          <w:b w:val="0"/>
-        </w:rPr>
-        <w:t>: A replay checks consistency. An example used for feedback or revision cannot later be described as untouched final evaluation.</w:t>
-      </w:r>
-    </w:p>
-    <w:p>
-      <w:pPr>
-        <w:pStyle w:val="Heading3"/>
-      </w:pPr>
-      <w:r>
-        <w:t>Match the support to the first error</w:t>
+        <w:t>Current misconceptions: every object present means pass—inspect relations; a rightward arrow is always correct—check semantic endpoints; moving an object automatically fixes its arrow—recheck flow; a paper repair is measured model improvement—label unrun proposals and actual observations separately.</w:t>
+      </w:r>
+    </w:p>
+    <w:p>
+      <w:pPr>
+        <w:pStyle w:val="Heading2"/>
+      </w:pPr>
+      <w:r>
+        <w:t>Choose accessible support</w:t>
       </w:r>
     </w:p>
     <w:tbl>
@@ -3566,15 +3596,455 @@
     </w:p>
     <w:p>
       <w:pPr>
+        <w:pStyle w:val="Heading2"/>
+      </w:pPr>
+      <w:r>
+        <w:t>Earlier wording, alternatives and picture transcripts · reference / check after trying</w:t>
+      </w:r>
+    </w:p>
+    <w:p>
+      <w:pPr>
+        <w:spacing w:line="336" w:lineRule="auto" w:after="180"/>
+      </w:pPr>
+      <w:r>
+        <w:rPr>
+          <w:b w:val="0"/>
+        </w:rPr>
+        <w:t>Run the weekly evidence lab</w:t>
+      </w:r>
+    </w:p>
+    <w:p>
+      <w:pPr>
+        <w:spacing w:line="336" w:lineRule="auto" w:after="180"/>
+      </w:pPr>
+      <w:r>
+        <w:rPr>
+          <w:b w:val="0"/>
+        </w:rPr>
+        <w:t>Words You Can Use to Reason</w:t>
+      </w:r>
+    </w:p>
+    <w:p>
+      <w:pPr>
+        <w:spacing w:line="336" w:lineRule="auto" w:after="180"/>
+      </w:pPr>
+      <w:r>
+        <w:rPr>
+          <w:b w:val="0"/>
+        </w:rPr>
+        <w:t>A definition matters when you can recognize the idea, use it, and contrast it with a near-miss.</w:t>
+      </w:r>
+    </w:p>
+    <w:p>
+      <w:pPr>
+        <w:pStyle w:val="Heading3"/>
+      </w:pPr>
+      <w:r>
+        <w:t>Make the lab runnable</w:t>
+      </w:r>
+    </w:p>
+    <w:p>
+      <w:pPr>
+        <w:spacing w:line="336" w:lineRule="auto" w:after="180"/>
+      </w:pPr>
+      <w:r>
+        <w:rPr>
+          <w:b w:val="0"/>
+        </w:rPr>
+        <w:t>Use the supplied investigation for shared practice. Keep predictions and observed paper-trace results separate. Reserve Audit a new spatial description independently for the individual first attempt before feedback; do not use the reserved case as a paired lab task.</w:t>
+      </w:r>
+    </w:p>
+    <w:p>
+      <w:pPr>
+        <w:pStyle w:val="Heading3"/>
+      </w:pPr>
+      <w:r>
+        <w:t>Diagnose and reteach</w:t>
+      </w:r>
+    </w:p>
+    <w:p>
+      <w:pPr>
+        <w:spacing w:line="336" w:lineRule="auto" w:after="180"/>
+      </w:pPr>
+      <w:r>
+        <w:rPr>
+          <w:b w:val="0"/>
+        </w:rPr>
+        <w:t>For guessing, return to given facts and request a trace. For vocabulary without application, use one example and one non-example. For arithmetic errors, check the setup before the calculation.</w:t>
+      </w:r>
+    </w:p>
+    <w:p>
+      <w:pPr>
+        <w:spacing w:line="336" w:lineRule="auto" w:after="180"/>
+      </w:pPr>
+      <w:r>
+        <w:rPr>
+          <w:b w:val="0"/>
+        </w:rPr>
+        <w:t>Finish with a different uncoached case before recording mastery.</w:t>
+      </w:r>
+    </w:p>
+    <w:p>
+      <w:pPr>
+        <w:pStyle w:val="Heading3"/>
+      </w:pPr>
+      <w:r>
+        <w:t>Address these additional misconceptions</w:t>
+      </w:r>
+    </w:p>
+    <w:p>
+      <w:pPr>
+        <w:spacing w:line="336" w:lineRule="auto" w:after="180"/>
+      </w:pPr>
+      <w:r>
+        <w:rPr>
+          <w:b w:val="0"/>
+        </w:rPr>
+        <w:t xml:space="preserve">The worked result establishes every future case: </w:t>
+      </w:r>
+      <w:r>
+        <w:rPr>
+          <w:b/>
+        </w:rPr>
+        <w:t>Provenance</w:t>
+      </w:r>
+      <w:r>
+        <w:rPr>
+          <w:b w:val="0"/>
+        </w:rPr>
+        <w:t xml:space="preserve"> tracks production history; it does not prove the content is accurate or establish every legal permission.</w:t>
+      </w:r>
+    </w:p>
+    <w:p>
+      <w:pPr>
+        <w:spacing w:line="336" w:lineRule="auto" w:after="180"/>
+      </w:pPr>
+      <w:r>
+        <w:rPr>
+          <w:b w:val="0"/>
+        </w:rPr>
+        <w:t xml:space="preserve">A missing </w:t>
+      </w:r>
+      <w:r>
+        <w:rPr>
+          <w:b/>
+        </w:rPr>
+        <w:t>input</w:t>
+      </w:r>
+      <w:r>
+        <w:rPr>
+          <w:b w:val="0"/>
+        </w:rPr>
+        <w:t xml:space="preserve"> may be replaced without recording the change: A replacement changes the </w:t>
+      </w:r>
+      <w:r>
+        <w:rPr>
+          <w:b/>
+        </w:rPr>
+        <w:t>evidence</w:t>
+      </w:r>
+      <w:r>
+        <w:rPr>
+          <w:b w:val="0"/>
+        </w:rPr>
+        <w:t xml:space="preserve"> or contract. Record the change and its justification; do not silently turn unknown into a measured value.</w:t>
+      </w:r>
+    </w:p>
+    <w:p>
+      <w:pPr>
+        <w:spacing w:line="336" w:lineRule="auto" w:after="180"/>
+      </w:pPr>
+      <w:r>
+        <w:rPr>
+          <w:b w:val="0"/>
+        </w:rPr>
+        <w:t xml:space="preserve">Repeating an assessed case is new independent </w:t>
+      </w:r>
+      <w:r>
+        <w:rPr>
+          <w:b/>
+        </w:rPr>
+        <w:t>evidence</w:t>
+      </w:r>
+      <w:r>
+        <w:rPr>
+          <w:b w:val="0"/>
+        </w:rPr>
+        <w:t>: A replay checks consistency. An example used for feedback or revision cannot later be described as untouched final evaluation.</w:t>
+      </w:r>
+    </w:p>
+    <w:p>
+      <w:pPr>
+        <w:pStyle w:val="Heading3"/>
+      </w:pPr>
+      <w:r>
+        <w:t>Match the support to the first error</w:t>
+      </w:r>
+    </w:p>
+    <w:p>
+      <w:pPr>
         <w:pStyle w:val="Heading1"/>
       </w:pPr>
       <w:r>
-        <w:t>05. Assess and explain the answers</w:t>
-      </w:r>
-    </w:p>
-    <w:p>
-      <w:r>
-        <w:t>Use the Visual Composition questions, teacher keys and criteria after the relevant attempts. Previously discussed cases are practice; protect the separately selected independent task.</w:t>
+        <w:t>05. Assess the selected stars-and-containment description</w:t>
+      </w:r>
+    </w:p>
+    <w:p>
+      <w:r>
+        <w:t>Reveal this key after the first attempt; old provenance questions are review.</w:t>
+      </w:r>
+    </w:p>
+    <w:p>
+      <w:pPr>
+        <w:pStyle w:val="Heading2"/>
+      </w:pPr>
+      <w:r>
+        <w:t>Selected independent question and checked key</w:t>
+      </w:r>
+    </w:p>
+    <w:p>
+      <w:pPr>
+        <w:spacing w:line="336" w:lineRule="auto" w:after="180"/>
+      </w:pPr>
+      <w:r>
+        <w:rPr>
+          <w:b w:val="0"/>
+        </w:rPr>
+        <w:t>Selected case: A supplied drawing description says three stars are above a triangle, while a circle crosses the edge of a rectangle. The brief requires three stars above the triangle and the circle fully inside the rectangle.</w:t>
+      </w:r>
+    </w:p>
+    <w:p>
+      <w:pPr>
+        <w:spacing w:line="336" w:lineRule="auto" w:after="180"/>
+      </w:pPr>
+      <w:r>
+        <w:rPr>
+          <w:b w:val="0"/>
+        </w:rPr>
+        <w:t>Evaluate this description.</w:t>
+      </w:r>
+    </w:p>
+    <w:p>
+      <w:pPr>
+        <w:spacing w:line="336" w:lineRule="auto" w:after="180"/>
+      </w:pPr>
+      <w:r>
+        <w:rPr>
+          <w:b w:val="0"/>
+        </w:rPr>
+        <w:t>The supplied star count and above relation pass. Full containment fails because the circle crosses the rectangle edge. Check spatial relations as well as object presence.</w:t>
+      </w:r>
+    </w:p>
+    <w:p>
+      <w:pPr>
+        <w:spacing w:line="336" w:lineRule="auto" w:after="180"/>
+      </w:pPr>
+      <w:r>
+        <w:rPr>
+          <w:b w:val="0"/>
+        </w:rPr>
+        <w:t>This evaluates the supplied description, not an unseen image.</w:t>
+      </w:r>
+    </w:p>
+    <w:p>
+      <w:pPr>
+        <w:pStyle w:val="Heading2"/>
+      </w:pPr>
+      <w:r>
+        <w:t>Judge reasoning and scope</w:t>
+      </w:r>
+    </w:p>
+    <w:tbl>
+      <w:tblPr>
+        <w:tblStyle w:val="LightShading-Accent1"/>
+        <w:tblW w:type="auto" w:w="0"/>
+        <w:tblLook w:firstColumn="1" w:firstRow="1" w:lastColumn="0" w:lastRow="0" w:noHBand="0" w:noVBand="1" w:val="04A0"/>
+      </w:tblPr>
+      <w:tblGrid>
+        <w:gridCol w:w="5112"/>
+        <w:gridCol w:w="5112"/>
+      </w:tblGrid>
+      <w:tr>
+        <w:trPr>
+          <w:tblHeader/>
+        </w:trPr>
+        <w:tc>
+          <w:tcPr>
+            <w:tcW w:type="dxa" w:w="5112"/>
+          </w:tcPr>
+          <w:p>
+            <w:r>
+              <w:t>Dimension</w:t>
+            </w:r>
+          </w:p>
+        </w:tc>
+        <w:tc>
+          <w:tcPr>
+            <w:tcW w:type="dxa" w:w="5112"/>
+          </w:tcPr>
+          <w:p>
+            <w:r>
+              <w:t>Evidence required</w:t>
+            </w:r>
+          </w:p>
+        </w:tc>
+      </w:tr>
+      <w:tr>
+        <w:tc>
+          <w:tcPr>
+            <w:tcW w:type="dxa" w:w="5112"/>
+          </w:tcPr>
+          <w:p>
+            <w:r>
+              <w:t>Explanation</w:t>
+            </w:r>
+          </w:p>
+        </w:tc>
+        <w:tc>
+          <w:tcPr>
+            <w:tcW w:type="dxa" w:w="5112"/>
+          </w:tcPr>
+          <w:p>
+            <w:r>
+              <w:t>Names the applicable idea or procedure and ties it to the supplied facts.</w:t>
+            </w:r>
+          </w:p>
+        </w:tc>
+      </w:tr>
+      <w:tr>
+        <w:tc>
+          <w:tcPr>
+            <w:tcW w:type="dxa" w:w="5112"/>
+          </w:tcPr>
+          <w:p>
+            <w:r>
+              <w:t>Trace and result</w:t>
+            </w:r>
+          </w:p>
+        </w:tc>
+        <w:tc>
+          <w:tcPr>
+            <w:tcW w:type="dxa" w:w="5112"/>
+          </w:tcPr>
+          <w:p>
+            <w:r>
+              <w:t>Preserves the given inputs and shows the relevant intermediate steps; distinguishes a prediction from an observed execution.</w:t>
+            </w:r>
+          </w:p>
+        </w:tc>
+      </w:tr>
+      <w:tr>
+        <w:tc>
+          <w:tcPr>
+            <w:tcW w:type="dxa" w:w="5112"/>
+          </w:tcPr>
+          <w:p>
+            <w:r>
+              <w:t>Limits</w:t>
+            </w:r>
+          </w:p>
+        </w:tc>
+        <w:tc>
+          <w:tcPr>
+            <w:tcW w:type="dxa" w:w="5112"/>
+          </w:tcPr>
+          <w:p>
+            <w:r>
+              <w:t>States the assumptions, missing evidence or conditions under which the result would change.</w:t>
+            </w:r>
+          </w:p>
+        </w:tc>
+      </w:tr>
+    </w:tbl>
+    <w:p>
+      <w:pPr>
+        <w:spacing w:line="336" w:lineRule="auto" w:after="180"/>
+      </w:pPr>
+      <w:r>
+        <w:rPr>
+          <w:b w:val="0"/>
+        </w:rPr>
+        <w:t>Record each dimension as not yet, with support, or independent. Accept a valid alternative procedure with a defensible trace.</w:t>
+      </w:r>
+    </w:p>
+    <w:p>
+      <w:pPr>
+        <w:spacing w:line="336" w:lineRule="auto" w:after="180"/>
+      </w:pPr>
+      <w:r>
+        <w:rPr>
+          <w:b w:val="0"/>
+        </w:rPr>
+        <w:t xml:space="preserve">Do not penalise an honestly recorded model failure if the learner correctly explains its </w:t>
+      </w:r>
+      <w:r>
+        <w:rPr>
+          <w:b/>
+        </w:rPr>
+        <w:t>evidence</w:t>
+      </w:r>
+      <w:r>
+        <w:rPr>
+          <w:b w:val="0"/>
+        </w:rPr>
+        <w:t xml:space="preserve"> and limits.</w:t>
+      </w:r>
+    </w:p>
+    <w:p>
+      <w:pPr>
+        <w:pStyle w:val="Heading2"/>
+      </w:pPr>
+      <w:r>
+        <w:t>Give one repair action</w:t>
+      </w:r>
+    </w:p>
+    <w:p>
+      <w:pPr>
+        <w:spacing w:line="336" w:lineRule="auto" w:after="180"/>
+      </w:pPr>
+      <w:r>
+        <w:rPr>
+          <w:b w:val="0"/>
+        </w:rPr>
+        <w:t>Name the earliest unsupported step and give one action to repair it. Have the learner make that repair now and explain why. Then assess the relevant skill on a fresh, fully specified case.</w:t>
+      </w:r>
+    </w:p>
+    <w:p>
+      <w:pPr>
+        <w:spacing w:line="336" w:lineRule="auto" w:after="180"/>
+      </w:pPr>
+      <w:r>
+        <w:rPr>
+          <w:b w:val="0"/>
+        </w:rPr>
+        <w:t>Confirm it was not previously practised with feedback; solve and check the new case before assigning it. A follow-up design prompt is a starting brief, not automatically an equivalent test.</w:t>
+      </w:r>
+    </w:p>
+    <w:p>
+      <w:pPr>
+        <w:pStyle w:val="Heading2"/>
+      </w:pPr>
+      <w:r>
+        <w:t>Current workbook guidance</w:t>
+      </w:r>
+    </w:p>
+    <w:p>
+      <w:pPr>
+        <w:spacing w:line="336" w:lineRule="auto" w:after="180"/>
+      </w:pPr>
+      <w:r>
+        <w:rPr>
+          <w:b w:val="0"/>
+        </w:rPr>
+        <w:t>Current W1: name count,labels,position and semantic flow. W2: original count/labels pass,position/flow fail; changed positionpasses,flowstillfails. W3: object presence is insufficient for the specified relationship. W5: accept a complete one-relation change with explicit expected criterion results and no invented model observation. Keep the selected stars/containment assessment separate.</w:t>
+      </w:r>
+    </w:p>
+    <w:p>
+      <w:pPr>
+        <w:pStyle w:val="Heading2"/>
+      </w:pPr>
+      <w:r>
+        <w:t>Review · Earlier provenance questions and keys · reference / check after trying</w:t>
       </w:r>
     </w:p>
     <w:p>
@@ -3582,51 +4052,522 @@
         <w:pStyle w:val="Heading3"/>
       </w:pPr>
       <w:r>
+        <w:t>W1 Explain the mechanism</w:t>
+      </w:r>
+    </w:p>
+    <w:p>
+      <w:pPr>
+        <w:spacing w:line="336" w:lineRule="auto" w:after="180"/>
+      </w:pPr>
+      <w:r>
+        <w:rPr>
+          <w:b w:val="0"/>
+        </w:rPr>
+        <w:t xml:space="preserve">Explain the weekly </w:t>
+      </w:r>
+      <w:r>
+        <w:rPr>
+          <w:b/>
+        </w:rPr>
+        <w:t>mechanism</w:t>
+      </w:r>
+      <w:r>
+        <w:rPr>
+          <w:b w:val="0"/>
+        </w:rPr>
+        <w:t xml:space="preserve"> in your own words. Use the worked scenario to name its </w:t>
+      </w:r>
+      <w:r>
+        <w:rPr>
+          <w:b/>
+        </w:rPr>
+        <w:t>input</w:t>
+      </w:r>
+      <w:r>
+        <w:rPr>
+          <w:b w:val="0"/>
+        </w:rPr>
+        <w:t xml:space="preserve">, decision rule and </w:t>
+      </w:r>
+      <w:r>
+        <w:rPr>
+          <w:b/>
+        </w:rPr>
+        <w:t>output</w:t>
+      </w:r>
+      <w:r>
+        <w:rPr>
+          <w:b w:val="0"/>
+        </w:rPr>
+        <w:t>.</w:t>
+      </w:r>
+    </w:p>
+    <w:p>
+      <w:pPr>
+        <w:spacing w:line="336" w:lineRule="auto" w:after="180"/>
+      </w:pPr>
+      <w:r>
+        <w:rPr>
+          <w:b w:val="0"/>
+        </w:rPr>
+        <w:t xml:space="preserve">Teacher explanation: An image generator constructs an </w:t>
+      </w:r>
+      <w:r>
+        <w:rPr>
+          <w:b/>
+        </w:rPr>
+        <w:t>output</w:t>
+      </w:r>
+      <w:r>
+        <w:rPr>
+          <w:b w:val="0"/>
+        </w:rPr>
+        <w:t xml:space="preserve"> from learned patterns and a specification. A generated picture is not a record that the depicted event occurred.</w:t>
+      </w:r>
+    </w:p>
+    <w:p>
+      <w:pPr>
+        <w:spacing w:line="336" w:lineRule="auto" w:after="180"/>
+      </w:pPr>
+      <w:r>
+        <w:rPr>
+          <w:b w:val="0"/>
+        </w:rPr>
+        <w:t xml:space="preserve">Keep a </w:t>
+      </w:r>
+      <w:r>
+        <w:rPr>
+          <w:b/>
+        </w:rPr>
+        <w:t>provenance</w:t>
+      </w:r>
+      <w:r>
+        <w:rPr>
+          <w:b w:val="0"/>
+        </w:rPr>
+        <w:t xml:space="preserve"> record containing specification, tool/version when known, generation date, edits, permissions and intended use. Label fictional imagery.</w:t>
+      </w:r>
+    </w:p>
+    <w:p>
+      <w:pPr>
+        <w:spacing w:line="336" w:lineRule="auto" w:after="180"/>
+      </w:pPr>
+      <w:r>
+        <w:rPr>
+          <w:b w:val="0"/>
+        </w:rPr>
+        <w:t>Inspect visual requirements and avoid inferring identity or event authenticity from appearance.</w:t>
+      </w:r>
+    </w:p>
+    <w:p>
+      <w:pPr>
+        <w:pStyle w:val="Heading3"/>
+      </w:pPr>
+      <w:r>
+        <w:t>W2 Trace the worked case</w:t>
+      </w:r>
+    </w:p>
+    <w:p>
+      <w:pPr>
+        <w:spacing w:line="336" w:lineRule="auto" w:after="180"/>
+      </w:pPr>
+      <w:r>
+        <w:rPr>
+          <w:b w:val="0"/>
+        </w:rPr>
+        <w:t>A fictional poster requires exactly three labelled circles. Generated image shows four circles and one unreadable label. A caption calls it a photograph of a real lesson.</w:t>
+      </w:r>
+    </w:p>
+    <w:p>
+      <w:pPr>
+        <w:spacing w:line="336" w:lineRule="auto" w:after="180"/>
+      </w:pPr>
+      <w:r>
+        <w:rPr>
+          <w:b w:val="0"/>
+        </w:rPr>
+        <w:t>Show the intermediate steps and give the conclusion with its scope.</w:t>
+      </w:r>
+    </w:p>
+    <w:p>
+      <w:pPr>
+        <w:spacing w:line="336" w:lineRule="auto" w:after="180"/>
+      </w:pPr>
+      <w:r>
+        <w:rPr>
+          <w:b w:val="0"/>
+        </w:rPr>
+        <w:t>Teacher explanation: It fails count and label criteria; the photograph claim is unsupported. Record it as a generated fictional illustration and revise or reject before use.</w:t>
+      </w:r>
+    </w:p>
+    <w:p>
+      <w:pPr>
+        <w:pStyle w:val="Heading3"/>
+      </w:pPr>
+      <w:r>
+        <w:t>W3 Audit the limit</w:t>
+      </w:r>
+    </w:p>
+    <w:p>
+      <w:pPr>
+        <w:spacing w:line="336" w:lineRule="auto" w:after="180"/>
+      </w:pPr>
+      <w:r>
+        <w:rPr>
+          <w:b w:val="0"/>
+        </w:rPr>
+        <w:t xml:space="preserve">A report omits this qualification: </w:t>
+      </w:r>
+      <w:r>
+        <w:rPr>
+          <w:b/>
+        </w:rPr>
+        <w:t>Provenance</w:t>
+      </w:r>
+      <w:r>
+        <w:rPr>
+          <w:b w:val="0"/>
+        </w:rPr>
+        <w:t xml:space="preserve"> tracks production history; it does not prove the content is accurate or establish every legal permission.</w:t>
+      </w:r>
+    </w:p>
+    <w:p>
+      <w:pPr>
+        <w:spacing w:line="336" w:lineRule="auto" w:after="180"/>
+      </w:pPr>
+      <w:r>
+        <w:rPr>
+          <w:b w:val="0"/>
+        </w:rPr>
+        <w:t>Explain how omitting it could change a reader's interpretation, and write an accurate replacement.</w:t>
+      </w:r>
+    </w:p>
+    <w:p>
+      <w:pPr>
+        <w:spacing w:line="336" w:lineRule="auto" w:after="180"/>
+      </w:pPr>
+      <w:r>
+        <w:rPr>
+          <w:b w:val="0"/>
+        </w:rPr>
+        <w:t xml:space="preserve">Teacher explanation: </w:t>
+      </w:r>
+      <w:r>
+        <w:rPr>
+          <w:b/>
+        </w:rPr>
+        <w:t>Provenance</w:t>
+      </w:r>
+      <w:r>
+        <w:rPr>
+          <w:b w:val="0"/>
+        </w:rPr>
+        <w:t xml:space="preserve"> tracks production history; it does not prove the content is accurate or establish every legal permission.</w:t>
+      </w:r>
+    </w:p>
+    <w:p>
+      <w:pPr>
+        <w:spacing w:line="336" w:lineRule="auto" w:after="180"/>
+      </w:pPr>
+      <w:r>
+        <w:rPr>
+          <w:b w:val="0"/>
+        </w:rPr>
+        <w:t xml:space="preserve">State the observed result separately from the unverified or out-of-scope claim; preserve the original </w:t>
+      </w:r>
+      <w:r>
+        <w:rPr>
+          <w:b/>
+        </w:rPr>
+        <w:t>evidence</w:t>
+      </w:r>
+      <w:r>
+        <w:rPr>
+          <w:b w:val="0"/>
+        </w:rPr>
+        <w:t xml:space="preserve"> rather than inventing a missing fact.</w:t>
+      </w:r>
+    </w:p>
+    <w:p>
+      <w:pPr>
+        <w:pStyle w:val="Heading3"/>
+      </w:pPr>
+      <w:r>
+        <w:t>W4 Apply a new case independently</w:t>
+      </w:r>
+    </w:p>
+    <w:p>
+      <w:pPr>
+        <w:spacing w:line="336" w:lineRule="auto" w:after="180"/>
+      </w:pPr>
+      <w:r>
+        <w:rPr>
+          <w:b w:val="0"/>
+        </w:rPr>
+        <w:t xml:space="preserve">A generated diagram requires two arrows and labels </w:t>
+      </w:r>
+      <w:r>
+        <w:rPr>
+          <w:b/>
+        </w:rPr>
+        <w:t>input</w:t>
+      </w:r>
+      <w:r>
+        <w:rPr>
+          <w:b w:val="0"/>
+        </w:rPr>
+        <w:t>/</w:t>
+      </w:r>
+      <w:r>
+        <w:rPr>
+          <w:b/>
+        </w:rPr>
+        <w:t>output</w:t>
+      </w:r>
+      <w:r>
+        <w:rPr>
+          <w:b w:val="0"/>
+        </w:rPr>
+        <w:t xml:space="preserve">. It has two arrows but swapped labels. Metadata records generation, yet the caption says experimental </w:t>
+      </w:r>
+      <w:r>
+        <w:rPr>
+          <w:b/>
+        </w:rPr>
+        <w:t>observation</w:t>
+      </w:r>
+      <w:r>
+        <w:rPr>
+          <w:b w:val="0"/>
+        </w:rPr>
+        <w:t>. Audit.</w:t>
+      </w:r>
+    </w:p>
+    <w:p>
+      <w:pPr>
+        <w:spacing w:line="336" w:lineRule="auto" w:after="180"/>
+      </w:pPr>
+      <w:r>
+        <w:rPr>
+          <w:b w:val="0"/>
+        </w:rPr>
+        <w:t xml:space="preserve">Teacher explanation: Arrow count passes; label semantics fail. Metadata supports generation </w:t>
+      </w:r>
+      <w:r>
+        <w:rPr>
+          <w:b/>
+        </w:rPr>
+        <w:t>provenance</w:t>
+      </w:r>
+      <w:r>
+        <w:rPr>
+          <w:b w:val="0"/>
+        </w:rPr>
+        <w:t>, not observed-event authenticity; replace the caption and correct labels.</w:t>
+      </w:r>
+    </w:p>
+    <w:p>
+      <w:pPr>
+        <w:pStyle w:val="Heading3"/>
+      </w:pPr>
+      <w:r>
+        <w:t>W5 Design a revealing follow-up</w:t>
+      </w:r>
+    </w:p>
+    <w:p>
+      <w:pPr>
+        <w:spacing w:line="336" w:lineRule="auto" w:after="180"/>
+      </w:pPr>
+      <w:r>
+        <w:rPr>
+          <w:b w:val="0"/>
+        </w:rPr>
+        <w:t>For the worked scenario, propose one additional case that could reveal a failure, describe its expected outcome before running it, and explain what would need to remain fixed for a fair comparison.</w:t>
+      </w:r>
+    </w:p>
+    <w:p>
+      <w:pPr>
+        <w:spacing w:line="336" w:lineRule="auto" w:after="180"/>
+      </w:pPr>
+      <w:r>
+        <w:rPr>
+          <w:b w:val="0"/>
+        </w:rPr>
+        <w:t>Do not reuse W4 as a new final test after receiving feedback.</w:t>
+      </w:r>
+    </w:p>
+    <w:p>
+      <w:pPr>
+        <w:spacing w:line="336" w:lineRule="auto" w:after="180"/>
+      </w:pPr>
+      <w:r>
+        <w:rPr>
+          <w:b w:val="0"/>
+        </w:rPr>
+        <w:t xml:space="preserve">Teacher explanation: Accept a concrete variant of the worked </w:t>
+      </w:r>
+      <w:r>
+        <w:rPr>
+          <w:b/>
+        </w:rPr>
+        <w:t>input</w:t>
+      </w:r>
+      <w:r>
+        <w:rPr>
+          <w:b w:val="0"/>
+        </w:rPr>
+        <w:t xml:space="preserve"> or a missing/conflicting/boundary condition, with an expectation derived from the declared procedure.</w:t>
+      </w:r>
+    </w:p>
+    <w:p>
+      <w:pPr>
+        <w:spacing w:line="336" w:lineRule="auto" w:after="180"/>
+      </w:pPr>
+      <w:r>
+        <w:rPr>
+          <w:b w:val="0"/>
+        </w:rPr>
+        <w:t xml:space="preserve">Require preserved </w:t>
+      </w:r>
+      <w:r>
+        <w:rPr>
+          <w:b/>
+        </w:rPr>
+        <w:t>setting</w:t>
+      </w:r>
+      <w:r>
+        <w:rPr>
+          <w:b w:val="0"/>
+        </w:rPr>
+        <w:t xml:space="preserve">s, original </w:t>
+      </w:r>
+      <w:r>
+        <w:rPr>
+          <w:b/>
+        </w:rPr>
+        <w:t>output</w:t>
+      </w:r>
+      <w:r>
+        <w:rPr>
+          <w:b w:val="0"/>
+        </w:rPr>
+        <w:t xml:space="preserve">s and data roles. </w:t>
+      </w:r>
+      <w:r>
+        <w:rPr>
+          <w:b/>
+        </w:rPr>
+        <w:t>Provenance</w:t>
+      </w:r>
+      <w:r>
+        <w:rPr>
+          <w:b w:val="0"/>
+        </w:rPr>
+        <w:t xml:space="preserve"> tracks production history; it does not prove the content is accurate or establish every legal permission.</w:t>
+      </w:r>
+    </w:p>
+    <w:p>
+      <w:pPr>
+        <w:spacing w:line="336" w:lineRule="auto" w:after="180"/>
+      </w:pPr>
+      <w:r>
+        <w:rPr>
+          <w:b w:val="0"/>
+        </w:rPr>
+        <w:t xml:space="preserve">The new case should test this particular </w:t>
+      </w:r>
+      <w:r>
+        <w:rPr>
+          <w:b/>
+        </w:rPr>
+        <w:t>mechanism</w:t>
+      </w:r>
+      <w:r>
+        <w:rPr>
+          <w:b w:val="0"/>
+        </w:rPr>
+        <w:t xml:space="preserve"> rather than merely restate the original result.</w:t>
+      </w:r>
+    </w:p>
+    <w:p>
+      <w:pPr>
+        <w:pStyle w:val="Heading2"/>
+      </w:pPr>
+      <w:r>
+        <w:t>Earlier wording, alternatives and picture transcripts · reference / check after trying</w:t>
+      </w:r>
+    </w:p>
+    <w:p>
+      <w:pPr>
+        <w:spacing w:line="336" w:lineRule="auto" w:after="180"/>
+      </w:pPr>
+      <w:r>
+        <w:rPr>
+          <w:b w:val="0"/>
+        </w:rPr>
+        <w:t>Assess and explain the answers</w:t>
+      </w:r>
+    </w:p>
+    <w:p>
+      <w:pPr>
+        <w:pStyle w:val="Heading3"/>
+      </w:pPr>
+      <w:r>
         <w:t>Worked case answer</w:t>
       </w:r>
     </w:p>
     <w:p>
       <w:pPr>
+        <w:spacing w:line="336" w:lineRule="auto" w:after="180"/>
+      </w:pPr>
+      <w:r>
+        <w:rPr>
+          <w:b w:val="0"/>
+        </w:rPr>
+        <w:t xml:space="preserve">Check </w:t>
+      </w:r>
+      <w:r>
+        <w:rPr>
+          <w:b/>
+        </w:rPr>
+        <w:t>subject</w:t>
+      </w:r>
+      <w:r>
+        <w:rPr>
+          <w:b w:val="0"/>
+        </w:rPr>
+        <w:t xml:space="preserve">s, relative size, positions and sky separately. The position violates composition even if </w:t>
+      </w:r>
+      <w:r>
+        <w:rPr>
+          <w:b/>
+        </w:rPr>
+        <w:t>subject</w:t>
+      </w:r>
+      <w:r>
+        <w:rPr>
+          <w:b w:val="0"/>
+        </w:rPr>
+        <w:t>s exist.</w:t>
+      </w:r>
+    </w:p>
+    <w:p>
+      <w:pPr>
         <w:pStyle w:val="Heading3"/>
       </w:pPr>
       <w:r>
-        <w:t>Teacher key · Worked case answer</w:t>
+        <w:t>Additional transfer practice question</w:t>
       </w:r>
     </w:p>
     <w:p>
       <w:pPr>
         <w:spacing w:line="336" w:lineRule="auto" w:after="180"/>
-        <w:shd w:fill="F1F6FC"/>
-      </w:pPr>
-      <w:r>
-        <w:rPr>
-          <w:b w:val="0"/>
-        </w:rPr>
-        <w:t xml:space="preserve">Check </w:t>
-      </w:r>
-      <w:r>
-        <w:rPr>
-          <w:b/>
-        </w:rPr>
-        <w:t>subject</w:t>
-      </w:r>
-      <w:r>
-        <w:rPr>
-          <w:b w:val="0"/>
-        </w:rPr>
-        <w:t xml:space="preserve">s, relative size, positions and sky separately. The position violates composition even if </w:t>
-      </w:r>
-      <w:r>
-        <w:rPr>
-          <w:b/>
-        </w:rPr>
-        <w:t>subject</w:t>
-      </w:r>
-      <w:r>
-        <w:rPr>
-          <w:b w:val="0"/>
-        </w:rPr>
-        <w:t>s exist.</w:t>
+      </w:pPr>
+      <w:r>
+        <w:rPr>
+          <w:b w:val="0"/>
+        </w:rPr>
+        <w:t>A poster puts pale yellow labels on white and hides the main object behind decorations. Suggest two revisions and how to check them.</w:t>
       </w:r>
     </w:p>
     <w:p>
@@ -3634,49 +4575,12 @@
         <w:pStyle w:val="Heading3"/>
       </w:pPr>
       <w:r>
-        <w:t>Independent question</w:t>
-      </w:r>
-    </w:p>
-    <w:p>
-      <w:pPr>
-        <w:pStyle w:val="Heading3"/>
-      </w:pPr>
-      <w:r>
-        <w:t>Independent question · withhold the key</w:t>
+        <w:t>Reasoned practice answer</w:t>
       </w:r>
     </w:p>
     <w:p>
       <w:pPr>
         <w:spacing w:line="336" w:lineRule="auto" w:after="180"/>
-        <w:shd w:fill="F5F1FB"/>
-      </w:pPr>
-      <w:r>
-        <w:rPr>
-          <w:b w:val="0"/>
-        </w:rPr>
-        <w:t>A poster puts pale yellow labels on white and hides the main object behind decorations. Suggest two revisions and how to check them.</w:t>
-      </w:r>
-    </w:p>
-    <w:p>
-      <w:pPr>
-        <w:pStyle w:val="Heading3"/>
-      </w:pPr>
-      <w:r>
-        <w:t>Expected independent answer</w:t>
-      </w:r>
-    </w:p>
-    <w:p>
-      <w:pPr>
-        <w:pStyle w:val="Heading3"/>
-      </w:pPr>
-      <w:r>
-        <w:t>Teacher key · Expected independent answer</w:t>
-      </w:r>
-    </w:p>
-    <w:p>
-      <w:pPr>
-        <w:spacing w:line="336" w:lineRule="auto" w:after="180"/>
-        <w:shd w:fill="F1F6FC"/>
       </w:pPr>
       <w:r>
         <w:rPr>
@@ -3982,1188 +4886,278 @@
     </w:p>
     <w:p>
       <w:pPr>
+        <w:spacing w:line="336" w:lineRule="auto" w:after="180"/>
+      </w:pPr>
+      <w:r>
+        <w:rPr>
+          <w:b w:val="0"/>
+        </w:rPr>
+        <w:t>Verify count=2 trees and the bench's horizontal position lies between the trees, with the sun in the agreed upper-right region. Presence alone passes an incomplete rubric.</w:t>
+      </w:r>
+    </w:p>
+    <w:p>
+      <w:pPr>
+        <w:spacing w:line="336" w:lineRule="auto" w:after="180"/>
+      </w:pPr>
+      <w:r>
+        <w:rPr>
+          <w:b w:val="0"/>
+        </w:rPr>
+        <w:t>Use labelled coordinates or a simple layout sketch to make the relation checkable.</w:t>
+      </w:r>
+    </w:p>
+    <w:p>
+      <w:pPr>
         <w:pStyle w:val="Heading3"/>
       </w:pPr>
       <w:r>
-        <w:t>Teacher key · Original transfer answer</w:t>
+        <w:t>Explanations for the additional workbook examples</w:t>
+      </w:r>
+    </w:p>
+    <w:p>
+      <w:pPr>
+        <w:pStyle w:val="Heading3"/>
+      </w:pPr>
+      <w:r>
+        <w:t>Assess independent transfer</w:t>
+      </w:r>
+    </w:p>
+    <w:p>
+      <w:pPr>
+        <w:pStyle w:val="Heading3"/>
+      </w:pPr>
+      <w:r>
+        <w:t>Selected case answer</w:t>
+      </w:r>
+    </w:p>
+    <w:p>
+      <w:pPr>
+        <w:pStyle w:val="Heading3"/>
+      </w:pPr>
+      <w:r>
+        <w:t>Feedback that the learner uses</w:t>
+      </w:r>
+    </w:p>
+    <w:p>
+      <w:pPr>
+        <w:pStyle w:val="Heading1"/>
+      </w:pPr>
+      <w:r>
+        <w:t>06. Connect, adapt and return</w:t>
+      </w:r>
+    </w:p>
+    <w:p>
+      <w:r>
+        <w:t>Retain the project evidence and revisit the reasoning on a changed case.</w:t>
+      </w:r>
+    </w:p>
+    <w:p>
+      <w:pPr>
+        <w:pStyle w:val="Heading2"/>
+      </w:pPr>
+      <w:r>
+        <w:t>Project evidence to keep</w:t>
       </w:r>
     </w:p>
     <w:p>
       <w:pPr>
         <w:spacing w:line="336" w:lineRule="auto" w:after="180"/>
-        <w:shd w:fill="F1F6FC"/>
-      </w:pPr>
-      <w:r>
-        <w:rPr>
-          <w:b w:val="0"/>
-        </w:rPr>
-        <w:t>Verify count=2 trees and the bench's horizontal position lies between the trees, with the sun in the agreed upper-right region. Presence alone passes an incomplete rubric.</w:t>
+      </w:pPr>
+      <w:r>
+        <w:rPr>
+          <w:b w:val="0"/>
+        </w:rPr>
+        <w:t xml:space="preserve">Create age-fit explanatory visuals with labeled purpose and no invented documentary </w:t>
+      </w:r>
+      <w:r>
+        <w:rPr>
+          <w:b/>
+        </w:rPr>
+        <w:t>evidence</w:t>
+      </w:r>
+      <w:r>
+        <w:rPr>
+          <w:b w:val="0"/>
+        </w:rPr>
+        <w:t>.</w:t>
       </w:r>
     </w:p>
     <w:p>
       <w:pPr>
         <w:spacing w:line="336" w:lineRule="auto" w:after="180"/>
-        <w:shd w:fill="F1F6FC"/>
-      </w:pPr>
-      <w:r>
-        <w:rPr>
-          <w:b w:val="0"/>
-        </w:rPr>
-        <w:t>Use labelled coordinates or a simple layout sketch to make the relation checkable.</w:t>
-      </w:r>
-    </w:p>
-    <w:p>
-      <w:pPr>
-        <w:pStyle w:val="Heading3"/>
-      </w:pPr>
-      <w:r>
-        <w:t>Explanations for the additional workbook examples</w:t>
-      </w:r>
-    </w:p>
-    <w:p>
-      <w:pPr>
-        <w:pStyle w:val="Heading3"/>
-      </w:pPr>
-      <w:r>
-        <w:t>W1 Explain the mechanism</w:t>
-      </w:r>
-    </w:p>
-    <w:p>
-      <w:pPr>
-        <w:pStyle w:val="Heading3"/>
-      </w:pPr>
-      <w:r>
-        <w:t>Workbook question · W1</w:t>
+      </w:pPr>
+      <w:r>
+        <w:rPr>
+          <w:b w:val="0"/>
+        </w:rPr>
+        <w:t xml:space="preserve">Keep the decision, </w:t>
+      </w:r>
+      <w:r>
+        <w:rPr>
+          <w:b/>
+        </w:rPr>
+        <w:t>input</w:t>
+      </w:r>
+      <w:r>
+        <w:rPr>
+          <w:b w:val="0"/>
+        </w:rPr>
+        <w:t xml:space="preserve">, result, explanation and remaining limitation in the project </w:t>
+      </w:r>
+      <w:r>
+        <w:rPr>
+          <w:b/>
+        </w:rPr>
+        <w:t>evidence</w:t>
+      </w:r>
+      <w:r>
+        <w:rPr>
+          <w:b w:val="0"/>
+        </w:rPr>
+        <w:t xml:space="preserve"> record. Retrieve this record next week rather than restarting the project.</w:t>
       </w:r>
     </w:p>
     <w:p>
       <w:pPr>
         <w:spacing w:line="336" w:lineRule="auto" w:after="180"/>
-        <w:shd w:fill="F5F1FB"/>
-      </w:pPr>
-      <w:r>
-        <w:rPr>
-          <w:b w:val="0"/>
-        </w:rPr>
-        <w:t xml:space="preserve">Explain the weekly </w:t>
+      </w:pPr>
+      <w:r>
+        <w:rPr>
+          <w:b w:val="0"/>
+        </w:rPr>
+        <w:t>Create Study Buddy diagram rubrics covering counts, readable labels, containment, order and meaningful arrow direction.</w:t>
+      </w:r>
+    </w:p>
+    <w:p>
+      <w:pPr>
+        <w:pStyle w:val="Heading2"/>
+      </w:pPr>
+      <w:r>
+        <w:t>Support while preserving the reasoning goal</w:t>
+      </w:r>
+    </w:p>
+    <w:p>
+      <w:pPr>
+        <w:spacing w:line="336" w:lineRule="auto" w:after="180"/>
+      </w:pPr>
+      <w:r>
+        <w:rPr>
+          <w:b w:val="0"/>
+        </w:rPr>
+        <w:t xml:space="preserve">Provide one short approved passage; separate instruction, </w:t>
       </w:r>
       <w:r>
         <w:rPr>
           <w:b/>
         </w:rPr>
+        <w:t>input</w:t>
+      </w:r>
+      <w:r>
+        <w:rPr>
+          <w:b w:val="0"/>
+        </w:rPr>
+        <w:t xml:space="preserve">, </w:t>
+      </w:r>
+      <w:r>
+        <w:rPr>
+          <w:b/>
+        </w:rPr>
+        <w:t>output</w:t>
+      </w:r>
+      <w:r>
+        <w:rPr>
+          <w:b w:val="0"/>
+        </w:rPr>
+        <w:t xml:space="preserve"> and </w:t>
+      </w:r>
+      <w:r>
+        <w:rPr>
+          <w:b/>
+        </w:rPr>
+        <w:t>evidence</w:t>
+      </w:r>
+      <w:r>
+        <w:rPr>
+          <w:b w:val="0"/>
+        </w:rPr>
+        <w:t>. Stretch: introduce an unsupported claim or conflicting source and validate claim by claim with a fallback.</w:t>
+      </w:r>
+    </w:p>
+    <w:p>
+      <w:pPr>
+        <w:spacing w:line="336" w:lineRule="auto" w:after="180"/>
+      </w:pPr>
+      <w:r>
+        <w:rPr>
+          <w:b w:val="0"/>
+        </w:rPr>
+        <w:t xml:space="preserve">Provide an </w:t>
+      </w:r>
+      <w:r>
+        <w:rPr>
+          <w:b/>
+        </w:rPr>
+        <w:t>input</w:t>
+      </w:r>
+      <w:r>
+        <w:rPr>
+          <w:b w:val="0"/>
+        </w:rPr>
+        <w:t>/procedure/result/limit frame and a calculator when needed. Ask students to identify the first step before completing the whole trace.</w:t>
+      </w:r>
+    </w:p>
+    <w:p>
+      <w:pPr>
+        <w:spacing w:line="336" w:lineRule="auto" w:after="180"/>
+      </w:pPr>
+      <w:r>
+        <w:rPr>
+          <w:b w:val="0"/>
+        </w:rPr>
+        <w:t xml:space="preserve">Extension: compare two concrete variants of this </w:t>
+      </w:r>
+      <w:r>
+        <w:rPr>
+          <w:b/>
+        </w:rPr>
         <w:t>mechanism</w:t>
       </w:r>
       <w:r>
         <w:rPr>
           <w:b w:val="0"/>
         </w:rPr>
-        <w:t xml:space="preserve"> in your own words. Use the worked scenario to name its </w:t>
+        <w:t xml:space="preserve"> while holding unrelated conditions fixed; report both successful and unsuccessful outcomes.</w:t>
+      </w:r>
+    </w:p>
+    <w:p>
+      <w:pPr>
+        <w:spacing w:line="336" w:lineRule="auto" w:after="180"/>
+      </w:pPr>
+      <w:r>
+        <w:rPr>
+          <w:b w:val="0"/>
+        </w:rPr>
+        <w:t xml:space="preserve">Selected independent task: the supplied three-star count and above-triangle relation pass; the circle crossing the rectangle edge violates full containment. Evaluate the description, not an unseen image. Fresh retry: two books are below a shelf while a cup overlaps a tray edge; the brief requires two books above the shelf and the cup fully inside the tray. Count passes; both position and containment fail. Record support and collect the first attempt before feedback. The earlier two-arrow </w:t>
       </w:r>
       <w:r>
         <w:rPr>
           <w:b/>
         </w:rPr>
-        <w:t>input</w:t>
-      </w:r>
-      <w:r>
-        <w:rPr>
-          <w:b w:val="0"/>
-        </w:rPr>
-        <w:t xml:space="preserve">, decision rule and </w:t>
-      </w:r>
-      <w:r>
-        <w:rPr>
-          <w:b/>
-        </w:rPr>
-        <w:t>output</w:t>
-      </w:r>
-      <w:r>
-        <w:rPr>
-          <w:b w:val="0"/>
-        </w:rPr>
-        <w:t>.</w:t>
-      </w:r>
-    </w:p>
-    <w:p>
-      <w:pPr>
-        <w:pStyle w:val="Heading3"/>
-      </w:pPr>
-      <w:r>
-        <w:t>Teacher reasoning · W1</w:t>
-      </w:r>
-    </w:p>
-    <w:p>
-      <w:pPr>
-        <w:spacing w:line="336" w:lineRule="auto" w:after="180"/>
-        <w:shd w:fill="F1F6FC"/>
-      </w:pPr>
-      <w:r>
-        <w:rPr>
-          <w:b w:val="0"/>
-        </w:rPr>
-        <w:t xml:space="preserve">Teacher explanation: An image generator constructs an </w:t>
-      </w:r>
-      <w:r>
-        <w:rPr>
-          <w:b/>
-        </w:rPr>
-        <w:t>output</w:t>
-      </w:r>
-      <w:r>
-        <w:rPr>
-          <w:b w:val="0"/>
-        </w:rPr>
-        <w:t xml:space="preserve"> from learned patterns and a specification. A generated picture is not a record that the depicted event occurred.</w:t>
-      </w:r>
-    </w:p>
-    <w:p>
-      <w:pPr>
-        <w:spacing w:line="336" w:lineRule="auto" w:after="180"/>
-        <w:shd w:fill="F1F6FC"/>
-      </w:pPr>
-      <w:r>
-        <w:rPr>
-          <w:b w:val="0"/>
-        </w:rPr>
-        <w:t xml:space="preserve">Keep a </w:t>
-      </w:r>
-      <w:r>
-        <w:rPr>
-          <w:b/>
-        </w:rPr>
         <w:t>provenance</w:t>
       </w:r>
       <w:r>
         <w:rPr>
           <w:b w:val="0"/>
         </w:rPr>
-        <w:t xml:space="preserve"> record containing specification, tool/version when known, generation date, edits, permissions and intended use. Label fictional imagery.</w:t>
-      </w:r>
-    </w:p>
-    <w:p>
-      <w:pPr>
-        <w:spacing w:line="336" w:lineRule="auto" w:after="180"/>
-        <w:shd w:fill="F1F6FC"/>
-      </w:pPr>
-      <w:r>
-        <w:rPr>
-          <w:b w:val="0"/>
-        </w:rPr>
-        <w:t>Inspect visual requirements and avoid inferring identity or event authenticity from appearance.</w:t>
-      </w:r>
-    </w:p>
-    <w:p>
-      <w:pPr>
-        <w:pStyle w:val="Heading3"/>
-      </w:pPr>
-      <w:r>
-        <w:t>W2 Trace the worked case</w:t>
-      </w:r>
-    </w:p>
-    <w:p>
-      <w:pPr>
-        <w:pStyle w:val="Heading3"/>
-      </w:pPr>
-      <w:r>
-        <w:t>Workbook question · W2</w:t>
-      </w:r>
-    </w:p>
-    <w:p>
-      <w:pPr>
-        <w:spacing w:line="336" w:lineRule="auto" w:after="180"/>
-        <w:shd w:fill="F5F1FB"/>
-      </w:pPr>
-      <w:r>
-        <w:rPr>
-          <w:b w:val="0"/>
-        </w:rPr>
-        <w:t>A fictional poster requires exactly three labelled circles. Generated image shows four circles and one unreadable label. A caption calls it a photograph of a real lesson.</w:t>
-      </w:r>
-    </w:p>
-    <w:p>
-      <w:pPr>
-        <w:spacing w:line="336" w:lineRule="auto" w:after="180"/>
-        <w:shd w:fill="F5F1FB"/>
-      </w:pPr>
-      <w:r>
-        <w:rPr>
-          <w:b w:val="0"/>
-        </w:rPr>
-        <w:t>Show the intermediate steps and give the conclusion with its scope.</w:t>
-      </w:r>
-    </w:p>
-    <w:p>
-      <w:pPr>
-        <w:pStyle w:val="Heading3"/>
-      </w:pPr>
-      <w:r>
-        <w:t>Teacher reasoning · W2</w:t>
-      </w:r>
-    </w:p>
-    <w:p>
-      <w:pPr>
-        <w:spacing w:line="336" w:lineRule="auto" w:after="180"/>
-        <w:shd w:fill="F1F6FC"/>
-      </w:pPr>
-      <w:r>
-        <w:rPr>
-          <w:b w:val="0"/>
-        </w:rPr>
-        <w:t>Teacher explanation: It fails count and label criteria; the photograph claim is unsupported. Record it as a generated fictional illustration and revise or reject before use.</w:t>
-      </w:r>
-    </w:p>
-    <w:p>
-      <w:pPr>
-        <w:pStyle w:val="Heading3"/>
-      </w:pPr>
-      <w:r>
-        <w:t>W3 Audit the limit</w:t>
-      </w:r>
-    </w:p>
-    <w:p>
-      <w:pPr>
-        <w:pStyle w:val="Heading3"/>
-      </w:pPr>
-      <w:r>
-        <w:t>Workbook question · W3</w:t>
-      </w:r>
-    </w:p>
-    <w:p>
-      <w:pPr>
-        <w:spacing w:line="336" w:lineRule="auto" w:after="180"/>
-        <w:shd w:fill="F5F1FB"/>
-      </w:pPr>
-      <w:r>
-        <w:rPr>
-          <w:b w:val="0"/>
-        </w:rPr>
-        <w:t xml:space="preserve">A report omits this qualification: </w:t>
-      </w:r>
-      <w:r>
-        <w:rPr>
-          <w:b/>
-        </w:rPr>
-        <w:t>Provenance</w:t>
-      </w:r>
-      <w:r>
-        <w:rPr>
-          <w:b w:val="0"/>
-        </w:rPr>
-        <w:t xml:space="preserve"> tracks production history; it does not prove the content is accurate or establish every legal permission.</w:t>
-      </w:r>
-    </w:p>
-    <w:p>
-      <w:pPr>
-        <w:spacing w:line="336" w:lineRule="auto" w:after="180"/>
-        <w:shd w:fill="F5F1FB"/>
-      </w:pPr>
-      <w:r>
-        <w:rPr>
-          <w:b w:val="0"/>
-        </w:rPr>
-        <w:t>Explain how omitting it could change a reader's interpretation, and write an accurate replacement.</w:t>
-      </w:r>
-    </w:p>
-    <w:p>
-      <w:pPr>
-        <w:pStyle w:val="Heading3"/>
-      </w:pPr>
-      <w:r>
-        <w:t>Teacher reasoning · W3</w:t>
-      </w:r>
-    </w:p>
-    <w:p>
-      <w:pPr>
-        <w:spacing w:line="336" w:lineRule="auto" w:after="180"/>
-        <w:shd w:fill="F1F6FC"/>
-      </w:pPr>
-      <w:r>
-        <w:rPr>
-          <w:b w:val="0"/>
-        </w:rPr>
-        <w:t xml:space="preserve">Teacher explanation: </w:t>
-      </w:r>
-      <w:r>
-        <w:rPr>
-          <w:b/>
-        </w:rPr>
-        <w:t>Provenance</w:t>
-      </w:r>
-      <w:r>
-        <w:rPr>
-          <w:b w:val="0"/>
-        </w:rPr>
-        <w:t xml:space="preserve"> tracks production history; it does not prove the content is accurate or establish every legal permission.</w:t>
-      </w:r>
-    </w:p>
-    <w:p>
-      <w:pPr>
-        <w:spacing w:line="336" w:lineRule="auto" w:after="180"/>
-        <w:shd w:fill="F1F6FC"/>
-      </w:pPr>
-      <w:r>
-        <w:rPr>
-          <w:b w:val="0"/>
-        </w:rPr>
-        <w:t xml:space="preserve">State the observed result separately from the unverified or out-of-scope claim; preserve the original </w:t>
-      </w:r>
-      <w:r>
-        <w:rPr>
-          <w:b/>
-        </w:rPr>
-        <w:t>evidence</w:t>
-      </w:r>
-      <w:r>
-        <w:rPr>
-          <w:b w:val="0"/>
-        </w:rPr>
-        <w:t xml:space="preserve"> rather than inventing a missing fact.</w:t>
-      </w:r>
-    </w:p>
-    <w:p>
-      <w:pPr>
-        <w:pStyle w:val="Heading3"/>
-      </w:pPr>
-      <w:r>
-        <w:t>W4 Apply a new case independently</w:t>
-      </w:r>
-    </w:p>
-    <w:p>
-      <w:pPr>
-        <w:pStyle w:val="Heading3"/>
-      </w:pPr>
-      <w:r>
-        <w:t>Workbook question · W4</w:t>
-      </w:r>
-    </w:p>
-    <w:p>
-      <w:pPr>
-        <w:spacing w:line="336" w:lineRule="auto" w:after="180"/>
-        <w:shd w:fill="F5F1FB"/>
-      </w:pPr>
-      <w:r>
-        <w:rPr>
-          <w:b w:val="0"/>
-        </w:rPr>
-        <w:t xml:space="preserve">A generated diagram requires two arrows and labels </w:t>
-      </w:r>
-      <w:r>
-        <w:rPr>
-          <w:b/>
-        </w:rPr>
-        <w:t>input</w:t>
-      </w:r>
-      <w:r>
-        <w:rPr>
-          <w:b w:val="0"/>
-        </w:rPr>
-        <w:t>/</w:t>
-      </w:r>
-      <w:r>
-        <w:rPr>
-          <w:b/>
-        </w:rPr>
-        <w:t>output</w:t>
-      </w:r>
-      <w:r>
-        <w:rPr>
-          <w:b w:val="0"/>
-        </w:rPr>
-        <w:t xml:space="preserve">. It has two arrows but swapped labels. Metadata records generation, yet the caption says experimental </w:t>
-      </w:r>
-      <w:r>
-        <w:rPr>
-          <w:b/>
-        </w:rPr>
-        <w:t>observation</w:t>
-      </w:r>
-      <w:r>
-        <w:rPr>
-          <w:b w:val="0"/>
-        </w:rPr>
-        <w:t>. Audit.</w:t>
-      </w:r>
-    </w:p>
-    <w:p>
-      <w:pPr>
-        <w:pStyle w:val="Heading3"/>
-      </w:pPr>
-      <w:r>
-        <w:t>Teacher reasoning · W4</w:t>
-      </w:r>
-    </w:p>
-    <w:p>
-      <w:pPr>
-        <w:spacing w:line="336" w:lineRule="auto" w:after="180"/>
-        <w:shd w:fill="F1F6FC"/>
-      </w:pPr>
-      <w:r>
-        <w:rPr>
-          <w:b w:val="0"/>
-        </w:rPr>
-        <w:t xml:space="preserve">Teacher explanation: Arrow count passes; label semantics fail. Metadata supports generation </w:t>
-      </w:r>
-      <w:r>
-        <w:rPr>
-          <w:b/>
-        </w:rPr>
-        <w:t>provenance</w:t>
-      </w:r>
-      <w:r>
-        <w:rPr>
-          <w:b w:val="0"/>
-        </w:rPr>
-        <w:t>, not observed-event authenticity; replace the caption and correct labels.</w:t>
-      </w:r>
-    </w:p>
-    <w:p>
-      <w:pPr>
-        <w:pStyle w:val="Heading3"/>
-      </w:pPr>
-      <w:r>
-        <w:t>W5 Design a revealing follow-up</w:t>
-      </w:r>
-    </w:p>
-    <w:p>
-      <w:pPr>
-        <w:pStyle w:val="Heading3"/>
-      </w:pPr>
-      <w:r>
-        <w:t>Workbook question · W5</w:t>
-      </w:r>
-    </w:p>
-    <w:p>
-      <w:pPr>
-        <w:spacing w:line="336" w:lineRule="auto" w:after="180"/>
-        <w:shd w:fill="F5F1FB"/>
-      </w:pPr>
-      <w:r>
-        <w:rPr>
-          <w:b w:val="0"/>
-        </w:rPr>
-        <w:t>For the worked scenario, propose one additional case that could reveal a failure, describe its expected outcome before running it, and explain what would need to remain fixed for a fair comparison.</w:t>
-      </w:r>
-    </w:p>
-    <w:p>
-      <w:pPr>
-        <w:spacing w:line="336" w:lineRule="auto" w:after="180"/>
-        <w:shd w:fill="F5F1FB"/>
-      </w:pPr>
-      <w:r>
-        <w:rPr>
-          <w:b w:val="0"/>
-        </w:rPr>
-        <w:t>Do not reuse W4 as a new final test after receiving feedback.</w:t>
-      </w:r>
-    </w:p>
-    <w:p>
-      <w:pPr>
-        <w:pStyle w:val="Heading3"/>
-      </w:pPr>
-      <w:r>
-        <w:t>Teacher reasoning · W5</w:t>
-      </w:r>
-    </w:p>
-    <w:p>
-      <w:pPr>
-        <w:spacing w:line="336" w:lineRule="auto" w:after="180"/>
-        <w:shd w:fill="F1F6FC"/>
-      </w:pPr>
-      <w:r>
-        <w:rPr>
-          <w:b w:val="0"/>
-        </w:rPr>
-        <w:t xml:space="preserve">Teacher explanation: Accept a concrete variant of the worked </w:t>
-      </w:r>
-      <w:r>
-        <w:rPr>
-          <w:b/>
-        </w:rPr>
-        <w:t>input</w:t>
-      </w:r>
-      <w:r>
-        <w:rPr>
-          <w:b w:val="0"/>
-        </w:rPr>
-        <w:t xml:space="preserve"> or a missing/conflicting/boundary condition, with an expectation derived from the declared procedure.</w:t>
-      </w:r>
-    </w:p>
-    <w:p>
-      <w:pPr>
-        <w:spacing w:line="336" w:lineRule="auto" w:after="180"/>
-        <w:shd w:fill="F1F6FC"/>
-      </w:pPr>
-      <w:r>
-        <w:rPr>
-          <w:b w:val="0"/>
-        </w:rPr>
-        <w:t xml:space="preserve">Require preserved </w:t>
-      </w:r>
-      <w:r>
-        <w:rPr>
-          <w:b/>
-        </w:rPr>
-        <w:t>setting</w:t>
-      </w:r>
-      <w:r>
-        <w:rPr>
-          <w:b w:val="0"/>
-        </w:rPr>
-        <w:t xml:space="preserve">s, original </w:t>
-      </w:r>
-      <w:r>
-        <w:rPr>
-          <w:b/>
-        </w:rPr>
-        <w:t>output</w:t>
-      </w:r>
-      <w:r>
-        <w:rPr>
-          <w:b w:val="0"/>
-        </w:rPr>
-        <w:t xml:space="preserve">s and data roles. </w:t>
-      </w:r>
-      <w:r>
-        <w:rPr>
-          <w:b/>
-        </w:rPr>
-        <w:t>Provenance</w:t>
-      </w:r>
-      <w:r>
-        <w:rPr>
-          <w:b w:val="0"/>
-        </w:rPr>
-        <w:t xml:space="preserve"> tracks production history; it does not prove the content is accurate or establish every legal permission.</w:t>
-      </w:r>
-    </w:p>
-    <w:p>
-      <w:pPr>
-        <w:spacing w:line="336" w:lineRule="auto" w:after="180"/>
-        <w:shd w:fill="F1F6FC"/>
-      </w:pPr>
-      <w:r>
-        <w:rPr>
-          <w:b w:val="0"/>
-        </w:rPr>
-        <w:t xml:space="preserve">The new case should test this particular </w:t>
-      </w:r>
-      <w:r>
-        <w:rPr>
-          <w:b/>
-        </w:rPr>
-        <w:t>mechanism</w:t>
-      </w:r>
-      <w:r>
-        <w:rPr>
-          <w:b w:val="0"/>
-        </w:rPr>
-        <w:t xml:space="preserve"> rather than merely restate the original result.</w:t>
-      </w:r>
-    </w:p>
-    <w:p>
-      <w:pPr>
-        <w:pStyle w:val="Heading3"/>
-      </w:pPr>
-      <w:r>
-        <w:t>Assess independent transfer</w:t>
-      </w:r>
-    </w:p>
-    <w:p>
-      <w:pPr>
-        <w:pStyle w:val="Heading3"/>
-      </w:pPr>
-      <w:r>
-        <w:t>Independent question · withhold the key</w:t>
-      </w:r>
-    </w:p>
-    <w:p>
-      <w:pPr>
-        <w:spacing w:line="336" w:lineRule="auto" w:after="180"/>
-        <w:shd w:fill="F5F1FB"/>
-      </w:pPr>
-      <w:r>
-        <w:rPr>
-          <w:b w:val="0"/>
-        </w:rPr>
-        <w:t>Selected case: A supplied drawing description says three stars are above a triangle, while a circle crosses the edge of a rectangle. The brief requires three stars above the triangle and the circle fully inside the rectangle.</w:t>
-      </w:r>
-    </w:p>
-    <w:p>
-      <w:pPr>
-        <w:spacing w:line="336" w:lineRule="auto" w:after="180"/>
-        <w:shd w:fill="F5F1FB"/>
-      </w:pPr>
-      <w:r>
-        <w:rPr>
-          <w:b w:val="0"/>
-        </w:rPr>
-        <w:t>Evaluate this description.</w:t>
-      </w:r>
-    </w:p>
-    <w:p>
-      <w:pPr>
-        <w:pStyle w:val="Heading3"/>
-      </w:pPr>
-      <w:r>
-        <w:t>Selected case answer</w:t>
-      </w:r>
-    </w:p>
-    <w:p>
-      <w:pPr>
-        <w:pStyle w:val="Heading3"/>
-      </w:pPr>
-      <w:r>
-        <w:t>Teacher key · Selected case answer</w:t>
-      </w:r>
-    </w:p>
-    <w:p>
-      <w:pPr>
-        <w:spacing w:line="336" w:lineRule="auto" w:after="180"/>
-        <w:shd w:fill="F1F6FC"/>
-      </w:pPr>
-      <w:r>
-        <w:rPr>
-          <w:b w:val="0"/>
-        </w:rPr>
-        <w:t>The supplied star count and above relation pass. Full containment fails because the circle crosses the rectangle edge. Check spatial relations as well as object presence.</w:t>
-      </w:r>
-    </w:p>
-    <w:p>
-      <w:pPr>
-        <w:spacing w:line="336" w:lineRule="auto" w:after="180"/>
-        <w:shd w:fill="F1F6FC"/>
-      </w:pPr>
-      <w:r>
-        <w:rPr>
-          <w:b w:val="0"/>
-        </w:rPr>
-        <w:t>This evaluates the supplied description, not an unseen image.</w:t>
-      </w:r>
-    </w:p>
-    <w:tbl>
-      <w:tblPr>
-        <w:tblStyle w:val="LightShading-Accent1"/>
-        <w:tblW w:type="auto" w:w="0"/>
-        <w:tblLook w:firstColumn="1" w:firstRow="1" w:lastColumn="0" w:lastRow="0" w:noHBand="0" w:noVBand="1" w:val="04A0"/>
-      </w:tblPr>
-      <w:tblGrid>
-        <w:gridCol w:w="5112"/>
-        <w:gridCol w:w="5112"/>
-      </w:tblGrid>
-      <w:tr>
-        <w:trPr>
-          <w:tblHeader/>
-        </w:trPr>
-        <w:tc>
-          <w:tcPr>
-            <w:tcW w:type="dxa" w:w="5112"/>
-          </w:tcPr>
-          <w:p>
-            <w:r>
-              <w:t>Dimension</w:t>
-            </w:r>
-          </w:p>
-        </w:tc>
-        <w:tc>
-          <w:tcPr>
-            <w:tcW w:type="dxa" w:w="5112"/>
-          </w:tcPr>
-          <w:p>
-            <w:r>
-              <w:t>Evidence required</w:t>
-            </w:r>
-          </w:p>
-        </w:tc>
-      </w:tr>
-      <w:tr>
-        <w:tc>
-          <w:tcPr>
-            <w:tcW w:type="dxa" w:w="5112"/>
-          </w:tcPr>
-          <w:p>
-            <w:r>
-              <w:t>Explanation</w:t>
-            </w:r>
-          </w:p>
-        </w:tc>
-        <w:tc>
-          <w:tcPr>
-            <w:tcW w:type="dxa" w:w="5112"/>
-          </w:tcPr>
-          <w:p>
-            <w:r>
-              <w:t>Names the applicable idea or procedure and ties it to the supplied facts.</w:t>
-            </w:r>
-          </w:p>
-        </w:tc>
-      </w:tr>
-      <w:tr>
-        <w:tc>
-          <w:tcPr>
-            <w:tcW w:type="dxa" w:w="5112"/>
-          </w:tcPr>
-          <w:p>
-            <w:r>
-              <w:t>Trace and result</w:t>
-            </w:r>
-          </w:p>
-        </w:tc>
-        <w:tc>
-          <w:tcPr>
-            <w:tcW w:type="dxa" w:w="5112"/>
-          </w:tcPr>
-          <w:p>
-            <w:r>
-              <w:t>Preserves the given inputs and shows the relevant intermediate steps; distinguishes a prediction from an observed execution.</w:t>
-            </w:r>
-          </w:p>
-        </w:tc>
-      </w:tr>
-      <w:tr>
-        <w:tc>
-          <w:tcPr>
-            <w:tcW w:type="dxa" w:w="5112"/>
-          </w:tcPr>
-          <w:p>
-            <w:r>
-              <w:t>Limits</w:t>
-            </w:r>
-          </w:p>
-        </w:tc>
-        <w:tc>
-          <w:tcPr>
-            <w:tcW w:type="dxa" w:w="5112"/>
-          </w:tcPr>
-          <w:p>
-            <w:r>
-              <w:t>States the assumptions, missing evidence or conditions under which the result would change.</w:t>
-            </w:r>
-          </w:p>
-        </w:tc>
-      </w:tr>
-    </w:tbl>
-    <w:p>
-      <w:pPr>
-        <w:pStyle w:val="Heading3"/>
-      </w:pPr>
-      <w:r>
-        <w:t>Teacher key · Selected case answer</w:t>
-      </w:r>
-    </w:p>
-    <w:p>
-      <w:pPr>
-        <w:spacing w:line="336" w:lineRule="auto" w:after="180"/>
-        <w:shd w:fill="F1F6FC"/>
-      </w:pPr>
-      <w:r>
-        <w:rPr>
-          <w:b w:val="0"/>
-        </w:rPr>
-        <w:t>Record each dimension as not yet, with support, or independent. Accept a valid alternative procedure with a defensible trace.</w:t>
-      </w:r>
-    </w:p>
-    <w:p>
-      <w:pPr>
-        <w:spacing w:line="336" w:lineRule="auto" w:after="180"/>
-        <w:shd w:fill="F1F6FC"/>
-      </w:pPr>
-      <w:r>
-        <w:rPr>
-          <w:b w:val="0"/>
-        </w:rPr>
-        <w:t xml:space="preserve">Do not penalise an honestly recorded model failure if the learner correctly explains its </w:t>
-      </w:r>
-      <w:r>
-        <w:rPr>
-          <w:b/>
-        </w:rPr>
-        <w:t>evidence</w:t>
-      </w:r>
-      <w:r>
-        <w:rPr>
-          <w:b w:val="0"/>
-        </w:rPr>
-        <w:t xml:space="preserve"> and limits.</w:t>
-      </w:r>
-    </w:p>
-    <w:p>
-      <w:pPr>
-        <w:pStyle w:val="Heading3"/>
-      </w:pPr>
-      <w:r>
-        <w:t>Feedback that the learner uses</w:t>
-      </w:r>
-    </w:p>
-    <w:p>
-      <w:pPr>
-        <w:spacing w:line="336" w:lineRule="auto" w:after="180"/>
-      </w:pPr>
-      <w:r>
-        <w:rPr>
-          <w:b w:val="0"/>
-        </w:rPr>
-        <w:t>Name the earliest unsupported step and give one action to repair it. Have the learner make that repair now and explain why. Then assess the relevant skill on a fresh, fully specified case.</w:t>
-      </w:r>
-    </w:p>
-    <w:p>
-      <w:pPr>
-        <w:spacing w:line="336" w:lineRule="auto" w:after="180"/>
-      </w:pPr>
-      <w:r>
-        <w:rPr>
-          <w:b w:val="0"/>
-        </w:rPr>
-        <w:t>Confirm it was not previously practised with feedback; solve and check the new case before assigning it. A follow-up design prompt is a starting brief, not automatically an equivalent test.</w:t>
-      </w:r>
-    </w:p>
-    <w:p>
-      <w:pPr>
-        <w:pStyle w:val="Heading1"/>
-      </w:pPr>
-      <w:r>
-        <w:t>06. Connect and extend learning</w:t>
-      </w:r>
-    </w:p>
-    <w:p>
-      <w:r>
-        <w:t>Connect Visual Composition to Verified Study Buddy, adapt support and plan a later changed-case check.</w:t>
-      </w:r>
-    </w:p>
-    <w:p>
-      <w:pPr>
-        <w:pStyle w:val="Heading3"/>
-      </w:pPr>
-      <w:r>
-        <w:t>Verified Study Buddy</w:t>
-      </w:r>
-    </w:p>
-    <w:p>
-      <w:pPr>
-        <w:spacing w:line="336" w:lineRule="auto" w:after="180"/>
-      </w:pPr>
-      <w:r>
-        <w:rPr>
-          <w:b w:val="0"/>
-        </w:rPr>
-        <w:t xml:space="preserve">Create age-fit explanatory visuals with labeled purpose and no invented documentary </w:t>
-      </w:r>
-      <w:r>
-        <w:rPr>
-          <w:b/>
-        </w:rPr>
-        <w:t>evidence</w:t>
-      </w:r>
-      <w:r>
-        <w:rPr>
-          <w:b w:val="0"/>
-        </w:rPr>
-        <w:t>.</w:t>
-      </w:r>
-    </w:p>
-    <w:p>
-      <w:pPr>
-        <w:spacing w:line="336" w:lineRule="auto" w:after="180"/>
-      </w:pPr>
-      <w:r>
-        <w:rPr>
-          <w:b w:val="0"/>
-        </w:rPr>
-        <w:t xml:space="preserve">Keep the decision, </w:t>
-      </w:r>
-      <w:r>
-        <w:rPr>
-          <w:b/>
-        </w:rPr>
-        <w:t>input</w:t>
-      </w:r>
-      <w:r>
-        <w:rPr>
-          <w:b w:val="0"/>
-        </w:rPr>
-        <w:t xml:space="preserve">, result, explanation and remaining limitation in the project </w:t>
-      </w:r>
-      <w:r>
-        <w:rPr>
-          <w:b/>
-        </w:rPr>
-        <w:t>evidence</w:t>
-      </w:r>
-      <w:r>
-        <w:rPr>
-          <w:b w:val="0"/>
-        </w:rPr>
-        <w:t xml:space="preserve"> record. Retrieve this record next week rather than restarting the project.</w:t>
-      </w:r>
-    </w:p>
-    <w:p>
-      <w:pPr>
-        <w:pStyle w:val="Heading3"/>
-      </w:pPr>
-      <w:r>
-        <w:t>Support and stretch</w:t>
-      </w:r>
-    </w:p>
-    <w:p>
-      <w:pPr>
-        <w:spacing w:line="336" w:lineRule="auto" w:after="180"/>
-      </w:pPr>
-      <w:r>
-        <w:rPr>
-          <w:b w:val="0"/>
-        </w:rPr>
-        <w:t xml:space="preserve">Provide one short approved passage; separate instruction, </w:t>
-      </w:r>
-      <w:r>
-        <w:rPr>
-          <w:b/>
-        </w:rPr>
-        <w:t>input</w:t>
-      </w:r>
-      <w:r>
-        <w:rPr>
-          <w:b w:val="0"/>
-        </w:rPr>
-        <w:t xml:space="preserve">, </w:t>
-      </w:r>
-      <w:r>
-        <w:rPr>
-          <w:b/>
-        </w:rPr>
-        <w:t>output</w:t>
-      </w:r>
-      <w:r>
-        <w:rPr>
-          <w:b w:val="0"/>
-        </w:rPr>
-        <w:t xml:space="preserve"> and </w:t>
-      </w:r>
-      <w:r>
-        <w:rPr>
-          <w:b/>
-        </w:rPr>
-        <w:t>evidence</w:t>
-      </w:r>
-      <w:r>
-        <w:rPr>
-          <w:b w:val="0"/>
-        </w:rPr>
-        <w:t>. Stretch: introduce an unsupported claim or conflicting source and validate claim by claim with a fallback.</w:t>
-      </w:r>
-    </w:p>
-    <w:p>
-      <w:pPr>
-        <w:pStyle w:val="Heading3"/>
-      </w:pPr>
-      <w:r>
-        <w:t>Exit reflection</w:t>
-      </w:r>
-    </w:p>
-    <w:p>
-      <w:pPr>
-        <w:spacing w:line="336" w:lineRule="auto" w:after="180"/>
-      </w:pPr>
-      <w:r>
-        <w:rPr>
-          <w:b w:val="0"/>
-        </w:rPr>
-        <w:t xml:space="preserve">Ask for one decision the learner can now justify and one situation requiring more </w:t>
-      </w:r>
-      <w:r>
-        <w:rPr>
-          <w:b/>
-        </w:rPr>
-        <w:t>evidence</w:t>
-      </w:r>
-      <w:r>
-        <w:rPr>
-          <w:b w:val="0"/>
-        </w:rPr>
-        <w:t xml:space="preserve"> or human review. Confidence ratings are separate from correct independent performance.</w:t>
-      </w:r>
-    </w:p>
-    <w:p>
-      <w:pPr>
-        <w:pStyle w:val="Heading3"/>
-      </w:pPr>
-      <w:r>
-        <w:t>Bridge to the next week</w:t>
-      </w:r>
-    </w:p>
-    <w:p>
-      <w:pPr>
-        <w:spacing w:line="336" w:lineRule="auto" w:after="180"/>
-      </w:pPr>
-      <w:r>
-        <w:rPr>
-          <w:b w:val="0"/>
-        </w:rPr>
-        <w:t xml:space="preserve">Next: Week 12: Speech and Audio Systems. Retrieve today’s </w:t>
-      </w:r>
-      <w:r>
-        <w:rPr>
-          <w:b/>
-        </w:rPr>
-        <w:t>evidence</w:t>
-      </w:r>
-      <w:r>
-        <w:rPr>
-          <w:b w:val="0"/>
-        </w:rPr>
-        <w:t xml:space="preserve"> and identify what carries forward and what is new.</w:t>
-      </w:r>
-    </w:p>
-    <w:p>
-      <w:pPr>
-        <w:pStyle w:val="Heading3"/>
-      </w:pPr>
-      <w:r>
-        <w:t>Support and fresh reassessment</w:t>
-      </w:r>
-    </w:p>
-    <w:p>
-      <w:pPr>
-        <w:spacing w:line="336" w:lineRule="auto" w:after="180"/>
-      </w:pPr>
-      <w:r>
-        <w:rPr>
-          <w:b w:val="0"/>
-        </w:rPr>
-        <w:t xml:space="preserve">Provide an </w:t>
-      </w:r>
-      <w:r>
-        <w:rPr>
-          <w:b/>
-        </w:rPr>
-        <w:t>input</w:t>
-      </w:r>
-      <w:r>
-        <w:rPr>
-          <w:b w:val="0"/>
-        </w:rPr>
-        <w:t>/procedure/result/limit frame and a calculator when needed. Ask students to identify the first step before completing the whole trace.</w:t>
-      </w:r>
-    </w:p>
-    <w:p>
-      <w:pPr>
-        <w:spacing w:line="336" w:lineRule="auto" w:after="180"/>
-      </w:pPr>
-      <w:r>
-        <w:rPr>
-          <w:b w:val="0"/>
-        </w:rPr>
-        <w:t xml:space="preserve">Extension: compare two concrete variants of this </w:t>
-      </w:r>
-      <w:r>
-        <w:rPr>
-          <w:b/>
-        </w:rPr>
-        <w:t>mechanism</w:t>
-      </w:r>
-      <w:r>
-        <w:rPr>
-          <w:b w:val="0"/>
-        </w:rPr>
-        <w:t xml:space="preserve"> while holding unrelated conditions fixed; report both successful and unsuccessful outcomes.</w:t>
-      </w:r>
-    </w:p>
-    <w:p>
-      <w:pPr>
-        <w:spacing w:line="336" w:lineRule="auto" w:after="180"/>
-      </w:pPr>
-      <w:r>
-        <w:rPr>
-          <w:b w:val="0"/>
-        </w:rPr>
-        <w:t xml:space="preserve">W4: Arrow count passes; label semantics fail. Metadata supports generation </w:t>
-      </w:r>
-      <w:r>
-        <w:rPr>
-          <w:b/>
-        </w:rPr>
-        <w:t>provenance</w:t>
-      </w:r>
-      <w:r>
-        <w:rPr>
-          <w:b w:val="0"/>
-        </w:rPr>
-        <w:t>, not observed-event authenticity; replace the caption and correct labels. Require intermediate reasoning and the stated scope.</w:t>
-      </w:r>
-    </w:p>
-    <w:p>
-      <w:pPr>
-        <w:spacing w:line="336" w:lineRule="auto" w:after="180"/>
-      </w:pPr>
-      <w:r>
-        <w:rPr>
-          <w:b w:val="0"/>
-        </w:rPr>
-        <w:t xml:space="preserve">Fresh retry: A generated map has three required labels but omits one and is captioned survey </w:t>
-      </w:r>
-      <w:r>
-        <w:rPr>
-          <w:b/>
-        </w:rPr>
-        <w:t>evidence</w:t>
-      </w:r>
-      <w:r>
-        <w:rPr>
-          <w:b w:val="0"/>
-        </w:rPr>
-        <w:t>. Expected reasoning: Completeness fails; generation cannot establish surveyed geography.</w:t>
-      </w:r>
-    </w:p>
-    <w:p>
-      <w:pPr>
-        <w:spacing w:line="336" w:lineRule="auto" w:after="180"/>
-      </w:pPr>
-      <w:r>
-        <w:rPr>
-          <w:b w:val="0"/>
-        </w:rPr>
-        <w:t>Use verified map data for geographical claims. If students need support, record it and reassess with another new case rather than awarding independence to a copied answer.</w:t>
-      </w:r>
-    </w:p>
-    <w:p>
-      <w:pPr>
-        <w:spacing w:line="336" w:lineRule="auto" w:after="180"/>
-      </w:pPr>
-      <w:r>
-        <w:rPr>
-          <w:b w:val="0"/>
-        </w:rPr>
-        <w:t xml:space="preserve">Next connection: Speech pipelines and multimodal </w:t>
-      </w:r>
-      <w:r>
-        <w:rPr>
-          <w:b/>
-        </w:rPr>
-        <w:t>evidence</w:t>
-      </w:r>
-      <w:r>
-        <w:rPr>
-          <w:b w:val="0"/>
-        </w:rPr>
-        <w:t xml:space="preserve">. Preserve the current case record and retrieve its </w:t>
-      </w:r>
-      <w:r>
-        <w:rPr>
-          <w:b/>
-        </w:rPr>
-        <w:t>evidence</w:t>
-      </w:r>
-      <w:r>
-        <w:rPr>
-          <w:b w:val="0"/>
-        </w:rPr>
-        <w:t xml:space="preserve"> boundary before moving on.</w:t>
-      </w:r>
-    </w:p>
-    <w:p>
-      <w:pPr>
-        <w:pStyle w:val="Heading3"/>
-      </w:pPr>
-      <w:r>
-        <w:t>Plan the delayed return</w:t>
+        <w:t xml:space="preserve"> task remains additional practice.</w:t>
+      </w:r>
+    </w:p>
+    <w:p>
+      <w:pPr>
+        <w:pStyle w:val="Heading2"/>
+      </w:pPr>
+      <w:r>
+        <w:t>Plan the delayed check</w:t>
       </w:r>
     </w:p>
     <w:p>
@@ -5380,48 +5374,188 @@
     </w:p>
     <w:p>
       <w:pPr>
+        <w:pStyle w:val="Heading2"/>
+      </w:pPr>
+      <w:r>
+        <w:t>Bridge to next week</w:t>
+      </w:r>
+    </w:p>
+    <w:p>
+      <w:pPr>
+        <w:spacing w:line="336" w:lineRule="auto" w:after="180"/>
+      </w:pPr>
+      <w:r>
+        <w:rPr>
+          <w:b w:val="0"/>
+        </w:rPr>
+        <w:t xml:space="preserve">Ask for one decision the learner can now justify and one situation requiring more </w:t>
+      </w:r>
+      <w:r>
+        <w:rPr>
+          <w:b/>
+        </w:rPr>
+        <w:t>evidence</w:t>
+      </w:r>
+      <w:r>
+        <w:rPr>
+          <w:b w:val="0"/>
+        </w:rPr>
+        <w:t xml:space="preserve"> or human review. Confidence ratings are separate from correct independent performance.</w:t>
+      </w:r>
+    </w:p>
+    <w:p>
+      <w:pPr>
+        <w:spacing w:line="336" w:lineRule="auto" w:after="180"/>
+      </w:pPr>
+      <w:r>
+        <w:rPr>
+          <w:b w:val="0"/>
+        </w:rPr>
+        <w:t xml:space="preserve">Next: Week 12: Speech and Audio Systems. Retrieve today’s </w:t>
+      </w:r>
+      <w:r>
+        <w:rPr>
+          <w:b/>
+        </w:rPr>
+        <w:t>evidence</w:t>
+      </w:r>
+      <w:r>
+        <w:rPr>
+          <w:b w:val="0"/>
+        </w:rPr>
+        <w:t xml:space="preserve"> and identify what carries forward and what is new.</w:t>
+      </w:r>
+    </w:p>
+    <w:p>
+      <w:pPr>
+        <w:spacing w:line="336" w:lineRule="auto" w:after="180"/>
+      </w:pPr>
+      <w:r>
+        <w:rPr>
+          <w:b w:val="0"/>
+        </w:rPr>
+        <w:t xml:space="preserve">Next is Week12: Speech and Audio Systems. Carry forward stage-specific </w:t>
+      </w:r>
+      <w:r>
+        <w:rPr>
+          <w:b/>
+        </w:rPr>
+        <w:t>evidence</w:t>
+      </w:r>
+      <w:r>
+        <w:rPr>
+          <w:b w:val="0"/>
+        </w:rPr>
+        <w:t xml:space="preserve"> and the distinction between a representation, a reconstruction and an original observation.</w:t>
+      </w:r>
+    </w:p>
+    <w:p>
+      <w:pPr>
+        <w:pStyle w:val="Heading2"/>
+      </w:pPr>
+      <w:r>
+        <w:t>Earlier wording, alternatives and picture transcripts · reference / check after trying</w:t>
+      </w:r>
+    </w:p>
+    <w:p>
+      <w:pPr>
+        <w:spacing w:line="336" w:lineRule="auto" w:after="180"/>
+      </w:pPr>
+      <w:r>
+        <w:rPr>
+          <w:b w:val="0"/>
+        </w:rPr>
+        <w:t>Connect and extend learning</w:t>
+      </w:r>
+    </w:p>
+    <w:p>
+      <w:pPr>
         <w:pStyle w:val="Heading3"/>
       </w:pPr>
       <w:r>
+        <w:t>Verified Study Buddy</w:t>
+      </w:r>
+    </w:p>
+    <w:p>
+      <w:pPr>
+        <w:pStyle w:val="Heading3"/>
+      </w:pPr>
+      <w:r>
+        <w:t>Support and stretch</w:t>
+      </w:r>
+    </w:p>
+    <w:p>
+      <w:pPr>
+        <w:pStyle w:val="Heading3"/>
+      </w:pPr>
+      <w:r>
+        <w:t>Exit reflection</w:t>
+      </w:r>
+    </w:p>
+    <w:p>
+      <w:pPr>
+        <w:pStyle w:val="Heading3"/>
+      </w:pPr>
+      <w:r>
+        <w:t>Bridge to the next week</w:t>
+      </w:r>
+    </w:p>
+    <w:p>
+      <w:pPr>
+        <w:pStyle w:val="Heading3"/>
+      </w:pPr>
+      <w:r>
+        <w:t>Support and fresh reassessment</w:t>
+      </w:r>
+    </w:p>
+    <w:p>
+      <w:pPr>
+        <w:pStyle w:val="Heading3"/>
+      </w:pPr>
+      <w:r>
+        <w:t>Plan the delayed return</w:t>
+      </w:r>
+    </w:p>
+    <w:p>
+      <w:pPr>
+        <w:pStyle w:val="Heading3"/>
+      </w:pPr>
+      <w:r>
         <w:t>Project evidence from this case</w:t>
       </w:r>
     </w:p>
     <w:p>
       <w:pPr>
+        <w:pStyle w:val="Heading1"/>
+      </w:pPr>
+      <w:r>
+        <w:t>Reference bank and extra practice</w:t>
+      </w:r>
+    </w:p>
+    <w:p>
+      <w:pPr>
+        <w:pStyle w:val="Heading1"/>
+      </w:pPr>
+      <w:r>
+        <w:t>07. Reference: alternative planning checklist</w:t>
+      </w:r>
+    </w:p>
+    <w:p>
+      <w:r>
+        <w:t>Use as a reminder alongside the main route rather than teaching the cycle twice.</w:t>
+      </w:r>
+    </w:p>
+    <w:p>
+      <w:pPr>
+        <w:pStyle w:val="Heading2"/>
+      </w:pPr>
+      <w:r>
+        <w:t>Preparation and schedule</w:t>
+      </w:r>
+    </w:p>
+    <w:p>
+      <w:pPr>
         <w:spacing w:line="336" w:lineRule="auto" w:after="180"/>
-      </w:pPr>
-      <w:r>
-        <w:rPr>
-          <w:b w:val="0"/>
-        </w:rPr>
-        <w:t>Create Study Buddy diagram rubrics covering counts, readable labels, containment, order and meaningful arrow direction.</w:t>
-      </w:r>
-    </w:p>
-    <w:p>
-      <w:pPr>
-        <w:pStyle w:val="Heading1"/>
-      </w:pPr>
-      <w:r>
-        <w:t>07. Prepare, teach and assess</w:t>
-      </w:r>
-    </w:p>
-    <w:p>
-      <w:r>
-        <w:t>Use this preparation summary alongside the detailed Visual Composition lesson; it is a checklist rather than a replacement for the full sequence.</w:t>
-      </w:r>
-    </w:p>
-    <w:p>
-      <w:pPr>
-        <w:pStyle w:val="Heading3"/>
-      </w:pPr>
-      <w:r>
-        <w:t>Teaching target</w:t>
-      </w:r>
-    </w:p>
-    <w:p>
-      <w:pPr>
-        <w:spacing w:line="336" w:lineRule="auto" w:after="180"/>
-        <w:shd w:fill="EDF7F3"/>
       </w:pPr>
       <w:r>
         <w:rPr>
@@ -5616,6 +5750,14 @@
     </w:tbl>
     <w:p>
       <w:pPr>
+        <w:pStyle w:val="Heading2"/>
+      </w:pPr>
+      <w:r>
+        <w:t>Practice and assessment reminders</w:t>
+      </w:r>
+    </w:p>
+    <w:p>
+      <w:pPr>
         <w:spacing w:line="336" w:lineRule="auto" w:after="180"/>
       </w:pPr>
       <w:r>
@@ -5638,16 +5780,7 @@
     </w:p>
     <w:p>
       <w:pPr>
-        <w:pStyle w:val="Heading3"/>
-      </w:pPr>
-      <w:r>
-        <w:t>Supported practice answer</w:t>
-      </w:r>
-    </w:p>
-    <w:p>
-      <w:pPr>
         <w:spacing w:line="336" w:lineRule="auto" w:after="180"/>
-        <w:shd w:fill="F1F6FC"/>
       </w:pPr>
       <w:r>
         <w:rPr>
@@ -5692,16 +5825,7 @@
     </w:p>
     <w:p>
       <w:pPr>
-        <w:pStyle w:val="Heading3"/>
-      </w:pPr>
-      <w:r>
-        <w:t>Repair the misconception</w:t>
-      </w:r>
-    </w:p>
-    <w:p>
-      <w:pPr>
         <w:spacing w:line="336" w:lineRule="auto" w:after="180"/>
-        <w:shd w:fill="FFF5E6"/>
       </w:pPr>
       <w:r>
         <w:rPr>
@@ -5724,16 +5848,7 @@
     </w:p>
     <w:p>
       <w:pPr>
-        <w:pStyle w:val="Heading3"/>
-      </w:pPr>
-      <w:r>
-        <w:t>Support without giving away the answer</w:t>
-      </w:r>
-    </w:p>
-    <w:p>
-      <w:pPr>
         <w:spacing w:line="336" w:lineRule="auto" w:after="180"/>
-        <w:shd w:fill="F1F6F8"/>
       </w:pPr>
       <w:r>
         <w:rPr>
@@ -5756,16 +5871,7 @@
     </w:p>
     <w:p>
       <w:pPr>
-        <w:pStyle w:val="Heading3"/>
-      </w:pPr>
-      <w:r>
-        <w:t>Extend the reasoning</w:t>
-      </w:r>
-    </w:p>
-    <w:p>
-      <w:pPr>
         <w:spacing w:line="336" w:lineRule="auto" w:after="180"/>
-        <w:shd w:fill="F5F1FB"/>
       </w:pPr>
       <w:r>
         <w:rPr>
@@ -5789,7 +5895,6 @@
     <w:p>
       <w:pPr>
         <w:spacing w:line="336" w:lineRule="auto" w:after="180"/>
-        <w:shd w:fill="F5F1FB"/>
       </w:pPr>
       <w:r>
         <w:rPr>
@@ -5800,16 +5905,7 @@
     </w:p>
     <w:p>
       <w:pPr>
-        <w:pStyle w:val="Heading3"/>
-      </w:pPr>
-      <w:r>
-        <w:t>Protect the independent attempt</w:t>
-      </w:r>
-    </w:p>
-    <w:p>
-      <w:pPr>
         <w:spacing w:line="336" w:lineRule="auto" w:after="180"/>
-        <w:shd w:fill="FFF5E6"/>
       </w:pPr>
       <w:r>
         <w:rPr>
@@ -6004,16 +6100,7 @@
     </w:tbl>
     <w:p>
       <w:pPr>
-        <w:pStyle w:val="Heading3"/>
-      </w:pPr>
-      <w:r>
-        <w:t>Project checkpoint</w:t>
-      </w:r>
-    </w:p>
-    <w:p>
-      <w:pPr>
         <w:spacing w:line="336" w:lineRule="auto" w:after="180"/>
-        <w:shd w:fill="EDF7F3"/>
       </w:pPr>
       <w:r>
         <w:rPr>
@@ -6074,12 +6161,20 @@
         <w:pStyle w:val="Heading1"/>
       </w:pPr>
       <w:r>
-        <w:t>08. Use feedback, labs and repair paths</w:t>
-      </w:r>
-    </w:p>
-    <w:p>
-      <w:r>
-        <w:t>Use feedback, earlier review and portfolios purposefully. Apply the coding routine only when this lesson has an executable lab.</w:t>
+        <w:t>08. Reference: feedback and records</w:t>
+      </w:r>
+    </w:p>
+    <w:p>
+      <w:r>
+        <w:t>Use digital tools where they help retain an explanation and its evidence.</w:t>
+      </w:r>
+    </w:p>
+    <w:p>
+      <w:pPr>
+        <w:pStyle w:val="Heading2"/>
+      </w:pPr>
+      <w:r>
+        <w:t>Keep practice and independent evidence separate</w:t>
       </w:r>
     </w:p>
     <w:p>
@@ -6118,10 +6213,52 @@
     </w:p>
     <w:p>
       <w:pPr>
-        <w:pStyle w:val="Heading3"/>
-      </w:pPr>
-      <w:r>
-        <w:t>For later coding lessons</w:t>
+        <w:pStyle w:val="Heading2"/>
+      </w:pPr>
+      <w:r>
+        <w:t>Repair and portfolio records</w:t>
+      </w:r>
+    </w:p>
+    <w:p>
+      <w:pPr>
+        <w:spacing w:line="336" w:lineRule="auto" w:after="180"/>
+      </w:pPr>
+      <w:r>
+        <w:rPr>
+          <w:b w:val="0"/>
+        </w:rPr>
+        <w:t>Use the earlier worked-explanation links to address a specific missing building block, then return to the current question. Adapt this suggestion after observing the learner; it is not an automatic diagnosis.</w:t>
+      </w:r>
+    </w:p>
+    <w:p>
+      <w:pPr>
+        <w:spacing w:line="336" w:lineRule="auto" w:after="180"/>
+      </w:pPr>
+      <w:r>
+        <w:rPr>
+          <w:b w:val="0"/>
+        </w:rPr>
+        <w:t xml:space="preserve">Collect the completed-work portfolio as </w:t>
+      </w:r>
+      <w:r>
+        <w:rPr>
+          <w:b/>
+        </w:rPr>
+        <w:t>evidence</w:t>
+      </w:r>
+      <w:r>
+        <w:rPr>
+          <w:b w:val="0"/>
+        </w:rPr>
+        <w:t>. Record support separately from correctness, and assess explanation, trace/test and limitations. Progress ticks and quiz selections alone do not establish mastery.</w:t>
+      </w:r>
+    </w:p>
+    <w:p>
+      <w:pPr>
+        <w:pStyle w:val="Heading2"/>
+      </w:pPr>
+      <w:r>
+        <w:t>Earlier wording, alternatives and picture transcripts · reference / check after trying</w:t>
       </w:r>
     </w:p>
     <w:p>
@@ -6132,7 +6269,6 @@
     <w:p>
       <w:pPr>
         <w:spacing w:line="336" w:lineRule="auto" w:after="180"/>
-        <w:shd w:fill="F1F6F8"/>
       </w:pPr>
       <w:r>
         <w:rPr>
@@ -6155,77 +6291,20 @@
     </w:p>
     <w:p>
       <w:pPr>
-        <w:spacing w:line="336" w:lineRule="auto" w:after="180"/>
-      </w:pPr>
-      <w:r>
-        <w:rPr>
-          <w:b w:val="0"/>
-        </w:rPr>
-        <w:t>Use the earlier worked-explanation links to address a specific missing building block, then return to the current question. Adapt this suggestion after observing the learner; it is not an automatic diagnosis.</w:t>
-      </w:r>
-    </w:p>
-    <w:p>
-      <w:pPr>
-        <w:spacing w:line="336" w:lineRule="auto" w:after="180"/>
-      </w:pPr>
-      <w:r>
-        <w:rPr>
-          <w:b w:val="0"/>
-        </w:rPr>
-        <w:t xml:space="preserve">Collect the completed-work portfolio as </w:t>
-      </w:r>
-      <w:r>
-        <w:rPr>
-          <w:b/>
-        </w:rPr>
-        <w:t>evidence</w:t>
-      </w:r>
-      <w:r>
-        <w:rPr>
-          <w:b w:val="0"/>
-        </w:rPr>
-        <w:t>. Record support separately from correctness, and assess explanation, trace/test and limitations. Progress ticks and quiz selections alone do not establish mastery.</w:t>
-      </w:r>
-    </w:p>
-    <w:p>
-      <w:pPr>
         <w:pStyle w:val="Heading1"/>
       </w:pPr>
       <w:r>
-        <w:t>09. Visual concept journey</w:t>
-      </w:r>
-    </w:p>
-    <w:p>
-      <w:r>
-        <w:t>Show one Visual Composition graphic at a time, request a prediction and discuss its trace before the independent assessment.</w:t>
-      </w:r>
-    </w:p>
-    <w:p>
-      <w:pPr>
-        <w:spacing w:line="336" w:lineRule="auto" w:after="180"/>
-      </w:pPr>
-      <w:r>
-        <w:rPr>
-          <w:b w:val="0"/>
-        </w:rPr>
-        <w:t xml:space="preserve">Use one picture at a time. Hide a worked result before asking for a </w:t>
-      </w:r>
-      <w:r>
-        <w:rPr>
-          <w:b/>
-        </w:rPr>
-        <w:t>prediction</w:t>
-      </w:r>
-      <w:r>
-        <w:rPr>
-          <w:b w:val="0"/>
-        </w:rPr>
-        <w:t>, then reveal it for feedback. These are supported teaching cases; retain the separate independent assessment for a fresh first attempt.</w:t>
-      </w:r>
-    </w:p>
-    <w:p>
-      <w:pPr>
-        <w:pStyle w:val="Heading3"/>
+        <w:t>09. Reference: teach with the six pictures</w:t>
+      </w:r>
+    </w:p>
+    <w:p>
+      <w:r>
+        <w:t>Choose the picture for the teaching move and connect it to the explanation.</w:t>
+      </w:r>
+    </w:p>
+    <w:p>
+      <w:pPr>
+        <w:pStyle w:val="Heading2"/>
       </w:pPr>
       <w:r>
         <w:t>01. Visual Composition: the case</w:t>
@@ -6236,7 +6315,7 @@
         <w:drawing>
           <wp:inline xmlns:a="http://schemas.openxmlformats.org/drawingml/2006/main" xmlns:pic="http://schemas.openxmlformats.org/drawingml/2006/picture">
             <wp:extent cx="5486400" cy="2990088"/>
-            <wp:docPr id="2" name="Picture 2" descr="A fictional Study Buddy requests a science-poster layout, then audits a supplied drawing description. Supplied facts: Brief: exactly two labelled bottles left of one beaker; one arrow from bottles toward beaker. Supplied drawing description: two labelled bottles are right of a beaker; an arrow points from beaker toward bottles."/>
+            <wp:docPr id="4" name="Picture 4" descr="A fictional Study Buddy requests a science-poster layout, then audits a supplied drawing description. Supplied facts: Brief: exactly two labelled bottles left of one beaker; one arrow from bottles toward beaker. Supplied drawing description: two labelled bottles are right of a beaker; an arrow points from beaker toward bottles."/>
             <wp:cNvGraphicFramePr>
               <a:graphicFrameLocks noChangeAspect="1"/>
             </wp:cNvGraphicFramePr>
@@ -6248,7 +6327,7 @@
                     <pic:cNvPicPr/>
                   </pic:nvPicPr>
                   <pic:blipFill>
-                    <a:blip r:embed="rId10"/>
+                    <a:blip r:embed="rId12"/>
                     <a:stretch>
                       <a:fillRect/>
                     </a:stretch>
@@ -6292,7 +6371,6 @@
     <w:p>
       <w:pPr>
         <w:spacing w:line="336" w:lineRule="auto" w:after="180"/>
-        <w:shd w:fill="F5F1FB"/>
       </w:pPr>
       <w:r>
         <w:rPr>
@@ -6303,16 +6381,7 @@
     </w:p>
     <w:p>
       <w:pPr>
-        <w:pStyle w:val="Heading3"/>
-      </w:pPr>
-      <w:r>
-        <w:t>Discuss while showing the picture</w:t>
-      </w:r>
-    </w:p>
-    <w:p>
-      <w:pPr>
         <w:spacing w:line="336" w:lineRule="auto" w:after="180"/>
-        <w:shd w:fill="F1F6F8"/>
       </w:pPr>
       <w:r>
         <w:rPr>
@@ -6323,7 +6392,7 @@
     </w:p>
     <w:p>
       <w:pPr>
-        <w:pStyle w:val="Heading3"/>
+        <w:pStyle w:val="Heading2"/>
       </w:pPr>
       <w:r>
         <w:t>02. Follow the deciding steps</w:t>
@@ -6334,7 +6403,7 @@
         <w:drawing>
           <wp:inline xmlns:a="http://schemas.openxmlformats.org/drawingml/2006/main" xmlns:pic="http://schemas.openxmlformats.org/drawingml/2006/picture">
             <wp:extent cx="5486400" cy="4005072"/>
-            <wp:docPr id="3" name="Picture 3" descr="Count objects: Two bottles and one beaker satisfy the count requirement. → Check position: Bottles on the right fail the required left-of relation. → Check direction: Arrow from beaker to bottles reverses the required flow. → Repair brief: Specify bottles-left, beaker-right, arrow left-to-right; verify the revised output."/>
+            <wp:docPr id="5" name="Picture 5" descr="Count objects: Two bottles and one beaker satisfy the count requirement. → Check position: Bottles on the right fail the required left-of relation. → Check direction: Arrow from beaker to bottles reverses the required flow. → Repair brief: Specify bottles-left, beaker-right, arrow left-to-right; verify the revised output."/>
             <wp:cNvGraphicFramePr>
               <a:graphicFrameLocks noChangeAspect="1"/>
             </wp:cNvGraphicFramePr>
@@ -6346,7 +6415,7 @@
                     <pic:cNvPicPr/>
                   </pic:nvPicPr>
                   <pic:blipFill>
-                    <a:blip r:embed="rId11"/>
+                    <a:blip r:embed="rId10"/>
                     <a:stretch>
                       <a:fillRect/>
                     </a:stretch>
@@ -6391,7 +6460,6 @@
     <w:p>
       <w:pPr>
         <w:spacing w:line="336" w:lineRule="auto" w:after="180"/>
-        <w:shd w:fill="F5F1FB"/>
       </w:pPr>
       <w:r>
         <w:rPr>
@@ -6414,16 +6482,7 @@
     </w:p>
     <w:p>
       <w:pPr>
-        <w:pStyle w:val="Heading3"/>
-      </w:pPr>
-      <w:r>
-        <w:t>Discuss while showing the picture</w:t>
-      </w:r>
-    </w:p>
-    <w:p>
-      <w:pPr>
         <w:spacing w:line="336" w:lineRule="auto" w:after="180"/>
-        <w:shd w:fill="F1F6F8"/>
       </w:pPr>
       <w:r>
         <w:rPr>
@@ -6446,7 +6505,7 @@
     </w:p>
     <w:p>
       <w:pPr>
-        <w:pStyle w:val="Heading3"/>
+        <w:pStyle w:val="Heading2"/>
       </w:pPr>
       <w:r>
         <w:t>03. Image generation and provenance — evidence trace</w:t>
@@ -6457,7 +6516,7 @@
         <w:drawing>
           <wp:inline xmlns:a="http://schemas.openxmlformats.org/drawingml/2006/main" xmlns:pic="http://schemas.openxmlformats.org/drawingml/2006/picture">
             <wp:extent cx="5486400" cy="2843784"/>
-            <wp:docPr id="4" name="Picture 4" descr="Image generation and provenance — evidence trace. A fictional poster requires exactly three labelled circles. Generated image shows four circles and one unreadable label. A caption calls it a photograph of a real lesson. | Keep a provenance record containing specification, tool/version when known, generation date, edits, permissions and intended use. | It fails count and label criteria; the photograph claim is unsupported. Record it as a generated fictional illustration and revise or reject before use."/>
+            <wp:docPr id="6" name="Picture 6" descr="Image generation and provenance — evidence trace. A fictional poster requires exactly three labelled circles. Generated image shows four circles and one unreadable label. A caption calls it a photograph of a real lesson. | Keep a provenance record containing specification, tool/version when known, generation date, edits, permissions and intended use. | It fails count and label criteria; the photograph claim is unsupported. Record it as a generated fictional illustration and revise or reject before use."/>
             <wp:cNvGraphicFramePr>
               <a:graphicFrameLocks noChangeAspect="1"/>
             </wp:cNvGraphicFramePr>
@@ -6469,7 +6528,7 @@
                     <pic:cNvPicPr/>
                   </pic:nvPicPr>
                   <pic:blipFill>
-                    <a:blip r:embed="rId12"/>
+                    <a:blip r:embed="rId13"/>
                     <a:stretch>
                       <a:fillRect/>
                     </a:stretch>
@@ -6560,7 +6619,6 @@
     <w:p>
       <w:pPr>
         <w:spacing w:line="336" w:lineRule="auto" w:after="180"/>
-        <w:shd w:fill="F5F1FB"/>
       </w:pPr>
       <w:r>
         <w:rPr>
@@ -6583,16 +6641,7 @@
     </w:p>
     <w:p>
       <w:pPr>
-        <w:pStyle w:val="Heading3"/>
-      </w:pPr>
-      <w:r>
-        <w:t>Discuss while showing the picture</w:t>
-      </w:r>
-    </w:p>
-    <w:p>
-      <w:pPr>
         <w:spacing w:line="336" w:lineRule="auto" w:after="180"/>
-        <w:shd w:fill="F1F6F8"/>
       </w:pPr>
       <w:r>
         <w:rPr>
@@ -6615,7 +6664,7 @@
     </w:p>
     <w:p>
       <w:pPr>
-        <w:pStyle w:val="Heading3"/>
+        <w:pStyle w:val="Heading2"/>
       </w:pPr>
       <w:r>
         <w:t>04. Change one thing. Trace what follows.</w:t>
@@ -6626,7 +6675,7 @@
         <w:drawing>
           <wp:inline xmlns:a="http://schemas.openxmlformats.org/drawingml/2006/main" xmlns:pic="http://schemas.openxmlformats.org/drawingml/2006/picture">
             <wp:extent cx="5486400" cy="3179064"/>
-            <wp:docPr id="5" name="Picture 5" descr="Original case: Specify bottles-left, beaker-right, arrow left-to-right; verify the revised output. Changed condition: Move bottles left of the beaker but keep the arrow pointing from beaker toward bottles. Expected result: Position now passes; arrow direction still fails. Reason: Changing object placement does not automatically reverse an arrow’s semantic source and destination."/>
+            <wp:docPr id="7" name="Picture 7" descr="Original case: Specify bottles-left, beaker-right, arrow left-to-right; verify the revised output. Changed condition: Move bottles left of the beaker but keep the arrow pointing from beaker toward bottles. Expected result: Position now passes; arrow direction still fails. Reason: Changing object placement does not automatically reverse an arrow’s semantic source and destination."/>
             <wp:cNvGraphicFramePr>
               <a:graphicFrameLocks noChangeAspect="1"/>
             </wp:cNvGraphicFramePr>
@@ -6638,7 +6687,7 @@
                     <pic:cNvPicPr/>
                   </pic:nvPicPr>
                   <pic:blipFill>
-                    <a:blip r:embed="rId13"/>
+                    <a:blip r:embed="rId14"/>
                     <a:stretch>
                       <a:fillRect/>
                     </a:stretch>
@@ -6694,7 +6743,6 @@
     <w:p>
       <w:pPr>
         <w:spacing w:line="336" w:lineRule="auto" w:after="180"/>
-        <w:shd w:fill="F5F1FB"/>
       </w:pPr>
       <w:r>
         <w:rPr>
@@ -6705,16 +6753,7 @@
     </w:p>
     <w:p>
       <w:pPr>
-        <w:pStyle w:val="Heading3"/>
-      </w:pPr>
-      <w:r>
-        <w:t>Discuss while showing the picture</w:t>
-      </w:r>
-    </w:p>
-    <w:p>
-      <w:pPr>
         <w:spacing w:line="336" w:lineRule="auto" w:after="180"/>
-        <w:shd w:fill="F1F6F8"/>
       </w:pPr>
       <w:r>
         <w:rPr>
@@ -6726,7 +6765,6 @@
     <w:p>
       <w:pPr>
         <w:spacing w:line="336" w:lineRule="auto" w:after="180"/>
-        <w:shd w:fill="F1F6F8"/>
       </w:pPr>
       <w:r>
         <w:rPr>
@@ -6737,7 +6775,7 @@
     </w:p>
     <w:p>
       <w:pPr>
-        <w:pStyle w:val="Heading3"/>
+        <w:pStyle w:val="Heading2"/>
       </w:pPr>
       <w:r>
         <w:t>05. Connect the explanation to its limit</w:t>
@@ -6748,7 +6786,7 @@
         <w:drawing>
           <wp:inline xmlns:a="http://schemas.openxmlformats.org/drawingml/2006/main" xmlns:pic="http://schemas.openxmlformats.org/drawingml/2006/picture">
             <wp:extent cx="5486400" cy="2834640"/>
-            <wp:docPr id="6" name="Picture 6" descr="Having every requested object is not the same as conveying the requested relationship. Position and arrow direction can change a scientific explanation while object counts remain correct. Audit the provided description honestly: no actual image was supplied, so this evaluation concerns its stated layout rather than a claimed visual inspection. Limit: A compliant layout does not by itself verify the chemistry or procedure represented; content needs source checking."/>
+            <wp:docPr id="8" name="Picture 8" descr="Having every requested object is not the same as conveying the requested relationship. Position and arrow direction can change a scientific explanation while object counts remain correct. Audit the provided description honestly: no actual image was supplied, so this evaluation concerns its stated layout rather than a claimed visual inspection. Limit: A compliant layout does not by itself verify the chemistry or procedure represented; content needs source checking."/>
             <wp:cNvGraphicFramePr>
               <a:graphicFrameLocks noChangeAspect="1"/>
             </wp:cNvGraphicFramePr>
@@ -6760,7 +6798,7 @@
                     <pic:cNvPicPr/>
                   </pic:nvPicPr>
                   <pic:blipFill>
-                    <a:blip r:embed="rId14"/>
+                    <a:blip r:embed="rId15"/>
                     <a:stretch>
                       <a:fillRect/>
                     </a:stretch>
@@ -6827,7 +6865,6 @@
     <w:p>
       <w:pPr>
         <w:spacing w:line="336" w:lineRule="auto" w:after="180"/>
-        <w:shd w:fill="F5F1FB"/>
       </w:pPr>
       <w:r>
         <w:rPr>
@@ -6838,16 +6875,7 @@
     </w:p>
     <w:p>
       <w:pPr>
-        <w:pStyle w:val="Heading3"/>
-      </w:pPr>
-      <w:r>
-        <w:t>Discuss while showing the picture</w:t>
-      </w:r>
-    </w:p>
-    <w:p>
-      <w:pPr>
         <w:spacing w:line="336" w:lineRule="auto" w:after="180"/>
-        <w:shd w:fill="F1F6F8"/>
       </w:pPr>
       <w:r>
         <w:rPr>
@@ -6859,7 +6887,6 @@
     <w:p>
       <w:pPr>
         <w:spacing w:line="336" w:lineRule="auto" w:after="180"/>
-        <w:shd w:fill="F1F6F8"/>
       </w:pPr>
       <w:r>
         <w:rPr>
@@ -6870,7 +6897,7 @@
     </w:p>
     <w:p>
       <w:pPr>
-        <w:pStyle w:val="Heading3"/>
+        <w:pStyle w:val="Heading2"/>
       </w:pPr>
       <w:r>
         <w:t>06. Make the idea visible in your project</w:t>
@@ -6881,7 +6908,7 @@
         <w:drawing>
           <wp:inline xmlns:a="http://schemas.openxmlformats.org/drawingml/2006/main" xmlns:pic="http://schemas.openxmlformats.org/drawingml/2006/picture">
             <wp:extent cx="5486400" cy="3380232"/>
-            <wp:docPr id="7" name="Picture 7" descr="Create Study Buddy diagram rubrics covering counts, readable labels, containment, order and meaningful arrow direction. Draw your input, deciding step, result and limit. Supported question: Which checks pass after that single change, and what still needs repair?"/>
+            <wp:docPr id="9" name="Picture 9" descr="Create Study Buddy diagram rubrics covering counts, readable labels, containment, order and meaningful arrow direction. Draw your input, deciding step, result and limit. Supported question: Which checks pass after that single change, and what still needs repair?"/>
             <wp:cNvGraphicFramePr>
               <a:graphicFrameLocks noChangeAspect="1"/>
             </wp:cNvGraphicFramePr>
@@ -6893,7 +6920,7 @@
                     <pic:cNvPicPr/>
                   </pic:nvPicPr>
                   <pic:blipFill>
-                    <a:blip r:embed="rId15"/>
+                    <a:blip r:embed="rId16"/>
                     <a:stretch>
                       <a:fillRect/>
                     </a:stretch>
@@ -6949,7 +6976,6 @@
     <w:p>
       <w:pPr>
         <w:spacing w:line="336" w:lineRule="auto" w:after="180"/>
-        <w:shd w:fill="F5F1FB"/>
       </w:pPr>
       <w:r>
         <w:rPr>
@@ -6972,46 +6998,115 @@
     </w:p>
     <w:p>
       <w:pPr>
+        <w:spacing w:line="336" w:lineRule="auto" w:after="180"/>
+      </w:pPr>
+      <w:r>
+        <w:rPr>
+          <w:b w:val="0"/>
+        </w:rPr>
+        <w:t xml:space="preserve">Teacher prompt: Draw your project trace and justify the deciding step using </w:t>
+      </w:r>
+      <w:r>
+        <w:rPr>
+          <w:b/>
+        </w:rPr>
+        <w:t>evidence</w:t>
+      </w:r>
+      <w:r>
+        <w:rPr>
+          <w:b w:val="0"/>
+        </w:rPr>
+        <w:t>. Ask learners to describe one label or arrow in ordinary words. Use the adjacent transcript if the image is difficult to see.</w:t>
+      </w:r>
+    </w:p>
+    <w:p>
+      <w:pPr>
+        <w:spacing w:line="336" w:lineRule="auto" w:after="180"/>
+      </w:pPr>
+      <w:r>
+        <w:rPr>
+          <w:b w:val="0"/>
+        </w:rPr>
+        <w:t>Supported practice key: Counts and left-of position pass. Direction still fails: arrow must originate at bottles and point toward beaker.</w:t>
+      </w:r>
+    </w:p>
+    <w:p>
+      <w:pPr>
+        <w:pStyle w:val="Heading2"/>
+      </w:pPr>
+      <w:r>
+        <w:t>Earlier wording, alternatives and picture transcripts · reference / check after trying</w:t>
+      </w:r>
+    </w:p>
+    <w:p>
+      <w:pPr>
+        <w:spacing w:line="336" w:lineRule="auto" w:after="180"/>
+      </w:pPr>
+      <w:r>
+        <w:rPr>
+          <w:b w:val="0"/>
+        </w:rPr>
+        <w:t xml:space="preserve">Use one picture at a time. Hide a worked result before asking for a </w:t>
+      </w:r>
+      <w:r>
+        <w:rPr>
+          <w:b/>
+        </w:rPr>
+        <w:t>prediction</w:t>
+      </w:r>
+      <w:r>
+        <w:rPr>
+          <w:b w:val="0"/>
+        </w:rPr>
+        <w:t>, then reveal it for feedback. These are supported teaching cases; retain the separate independent assessment for a fresh first attempt.</w:t>
+      </w:r>
+    </w:p>
+    <w:p>
+      <w:pPr>
         <w:pStyle w:val="Heading3"/>
       </w:pPr>
       <w:r>
-        <w:t>Discuss while showing the picture</w:t>
-      </w:r>
-    </w:p>
-    <w:p>
-      <w:pPr>
-        <w:spacing w:line="336" w:lineRule="auto" w:after="180"/>
-        <w:shd w:fill="F1F6F8"/>
-      </w:pPr>
-      <w:r>
-        <w:rPr>
-          <w:b w:val="0"/>
-        </w:rPr>
-        <w:t xml:space="preserve">Teacher prompt: Draw your project trace and justify the deciding step using </w:t>
-      </w:r>
-      <w:r>
-        <w:rPr>
-          <w:b/>
-        </w:rPr>
-        <w:t>evidence</w:t>
-      </w:r>
-      <w:r>
-        <w:rPr>
-          <w:b w:val="0"/>
-        </w:rPr>
-        <w:t>. Ask learners to describe one label or arrow in ordinary words. Use the adjacent transcript if the image is difficult to see.</w:t>
-      </w:r>
-    </w:p>
-    <w:p>
-      <w:pPr>
-        <w:spacing w:line="336" w:lineRule="auto" w:after="180"/>
-        <w:shd w:fill="F1F6F8"/>
-      </w:pPr>
-      <w:r>
-        <w:rPr>
-          <w:b w:val="0"/>
-        </w:rPr>
-        <w:t>Supported practice key: Counts and left-of position pass. Direction still fails: arrow must originate at bottles and point toward beaker.</w:t>
+        <w:t>01. Visual Composition: the case</w:t>
+      </w:r>
+    </w:p>
+    <w:p>
+      <w:pPr>
+        <w:pStyle w:val="Heading3"/>
+      </w:pPr>
+      <w:r>
+        <w:t>02. Follow the deciding steps</w:t>
+      </w:r>
+    </w:p>
+    <w:p>
+      <w:pPr>
+        <w:pStyle w:val="Heading3"/>
+      </w:pPr>
+      <w:r>
+        <w:t>03. Image generation and provenance — evidence trace</w:t>
+      </w:r>
+    </w:p>
+    <w:p>
+      <w:pPr>
+        <w:pStyle w:val="Heading3"/>
+      </w:pPr>
+      <w:r>
+        <w:t>04. Change one thing. Trace what follows.</w:t>
+      </w:r>
+    </w:p>
+    <w:p>
+      <w:pPr>
+        <w:pStyle w:val="Heading3"/>
+      </w:pPr>
+      <w:r>
+        <w:t>05. Connect the explanation to its limit</w:t>
+      </w:r>
+    </w:p>
+    <w:p>
+      <w:pPr>
+        <w:pStyle w:val="Heading3"/>
+      </w:pPr>
+      <w:r>
+        <w:t>06. Make the idea visible in your project</w:t>
       </w:r>
     </w:p>
     <w:sectPr>
